--- a/reports/BAO_CAO_DO_AN_GOEMOTIONS_IEEE.docx
+++ b/reports/BAO_CAO_DO_AN_GOEMOTIONS_IEEE.docx
@@ -311,7 +311,7 @@
         <w:pStyle w:val="Heading1"/>
         <w:pageBreakBefore w:val="0"/>
       </w:pPr>
-      <w:bookmarkStart w:id="0" w:name="_Toc242421747"/>
+      <w:bookmarkStart w:id="0" w:name="_Toc242423189"/>
       <w:r>
         <w:lastRenderedPageBreak/>
         <w:t>LỜI CẢM ƠN</w:t>
@@ -330,7 +330,7 @@
       <w:pPr>
         <w:pStyle w:val="Heading1"/>
       </w:pPr>
-      <w:bookmarkStart w:id="1" w:name="_Toc242421748"/>
+      <w:bookmarkStart w:id="1" w:name="_Toc242423190"/>
       <w:r>
         <w:lastRenderedPageBreak/>
         <w:t>TÓM TẮT</w:t>
@@ -377,7 +377,7 @@
       <w:pPr>
         <w:pStyle w:val="Heading1"/>
       </w:pPr>
-      <w:bookmarkStart w:id="2" w:name="_Toc242421749"/>
+      <w:bookmarkStart w:id="2" w:name="_Toc242423191"/>
       <w:r>
         <w:lastRenderedPageBreak/>
         <w:t>MỤC LỤC</w:t>
@@ -407,7 +407,7 @@
       <w:r>
         <w:fldChar w:fldCharType="separate"/>
       </w:r>
-      <w:hyperlink w:anchor="_Toc242421747" w:history="1">
+      <w:hyperlink w:anchor="_Toc242423189" w:history="1">
         <w:r>
           <w:rPr>
             <w:rStyle w:val="Hyperlink"/>
@@ -435,7 +435,7 @@
             <w:noProof/>
             <w:webHidden/>
           </w:rPr>
-          <w:instrText xml:space="preserve"> PAGEREF _Toc242421747 \h </w:instrText>
+          <w:instrText xml:space="preserve"> PAGEREF _Toc242423189 \h </w:instrText>
         </w:r>
         <w:r>
           <w:rPr>
@@ -480,7 +480,7 @@
           <w14:ligatures w14:val="standardContextual"/>
         </w:rPr>
       </w:pPr>
-      <w:hyperlink w:anchor="_Toc242421748" w:history="1">
+      <w:hyperlink w:anchor="_Toc242423190" w:history="1">
         <w:r>
           <w:rPr>
             <w:rStyle w:val="Hyperlink"/>
@@ -508,7 +508,7 @@
             <w:noProof/>
             <w:webHidden/>
           </w:rPr>
-          <w:instrText xml:space="preserve"> PAGEREF _Toc242421748 \h </w:instrText>
+          <w:instrText xml:space="preserve"> PAGEREF _Toc242423190 \h </w:instrText>
         </w:r>
         <w:r>
           <w:rPr>
@@ -553,7 +553,7 @@
           <w14:ligatures w14:val="standardContextual"/>
         </w:rPr>
       </w:pPr>
-      <w:hyperlink w:anchor="_Toc242421749" w:history="1">
+      <w:hyperlink w:anchor="_Toc242423191" w:history="1">
         <w:r>
           <w:rPr>
             <w:rStyle w:val="Hyperlink"/>
@@ -581,7 +581,7 @@
             <w:noProof/>
             <w:webHidden/>
           </w:rPr>
-          <w:instrText xml:space="preserve"> PAGEREF _Toc242421749 \h </w:instrText>
+          <w:instrText xml:space="preserve"> PAGEREF _Toc242423191 \h </w:instrText>
         </w:r>
         <w:r>
           <w:rPr>
@@ -626,7 +626,7 @@
           <w14:ligatures w14:val="standardContextual"/>
         </w:rPr>
       </w:pPr>
-      <w:hyperlink w:anchor="_Toc242421750" w:history="1">
+      <w:hyperlink w:anchor="_Toc242423192" w:history="1">
         <w:r>
           <w:rPr>
             <w:rStyle w:val="Hyperlink"/>
@@ -654,7 +654,7 @@
             <w:noProof/>
             <w:webHidden/>
           </w:rPr>
-          <w:instrText xml:space="preserve"> PAGEREF _Toc242421750 \h </w:instrText>
+          <w:instrText xml:space="preserve"> PAGEREF _Toc242423192 \h </w:instrText>
         </w:r>
         <w:r>
           <w:rPr>
@@ -699,7 +699,7 @@
           <w14:ligatures w14:val="standardContextual"/>
         </w:rPr>
       </w:pPr>
-      <w:hyperlink w:anchor="_Toc242421751" w:history="1">
+      <w:hyperlink w:anchor="_Toc242423193" w:history="1">
         <w:r>
           <w:rPr>
             <w:rStyle w:val="Hyperlink"/>
@@ -727,7 +727,7 @@
             <w:noProof/>
             <w:webHidden/>
           </w:rPr>
-          <w:instrText xml:space="preserve"> PAGEREF _Toc242421751 \h </w:instrText>
+          <w:instrText xml:space="preserve"> PAGEREF _Toc242423193 \h </w:instrText>
         </w:r>
         <w:r>
           <w:rPr>
@@ -772,7 +772,7 @@
           <w14:ligatures w14:val="standardContextual"/>
         </w:rPr>
       </w:pPr>
-      <w:hyperlink w:anchor="_Toc242421752" w:history="1">
+      <w:hyperlink w:anchor="_Toc242423194" w:history="1">
         <w:r>
           <w:rPr>
             <w:rStyle w:val="Hyperlink"/>
@@ -800,7 +800,7 @@
             <w:noProof/>
             <w:webHidden/>
           </w:rPr>
-          <w:instrText xml:space="preserve"> PAGEREF _Toc242421752 \h </w:instrText>
+          <w:instrText xml:space="preserve"> PAGEREF _Toc242423194 \h </w:instrText>
         </w:r>
         <w:r>
           <w:rPr>
@@ -845,7 +845,7 @@
           <w14:ligatures w14:val="standardContextual"/>
         </w:rPr>
       </w:pPr>
-      <w:hyperlink w:anchor="_Toc242421753" w:history="1">
+      <w:hyperlink w:anchor="_Toc242423195" w:history="1">
         <w:r>
           <w:rPr>
             <w:rStyle w:val="Hyperlink"/>
@@ -873,7 +873,7 @@
             <w:noProof/>
             <w:webHidden/>
           </w:rPr>
-          <w:instrText xml:space="preserve"> PAGEREF _Toc242421753 \h </w:instrText>
+          <w:instrText xml:space="preserve"> PAGEREF _Toc242423195 \h </w:instrText>
         </w:r>
         <w:r>
           <w:rPr>
@@ -918,7 +918,7 @@
           <w14:ligatures w14:val="standardContextual"/>
         </w:rPr>
       </w:pPr>
-      <w:hyperlink w:anchor="_Toc242421754" w:history="1">
+      <w:hyperlink w:anchor="_Toc242423196" w:history="1">
         <w:r>
           <w:rPr>
             <w:rStyle w:val="Hyperlink"/>
@@ -946,7 +946,7 @@
             <w:noProof/>
             <w:webHidden/>
           </w:rPr>
-          <w:instrText xml:space="preserve"> PAGEREF _Toc242421754 \h </w:instrText>
+          <w:instrText xml:space="preserve"> PAGEREF _Toc242423196 \h </w:instrText>
         </w:r>
         <w:r>
           <w:rPr>
@@ -991,7 +991,7 @@
           <w14:ligatures w14:val="standardContextual"/>
         </w:rPr>
       </w:pPr>
-      <w:hyperlink w:anchor="_Toc242421755" w:history="1">
+      <w:hyperlink w:anchor="_Toc242423197" w:history="1">
         <w:r>
           <w:rPr>
             <w:rStyle w:val="Hyperlink"/>
@@ -1019,7 +1019,7 @@
             <w:noProof/>
             <w:webHidden/>
           </w:rPr>
-          <w:instrText xml:space="preserve"> PAGEREF _Toc242421755 \h </w:instrText>
+          <w:instrText xml:space="preserve"> PAGEREF _Toc242423197 \h </w:instrText>
         </w:r>
         <w:r>
           <w:rPr>
@@ -1064,7 +1064,7 @@
           <w14:ligatures w14:val="standardContextual"/>
         </w:rPr>
       </w:pPr>
-      <w:hyperlink w:anchor="_Toc242421756" w:history="1">
+      <w:hyperlink w:anchor="_Toc242423198" w:history="1">
         <w:r>
           <w:rPr>
             <w:rStyle w:val="Hyperlink"/>
@@ -1092,7 +1092,7 @@
             <w:noProof/>
             <w:webHidden/>
           </w:rPr>
-          <w:instrText xml:space="preserve"> PAGEREF _Toc242421756 \h </w:instrText>
+          <w:instrText xml:space="preserve"> PAGEREF _Toc242423198 \h </w:instrText>
         </w:r>
         <w:r>
           <w:rPr>
@@ -1137,7 +1137,7 @@
           <w14:ligatures w14:val="standardContextual"/>
         </w:rPr>
       </w:pPr>
-      <w:hyperlink w:anchor="_Toc242421757" w:history="1">
+      <w:hyperlink w:anchor="_Toc242423199" w:history="1">
         <w:r>
           <w:rPr>
             <w:rStyle w:val="Hyperlink"/>
@@ -1165,7 +1165,7 @@
             <w:noProof/>
             <w:webHidden/>
           </w:rPr>
-          <w:instrText xml:space="preserve"> PAGEREF _Toc242421757 \h </w:instrText>
+          <w:instrText xml:space="preserve"> PAGEREF _Toc242423199 \h </w:instrText>
         </w:r>
         <w:r>
           <w:rPr>
@@ -1210,7 +1210,7 @@
           <w14:ligatures w14:val="standardContextual"/>
         </w:rPr>
       </w:pPr>
-      <w:hyperlink w:anchor="_Toc242421758" w:history="1">
+      <w:hyperlink w:anchor="_Toc242423200" w:history="1">
         <w:r>
           <w:rPr>
             <w:rStyle w:val="Hyperlink"/>
@@ -1238,7 +1238,7 @@
             <w:noProof/>
             <w:webHidden/>
           </w:rPr>
-          <w:instrText xml:space="preserve"> PAGEREF _Toc242421758 \h </w:instrText>
+          <w:instrText xml:space="preserve"> PAGEREF _Toc242423200 \h </w:instrText>
         </w:r>
         <w:r>
           <w:rPr>
@@ -1283,7 +1283,7 @@
           <w14:ligatures w14:val="standardContextual"/>
         </w:rPr>
       </w:pPr>
-      <w:hyperlink w:anchor="_Toc242421759" w:history="1">
+      <w:hyperlink w:anchor="_Toc242423201" w:history="1">
         <w:r>
           <w:rPr>
             <w:rStyle w:val="Hyperlink"/>
@@ -1311,7 +1311,7 @@
             <w:noProof/>
             <w:webHidden/>
           </w:rPr>
-          <w:instrText xml:space="preserve"> PAGEREF _Toc242421759 \h </w:instrText>
+          <w:instrText xml:space="preserve"> PAGEREF _Toc242423201 \h </w:instrText>
         </w:r>
         <w:r>
           <w:rPr>
@@ -1356,7 +1356,7 @@
           <w14:ligatures w14:val="standardContextual"/>
         </w:rPr>
       </w:pPr>
-      <w:hyperlink w:anchor="_Toc242421760" w:history="1">
+      <w:hyperlink w:anchor="_Toc242423202" w:history="1">
         <w:r>
           <w:rPr>
             <w:rStyle w:val="Hyperlink"/>
@@ -1384,7 +1384,7 @@
             <w:noProof/>
             <w:webHidden/>
           </w:rPr>
-          <w:instrText xml:space="preserve"> PAGEREF _Toc242421760 \h </w:instrText>
+          <w:instrText xml:space="preserve"> PAGEREF _Toc242423202 \h </w:instrText>
         </w:r>
         <w:r>
           <w:rPr>
@@ -1429,7 +1429,7 @@
           <w14:ligatures w14:val="standardContextual"/>
         </w:rPr>
       </w:pPr>
-      <w:hyperlink w:anchor="_Toc242421761" w:history="1">
+      <w:hyperlink w:anchor="_Toc242423203" w:history="1">
         <w:r>
           <w:rPr>
             <w:rStyle w:val="Hyperlink"/>
@@ -1457,7 +1457,7 @@
             <w:noProof/>
             <w:webHidden/>
           </w:rPr>
-          <w:instrText xml:space="preserve"> PAGEREF _Toc242421761 \h </w:instrText>
+          <w:instrText xml:space="preserve"> PAGEREF _Toc242423203 \h </w:instrText>
         </w:r>
         <w:r>
           <w:rPr>
@@ -1502,7 +1502,7 @@
           <w14:ligatures w14:val="standardContextual"/>
         </w:rPr>
       </w:pPr>
-      <w:hyperlink w:anchor="_Toc242421762" w:history="1">
+      <w:hyperlink w:anchor="_Toc242423204" w:history="1">
         <w:r>
           <w:rPr>
             <w:rStyle w:val="Hyperlink"/>
@@ -1530,7 +1530,7 @@
             <w:noProof/>
             <w:webHidden/>
           </w:rPr>
-          <w:instrText xml:space="preserve"> PAGEREF _Toc242421762 \h </w:instrText>
+          <w:instrText xml:space="preserve"> PAGEREF _Toc242423204 \h </w:instrText>
         </w:r>
         <w:r>
           <w:rPr>
@@ -1575,7 +1575,7 @@
           <w14:ligatures w14:val="standardContextual"/>
         </w:rPr>
       </w:pPr>
-      <w:hyperlink w:anchor="_Toc242421763" w:history="1">
+      <w:hyperlink w:anchor="_Toc242423205" w:history="1">
         <w:r>
           <w:rPr>
             <w:rStyle w:val="Hyperlink"/>
@@ -1603,7 +1603,7 @@
             <w:noProof/>
             <w:webHidden/>
           </w:rPr>
-          <w:instrText xml:space="preserve"> PAGEREF _Toc242421763 \h </w:instrText>
+          <w:instrText xml:space="preserve"> PAGEREF _Toc242423205 \h </w:instrText>
         </w:r>
         <w:r>
           <w:rPr>
@@ -1648,7 +1648,7 @@
           <w14:ligatures w14:val="standardContextual"/>
         </w:rPr>
       </w:pPr>
-      <w:hyperlink w:anchor="_Toc242421764" w:history="1">
+      <w:hyperlink w:anchor="_Toc242423206" w:history="1">
         <w:r>
           <w:rPr>
             <w:rStyle w:val="Hyperlink"/>
@@ -1676,7 +1676,7 @@
             <w:noProof/>
             <w:webHidden/>
           </w:rPr>
-          <w:instrText xml:space="preserve"> PAGEREF _Toc242421764 \h </w:instrText>
+          <w:instrText xml:space="preserve"> PAGEREF _Toc242423206 \h </w:instrText>
         </w:r>
         <w:r>
           <w:rPr>
@@ -1721,7 +1721,7 @@
           <w14:ligatures w14:val="standardContextual"/>
         </w:rPr>
       </w:pPr>
-      <w:hyperlink w:anchor="_Toc242421765" w:history="1">
+      <w:hyperlink w:anchor="_Toc242423207" w:history="1">
         <w:r>
           <w:rPr>
             <w:rStyle w:val="Hyperlink"/>
@@ -1749,7 +1749,7 @@
             <w:noProof/>
             <w:webHidden/>
           </w:rPr>
-          <w:instrText xml:space="preserve"> PAGEREF _Toc242421765 \h </w:instrText>
+          <w:instrText xml:space="preserve"> PAGEREF _Toc242423207 \h </w:instrText>
         </w:r>
         <w:r>
           <w:rPr>
@@ -1794,7 +1794,7 @@
           <w14:ligatures w14:val="standardContextual"/>
         </w:rPr>
       </w:pPr>
-      <w:hyperlink w:anchor="_Toc242421766" w:history="1">
+      <w:hyperlink w:anchor="_Toc242423208" w:history="1">
         <w:r>
           <w:rPr>
             <w:rStyle w:val="Hyperlink"/>
@@ -1822,7 +1822,7 @@
             <w:noProof/>
             <w:webHidden/>
           </w:rPr>
-          <w:instrText xml:space="preserve"> PAGEREF _Toc242421766 \h </w:instrText>
+          <w:instrText xml:space="preserve"> PAGEREF _Toc242423208 \h </w:instrText>
         </w:r>
         <w:r>
           <w:rPr>
@@ -1867,7 +1867,7 @@
           <w14:ligatures w14:val="standardContextual"/>
         </w:rPr>
       </w:pPr>
-      <w:hyperlink w:anchor="_Toc242421767" w:history="1">
+      <w:hyperlink w:anchor="_Toc242423209" w:history="1">
         <w:r>
           <w:rPr>
             <w:rStyle w:val="Hyperlink"/>
@@ -1895,7 +1895,7 @@
             <w:noProof/>
             <w:webHidden/>
           </w:rPr>
-          <w:instrText xml:space="preserve"> PAGEREF _Toc242421767 \h </w:instrText>
+          <w:instrText xml:space="preserve"> PAGEREF _Toc242423209 \h </w:instrText>
         </w:r>
         <w:r>
           <w:rPr>
@@ -1940,7 +1940,7 @@
           <w14:ligatures w14:val="standardContextual"/>
         </w:rPr>
       </w:pPr>
-      <w:hyperlink w:anchor="_Toc242421768" w:history="1">
+      <w:hyperlink w:anchor="_Toc242423210" w:history="1">
         <w:r>
           <w:rPr>
             <w:rStyle w:val="Hyperlink"/>
@@ -1968,7 +1968,7 @@
             <w:noProof/>
             <w:webHidden/>
           </w:rPr>
-          <w:instrText xml:space="preserve"> PAGEREF _Toc242421768 \h </w:instrText>
+          <w:instrText xml:space="preserve"> PAGEREF _Toc242423210 \h </w:instrText>
         </w:r>
         <w:r>
           <w:rPr>
@@ -2013,7 +2013,7 @@
           <w14:ligatures w14:val="standardContextual"/>
         </w:rPr>
       </w:pPr>
-      <w:hyperlink w:anchor="_Toc242421769" w:history="1">
+      <w:hyperlink w:anchor="_Toc242423211" w:history="1">
         <w:r>
           <w:rPr>
             <w:rStyle w:val="Hyperlink"/>
@@ -2041,7 +2041,7 @@
             <w:noProof/>
             <w:webHidden/>
           </w:rPr>
-          <w:instrText xml:space="preserve"> PAGEREF _Toc242421769 \h </w:instrText>
+          <w:instrText xml:space="preserve"> PAGEREF _Toc242423211 \h </w:instrText>
         </w:r>
         <w:r>
           <w:rPr>
@@ -2086,7 +2086,7 @@
           <w14:ligatures w14:val="standardContextual"/>
         </w:rPr>
       </w:pPr>
-      <w:hyperlink w:anchor="_Toc242421770" w:history="1">
+      <w:hyperlink w:anchor="_Toc242423212" w:history="1">
         <w:r>
           <w:rPr>
             <w:rStyle w:val="Hyperlink"/>
@@ -2114,7 +2114,7 @@
             <w:noProof/>
             <w:webHidden/>
           </w:rPr>
-          <w:instrText xml:space="preserve"> PAGEREF _Toc242421770 \h </w:instrText>
+          <w:instrText xml:space="preserve"> PAGEREF _Toc242423212 \h </w:instrText>
         </w:r>
         <w:r>
           <w:rPr>
@@ -2159,7 +2159,7 @@
           <w14:ligatures w14:val="standardContextual"/>
         </w:rPr>
       </w:pPr>
-      <w:hyperlink w:anchor="_Toc242421771" w:history="1">
+      <w:hyperlink w:anchor="_Toc242423213" w:history="1">
         <w:r>
           <w:rPr>
             <w:rStyle w:val="Hyperlink"/>
@@ -2187,7 +2187,7 @@
             <w:noProof/>
             <w:webHidden/>
           </w:rPr>
-          <w:instrText xml:space="preserve"> PAGEREF _Toc242421771 \h </w:instrText>
+          <w:instrText xml:space="preserve"> PAGEREF _Toc242423213 \h </w:instrText>
         </w:r>
         <w:r>
           <w:rPr>
@@ -2232,7 +2232,7 @@
           <w14:ligatures w14:val="standardContextual"/>
         </w:rPr>
       </w:pPr>
-      <w:hyperlink w:anchor="_Toc242421772" w:history="1">
+      <w:hyperlink w:anchor="_Toc242423214" w:history="1">
         <w:r>
           <w:rPr>
             <w:rStyle w:val="Hyperlink"/>
@@ -2260,7 +2260,7 @@
             <w:noProof/>
             <w:webHidden/>
           </w:rPr>
-          <w:instrText xml:space="preserve"> PAGEREF _Toc242421772 \h </w:instrText>
+          <w:instrText xml:space="preserve"> PAGEREF _Toc242423214 \h </w:instrText>
         </w:r>
         <w:r>
           <w:rPr>
@@ -2305,7 +2305,7 @@
           <w14:ligatures w14:val="standardContextual"/>
         </w:rPr>
       </w:pPr>
-      <w:hyperlink w:anchor="_Toc242421773" w:history="1">
+      <w:hyperlink w:anchor="_Toc242423215" w:history="1">
         <w:r>
           <w:rPr>
             <w:rStyle w:val="Hyperlink"/>
@@ -2333,7 +2333,7 @@
             <w:noProof/>
             <w:webHidden/>
           </w:rPr>
-          <w:instrText xml:space="preserve"> PAGEREF _Toc242421773 \h </w:instrText>
+          <w:instrText xml:space="preserve"> PAGEREF _Toc242423215 \h </w:instrText>
         </w:r>
         <w:r>
           <w:rPr>
@@ -2378,7 +2378,7 @@
           <w14:ligatures w14:val="standardContextual"/>
         </w:rPr>
       </w:pPr>
-      <w:hyperlink w:anchor="_Toc242421774" w:history="1">
+      <w:hyperlink w:anchor="_Toc242423216" w:history="1">
         <w:r>
           <w:rPr>
             <w:rStyle w:val="Hyperlink"/>
@@ -2406,7 +2406,7 @@
             <w:noProof/>
             <w:webHidden/>
           </w:rPr>
-          <w:instrText xml:space="preserve"> PAGEREF _Toc242421774 \h </w:instrText>
+          <w:instrText xml:space="preserve"> PAGEREF _Toc242423216 \h </w:instrText>
         </w:r>
         <w:r>
           <w:rPr>
@@ -2451,7 +2451,7 @@
           <w14:ligatures w14:val="standardContextual"/>
         </w:rPr>
       </w:pPr>
-      <w:hyperlink w:anchor="_Toc242421775" w:history="1">
+      <w:hyperlink w:anchor="_Toc242423217" w:history="1">
         <w:r>
           <w:rPr>
             <w:rStyle w:val="Hyperlink"/>
@@ -2479,7 +2479,7 @@
             <w:noProof/>
             <w:webHidden/>
           </w:rPr>
-          <w:instrText xml:space="preserve"> PAGEREF _Toc242421775 \h </w:instrText>
+          <w:instrText xml:space="preserve"> PAGEREF _Toc242423217 \h </w:instrText>
         </w:r>
         <w:r>
           <w:rPr>
@@ -2524,7 +2524,7 @@
           <w14:ligatures w14:val="standardContextual"/>
         </w:rPr>
       </w:pPr>
-      <w:hyperlink w:anchor="_Toc242421776" w:history="1">
+      <w:hyperlink w:anchor="_Toc242423218" w:history="1">
         <w:r>
           <w:rPr>
             <w:rStyle w:val="Hyperlink"/>
@@ -2552,7 +2552,7 @@
             <w:noProof/>
             <w:webHidden/>
           </w:rPr>
-          <w:instrText xml:space="preserve"> PAGEREF _Toc242421776 \h </w:instrText>
+          <w:instrText xml:space="preserve"> PAGEREF _Toc242423218 \h </w:instrText>
         </w:r>
         <w:r>
           <w:rPr>
@@ -2597,7 +2597,7 @@
           <w14:ligatures w14:val="standardContextual"/>
         </w:rPr>
       </w:pPr>
-      <w:hyperlink w:anchor="_Toc242421777" w:history="1">
+      <w:hyperlink w:anchor="_Toc242423219" w:history="1">
         <w:r>
           <w:rPr>
             <w:rStyle w:val="Hyperlink"/>
@@ -2625,7 +2625,7 @@
             <w:noProof/>
             <w:webHidden/>
           </w:rPr>
-          <w:instrText xml:space="preserve"> PAGEREF _Toc242421777 \h </w:instrText>
+          <w:instrText xml:space="preserve"> PAGEREF _Toc242423219 \h </w:instrText>
         </w:r>
         <w:r>
           <w:rPr>
@@ -2670,7 +2670,7 @@
           <w14:ligatures w14:val="standardContextual"/>
         </w:rPr>
       </w:pPr>
-      <w:hyperlink w:anchor="_Toc242421778" w:history="1">
+      <w:hyperlink w:anchor="_Toc242423220" w:history="1">
         <w:r>
           <w:rPr>
             <w:rStyle w:val="Hyperlink"/>
@@ -2698,7 +2698,7 @@
             <w:noProof/>
             <w:webHidden/>
           </w:rPr>
-          <w:instrText xml:space="preserve"> PAGEREF _Toc242421778 \h </w:instrText>
+          <w:instrText xml:space="preserve"> PAGEREF _Toc242423220 \h </w:instrText>
         </w:r>
         <w:r>
           <w:rPr>
@@ -2743,7 +2743,7 @@
           <w14:ligatures w14:val="standardContextual"/>
         </w:rPr>
       </w:pPr>
-      <w:hyperlink w:anchor="_Toc242421779" w:history="1">
+      <w:hyperlink w:anchor="_Toc242423221" w:history="1">
         <w:r>
           <w:rPr>
             <w:rStyle w:val="Hyperlink"/>
@@ -2771,7 +2771,7 @@
             <w:noProof/>
             <w:webHidden/>
           </w:rPr>
-          <w:instrText xml:space="preserve"> PAGEREF _Toc242421779 \h </w:instrText>
+          <w:instrText xml:space="preserve"> PAGEREF _Toc242423221 \h </w:instrText>
         </w:r>
         <w:r>
           <w:rPr>
@@ -2816,7 +2816,7 @@
           <w14:ligatures w14:val="standardContextual"/>
         </w:rPr>
       </w:pPr>
-      <w:hyperlink w:anchor="_Toc242421780" w:history="1">
+      <w:hyperlink w:anchor="_Toc242423222" w:history="1">
         <w:r>
           <w:rPr>
             <w:rStyle w:val="Hyperlink"/>
@@ -2844,7 +2844,7 @@
             <w:noProof/>
             <w:webHidden/>
           </w:rPr>
-          <w:instrText xml:space="preserve"> PAGEREF _Toc242421780 \h </w:instrText>
+          <w:instrText xml:space="preserve"> PAGEREF _Toc242423222 \h </w:instrText>
         </w:r>
         <w:r>
           <w:rPr>
@@ -2889,7 +2889,7 @@
           <w14:ligatures w14:val="standardContextual"/>
         </w:rPr>
       </w:pPr>
-      <w:hyperlink w:anchor="_Toc242421781" w:history="1">
+      <w:hyperlink w:anchor="_Toc242423223" w:history="1">
         <w:r>
           <w:rPr>
             <w:rStyle w:val="Hyperlink"/>
@@ -2917,7 +2917,7 @@
             <w:noProof/>
             <w:webHidden/>
           </w:rPr>
-          <w:instrText xml:space="preserve"> PAGEREF _Toc242421781 \h </w:instrText>
+          <w:instrText xml:space="preserve"> PAGEREF _Toc242423223 \h </w:instrText>
         </w:r>
         <w:r>
           <w:rPr>
@@ -2962,7 +2962,7 @@
           <w14:ligatures w14:val="standardContextual"/>
         </w:rPr>
       </w:pPr>
-      <w:hyperlink w:anchor="_Toc242421782" w:history="1">
+      <w:hyperlink w:anchor="_Toc242423224" w:history="1">
         <w:r>
           <w:rPr>
             <w:rStyle w:val="Hyperlink"/>
@@ -2990,7 +2990,7 @@
             <w:noProof/>
             <w:webHidden/>
           </w:rPr>
-          <w:instrText xml:space="preserve"> PAGEREF _Toc242421782 \h </w:instrText>
+          <w:instrText xml:space="preserve"> PAGEREF _Toc242423224 \h </w:instrText>
         </w:r>
         <w:r>
           <w:rPr>
@@ -3035,7 +3035,7 @@
           <w14:ligatures w14:val="standardContextual"/>
         </w:rPr>
       </w:pPr>
-      <w:hyperlink w:anchor="_Toc242421783" w:history="1">
+      <w:hyperlink w:anchor="_Toc242423225" w:history="1">
         <w:r>
           <w:rPr>
             <w:rStyle w:val="Hyperlink"/>
@@ -3063,7 +3063,7 @@
             <w:noProof/>
             <w:webHidden/>
           </w:rPr>
-          <w:instrText xml:space="preserve"> PAGEREF _Toc242421783 \h </w:instrText>
+          <w:instrText xml:space="preserve"> PAGEREF _Toc242423225 \h </w:instrText>
         </w:r>
         <w:r>
           <w:rPr>
@@ -3108,7 +3108,7 @@
           <w14:ligatures w14:val="standardContextual"/>
         </w:rPr>
       </w:pPr>
-      <w:hyperlink w:anchor="_Toc242421784" w:history="1">
+      <w:hyperlink w:anchor="_Toc242423226" w:history="1">
         <w:r>
           <w:rPr>
             <w:rStyle w:val="Hyperlink"/>
@@ -3136,7 +3136,7 @@
             <w:noProof/>
             <w:webHidden/>
           </w:rPr>
-          <w:instrText xml:space="preserve"> PAGEREF _Toc242421784 \h </w:instrText>
+          <w:instrText xml:space="preserve"> PAGEREF _Toc242423226 \h </w:instrText>
         </w:r>
         <w:r>
           <w:rPr>
@@ -3181,7 +3181,7 @@
           <w14:ligatures w14:val="standardContextual"/>
         </w:rPr>
       </w:pPr>
-      <w:hyperlink w:anchor="_Toc242421785" w:history="1">
+      <w:hyperlink w:anchor="_Toc242423227" w:history="1">
         <w:r>
           <w:rPr>
             <w:rStyle w:val="Hyperlink"/>
@@ -3209,7 +3209,7 @@
             <w:noProof/>
             <w:webHidden/>
           </w:rPr>
-          <w:instrText xml:space="preserve"> PAGEREF _Toc242421785 \h </w:instrText>
+          <w:instrText xml:space="preserve"> PAGEREF _Toc242423227 \h </w:instrText>
         </w:r>
         <w:r>
           <w:rPr>
@@ -3254,7 +3254,7 @@
           <w14:ligatures w14:val="standardContextual"/>
         </w:rPr>
       </w:pPr>
-      <w:hyperlink w:anchor="_Toc242421786" w:history="1">
+      <w:hyperlink w:anchor="_Toc242423228" w:history="1">
         <w:r>
           <w:rPr>
             <w:rStyle w:val="Hyperlink"/>
@@ -3282,7 +3282,7 @@
             <w:noProof/>
             <w:webHidden/>
           </w:rPr>
-          <w:instrText xml:space="preserve"> PAGEREF _Toc242421786 \h </w:instrText>
+          <w:instrText xml:space="preserve"> PAGEREF _Toc242423228 \h </w:instrText>
         </w:r>
         <w:r>
           <w:rPr>
@@ -3327,7 +3327,7 @@
           <w14:ligatures w14:val="standardContextual"/>
         </w:rPr>
       </w:pPr>
-      <w:hyperlink w:anchor="_Toc242421787" w:history="1">
+      <w:hyperlink w:anchor="_Toc242423229" w:history="1">
         <w:r>
           <w:rPr>
             <w:rStyle w:val="Hyperlink"/>
@@ -3355,7 +3355,7 @@
             <w:noProof/>
             <w:webHidden/>
           </w:rPr>
-          <w:instrText xml:space="preserve"> PAGEREF _Toc242421787 \h </w:instrText>
+          <w:instrText xml:space="preserve"> PAGEREF _Toc242423229 \h </w:instrText>
         </w:r>
         <w:r>
           <w:rPr>
@@ -3400,7 +3400,7 @@
           <w14:ligatures w14:val="standardContextual"/>
         </w:rPr>
       </w:pPr>
-      <w:hyperlink w:anchor="_Toc242421788" w:history="1">
+      <w:hyperlink w:anchor="_Toc242423230" w:history="1">
         <w:r>
           <w:rPr>
             <w:rStyle w:val="Hyperlink"/>
@@ -3428,7 +3428,7 @@
             <w:noProof/>
             <w:webHidden/>
           </w:rPr>
-          <w:instrText xml:space="preserve"> PAGEREF _Toc242421788 \h </w:instrText>
+          <w:instrText xml:space="preserve"> PAGEREF _Toc242423230 \h </w:instrText>
         </w:r>
         <w:r>
           <w:rPr>
@@ -3473,7 +3473,7 @@
           <w14:ligatures w14:val="standardContextual"/>
         </w:rPr>
       </w:pPr>
-      <w:hyperlink w:anchor="_Toc242421789" w:history="1">
+      <w:hyperlink w:anchor="_Toc242423231" w:history="1">
         <w:r>
           <w:rPr>
             <w:rStyle w:val="Hyperlink"/>
@@ -3501,7 +3501,7 @@
             <w:noProof/>
             <w:webHidden/>
           </w:rPr>
-          <w:instrText xml:space="preserve"> PAGEREF _Toc242421789 \h </w:instrText>
+          <w:instrText xml:space="preserve"> PAGEREF _Toc242423231 \h </w:instrText>
         </w:r>
         <w:r>
           <w:rPr>
@@ -3546,7 +3546,7 @@
           <w14:ligatures w14:val="standardContextual"/>
         </w:rPr>
       </w:pPr>
-      <w:hyperlink w:anchor="_Toc242421790" w:history="1">
+      <w:hyperlink w:anchor="_Toc242423232" w:history="1">
         <w:r>
           <w:rPr>
             <w:rStyle w:val="Hyperlink"/>
@@ -3574,7 +3574,7 @@
             <w:noProof/>
             <w:webHidden/>
           </w:rPr>
-          <w:instrText xml:space="preserve"> PAGEREF _Toc242421790 \h </w:instrText>
+          <w:instrText xml:space="preserve"> PAGEREF _Toc242423232 \h </w:instrText>
         </w:r>
         <w:r>
           <w:rPr>
@@ -3619,7 +3619,7 @@
           <w14:ligatures w14:val="standardContextual"/>
         </w:rPr>
       </w:pPr>
-      <w:hyperlink w:anchor="_Toc242421791" w:history="1">
+      <w:hyperlink w:anchor="_Toc242423233" w:history="1">
         <w:r>
           <w:rPr>
             <w:rStyle w:val="Hyperlink"/>
@@ -3647,7 +3647,7 @@
             <w:noProof/>
             <w:webHidden/>
           </w:rPr>
-          <w:instrText xml:space="preserve"> PAGEREF _Toc242421791 \h </w:instrText>
+          <w:instrText xml:space="preserve"> PAGEREF _Toc242423233 \h </w:instrText>
         </w:r>
         <w:r>
           <w:rPr>
@@ -3692,7 +3692,7 @@
           <w14:ligatures w14:val="standardContextual"/>
         </w:rPr>
       </w:pPr>
-      <w:hyperlink w:anchor="_Toc242421792" w:history="1">
+      <w:hyperlink w:anchor="_Toc242423234" w:history="1">
         <w:r>
           <w:rPr>
             <w:rStyle w:val="Hyperlink"/>
@@ -3720,7 +3720,7 @@
             <w:noProof/>
             <w:webHidden/>
           </w:rPr>
-          <w:instrText xml:space="preserve"> PAGEREF _Toc242421792 \h </w:instrText>
+          <w:instrText xml:space="preserve"> PAGEREF _Toc242423234 \h </w:instrText>
         </w:r>
         <w:r>
           <w:rPr>
@@ -3765,7 +3765,7 @@
           <w14:ligatures w14:val="standardContextual"/>
         </w:rPr>
       </w:pPr>
-      <w:hyperlink w:anchor="_Toc242421793" w:history="1">
+      <w:hyperlink w:anchor="_Toc242423235" w:history="1">
         <w:r>
           <w:rPr>
             <w:rStyle w:val="Hyperlink"/>
@@ -3793,7 +3793,7 @@
             <w:noProof/>
             <w:webHidden/>
           </w:rPr>
-          <w:instrText xml:space="preserve"> PAGEREF _Toc242421793 \h </w:instrText>
+          <w:instrText xml:space="preserve"> PAGEREF _Toc242423235 \h </w:instrText>
         </w:r>
         <w:r>
           <w:rPr>
@@ -3838,7 +3838,7 @@
           <w14:ligatures w14:val="standardContextual"/>
         </w:rPr>
       </w:pPr>
-      <w:hyperlink w:anchor="_Toc242421794" w:history="1">
+      <w:hyperlink w:anchor="_Toc242423236" w:history="1">
         <w:r>
           <w:rPr>
             <w:rStyle w:val="Hyperlink"/>
@@ -3866,7 +3866,7 @@
             <w:noProof/>
             <w:webHidden/>
           </w:rPr>
-          <w:instrText xml:space="preserve"> PAGEREF _Toc242421794 \h </w:instrText>
+          <w:instrText xml:space="preserve"> PAGEREF _Toc242423236 \h </w:instrText>
         </w:r>
         <w:r>
           <w:rPr>
@@ -3911,7 +3911,7 @@
           <w14:ligatures w14:val="standardContextual"/>
         </w:rPr>
       </w:pPr>
-      <w:hyperlink w:anchor="_Toc242421795" w:history="1">
+      <w:hyperlink w:anchor="_Toc242423237" w:history="1">
         <w:r>
           <w:rPr>
             <w:rStyle w:val="Hyperlink"/>
@@ -3939,7 +3939,7 @@
             <w:noProof/>
             <w:webHidden/>
           </w:rPr>
-          <w:instrText xml:space="preserve"> PAGEREF _Toc242421795 \h </w:instrText>
+          <w:instrText xml:space="preserve"> PAGEREF _Toc242423237 \h </w:instrText>
         </w:r>
         <w:r>
           <w:rPr>
@@ -3984,7 +3984,7 @@
           <w14:ligatures w14:val="standardContextual"/>
         </w:rPr>
       </w:pPr>
-      <w:hyperlink w:anchor="_Toc242421796" w:history="1">
+      <w:hyperlink w:anchor="_Toc242423238" w:history="1">
         <w:r>
           <w:rPr>
             <w:rStyle w:val="Hyperlink"/>
@@ -4012,7 +4012,7 @@
             <w:noProof/>
             <w:webHidden/>
           </w:rPr>
-          <w:instrText xml:space="preserve"> PAGEREF _Toc242421796 \h </w:instrText>
+          <w:instrText xml:space="preserve"> PAGEREF _Toc242423238 \h </w:instrText>
         </w:r>
         <w:r>
           <w:rPr>
@@ -4057,7 +4057,7 @@
           <w14:ligatures w14:val="standardContextual"/>
         </w:rPr>
       </w:pPr>
-      <w:hyperlink w:anchor="_Toc242421797" w:history="1">
+      <w:hyperlink w:anchor="_Toc242423239" w:history="1">
         <w:r>
           <w:rPr>
             <w:rStyle w:val="Hyperlink"/>
@@ -4085,7 +4085,7 @@
             <w:noProof/>
             <w:webHidden/>
           </w:rPr>
-          <w:instrText xml:space="preserve"> PAGEREF _Toc242421797 \h </w:instrText>
+          <w:instrText xml:space="preserve"> PAGEREF _Toc242423239 \h </w:instrText>
         </w:r>
         <w:r>
           <w:rPr>
@@ -4130,7 +4130,7 @@
           <w14:ligatures w14:val="standardContextual"/>
         </w:rPr>
       </w:pPr>
-      <w:hyperlink w:anchor="_Toc242421798" w:history="1">
+      <w:hyperlink w:anchor="_Toc242423240" w:history="1">
         <w:r>
           <w:rPr>
             <w:rStyle w:val="Hyperlink"/>
@@ -4158,7 +4158,7 @@
             <w:noProof/>
             <w:webHidden/>
           </w:rPr>
-          <w:instrText xml:space="preserve"> PAGEREF _Toc242421798 \h </w:instrText>
+          <w:instrText xml:space="preserve"> PAGEREF _Toc242423240 \h </w:instrText>
         </w:r>
         <w:r>
           <w:rPr>
@@ -4203,7 +4203,7 @@
           <w14:ligatures w14:val="standardContextual"/>
         </w:rPr>
       </w:pPr>
-      <w:hyperlink w:anchor="_Toc242421799" w:history="1">
+      <w:hyperlink w:anchor="_Toc242423241" w:history="1">
         <w:r>
           <w:rPr>
             <w:rStyle w:val="Hyperlink"/>
@@ -4231,7 +4231,7 @@
             <w:noProof/>
             <w:webHidden/>
           </w:rPr>
-          <w:instrText xml:space="preserve"> PAGEREF _Toc242421799 \h </w:instrText>
+          <w:instrText xml:space="preserve"> PAGEREF _Toc242423241 \h </w:instrText>
         </w:r>
         <w:r>
           <w:rPr>
@@ -4276,7 +4276,7 @@
           <w14:ligatures w14:val="standardContextual"/>
         </w:rPr>
       </w:pPr>
-      <w:hyperlink w:anchor="_Toc242421800" w:history="1">
+      <w:hyperlink w:anchor="_Toc242423242" w:history="1">
         <w:r>
           <w:rPr>
             <w:rStyle w:val="Hyperlink"/>
@@ -4304,7 +4304,7 @@
             <w:noProof/>
             <w:webHidden/>
           </w:rPr>
-          <w:instrText xml:space="preserve"> PAGEREF _Toc242421800 \h </w:instrText>
+          <w:instrText xml:space="preserve"> PAGEREF _Toc242423242 \h </w:instrText>
         </w:r>
         <w:r>
           <w:rPr>
@@ -4349,7 +4349,7 @@
           <w14:ligatures w14:val="standardContextual"/>
         </w:rPr>
       </w:pPr>
-      <w:hyperlink w:anchor="_Toc242421801" w:history="1">
+      <w:hyperlink w:anchor="_Toc242423243" w:history="1">
         <w:r>
           <w:rPr>
             <w:rStyle w:val="Hyperlink"/>
@@ -4377,7 +4377,7 @@
             <w:noProof/>
             <w:webHidden/>
           </w:rPr>
-          <w:instrText xml:space="preserve"> PAGEREF _Toc242421801 \h </w:instrText>
+          <w:instrText xml:space="preserve"> PAGEREF _Toc242423243 \h </w:instrText>
         </w:r>
         <w:r>
           <w:rPr>
@@ -4422,7 +4422,7 @@
           <w14:ligatures w14:val="standardContextual"/>
         </w:rPr>
       </w:pPr>
-      <w:hyperlink w:anchor="_Toc242421802" w:history="1">
+      <w:hyperlink w:anchor="_Toc242423244" w:history="1">
         <w:r>
           <w:rPr>
             <w:rStyle w:val="Hyperlink"/>
@@ -4450,7 +4450,7 @@
             <w:noProof/>
             <w:webHidden/>
           </w:rPr>
-          <w:instrText xml:space="preserve"> PAGEREF _Toc242421802 \h </w:instrText>
+          <w:instrText xml:space="preserve"> PAGEREF _Toc242423244 \h </w:instrText>
         </w:r>
         <w:r>
           <w:rPr>
@@ -4495,7 +4495,7 @@
           <w14:ligatures w14:val="standardContextual"/>
         </w:rPr>
       </w:pPr>
-      <w:hyperlink w:anchor="_Toc242421803" w:history="1">
+      <w:hyperlink w:anchor="_Toc242423245" w:history="1">
         <w:r>
           <w:rPr>
             <w:rStyle w:val="Hyperlink"/>
@@ -4523,7 +4523,7 @@
             <w:noProof/>
             <w:webHidden/>
           </w:rPr>
-          <w:instrText xml:space="preserve"> PAGEREF _Toc242421803 \h </w:instrText>
+          <w:instrText xml:space="preserve"> PAGEREF _Toc242423245 \h </w:instrText>
         </w:r>
         <w:r>
           <w:rPr>
@@ -4568,7 +4568,7 @@
           <w14:ligatures w14:val="standardContextual"/>
         </w:rPr>
       </w:pPr>
-      <w:hyperlink w:anchor="_Toc242421804" w:history="1">
+      <w:hyperlink w:anchor="_Toc242423246" w:history="1">
         <w:r>
           <w:rPr>
             <w:rStyle w:val="Hyperlink"/>
@@ -4596,7 +4596,7 @@
             <w:noProof/>
             <w:webHidden/>
           </w:rPr>
-          <w:instrText xml:space="preserve"> PAGEREF _Toc242421804 \h </w:instrText>
+          <w:instrText xml:space="preserve"> PAGEREF _Toc242423246 \h </w:instrText>
         </w:r>
         <w:r>
           <w:rPr>
@@ -4641,7 +4641,7 @@
           <w14:ligatures w14:val="standardContextual"/>
         </w:rPr>
       </w:pPr>
-      <w:hyperlink w:anchor="_Toc242421805" w:history="1">
+      <w:hyperlink w:anchor="_Toc242423247" w:history="1">
         <w:r>
           <w:rPr>
             <w:rStyle w:val="Hyperlink"/>
@@ -4669,7 +4669,7 @@
             <w:noProof/>
             <w:webHidden/>
           </w:rPr>
-          <w:instrText xml:space="preserve"> PAGEREF _Toc242421805 \h </w:instrText>
+          <w:instrText xml:space="preserve"> PAGEREF _Toc242423247 \h </w:instrText>
         </w:r>
         <w:r>
           <w:rPr>
@@ -4714,7 +4714,7 @@
           <w14:ligatures w14:val="standardContextual"/>
         </w:rPr>
       </w:pPr>
-      <w:hyperlink w:anchor="_Toc242421806" w:history="1">
+      <w:hyperlink w:anchor="_Toc242423248" w:history="1">
         <w:r>
           <w:rPr>
             <w:rStyle w:val="Hyperlink"/>
@@ -4742,7 +4742,7 @@
             <w:noProof/>
             <w:webHidden/>
           </w:rPr>
-          <w:instrText xml:space="preserve"> PAGEREF _Toc242421806 \h </w:instrText>
+          <w:instrText xml:space="preserve"> PAGEREF _Toc242423248 \h </w:instrText>
         </w:r>
         <w:r>
           <w:rPr>
@@ -4787,7 +4787,7 @@
           <w14:ligatures w14:val="standardContextual"/>
         </w:rPr>
       </w:pPr>
-      <w:hyperlink w:anchor="_Toc242421807" w:history="1">
+      <w:hyperlink w:anchor="_Toc242423249" w:history="1">
         <w:r>
           <w:rPr>
             <w:rStyle w:val="Hyperlink"/>
@@ -4815,7 +4815,7 @@
             <w:noProof/>
             <w:webHidden/>
           </w:rPr>
-          <w:instrText xml:space="preserve"> PAGEREF _Toc242421807 \h </w:instrText>
+          <w:instrText xml:space="preserve"> PAGEREF _Toc242423249 \h </w:instrText>
         </w:r>
         <w:r>
           <w:rPr>
@@ -4860,7 +4860,7 @@
           <w14:ligatures w14:val="standardContextual"/>
         </w:rPr>
       </w:pPr>
-      <w:hyperlink w:anchor="_Toc242421808" w:history="1">
+      <w:hyperlink w:anchor="_Toc242423250" w:history="1">
         <w:r>
           <w:rPr>
             <w:rStyle w:val="Hyperlink"/>
@@ -4888,7 +4888,7 @@
             <w:noProof/>
             <w:webHidden/>
           </w:rPr>
-          <w:instrText xml:space="preserve"> PAGEREF _Toc242421808 \h </w:instrText>
+          <w:instrText xml:space="preserve"> PAGEREF _Toc242423250 \h </w:instrText>
         </w:r>
         <w:r>
           <w:rPr>
@@ -4933,7 +4933,7 @@
           <w14:ligatures w14:val="standardContextual"/>
         </w:rPr>
       </w:pPr>
-      <w:hyperlink w:anchor="_Toc242421809" w:history="1">
+      <w:hyperlink w:anchor="_Toc242423251" w:history="1">
         <w:r>
           <w:rPr>
             <w:rStyle w:val="Hyperlink"/>
@@ -4961,7 +4961,7 @@
             <w:noProof/>
             <w:webHidden/>
           </w:rPr>
-          <w:instrText xml:space="preserve"> PAGEREF _Toc242421809 \h </w:instrText>
+          <w:instrText xml:space="preserve"> PAGEREF _Toc242423251 \h </w:instrText>
         </w:r>
         <w:r>
           <w:rPr>
@@ -5006,7 +5006,7 @@
           <w14:ligatures w14:val="standardContextual"/>
         </w:rPr>
       </w:pPr>
-      <w:hyperlink w:anchor="_Toc242421810" w:history="1">
+      <w:hyperlink w:anchor="_Toc242423252" w:history="1">
         <w:r>
           <w:rPr>
             <w:rStyle w:val="Hyperlink"/>
@@ -5034,7 +5034,7 @@
             <w:noProof/>
             <w:webHidden/>
           </w:rPr>
-          <w:instrText xml:space="preserve"> PAGEREF _Toc242421810 \h </w:instrText>
+          <w:instrText xml:space="preserve"> PAGEREF _Toc242423252 \h </w:instrText>
         </w:r>
         <w:r>
           <w:rPr>
@@ -5079,7 +5079,7 @@
           <w14:ligatures w14:val="standardContextual"/>
         </w:rPr>
       </w:pPr>
-      <w:hyperlink w:anchor="_Toc242421811" w:history="1">
+      <w:hyperlink w:anchor="_Toc242423253" w:history="1">
         <w:r>
           <w:rPr>
             <w:rStyle w:val="Hyperlink"/>
@@ -5107,7 +5107,7 @@
             <w:noProof/>
             <w:webHidden/>
           </w:rPr>
-          <w:instrText xml:space="preserve"> PAGEREF _Toc242421811 \h </w:instrText>
+          <w:instrText xml:space="preserve"> PAGEREF _Toc242423253 \h </w:instrText>
         </w:r>
         <w:r>
           <w:rPr>
@@ -5152,7 +5152,7 @@
           <w14:ligatures w14:val="standardContextual"/>
         </w:rPr>
       </w:pPr>
-      <w:hyperlink w:anchor="_Toc242421812" w:history="1">
+      <w:hyperlink w:anchor="_Toc242423254" w:history="1">
         <w:r>
           <w:rPr>
             <w:rStyle w:val="Hyperlink"/>
@@ -5180,7 +5180,7 @@
             <w:noProof/>
             <w:webHidden/>
           </w:rPr>
-          <w:instrText xml:space="preserve"> PAGEREF _Toc242421812 \h </w:instrText>
+          <w:instrText xml:space="preserve"> PAGEREF _Toc242423254 \h </w:instrText>
         </w:r>
         <w:r>
           <w:rPr>
@@ -5225,7 +5225,7 @@
           <w14:ligatures w14:val="standardContextual"/>
         </w:rPr>
       </w:pPr>
-      <w:hyperlink w:anchor="_Toc242421813" w:history="1">
+      <w:hyperlink w:anchor="_Toc242423255" w:history="1">
         <w:r>
           <w:rPr>
             <w:rStyle w:val="Hyperlink"/>
@@ -5253,7 +5253,7 @@
             <w:noProof/>
             <w:webHidden/>
           </w:rPr>
-          <w:instrText xml:space="preserve"> PAGEREF _Toc242421813 \h </w:instrText>
+          <w:instrText xml:space="preserve"> PAGEREF _Toc242423255 \h </w:instrText>
         </w:r>
         <w:r>
           <w:rPr>
@@ -5298,7 +5298,7 @@
           <w14:ligatures w14:val="standardContextual"/>
         </w:rPr>
       </w:pPr>
-      <w:hyperlink w:anchor="_Toc242421814" w:history="1">
+      <w:hyperlink w:anchor="_Toc242423256" w:history="1">
         <w:r>
           <w:rPr>
             <w:rStyle w:val="Hyperlink"/>
@@ -5326,7 +5326,7 @@
             <w:noProof/>
             <w:webHidden/>
           </w:rPr>
-          <w:instrText xml:space="preserve"> PAGEREF _Toc242421814 \h </w:instrText>
+          <w:instrText xml:space="preserve"> PAGEREF _Toc242423256 \h </w:instrText>
         </w:r>
         <w:r>
           <w:rPr>
@@ -5371,7 +5371,7 @@
           <w14:ligatures w14:val="standardContextual"/>
         </w:rPr>
       </w:pPr>
-      <w:hyperlink w:anchor="_Toc242421815" w:history="1">
+      <w:hyperlink w:anchor="_Toc242423257" w:history="1">
         <w:r>
           <w:rPr>
             <w:rStyle w:val="Hyperlink"/>
@@ -5399,7 +5399,7 @@
             <w:noProof/>
             <w:webHidden/>
           </w:rPr>
-          <w:instrText xml:space="preserve"> PAGEREF _Toc242421815 \h </w:instrText>
+          <w:instrText xml:space="preserve"> PAGEREF _Toc242423257 \h </w:instrText>
         </w:r>
         <w:r>
           <w:rPr>
@@ -5444,7 +5444,7 @@
           <w14:ligatures w14:val="standardContextual"/>
         </w:rPr>
       </w:pPr>
-      <w:hyperlink w:anchor="_Toc242421816" w:history="1">
+      <w:hyperlink w:anchor="_Toc242423258" w:history="1">
         <w:r>
           <w:rPr>
             <w:rStyle w:val="Hyperlink"/>
@@ -5472,7 +5472,7 @@
             <w:noProof/>
             <w:webHidden/>
           </w:rPr>
-          <w:instrText xml:space="preserve"> PAGEREF _Toc242421816 \h </w:instrText>
+          <w:instrText xml:space="preserve"> PAGEREF _Toc242423258 \h </w:instrText>
         </w:r>
         <w:r>
           <w:rPr>
@@ -5517,7 +5517,7 @@
           <w14:ligatures w14:val="standardContextual"/>
         </w:rPr>
       </w:pPr>
-      <w:hyperlink w:anchor="_Toc242421817" w:history="1">
+      <w:hyperlink w:anchor="_Toc242423259" w:history="1">
         <w:r>
           <w:rPr>
             <w:rStyle w:val="Hyperlink"/>
@@ -5545,7 +5545,7 @@
             <w:noProof/>
             <w:webHidden/>
           </w:rPr>
-          <w:instrText xml:space="preserve"> PAGEREF _Toc242421817 \h </w:instrText>
+          <w:instrText xml:space="preserve"> PAGEREF _Toc242423259 \h </w:instrText>
         </w:r>
         <w:r>
           <w:rPr>
@@ -5590,7 +5590,7 @@
           <w14:ligatures w14:val="standardContextual"/>
         </w:rPr>
       </w:pPr>
-      <w:hyperlink w:anchor="_Toc242421818" w:history="1">
+      <w:hyperlink w:anchor="_Toc242423260" w:history="1">
         <w:r>
           <w:rPr>
             <w:rStyle w:val="Hyperlink"/>
@@ -5618,7 +5618,7 @@
             <w:noProof/>
             <w:webHidden/>
           </w:rPr>
-          <w:instrText xml:space="preserve"> PAGEREF _Toc242421818 \h </w:instrText>
+          <w:instrText xml:space="preserve"> PAGEREF _Toc242423260 \h </w:instrText>
         </w:r>
         <w:r>
           <w:rPr>
@@ -5663,7 +5663,7 @@
           <w14:ligatures w14:val="standardContextual"/>
         </w:rPr>
       </w:pPr>
-      <w:hyperlink w:anchor="_Toc242421819" w:history="1">
+      <w:hyperlink w:anchor="_Toc242423261" w:history="1">
         <w:r>
           <w:rPr>
             <w:rStyle w:val="Hyperlink"/>
@@ -5691,7 +5691,7 @@
             <w:noProof/>
             <w:webHidden/>
           </w:rPr>
-          <w:instrText xml:space="preserve"> PAGEREF _Toc242421819 \h </w:instrText>
+          <w:instrText xml:space="preserve"> PAGEREF _Toc242423261 \h </w:instrText>
         </w:r>
         <w:r>
           <w:rPr>
@@ -5736,7 +5736,7 @@
           <w14:ligatures w14:val="standardContextual"/>
         </w:rPr>
       </w:pPr>
-      <w:hyperlink w:anchor="_Toc242421820" w:history="1">
+      <w:hyperlink w:anchor="_Toc242423262" w:history="1">
         <w:r>
           <w:rPr>
             <w:rStyle w:val="Hyperlink"/>
@@ -5764,7 +5764,7 @@
             <w:noProof/>
             <w:webHidden/>
           </w:rPr>
-          <w:instrText xml:space="preserve"> PAGEREF _Toc242421820 \h </w:instrText>
+          <w:instrText xml:space="preserve"> PAGEREF _Toc242423262 \h </w:instrText>
         </w:r>
         <w:r>
           <w:rPr>
@@ -5809,7 +5809,7 @@
           <w14:ligatures w14:val="standardContextual"/>
         </w:rPr>
       </w:pPr>
-      <w:hyperlink w:anchor="_Toc242421821" w:history="1">
+      <w:hyperlink w:anchor="_Toc242423263" w:history="1">
         <w:r>
           <w:rPr>
             <w:rStyle w:val="Hyperlink"/>
@@ -5837,7 +5837,7 @@
             <w:noProof/>
             <w:webHidden/>
           </w:rPr>
-          <w:instrText xml:space="preserve"> PAGEREF _Toc242421821 \h </w:instrText>
+          <w:instrText xml:space="preserve"> PAGEREF _Toc242423263 \h </w:instrText>
         </w:r>
         <w:r>
           <w:rPr>
@@ -5882,7 +5882,7 @@
           <w14:ligatures w14:val="standardContextual"/>
         </w:rPr>
       </w:pPr>
-      <w:hyperlink w:anchor="_Toc242421822" w:history="1">
+      <w:hyperlink w:anchor="_Toc242423264" w:history="1">
         <w:r>
           <w:rPr>
             <w:rStyle w:val="Hyperlink"/>
@@ -5910,7 +5910,7 @@
             <w:noProof/>
             <w:webHidden/>
           </w:rPr>
-          <w:instrText xml:space="preserve"> PAGEREF _Toc242421822 \h </w:instrText>
+          <w:instrText xml:space="preserve"> PAGEREF _Toc242423264 \h </w:instrText>
         </w:r>
         <w:r>
           <w:rPr>
@@ -5955,7 +5955,7 @@
           <w14:ligatures w14:val="standardContextual"/>
         </w:rPr>
       </w:pPr>
-      <w:hyperlink w:anchor="_Toc242421823" w:history="1">
+      <w:hyperlink w:anchor="_Toc242423265" w:history="1">
         <w:r>
           <w:rPr>
             <w:rStyle w:val="Hyperlink"/>
@@ -5983,7 +5983,7 @@
             <w:noProof/>
             <w:webHidden/>
           </w:rPr>
-          <w:instrText xml:space="preserve"> PAGEREF _Toc242421823 \h </w:instrText>
+          <w:instrText xml:space="preserve"> PAGEREF _Toc242423265 \h </w:instrText>
         </w:r>
         <w:r>
           <w:rPr>
@@ -6028,7 +6028,7 @@
           <w14:ligatures w14:val="standardContextual"/>
         </w:rPr>
       </w:pPr>
-      <w:hyperlink w:anchor="_Toc242421824" w:history="1">
+      <w:hyperlink w:anchor="_Toc242423266" w:history="1">
         <w:r>
           <w:rPr>
             <w:rStyle w:val="Hyperlink"/>
@@ -6056,7 +6056,7 @@
             <w:noProof/>
             <w:webHidden/>
           </w:rPr>
-          <w:instrText xml:space="preserve"> PAGEREF _Toc242421824 \h </w:instrText>
+          <w:instrText xml:space="preserve"> PAGEREF _Toc242423266 \h </w:instrText>
         </w:r>
         <w:r>
           <w:rPr>
@@ -6101,7 +6101,7 @@
           <w14:ligatures w14:val="standardContextual"/>
         </w:rPr>
       </w:pPr>
-      <w:hyperlink w:anchor="_Toc242421825" w:history="1">
+      <w:hyperlink w:anchor="_Toc242423267" w:history="1">
         <w:r>
           <w:rPr>
             <w:rStyle w:val="Hyperlink"/>
@@ -6129,7 +6129,7 @@
             <w:noProof/>
             <w:webHidden/>
           </w:rPr>
-          <w:instrText xml:space="preserve"> PAGEREF _Toc242421825 \h </w:instrText>
+          <w:instrText xml:space="preserve"> PAGEREF _Toc242423267 \h </w:instrText>
         </w:r>
         <w:r>
           <w:rPr>
@@ -6149,7 +6149,80 @@
             <w:noProof/>
             <w:webHidden/>
           </w:rPr>
-          <w:t>45</w:t>
+          <w:t>46</w:t>
+        </w:r>
+        <w:r>
+          <w:rPr>
+            <w:noProof/>
+            <w:webHidden/>
+          </w:rPr>
+          <w:fldChar w:fldCharType="end"/>
+        </w:r>
+      </w:hyperlink>
+    </w:p>
+    <w:p>
+      <w:pPr>
+        <w:pStyle w:val="TOC2"/>
+        <w:tabs>
+          <w:tab w:val="right" w:leader="dot" w:pos="9679"/>
+        </w:tabs>
+        <w:rPr>
+          <w:rFonts w:asciiTheme="minorHAnsi" w:eastAsiaTheme="minorEastAsia" w:hAnsiTheme="minorHAnsi" w:cstheme="minorBidi"/>
+          <w:noProof/>
+          <w:kern w:val="2"/>
+          <w:szCs w:val="24"/>
+          <w14:ligatures w14:val="standardContextual"/>
+        </w:rPr>
+      </w:pPr>
+      <w:hyperlink w:anchor="_Toc242423268" w:history="1">
+        <w:r>
+          <w:rPr>
+            <w:rStyle w:val="Hyperlink"/>
+            <w:rFonts w:eastAsiaTheme="majorEastAsia"/>
+            <w:noProof/>
+          </w:rPr>
+          <w:t>B.4. Ghi nhận phần C3 Nhật Huy đã bàn giao và tích hợp</w:t>
+        </w:r>
+        <w:r>
+          <w:rPr>
+            <w:noProof/>
+            <w:webHidden/>
+          </w:rPr>
+          <w:tab/>
+        </w:r>
+        <w:r>
+          <w:rPr>
+            <w:noProof/>
+            <w:webHidden/>
+          </w:rPr>
+          <w:fldChar w:fldCharType="begin"/>
+        </w:r>
+        <w:r>
+          <w:rPr>
+            <w:noProof/>
+            <w:webHidden/>
+          </w:rPr>
+          <w:instrText xml:space="preserve"> PAGEREF _Toc242423268 \h </w:instrText>
+        </w:r>
+        <w:r>
+          <w:rPr>
+            <w:noProof/>
+            <w:webHidden/>
+          </w:rPr>
+        </w:r>
+        <w:r>
+          <w:rPr>
+            <w:noProof/>
+            <w:webHidden/>
+          </w:rPr>
+          <w:fldChar w:fldCharType="separate"/>
+        </w:r>
+        <w:r>
+          <w:rPr>
+            <w:noProof/>
+            <w:webHidden/>
+          </w:rPr>
+          <w:t>46</w:t>
         </w:r>
         <w:r>
           <w:rPr>
@@ -6169,7 +6242,7 @@
       <w:pPr>
         <w:pStyle w:val="Heading1"/>
       </w:pPr>
-      <w:bookmarkStart w:id="3" w:name="_Toc242421750"/>
+      <w:bookmarkStart w:id="3" w:name="_Toc242423192"/>
       <w:r>
         <w:lastRenderedPageBreak/>
         <w:t>DANH MỤC HÌNH</w:t>
@@ -6199,7 +6272,7 @@
       <w:r>
         <w:fldChar w:fldCharType="separate"/>
       </w:r>
-      <w:hyperlink w:anchor="_Toc242421826" w:history="1">
+      <w:hyperlink w:anchor="_Toc242423269" w:history="1">
         <w:r>
           <w:rPr>
             <w:rStyle w:val="Hyperlink"/>
@@ -6227,7 +6300,7 @@
             <w:noProof/>
             <w:webHidden/>
           </w:rPr>
-          <w:instrText xml:space="preserve"> PAGEREF _Toc242421826 \h </w:instrText>
+          <w:instrText xml:space="preserve"> PAGEREF _Toc242423269 \h </w:instrText>
         </w:r>
         <w:r>
           <w:rPr>
@@ -6272,7 +6345,7 @@
           <w14:ligatures w14:val="standardContextual"/>
         </w:rPr>
       </w:pPr>
-      <w:hyperlink w:anchor="_Toc242421827" w:history="1">
+      <w:hyperlink w:anchor="_Toc242423270" w:history="1">
         <w:r>
           <w:rPr>
             <w:rStyle w:val="Hyperlink"/>
@@ -6300,7 +6373,7 @@
             <w:noProof/>
             <w:webHidden/>
           </w:rPr>
-          <w:instrText xml:space="preserve"> PAGEREF _Toc242421827 \h </w:instrText>
+          <w:instrText xml:space="preserve"> PAGEREF _Toc242423270 \h </w:instrText>
         </w:r>
         <w:r>
           <w:rPr>
@@ -6345,7 +6418,7 @@
           <w14:ligatures w14:val="standardContextual"/>
         </w:rPr>
       </w:pPr>
-      <w:hyperlink w:anchor="_Toc242421828" w:history="1">
+      <w:hyperlink w:anchor="_Toc242423271" w:history="1">
         <w:r>
           <w:rPr>
             <w:rStyle w:val="Hyperlink"/>
@@ -6373,7 +6446,7 @@
             <w:noProof/>
             <w:webHidden/>
           </w:rPr>
-          <w:instrText xml:space="preserve"> PAGEREF _Toc242421828 \h </w:instrText>
+          <w:instrText xml:space="preserve"> PAGEREF _Toc242423271 \h </w:instrText>
         </w:r>
         <w:r>
           <w:rPr>
@@ -6418,7 +6491,7 @@
           <w14:ligatures w14:val="standardContextual"/>
         </w:rPr>
       </w:pPr>
-      <w:hyperlink w:anchor="_Toc242421829" w:history="1">
+      <w:hyperlink w:anchor="_Toc242423272" w:history="1">
         <w:r>
           <w:rPr>
             <w:rStyle w:val="Hyperlink"/>
@@ -6446,7 +6519,7 @@
             <w:noProof/>
             <w:webHidden/>
           </w:rPr>
-          <w:instrText xml:space="preserve"> PAGEREF _Toc242421829 \h </w:instrText>
+          <w:instrText xml:space="preserve"> PAGEREF _Toc242423272 \h </w:instrText>
         </w:r>
         <w:r>
           <w:rPr>
@@ -6491,7 +6564,7 @@
           <w14:ligatures w14:val="standardContextual"/>
         </w:rPr>
       </w:pPr>
-      <w:hyperlink w:anchor="_Toc242421830" w:history="1">
+      <w:hyperlink w:anchor="_Toc242423273" w:history="1">
         <w:r>
           <w:rPr>
             <w:rStyle w:val="Hyperlink"/>
@@ -6519,7 +6592,7 @@
             <w:noProof/>
             <w:webHidden/>
           </w:rPr>
-          <w:instrText xml:space="preserve"> PAGEREF _Toc242421830 \h </w:instrText>
+          <w:instrText xml:space="preserve"> PAGEREF _Toc242423273 \h </w:instrText>
         </w:r>
         <w:r>
           <w:rPr>
@@ -6564,7 +6637,7 @@
           <w14:ligatures w14:val="standardContextual"/>
         </w:rPr>
       </w:pPr>
-      <w:hyperlink w:anchor="_Toc242421831" w:history="1">
+      <w:hyperlink w:anchor="_Toc242423274" w:history="1">
         <w:r>
           <w:rPr>
             <w:rStyle w:val="Hyperlink"/>
@@ -6592,7 +6665,7 @@
             <w:noProof/>
             <w:webHidden/>
           </w:rPr>
-          <w:instrText xml:space="preserve"> PAGEREF _Toc242421831 \h </w:instrText>
+          <w:instrText xml:space="preserve"> PAGEREF _Toc242423274 \h </w:instrText>
         </w:r>
         <w:r>
           <w:rPr>
@@ -6637,7 +6710,7 @@
           <w14:ligatures w14:val="standardContextual"/>
         </w:rPr>
       </w:pPr>
-      <w:hyperlink w:anchor="_Toc242421832" w:history="1">
+      <w:hyperlink w:anchor="_Toc242423275" w:history="1">
         <w:r>
           <w:rPr>
             <w:rStyle w:val="Hyperlink"/>
@@ -6665,7 +6738,7 @@
             <w:noProof/>
             <w:webHidden/>
           </w:rPr>
-          <w:instrText xml:space="preserve"> PAGEREF _Toc242421832 \h </w:instrText>
+          <w:instrText xml:space="preserve"> PAGEREF _Toc242423275 \h </w:instrText>
         </w:r>
         <w:r>
           <w:rPr>
@@ -6705,7 +6778,7 @@
       <w:pPr>
         <w:pStyle w:val="Heading1"/>
       </w:pPr>
-      <w:bookmarkStart w:id="4" w:name="_Toc242421751"/>
+      <w:bookmarkStart w:id="4" w:name="_Toc242423193"/>
       <w:r>
         <w:lastRenderedPageBreak/>
         <w:t>DANH MỤC BẢNG</w:t>
@@ -6735,7 +6808,7 @@
       <w:r>
         <w:fldChar w:fldCharType="separate"/>
       </w:r>
-      <w:hyperlink w:anchor="_Toc242421833" w:history="1">
+      <w:hyperlink w:anchor="_Toc242423276" w:history="1">
         <w:r>
           <w:rPr>
             <w:rStyle w:val="Hyperlink"/>
@@ -6763,7 +6836,7 @@
             <w:noProof/>
             <w:webHidden/>
           </w:rPr>
-          <w:instrText xml:space="preserve"> PAGEREF _Toc242421833 \h </w:instrText>
+          <w:instrText xml:space="preserve"> PAGEREF _Toc242423276 \h </w:instrText>
         </w:r>
         <w:r>
           <w:rPr>
@@ -6808,7 +6881,7 @@
           <w14:ligatures w14:val="standardContextual"/>
         </w:rPr>
       </w:pPr>
-      <w:hyperlink w:anchor="_Toc242421834" w:history="1">
+      <w:hyperlink w:anchor="_Toc242423277" w:history="1">
         <w:r>
           <w:rPr>
             <w:rStyle w:val="Hyperlink"/>
@@ -6836,7 +6909,7 @@
             <w:noProof/>
             <w:webHidden/>
           </w:rPr>
-          <w:instrText xml:space="preserve"> PAGEREF _Toc242421834 \h </w:instrText>
+          <w:instrText xml:space="preserve"> PAGEREF _Toc242423277 \h </w:instrText>
         </w:r>
         <w:r>
           <w:rPr>
@@ -6881,7 +6954,7 @@
           <w14:ligatures w14:val="standardContextual"/>
         </w:rPr>
       </w:pPr>
-      <w:hyperlink w:anchor="_Toc242421835" w:history="1">
+      <w:hyperlink w:anchor="_Toc242423278" w:history="1">
         <w:r>
           <w:rPr>
             <w:rStyle w:val="Hyperlink"/>
@@ -6909,7 +6982,7 @@
             <w:noProof/>
             <w:webHidden/>
           </w:rPr>
-          <w:instrText xml:space="preserve"> PAGEREF _Toc242421835 \h </w:instrText>
+          <w:instrText xml:space="preserve"> PAGEREF _Toc242423278 \h </w:instrText>
         </w:r>
         <w:r>
           <w:rPr>
@@ -6954,7 +7027,7 @@
           <w14:ligatures w14:val="standardContextual"/>
         </w:rPr>
       </w:pPr>
-      <w:hyperlink w:anchor="_Toc242421836" w:history="1">
+      <w:hyperlink w:anchor="_Toc242423279" w:history="1">
         <w:r>
           <w:rPr>
             <w:rStyle w:val="Hyperlink"/>
@@ -6982,7 +7055,7 @@
             <w:noProof/>
             <w:webHidden/>
           </w:rPr>
-          <w:instrText xml:space="preserve"> PAGEREF _Toc242421836 \h </w:instrText>
+          <w:instrText xml:space="preserve"> PAGEREF _Toc242423279 \h </w:instrText>
         </w:r>
         <w:r>
           <w:rPr>
@@ -7027,7 +7100,7 @@
           <w14:ligatures w14:val="standardContextual"/>
         </w:rPr>
       </w:pPr>
-      <w:hyperlink w:anchor="_Toc242421837" w:history="1">
+      <w:hyperlink w:anchor="_Toc242423280" w:history="1">
         <w:r>
           <w:rPr>
             <w:rStyle w:val="Hyperlink"/>
@@ -7055,7 +7128,7 @@
             <w:noProof/>
             <w:webHidden/>
           </w:rPr>
-          <w:instrText xml:space="preserve"> PAGEREF _Toc242421837 \h </w:instrText>
+          <w:instrText xml:space="preserve"> PAGEREF _Toc242423280 \h </w:instrText>
         </w:r>
         <w:r>
           <w:rPr>
@@ -7100,7 +7173,7 @@
           <w14:ligatures w14:val="standardContextual"/>
         </w:rPr>
       </w:pPr>
-      <w:hyperlink w:anchor="_Toc242421838" w:history="1">
+      <w:hyperlink w:anchor="_Toc242423281" w:history="1">
         <w:r>
           <w:rPr>
             <w:rStyle w:val="Hyperlink"/>
@@ -7128,7 +7201,7 @@
             <w:noProof/>
             <w:webHidden/>
           </w:rPr>
-          <w:instrText xml:space="preserve"> PAGEREF _Toc242421838 \h </w:instrText>
+          <w:instrText xml:space="preserve"> PAGEREF _Toc242423281 \h </w:instrText>
         </w:r>
         <w:r>
           <w:rPr>
@@ -7173,7 +7246,7 @@
           <w14:ligatures w14:val="standardContextual"/>
         </w:rPr>
       </w:pPr>
-      <w:hyperlink w:anchor="_Toc242421839" w:history="1">
+      <w:hyperlink w:anchor="_Toc242423282" w:history="1">
         <w:r>
           <w:rPr>
             <w:rStyle w:val="Hyperlink"/>
@@ -7201,7 +7274,7 @@
             <w:noProof/>
             <w:webHidden/>
           </w:rPr>
-          <w:instrText xml:space="preserve"> PAGEREF _Toc242421839 \h </w:instrText>
+          <w:instrText xml:space="preserve"> PAGEREF _Toc242423282 \h </w:instrText>
         </w:r>
         <w:r>
           <w:rPr>
@@ -7246,7 +7319,7 @@
           <w14:ligatures w14:val="standardContextual"/>
         </w:rPr>
       </w:pPr>
-      <w:hyperlink w:anchor="_Toc242421840" w:history="1">
+      <w:hyperlink w:anchor="_Toc242423283" w:history="1">
         <w:r>
           <w:rPr>
             <w:rStyle w:val="Hyperlink"/>
@@ -7274,7 +7347,7 @@
             <w:noProof/>
             <w:webHidden/>
           </w:rPr>
-          <w:instrText xml:space="preserve"> PAGEREF _Toc242421840 \h </w:instrText>
+          <w:instrText xml:space="preserve"> PAGEREF _Toc242423283 \h </w:instrText>
         </w:r>
         <w:r>
           <w:rPr>
@@ -7319,7 +7392,7 @@
           <w14:ligatures w14:val="standardContextual"/>
         </w:rPr>
       </w:pPr>
-      <w:hyperlink w:anchor="_Toc242421841" w:history="1">
+      <w:hyperlink w:anchor="_Toc242423284" w:history="1">
         <w:r>
           <w:rPr>
             <w:rStyle w:val="Hyperlink"/>
@@ -7347,7 +7420,7 @@
             <w:noProof/>
             <w:webHidden/>
           </w:rPr>
-          <w:instrText xml:space="preserve"> PAGEREF _Toc242421841 \h </w:instrText>
+          <w:instrText xml:space="preserve"> PAGEREF _Toc242423284 \h </w:instrText>
         </w:r>
         <w:r>
           <w:rPr>
@@ -7392,7 +7465,7 @@
           <w14:ligatures w14:val="standardContextual"/>
         </w:rPr>
       </w:pPr>
-      <w:hyperlink w:anchor="_Toc242421842" w:history="1">
+      <w:hyperlink w:anchor="_Toc242423285" w:history="1">
         <w:r>
           <w:rPr>
             <w:rStyle w:val="Hyperlink"/>
@@ -7420,7 +7493,7 @@
             <w:noProof/>
             <w:webHidden/>
           </w:rPr>
-          <w:instrText xml:space="preserve"> PAGEREF _Toc242421842 \h </w:instrText>
+          <w:instrText xml:space="preserve"> PAGEREF _Toc242423285 \h </w:instrText>
         </w:r>
         <w:r>
           <w:rPr>
@@ -7465,7 +7538,7 @@
           <w14:ligatures w14:val="standardContextual"/>
         </w:rPr>
       </w:pPr>
-      <w:hyperlink w:anchor="_Toc242421843" w:history="1">
+      <w:hyperlink w:anchor="_Toc242423286" w:history="1">
         <w:r>
           <w:rPr>
             <w:rStyle w:val="Hyperlink"/>
@@ -7493,7 +7566,7 @@
             <w:noProof/>
             <w:webHidden/>
           </w:rPr>
-          <w:instrText xml:space="preserve"> PAGEREF _Toc242421843 \h </w:instrText>
+          <w:instrText xml:space="preserve"> PAGEREF _Toc242423286 \h </w:instrText>
         </w:r>
         <w:r>
           <w:rPr>
@@ -7538,7 +7611,7 @@
           <w14:ligatures w14:val="standardContextual"/>
         </w:rPr>
       </w:pPr>
-      <w:hyperlink w:anchor="_Toc242421844" w:history="1">
+      <w:hyperlink w:anchor="_Toc242423287" w:history="1">
         <w:r>
           <w:rPr>
             <w:rStyle w:val="Hyperlink"/>
@@ -7566,7 +7639,7 @@
             <w:noProof/>
             <w:webHidden/>
           </w:rPr>
-          <w:instrText xml:space="preserve"> PAGEREF _Toc242421844 \h </w:instrText>
+          <w:instrText xml:space="preserve"> PAGEREF _Toc242423287 \h </w:instrText>
         </w:r>
         <w:r>
           <w:rPr>
@@ -7611,7 +7684,7 @@
           <w14:ligatures w14:val="standardContextual"/>
         </w:rPr>
       </w:pPr>
-      <w:hyperlink w:anchor="_Toc242421845" w:history="1">
+      <w:hyperlink w:anchor="_Toc242423288" w:history="1">
         <w:r>
           <w:rPr>
             <w:rStyle w:val="Hyperlink"/>
@@ -7639,7 +7712,7 @@
             <w:noProof/>
             <w:webHidden/>
           </w:rPr>
-          <w:instrText xml:space="preserve"> PAGEREF _Toc242421845 \h </w:instrText>
+          <w:instrText xml:space="preserve"> PAGEREF _Toc242423288 \h </w:instrText>
         </w:r>
         <w:r>
           <w:rPr>
@@ -7684,7 +7757,7 @@
           <w14:ligatures w14:val="standardContextual"/>
         </w:rPr>
       </w:pPr>
-      <w:hyperlink w:anchor="_Toc242421846" w:history="1">
+      <w:hyperlink w:anchor="_Toc242423289" w:history="1">
         <w:r>
           <w:rPr>
             <w:rStyle w:val="Hyperlink"/>
@@ -7712,7 +7785,7 @@
             <w:noProof/>
             <w:webHidden/>
           </w:rPr>
-          <w:instrText xml:space="preserve"> PAGEREF _Toc242421846 \h </w:instrText>
+          <w:instrText xml:space="preserve"> PAGEREF _Toc242423289 \h </w:instrText>
         </w:r>
         <w:r>
           <w:rPr>
@@ -7757,7 +7830,7 @@
           <w14:ligatures w14:val="standardContextual"/>
         </w:rPr>
       </w:pPr>
-      <w:hyperlink w:anchor="_Toc242421847" w:history="1">
+      <w:hyperlink w:anchor="_Toc242423290" w:history="1">
         <w:r>
           <w:rPr>
             <w:rStyle w:val="Hyperlink"/>
@@ -7785,7 +7858,7 @@
             <w:noProof/>
             <w:webHidden/>
           </w:rPr>
-          <w:instrText xml:space="preserve"> PAGEREF _Toc242421847 \h </w:instrText>
+          <w:instrText xml:space="preserve"> PAGEREF _Toc242423290 \h </w:instrText>
         </w:r>
         <w:r>
           <w:rPr>
@@ -7830,7 +7903,7 @@
           <w14:ligatures w14:val="standardContextual"/>
         </w:rPr>
       </w:pPr>
-      <w:hyperlink w:anchor="_Toc242421848" w:history="1">
+      <w:hyperlink w:anchor="_Toc242423291" w:history="1">
         <w:r>
           <w:rPr>
             <w:rStyle w:val="Hyperlink"/>
@@ -7858,7 +7931,7 @@
             <w:noProof/>
             <w:webHidden/>
           </w:rPr>
-          <w:instrText xml:space="preserve"> PAGEREF _Toc242421848 \h </w:instrText>
+          <w:instrText xml:space="preserve"> PAGEREF _Toc242423291 \h </w:instrText>
         </w:r>
         <w:r>
           <w:rPr>
@@ -7903,7 +7976,7 @@
           <w14:ligatures w14:val="standardContextual"/>
         </w:rPr>
       </w:pPr>
-      <w:hyperlink w:anchor="_Toc242421849" w:history="1">
+      <w:hyperlink w:anchor="_Toc242423292" w:history="1">
         <w:r>
           <w:rPr>
             <w:rStyle w:val="Hyperlink"/>
@@ -7931,7 +8004,7 @@
             <w:noProof/>
             <w:webHidden/>
           </w:rPr>
-          <w:instrText xml:space="preserve"> PAGEREF _Toc242421849 \h </w:instrText>
+          <w:instrText xml:space="preserve"> PAGEREF _Toc242423292 \h </w:instrText>
         </w:r>
         <w:r>
           <w:rPr>
@@ -7976,7 +8049,7 @@
           <w14:ligatures w14:val="standardContextual"/>
         </w:rPr>
       </w:pPr>
-      <w:hyperlink w:anchor="_Toc242421850" w:history="1">
+      <w:hyperlink w:anchor="_Toc242423293" w:history="1">
         <w:r>
           <w:rPr>
             <w:rStyle w:val="Hyperlink"/>
@@ -8004,7 +8077,7 @@
             <w:noProof/>
             <w:webHidden/>
           </w:rPr>
-          <w:instrText xml:space="preserve"> PAGEREF _Toc242421850 \h </w:instrText>
+          <w:instrText xml:space="preserve"> PAGEREF _Toc242423293 \h </w:instrText>
         </w:r>
         <w:r>
           <w:rPr>
@@ -8049,7 +8122,7 @@
           <w14:ligatures w14:val="standardContextual"/>
         </w:rPr>
       </w:pPr>
-      <w:hyperlink w:anchor="_Toc242421851" w:history="1">
+      <w:hyperlink w:anchor="_Toc242423294" w:history="1">
         <w:r>
           <w:rPr>
             <w:rStyle w:val="Hyperlink"/>
@@ -8077,7 +8150,7 @@
             <w:noProof/>
             <w:webHidden/>
           </w:rPr>
-          <w:instrText xml:space="preserve"> PAGEREF _Toc242421851 \h </w:instrText>
+          <w:instrText xml:space="preserve"> PAGEREF _Toc242423294 \h </w:instrText>
         </w:r>
         <w:r>
           <w:rPr>
@@ -8098,6 +8171,79 @@
             <w:webHidden/>
           </w:rPr>
           <w:t>45</w:t>
+        </w:r>
+        <w:r>
+          <w:rPr>
+            <w:noProof/>
+            <w:webHidden/>
+          </w:rPr>
+          <w:fldChar w:fldCharType="end"/>
+        </w:r>
+      </w:hyperlink>
+    </w:p>
+    <w:p>
+      <w:pPr>
+        <w:pStyle w:val="TOC1"/>
+        <w:tabs>
+          <w:tab w:val="right" w:leader="dot" w:pos="9679"/>
+        </w:tabs>
+        <w:rPr>
+          <w:rFonts w:asciiTheme="minorHAnsi" w:eastAsiaTheme="minorEastAsia" w:hAnsiTheme="minorHAnsi" w:cstheme="minorBidi"/>
+          <w:noProof/>
+          <w:kern w:val="2"/>
+          <w:szCs w:val="24"/>
+          <w14:ligatures w14:val="standardContextual"/>
+        </w:rPr>
+      </w:pPr>
+      <w:hyperlink w:anchor="_Toc242423295" w:history="1">
+        <w:r>
+          <w:rPr>
+            <w:rStyle w:val="Hyperlink"/>
+            <w:rFonts w:eastAsiaTheme="majorEastAsia"/>
+            <w:noProof/>
+          </w:rPr>
+          <w:t>Bảng B-2. Hai bộ thực nghiệm DistilBERT được đọc riêng.</w:t>
+        </w:r>
+        <w:r>
+          <w:rPr>
+            <w:noProof/>
+            <w:webHidden/>
+          </w:rPr>
+          <w:tab/>
+        </w:r>
+        <w:r>
+          <w:rPr>
+            <w:noProof/>
+            <w:webHidden/>
+          </w:rPr>
+          <w:fldChar w:fldCharType="begin"/>
+        </w:r>
+        <w:r>
+          <w:rPr>
+            <w:noProof/>
+            <w:webHidden/>
+          </w:rPr>
+          <w:instrText xml:space="preserve"> PAGEREF _Toc242423295 \h </w:instrText>
+        </w:r>
+        <w:r>
+          <w:rPr>
+            <w:noProof/>
+            <w:webHidden/>
+          </w:rPr>
+        </w:r>
+        <w:r>
+          <w:rPr>
+            <w:noProof/>
+            <w:webHidden/>
+          </w:rPr>
+          <w:fldChar w:fldCharType="separate"/>
+        </w:r>
+        <w:r>
+          <w:rPr>
+            <w:noProof/>
+            <w:webHidden/>
+          </w:rPr>
+          <w:t>46</w:t>
         </w:r>
         <w:r>
           <w:rPr>
@@ -8130,7 +8276,7 @@
         <w:pStyle w:val="Heading1"/>
         <w:pageBreakBefore w:val="0"/>
       </w:pPr>
-      <w:bookmarkStart w:id="5" w:name="_Toc242421752"/>
+      <w:bookmarkStart w:id="5" w:name="_Toc242423194"/>
       <w:r>
         <w:lastRenderedPageBreak/>
         <w:t>CHƯƠNG 1. GIỚI THIỆU</w:t>
@@ -8141,7 +8287,7 @@
       <w:pPr>
         <w:pStyle w:val="Heading2"/>
       </w:pPr>
-      <w:bookmarkStart w:id="6" w:name="_Toc242421753"/>
+      <w:bookmarkStart w:id="6" w:name="_Toc242423195"/>
       <w:r>
         <w:t>1.1. Đặt vấn đề</w:t>
       </w:r>
@@ -8178,7 +8324,7 @@
       <w:pPr>
         <w:pStyle w:val="Heading2"/>
       </w:pPr>
-      <w:bookmarkStart w:id="7" w:name="_Toc242421754"/>
+      <w:bookmarkStart w:id="7" w:name="_Toc242423196"/>
       <w:r>
         <w:t>1.2. Mục tiêu của đề tài</w:t>
       </w:r>
@@ -8279,7 +8425,7 @@
       <w:pPr>
         <w:pStyle w:val="Heading2"/>
       </w:pPr>
-      <w:bookmarkStart w:id="8" w:name="_Toc242421755"/>
+      <w:bookmarkStart w:id="8" w:name="_Toc242423197"/>
       <w:r>
         <w:lastRenderedPageBreak/>
         <w:t>1.3. Phạm vi nghiên cứu</w:t>
@@ -8314,7 +8460,7 @@
       <w:pPr>
         <w:pStyle w:val="Heading2"/>
       </w:pPr>
-      <w:bookmarkStart w:id="9" w:name="_Toc242421756"/>
+      <w:bookmarkStart w:id="9" w:name="_Toc242423198"/>
       <w:r>
         <w:t>1.4. Cấu trúc báo cáo</w:t>
       </w:r>
@@ -8332,7 +8478,7 @@
       <w:pPr>
         <w:pStyle w:val="Heading2"/>
       </w:pPr>
-      <w:bookmarkStart w:id="10" w:name="_Toc242421757"/>
+      <w:bookmarkStart w:id="10" w:name="_Toc242423199"/>
       <w:r>
         <w:t>1.5. Căn cứ yêu cầu và cách trích dẫn</w:t>
       </w:r>
@@ -8358,7 +8504,7 @@
       <w:pPr>
         <w:pStyle w:val="TableCaption"/>
       </w:pPr>
-      <w:bookmarkStart w:id="11" w:name="_Toc242421833"/>
+      <w:bookmarkStart w:id="11" w:name="_Toc242423276"/>
       <w:r>
         <w:t>Bảng 1-1. Đối chiếu yêu cầu môn học và bằng chứng cần có.</w:t>
       </w:r>
@@ -9164,7 +9310,7 @@
       <w:pPr>
         <w:pStyle w:val="Heading1"/>
       </w:pPr>
-      <w:bookmarkStart w:id="12" w:name="_Toc242421758"/>
+      <w:bookmarkStart w:id="12" w:name="_Toc242423200"/>
       <w:r>
         <w:lastRenderedPageBreak/>
         <w:t>CHƯƠNG 2. CƠ SỞ LÝ THUYẾT</w:t>
@@ -9175,7 +9321,7 @@
       <w:pPr>
         <w:pStyle w:val="Heading2"/>
       </w:pPr>
-      <w:bookmarkStart w:id="13" w:name="_Toc242421759"/>
+      <w:bookmarkStart w:id="13" w:name="_Toc242423201"/>
       <w:r>
         <w:t>2.1. Học máy và xử lý ngôn ngữ trong đề tài</w:t>
       </w:r>
@@ -9209,7 +9355,7 @@
       <w:pPr>
         <w:pStyle w:val="Heading2"/>
       </w:pPr>
-      <w:bookmarkStart w:id="14" w:name="_Toc242421760"/>
+      <w:bookmarkStart w:id="14" w:name="_Toc242423202"/>
       <w:r>
         <w:t>2.2. Định nghĩa bài toán đa nhãn</w:t>
       </w:r>
@@ -9254,7 +9400,7 @@
       <w:pPr>
         <w:pStyle w:val="Heading2"/>
       </w:pPr>
-      <w:bookmarkStart w:id="15" w:name="_Toc242421761"/>
+      <w:bookmarkStart w:id="15" w:name="_Toc242423203"/>
       <w:r>
         <w:t>2.3. TF-IDF và Logistic Regression</w:t>
       </w:r>
@@ -9264,7 +9410,7 @@
       <w:pPr>
         <w:pStyle w:val="Heading3"/>
       </w:pPr>
-      <w:bookmarkStart w:id="16" w:name="_Toc242421762"/>
+      <w:bookmarkStart w:id="16" w:name="_Toc242423204"/>
       <w:r>
         <w:t>2.3.1. TF-IDF</w:t>
       </w:r>
@@ -9340,7 +9486,7 @@
       <w:pPr>
         <w:pStyle w:val="Heading3"/>
       </w:pPr>
-      <w:bookmarkStart w:id="17" w:name="_Toc242421763"/>
+      <w:bookmarkStart w:id="17" w:name="_Toc242423205"/>
       <w:r>
         <w:t>2.3.2. Logistic Regression</w:t>
       </w:r>
@@ -9375,7 +9521,7 @@
       <w:pPr>
         <w:pStyle w:val="Heading3"/>
       </w:pPr>
-      <w:bookmarkStart w:id="18" w:name="_Toc242421764"/>
+      <w:bookmarkStart w:id="18" w:name="_Toc242423206"/>
       <w:r>
         <w:t>2.3.3. One-vs-Rest</w:t>
       </w:r>
@@ -9410,7 +9556,7 @@
       <w:pPr>
         <w:pStyle w:val="Heading2"/>
       </w:pPr>
-      <w:bookmarkStart w:id="19" w:name="_Toc242421765"/>
+      <w:bookmarkStart w:id="19" w:name="_Toc242423207"/>
       <w:r>
         <w:t>2.4. Transformer và ba kiến trúc C</w:t>
       </w:r>
@@ -9456,7 +9602,7 @@
       <w:pPr>
         <w:pStyle w:val="Heading2"/>
       </w:pPr>
-      <w:bookmarkStart w:id="20" w:name="_Toc242421766"/>
+      <w:bookmarkStart w:id="20" w:name="_Toc242423208"/>
       <w:r>
         <w:t>2.5. Zero-shot B và suy luận ngôn ngữ tự nhiên</w:t>
       </w:r>
@@ -9517,7 +9663,7 @@
       <w:pPr>
         <w:pStyle w:val="Heading2"/>
       </w:pPr>
-      <w:bookmarkStart w:id="21" w:name="_Toc242421767"/>
+      <w:bookmarkStart w:id="21" w:name="_Toc242423209"/>
       <w:r>
         <w:t>2.6. Loss nhị phân và mất cân bằng</w:t>
       </w:r>
@@ -9564,7 +9710,7 @@
       <w:pPr>
         <w:pStyle w:val="Heading2"/>
       </w:pPr>
-      <w:bookmarkStart w:id="22" w:name="_Toc242421768"/>
+      <w:bookmarkStart w:id="22" w:name="_Toc242423210"/>
       <w:r>
         <w:t>2.7. Các thước đo đánh giá</w:t>
       </w:r>
@@ -9645,7 +9791,7 @@
       <w:pPr>
         <w:pStyle w:val="Heading2"/>
       </w:pPr>
-      <w:bookmarkStart w:id="23" w:name="_Toc242421769"/>
+      <w:bookmarkStart w:id="23" w:name="_Toc242423211"/>
       <w:r>
         <w:t>2.8. Threshold tuning và nghiên cứu liên quan</w:t>
       </w:r>
@@ -9686,7 +9832,7 @@
       <w:pPr>
         <w:pStyle w:val="Heading1"/>
       </w:pPr>
-      <w:bookmarkStart w:id="24" w:name="_Toc242421770"/>
+      <w:bookmarkStart w:id="24" w:name="_Toc242423212"/>
       <w:r>
         <w:lastRenderedPageBreak/>
         <w:t>CHƯƠNG 3. CHUẨN BỊ DỮ LIỆU</w:t>
@@ -9697,7 +9843,7 @@
       <w:pPr>
         <w:pStyle w:val="Heading2"/>
       </w:pPr>
-      <w:bookmarkStart w:id="25" w:name="_Toc242421771"/>
+      <w:bookmarkStart w:id="25" w:name="_Toc242423213"/>
       <w:r>
         <w:t>3.1. Giới thiệu dữ liệu và khả năng truy xuất</w:t>
       </w:r>
@@ -9751,7 +9897,7 @@
       <w:pPr>
         <w:pStyle w:val="TableCaption"/>
       </w:pPr>
-      <w:bookmarkStart w:id="26" w:name="_Toc242421834"/>
+      <w:bookmarkStart w:id="26" w:name="_Toc242423277"/>
       <w:r>
         <w:t>Bảng 3-1. Số mẫu các split.</w:t>
       </w:r>
@@ -10168,7 +10314,7 @@
           <w:noProof/>
         </w:rPr>
         <w:drawing>
-          <wp:inline distT="0" distB="0" distL="0" distR="0" wp14:anchorId="38817928" wp14:editId="5A11B864">
+          <wp:inline distT="0" distB="0" distL="0" distR="0" wp14:anchorId="1E879AD0" wp14:editId="534AE797">
             <wp:extent cx="5760000" cy="2814731"/>
             <wp:effectExtent l="0" t="0" r="0" b="0"/>
             <wp:docPr id="1" name="Picture 1"/>
@@ -10209,7 +10355,7 @@
         <w:pStyle w:val="FigureCaption"/>
         <w:jc w:val="center"/>
       </w:pPr>
-      <w:bookmarkStart w:id="27" w:name="_Toc242421826"/>
+      <w:bookmarkStart w:id="27" w:name="_Toc242423269"/>
       <w:r>
         <w:t>Hình 3.1. Kích thước bộ chia chính thức; số liệu từ EDA của nhóm.</w:t>
       </w:r>
@@ -10227,7 +10373,7 @@
       <w:pPr>
         <w:pStyle w:val="TableCaption"/>
       </w:pPr>
-      <w:bookmarkStart w:id="28" w:name="_Toc242421835"/>
+      <w:bookmarkStart w:id="28" w:name="_Toc242423278"/>
       <w:r>
         <w:t>Bảng 3-2. Thứ tự nhãn và support train.</w:t>
       </w:r>
@@ -13110,7 +13256,7 @@
       <w:pPr>
         <w:pStyle w:val="Heading2"/>
       </w:pPr>
-      <w:bookmarkStart w:id="29" w:name="_Toc242421772"/>
+      <w:bookmarkStart w:id="29" w:name="_Toc242423214"/>
       <w:r>
         <w:t>3.2. Khám phá dữ liệu</w:t>
       </w:r>
@@ -13120,7 +13266,7 @@
       <w:pPr>
         <w:pStyle w:val="Heading3"/>
       </w:pPr>
-      <w:bookmarkStart w:id="30" w:name="_Toc242421773"/>
+      <w:bookmarkStart w:id="30" w:name="_Toc242423215"/>
       <w:r>
         <w:t>3.2.1. Mất cân bằng và nhãn hiếm</w:t>
       </w:r>
@@ -13156,7 +13302,7 @@
         </w:rPr>
         <w:lastRenderedPageBreak/>
         <w:drawing>
-          <wp:inline distT="0" distB="0" distL="0" distR="0" wp14:anchorId="74DBAB64" wp14:editId="2A4B1E14">
+          <wp:inline distT="0" distB="0" distL="0" distR="0" wp14:anchorId="7BA37760" wp14:editId="492790D1">
             <wp:extent cx="5760000" cy="5225902"/>
             <wp:effectExtent l="0" t="0" r="0" b="0"/>
             <wp:docPr id="2" name="Picture 2"/>
@@ -13197,7 +13343,7 @@
         <w:pStyle w:val="FigureCaption"/>
         <w:jc w:val="center"/>
       </w:pPr>
-      <w:bookmarkStart w:id="31" w:name="_Toc242421827"/>
+      <w:bookmarkStart w:id="31" w:name="_Toc242423270"/>
       <w:r>
         <w:t>Hình 3.2. Phân bố nhãn train; cùng một câu có thể đóng góp nhiều nhãn.</w:t>
       </w:r>
@@ -13207,7 +13353,7 @@
       <w:pPr>
         <w:pStyle w:val="Heading3"/>
       </w:pPr>
-      <w:bookmarkStart w:id="32" w:name="_Toc242421774"/>
+      <w:bookmarkStart w:id="32" w:name="_Toc242423216"/>
       <w:r>
         <w:t>3.2.2. Số nhãn và đồng xuất hiện</w:t>
       </w:r>
@@ -13248,7 +13394,7 @@
         </w:rPr>
         <w:lastRenderedPageBreak/>
         <w:drawing>
-          <wp:inline distT="0" distB="0" distL="0" distR="0" wp14:anchorId="1ECDBDC2" wp14:editId="55F582CF">
+          <wp:inline distT="0" distB="0" distL="0" distR="0" wp14:anchorId="0DEB6DFB" wp14:editId="1BE6F7AC">
             <wp:extent cx="5760000" cy="5176843"/>
             <wp:effectExtent l="0" t="0" r="0" b="0"/>
             <wp:docPr id="3" name="Picture 3"/>
@@ -13289,7 +13435,7 @@
         <w:pStyle w:val="FigureCaption"/>
         <w:jc w:val="center"/>
       </w:pPr>
-      <w:bookmarkStart w:id="33" w:name="_Toc242421828"/>
+      <w:bookmarkStart w:id="33" w:name="_Toc242423271"/>
       <w:r>
         <w:t>Hình 3.3. Đồng xuất hiện annotation train, khác bảng cặp FN/FP ở phần lỗi.</w:t>
       </w:r>
@@ -13299,7 +13445,7 @@
       <w:pPr>
         <w:pStyle w:val="Heading3"/>
       </w:pPr>
-      <w:bookmarkStart w:id="34" w:name="_Toc242421775"/>
+      <w:bookmarkStart w:id="34" w:name="_Toc242423217"/>
       <w:r>
         <w:t>3.2.3. Chất lượng, văn bản trùng và độ dài</w:t>
       </w:r>
@@ -13337,7 +13483,7 @@
       <w:pPr>
         <w:pStyle w:val="Heading2"/>
       </w:pPr>
-      <w:bookmarkStart w:id="35" w:name="_Toc242421776"/>
+      <w:bookmarkStart w:id="35" w:name="_Toc242423218"/>
       <w:r>
         <w:t>3.3. Tiền xử lý và tránh rò rỉ</w:t>
       </w:r>
@@ -13431,7 +13577,7 @@
       <w:pPr>
         <w:pStyle w:val="Heading2"/>
       </w:pPr>
-      <w:bookmarkStart w:id="36" w:name="_Toc242421777"/>
+      <w:bookmarkStart w:id="36" w:name="_Toc242423219"/>
       <w:r>
         <w:t>3.4. Xây dựng đặc trưng và cấu trúc artifacts</w:t>
       </w:r>
@@ -13487,7 +13633,7 @@
       <w:pPr>
         <w:pStyle w:val="Heading2"/>
       </w:pPr>
-      <w:bookmarkStart w:id="37" w:name="_Toc242421778"/>
+      <w:bookmarkStart w:id="37" w:name="_Toc242423220"/>
       <w:r>
         <w:t>3.5. Checklist dữ liệu dùng trước huấn luyện</w:t>
       </w:r>
@@ -14002,7 +14148,7 @@
       <w:pPr>
         <w:pStyle w:val="Heading1"/>
       </w:pPr>
-      <w:bookmarkStart w:id="38" w:name="_Toc242421779"/>
+      <w:bookmarkStart w:id="38" w:name="_Toc242423221"/>
       <w:r>
         <w:lastRenderedPageBreak/>
         <w:t>CHƯƠNG 4. XÂY DỰNG MÔ HÌNH</w:t>
@@ -14013,7 +14159,7 @@
       <w:pPr>
         <w:pStyle w:val="Heading2"/>
       </w:pPr>
-      <w:bookmarkStart w:id="39" w:name="_Toc242421780"/>
+      <w:bookmarkStart w:id="39" w:name="_Toc242423222"/>
       <w:r>
         <w:t>4.1. Kiến trúc hệ thống</w:t>
       </w:r>
@@ -14031,7 +14177,7 @@
       <w:pPr>
         <w:pStyle w:val="TableCaption"/>
       </w:pPr>
-      <w:bookmarkStart w:id="40" w:name="_Toc242421836"/>
+      <w:bookmarkStart w:id="40" w:name="_Toc242423279"/>
       <w:r>
         <w:t>Bảng 4-1. Các hệ thống so sánh.</w:t>
       </w:r>
@@ -14770,7 +14916,7 @@
       <w:pPr>
         <w:pStyle w:val="Heading2"/>
       </w:pPr>
-      <w:bookmarkStart w:id="41" w:name="_Toc242421781"/>
+      <w:bookmarkStart w:id="41" w:name="_Toc242423223"/>
       <w:r>
         <w:t>4.2. Quy trình huấn luyện và suy luận</w:t>
       </w:r>
@@ -14780,7 +14926,7 @@
       <w:pPr>
         <w:pStyle w:val="Heading3"/>
       </w:pPr>
-      <w:bookmarkStart w:id="42" w:name="_Toc242421782"/>
+      <w:bookmarkStart w:id="42" w:name="_Toc242423224"/>
       <w:r>
         <w:t>4.2.1. Baseline A</w:t>
       </w:r>
@@ -14846,7 +14992,7 @@
       <w:pPr>
         <w:pStyle w:val="Heading3"/>
       </w:pPr>
-      <w:bookmarkStart w:id="43" w:name="_Toc242421783"/>
+      <w:bookmarkStart w:id="43" w:name="_Toc242423225"/>
       <w:r>
         <w:t>4.2.2. Zero-shot B</w:t>
       </w:r>
@@ -14872,7 +15018,7 @@
       <w:pPr>
         <w:pStyle w:val="Heading3"/>
       </w:pPr>
-      <w:bookmarkStart w:id="44" w:name="_Toc242421784"/>
+      <w:bookmarkStart w:id="44" w:name="_Toc242423226"/>
       <w:r>
         <w:t>4.2.3. Ba mô hình C và seed</w:t>
       </w:r>
@@ -14935,7 +15081,7 @@
       <w:pPr>
         <w:pStyle w:val="Heading3"/>
       </w:pPr>
-      <w:bookmarkStart w:id="45" w:name="_Toc242421785"/>
+      <w:bookmarkStart w:id="45" w:name="_Toc242423227"/>
       <w:r>
         <w:t>4.2.4. Ngưỡng và nâng cao</w:t>
       </w:r>
@@ -14964,7 +15110,7 @@
       <w:pPr>
         <w:pStyle w:val="Heading2"/>
       </w:pPr>
-      <w:bookmarkStart w:id="46" w:name="_Toc242421786"/>
+      <w:bookmarkStart w:id="46" w:name="_Toc242423228"/>
       <w:r>
         <w:t>4.3. Ví dụ minh họa từng bước</w:t>
       </w:r>
@@ -14974,7 +15120,7 @@
       <w:pPr>
         <w:pStyle w:val="Heading3"/>
       </w:pPr>
-      <w:bookmarkStart w:id="47" w:name="_Toc242421787"/>
+      <w:bookmarkStart w:id="47" w:name="_Toc242423229"/>
       <w:r>
         <w:t>4.3.1. Tạo TF-IDF bằng một tập nhỏ</w:t>
       </w:r>
@@ -15017,7 +15163,7 @@
       <w:pPr>
         <w:pStyle w:val="TableCaption"/>
       </w:pPr>
-      <w:bookmarkStart w:id="48" w:name="_Toc242421837"/>
+      <w:bookmarkStart w:id="48" w:name="_Toc242423280"/>
       <w:r>
         <w:t>Bảng 4-2. Tính LR trên vector minh họa.</w:t>
       </w:r>
@@ -15551,7 +15697,7 @@
       <w:pPr>
         <w:pStyle w:val="Heading3"/>
       </w:pPr>
-      <w:bookmarkStart w:id="49" w:name="_Toc242421788"/>
+      <w:bookmarkStart w:id="49" w:name="_Toc242423230"/>
       <w:r>
         <w:t>4.3.2. Một bước cập nhật để hiểu việc học</w:t>
       </w:r>
@@ -15577,7 +15723,7 @@
       <w:pPr>
         <w:pStyle w:val="Heading3"/>
       </w:pPr>
-      <w:bookmarkStart w:id="50" w:name="_Toc242421789"/>
+      <w:bookmarkStart w:id="50" w:name="_Toc242423231"/>
       <w:r>
         <w:t>4.3.3. Ví dụ tính metric đa nhãn</w:t>
       </w:r>
@@ -15603,7 +15749,7 @@
       <w:pPr>
         <w:pStyle w:val="Heading2"/>
       </w:pPr>
-      <w:bookmarkStart w:id="51" w:name="_Toc242421790"/>
+      <w:bookmarkStart w:id="51" w:name="_Toc242423232"/>
       <w:r>
         <w:t>4.4. Mô hình tự cài đặt</w:t>
       </w:r>
@@ -15641,7 +15787,7 @@
       <w:pPr>
         <w:pStyle w:val="Heading2"/>
       </w:pPr>
-      <w:bookmarkStart w:id="52" w:name="_Toc242421791"/>
+      <w:bookmarkStart w:id="52" w:name="_Toc242423233"/>
       <w:r>
         <w:t>4.5. Mô hình cài đặt bằng thư viện và demo D</w:t>
       </w:r>
@@ -15675,7 +15821,7 @@
       <w:pPr>
         <w:pStyle w:val="Heading1"/>
       </w:pPr>
-      <w:bookmarkStart w:id="53" w:name="_Toc242421792"/>
+      <w:bookmarkStart w:id="53" w:name="_Toc242423234"/>
       <w:r>
         <w:lastRenderedPageBreak/>
         <w:t>CHƯƠNG 5. THỰC NGHIỆM VÀ ĐÁNH GIÁ</w:t>
@@ -15686,7 +15832,7 @@
       <w:pPr>
         <w:pStyle w:val="Heading2"/>
       </w:pPr>
-      <w:bookmarkStart w:id="54" w:name="_Toc242421793"/>
+      <w:bookmarkStart w:id="54" w:name="_Toc242423235"/>
       <w:r>
         <w:t>5.1. Thiết kế thực nghiệm và kết quả A</w:t>
       </w:r>
@@ -15704,7 +15850,7 @@
       <w:pPr>
         <w:pStyle w:val="TableCaption"/>
       </w:pPr>
-      <w:bookmarkStart w:id="55" w:name="_Toc242421838"/>
+      <w:bookmarkStart w:id="55" w:name="_Toc242423281"/>
       <w:r>
         <w:t>Bảng 5-1. Kết quả A trên 5.426 mẫu validation, đủ 28 nhãn.</w:t>
       </w:r>
@@ -16966,7 +17112,7 @@
       <w:pPr>
         <w:pStyle w:val="Heading2"/>
       </w:pPr>
-      <w:bookmarkStart w:id="56" w:name="_Toc242421794"/>
+      <w:bookmarkStart w:id="56" w:name="_Toc242423236"/>
       <w:r>
         <w:lastRenderedPageBreak/>
         <w:t>5.2. Kết quả B, ba C và demo</w:t>
@@ -16977,7 +17123,7 @@
       <w:pPr>
         <w:pStyle w:val="TableCaption"/>
       </w:pPr>
-      <w:bookmarkStart w:id="57" w:name="_Toc242421839"/>
+      <w:bookmarkStart w:id="57" w:name="_Toc242423282"/>
       <w:r>
         <w:t>Bảng 5-2a. Kết quả A/B/C thực tế.</w:t>
       </w:r>
@@ -23225,7 +23371,7 @@
       <w:pPr>
         <w:pStyle w:val="TableCaption"/>
       </w:pPr>
-      <w:bookmarkStart w:id="58" w:name="_Toc242421840"/>
+      <w:bookmarkStart w:id="58" w:name="_Toc242423283"/>
       <w:r>
         <w:t>Bảng 5-2b. Precision/Recall theo cùng split và cấu hình.</w:t>
       </w:r>
@@ -29465,7 +29611,7 @@
       <w:pPr>
         <w:pStyle w:val="Heading3"/>
       </w:pPr>
-      <w:bookmarkStart w:id="59" w:name="_Toc242421795"/>
+      <w:bookmarkStart w:id="59" w:name="_Toc242423237"/>
       <w:r>
         <w:t>5.2.1. Kiểm tra mức hoàn thành</w:t>
       </w:r>
@@ -29486,7 +29632,7 @@
       <w:pPr>
         <w:pStyle w:val="Heading3"/>
       </w:pPr>
-      <w:bookmarkStart w:id="60" w:name="_Toc242421796"/>
+      <w:bookmarkStart w:id="60" w:name="_Toc242423238"/>
       <w:r>
         <w:t>5.2.2. Cấu hình, seed và lựa chọn demo</w:t>
       </w:r>
@@ -29580,7 +29726,7 @@
       <w:pPr>
         <w:pStyle w:val="TableCaption"/>
       </w:pPr>
-      <w:bookmarkStart w:id="61" w:name="_Toc242421841"/>
+      <w:bookmarkStart w:id="61" w:name="_Toc242423284"/>
       <w:r>
         <w:t>Bảng 5-2f. Kết quả từng seed C đã hoàn tất; Macro-F1.</w:t>
       </w:r>
@@ -31076,7 +31222,7 @@
       <w:pPr>
         <w:pStyle w:val="Heading3"/>
       </w:pPr>
-      <w:bookmarkStart w:id="62" w:name="_Toc242421797"/>
+      <w:bookmarkStart w:id="62" w:name="_Toc242423239"/>
       <w:r>
         <w:t>5.2.3. Ba nhóm lỗi C1/C2/C3 trên test</w:t>
       </w:r>
@@ -31094,7 +31240,7 @@
       <w:pPr>
         <w:pStyle w:val="TableCaption"/>
       </w:pPr>
-      <w:bookmarkStart w:id="63" w:name="_Toc242421842"/>
+      <w:bookmarkStart w:id="63" w:name="_Toc242423285"/>
       <w:r>
         <w:t>Bảng 5-2c. So sánh ba nhóm lỗi trên test.</w:t>
       </w:r>
@@ -32715,7 +32861,7 @@
       <w:pPr>
         <w:pStyle w:val="TableCaption"/>
       </w:pPr>
-      <w:bookmarkStart w:id="64" w:name="_Toc242421843"/>
+      <w:bookmarkStart w:id="64" w:name="_Toc242423286"/>
       <w:r>
         <w:t>Bảng 5-2g. Ba C trên cùng ID eczj48j.</w:t>
       </w:r>
@@ -33475,7 +33621,7 @@
       <w:pPr>
         <w:pStyle w:val="TableCaption"/>
       </w:pPr>
-      <w:bookmarkStart w:id="65" w:name="_Toc242421844"/>
+      <w:bookmarkStart w:id="65" w:name="_Toc242423287"/>
       <w:r>
         <w:t>Bảng 5-2h. Ba C trên cùng ID ed0jr9i.</w:t>
       </w:r>
@@ -34226,7 +34372,7 @@
       <w:pPr>
         <w:pStyle w:val="TableCaption"/>
       </w:pPr>
-      <w:bookmarkStart w:id="66" w:name="_Toc242421845"/>
+      <w:bookmarkStart w:id="66" w:name="_Toc242423288"/>
       <w:r>
         <w:t>Bảng 5-2i. Ba C trên cùng ID eczcvgx.</w:t>
       </w:r>
@@ -34971,7 +35117,7 @@
         <w:jc w:val="both"/>
       </w:pPr>
       <w:r>
-        <w:t>Scores là đầu ra sigmoid của các classifier, không phải xác suất đã được kiểm chuẩn. Các quan sát trên không xác lập quan hệ nhân quả. Số lỗi toàn tập xem group_summary.csv; không cộng các nhóm chồng lấp.</w:t>
+        <w:t>Scores là đầu ra sigmoid của các classifier, không phải xác suất đã được kiểm chuẩn. Các quan sát trên không xác lập quan hệ nhân quả. Số lỗi toàn tập xem reports/errors_test_standard_fixed/counts.csv; không cộng các nhóm chồng lấp.</w:t>
       </w:r>
     </w:p>
     <w:p>
@@ -34986,7 +35132,7 @@
       <w:pPr>
         <w:pStyle w:val="Heading3"/>
       </w:pPr>
-      <w:bookmarkStart w:id="67" w:name="_Toc242421798"/>
+      <w:bookmarkStart w:id="67" w:name="_Toc242423240"/>
       <w:r>
         <w:t>5.2.4. Nhãn hiếm và chi phí huấn luyện</w:t>
       </w:r>
@@ -35035,7 +35181,7 @@
       <w:pPr>
         <w:pStyle w:val="TableCaption"/>
       </w:pPr>
-      <w:bookmarkStart w:id="68" w:name="_Toc242421846"/>
+      <w:bookmarkStart w:id="68" w:name="_Toc242423289"/>
       <w:r>
         <w:t>Bảng 5-2d. F1 năm nhãn hiếm trước/sau cải tiến.</w:t>
       </w:r>
@@ -35236,7 +35382,14 @@
                 <w:b/>
                 <w:sz w:val="18"/>
               </w:rPr>
-              <w:t>F1 sau</w:t>
+              <w:t xml:space="preserve">F1 </w:t>
+            </w:r>
+            <w:r>
+              <w:rPr>
+                <w:b/>
+                <w:sz w:val="18"/>
+              </w:rPr>
+              <w:t>sau</w:t>
             </w:r>
           </w:p>
         </w:tc>
@@ -35313,13 +35466,7 @@
               <w:rPr>
                 <w:sz w:val="18"/>
               </w:rPr>
-              <w:t xml:space="preserve">A: </w:t>
-            </w:r>
-            <w:r>
-              <w:rPr>
-                <w:sz w:val="18"/>
-              </w:rPr>
-              <w:t>TF-IDF + LR</w:t>
+              <w:t>A: TF-IDF + LR</w:t>
             </w:r>
           </w:p>
         </w:tc>
@@ -35981,36 +36128,36 @@
               <w:rPr>
                 <w:sz w:val="18"/>
               </w:rPr>
+              <w:t xml:space="preserve">0.0000 ± </w:t>
+            </w:r>
+            <w:r>
+              <w:rPr>
+                <w:sz w:val="18"/>
+              </w:rPr>
+              <w:t>0.0000</w:t>
+            </w:r>
+          </w:p>
+        </w:tc>
+        <w:tc>
+          <w:tcPr>
+            <w:tcW w:w="1296" w:type="dxa"/>
+            <w:tcMar>
+              <w:top w:w="65" w:type="dxa"/>
+              <w:left w:w="65" w:type="dxa"/>
+              <w:bottom w:w="65" w:type="dxa"/>
+              <w:right w:w="65" w:type="dxa"/>
+            </w:tcMar>
+            <w:vAlign w:val="center"/>
+          </w:tcPr>
+          <w:p>
+            <w:pPr>
+              <w:spacing w:before="40" w:after="40" w:line="252" w:lineRule="auto"/>
+            </w:pPr>
+            <w:r>
+              <w:rPr>
+                <w:sz w:val="18"/>
+              </w:rPr>
               <w:t>0.0000 ± 0.0000</w:t>
-            </w:r>
-          </w:p>
-        </w:tc>
-        <w:tc>
-          <w:tcPr>
-            <w:tcW w:w="1296" w:type="dxa"/>
-            <w:tcMar>
-              <w:top w:w="65" w:type="dxa"/>
-              <w:left w:w="65" w:type="dxa"/>
-              <w:bottom w:w="65" w:type="dxa"/>
-              <w:right w:w="65" w:type="dxa"/>
-            </w:tcMar>
-            <w:vAlign w:val="center"/>
-          </w:tcPr>
-          <w:p>
-            <w:pPr>
-              <w:spacing w:before="40" w:after="40" w:line="252" w:lineRule="auto"/>
-            </w:pPr>
-            <w:r>
-              <w:rPr>
-                <w:sz w:val="18"/>
-              </w:rPr>
-              <w:t xml:space="preserve">0.0000 ± </w:t>
-            </w:r>
-            <w:r>
-              <w:rPr>
-                <w:sz w:val="18"/>
-              </w:rPr>
-              <w:t>0.0000</w:t>
             </w:r>
           </w:p>
         </w:tc>
@@ -36656,13 +36803,7 @@
               <w:rPr>
                 <w:sz w:val="18"/>
               </w:rPr>
-              <w:t xml:space="preserve">C3: </w:t>
-            </w:r>
-            <w:r>
-              <w:rPr>
-                <w:sz w:val="18"/>
-              </w:rPr>
-              <w:t>DistilBERT</w:t>
+              <w:t>C3: DistilBERT</w:t>
             </w:r>
           </w:p>
         </w:tc>
@@ -37324,7 +37465,13 @@
               <w:rPr>
                 <w:sz w:val="18"/>
               </w:rPr>
-              <w:t>0.0000 ± 0.0000</w:t>
+              <w:t xml:space="preserve">0.0000 ± </w:t>
+            </w:r>
+            <w:r>
+              <w:rPr>
+                <w:sz w:val="18"/>
+              </w:rPr>
+              <w:t>0.0000</w:t>
             </w:r>
           </w:p>
         </w:tc>
@@ -37940,13 +38087,7 @@
               <w:rPr>
                 <w:sz w:val="18"/>
               </w:rPr>
-              <w:t xml:space="preserve">+0.0139 ± </w:t>
-            </w:r>
-            <w:r>
-              <w:rPr>
-                <w:sz w:val="18"/>
-              </w:rPr>
-              <w:t>0.0773</w:t>
+              <w:t>+0.0139 ± 0.0773</w:t>
             </w:r>
           </w:p>
         </w:tc>
@@ -39149,7 +39290,7 @@
       <w:pPr>
         <w:pStyle w:val="TableCaption"/>
       </w:pPr>
-      <w:bookmarkStart w:id="69" w:name="_Toc242421847"/>
+      <w:bookmarkStart w:id="69" w:name="_Toc242423290"/>
       <w:r>
         <w:lastRenderedPageBreak/>
         <w:t>Bảng 5-2e. Thời gian hoàn thành run C và số tham số.</w:t>
@@ -39810,7 +39951,7 @@
           <w:noProof/>
         </w:rPr>
         <w:drawing>
-          <wp:inline distT="0" distB="0" distL="0" distR="0" wp14:anchorId="46A8160B" wp14:editId="39626B7A">
+          <wp:inline distT="0" distB="0" distL="0" distR="0" wp14:anchorId="06B851E3" wp14:editId="682A211E">
             <wp:extent cx="5760000" cy="1683692"/>
             <wp:effectExtent l="0" t="0" r="0" b="0"/>
             <wp:docPr id="4" name="Picture 4"/>
@@ -39851,7 +39992,7 @@
         <w:pStyle w:val="FigureCaption"/>
         <w:jc w:val="center"/>
       </w:pPr>
-      <w:bookmarkStart w:id="70" w:name="_Toc242421829"/>
+      <w:bookmarkStart w:id="70" w:name="_Toc242423272"/>
       <w:r>
         <w:t xml:space="preserve">Hình 5.1. Đường học validation: mean và sample std theo </w:t>
       </w:r>
@@ -39975,7 +40116,7 @@
         </w:rPr>
         <w:lastRenderedPageBreak/>
         <w:drawing>
-          <wp:inline distT="0" distB="0" distL="0" distR="0" wp14:anchorId="0FC20C1A" wp14:editId="225700B0">
+          <wp:inline distT="0" distB="0" distL="0" distR="0" wp14:anchorId="334569D2" wp14:editId="08F962AD">
             <wp:extent cx="5760000" cy="2304000"/>
             <wp:effectExtent l="0" t="0" r="0" b="0"/>
             <wp:docPr id="5" name="Picture 5"/>
@@ -40016,7 +40157,7 @@
         <w:pStyle w:val="FigureCaption"/>
         <w:jc w:val="center"/>
       </w:pPr>
-      <w:bookmarkStart w:id="71" w:name="_Toc242421830"/>
+      <w:bookmarkStart w:id="71" w:name="_Toc242423273"/>
       <w:r>
         <w:t>Hình 5.2. Macro-F1 ba C: ngưỡng 0,5 và ngưỡng riêng trên validation.</w:t>
       </w:r>
@@ -40043,7 +40184,7 @@
           <w:noProof/>
         </w:rPr>
         <w:drawing>
-          <wp:inline distT="0" distB="0" distL="0" distR="0" wp14:anchorId="7EC21F19" wp14:editId="78300700">
+          <wp:inline distT="0" distB="0" distL="0" distR="0" wp14:anchorId="624B41F7" wp14:editId="7C2E86A1">
             <wp:extent cx="5760000" cy="2304000"/>
             <wp:effectExtent l="0" t="0" r="0" b="0"/>
             <wp:docPr id="6" name="Picture 6"/>
@@ -40084,7 +40225,7 @@
         <w:pStyle w:val="FigureCaption"/>
         <w:jc w:val="center"/>
       </w:pPr>
-      <w:bookmarkStart w:id="72" w:name="_Toc242421831"/>
+      <w:bookmarkStart w:id="72" w:name="_Toc242423274"/>
       <w:r>
         <w:t>Hình 5.3. Macro-F1 ba C: ngưỡng 0,5 và ngưỡng riêng trên test.</w:t>
       </w:r>
@@ -40102,7 +40243,7 @@
       <w:pPr>
         <w:pStyle w:val="Heading3"/>
       </w:pPr>
-      <w:bookmarkStart w:id="73" w:name="_Toc242421799"/>
+      <w:bookmarkStart w:id="73" w:name="_Toc242423241"/>
       <w:r>
         <w:t>5.2.5. Kiểm suy luận và giao diện demo</w:t>
       </w:r>
@@ -40820,7 +40961,7 @@
         </w:rPr>
         <w:lastRenderedPageBreak/>
         <w:drawing>
-          <wp:inline distT="0" distB="0" distL="0" distR="0" wp14:anchorId="65899431" wp14:editId="6A070C1E">
+          <wp:inline distT="0" distB="0" distL="0" distR="0" wp14:anchorId="1FEFCFE4" wp14:editId="4E072BFA">
             <wp:extent cx="5760000" cy="4400000"/>
             <wp:effectExtent l="0" t="0" r="0" b="0"/>
             <wp:docPr id="7" name="Picture 7"/>
@@ -40861,7 +41002,7 @@
         <w:pStyle w:val="FigureCaption"/>
         <w:jc w:val="center"/>
       </w:pPr>
-      <w:bookmarkStart w:id="74" w:name="_Toc242421832"/>
+      <w:bookmarkStart w:id="74" w:name="_Toc242423275"/>
       <w:r>
         <w:t>Hình 5.4. Giao diện demo trên app thật; ảnh khớp SHA-256 trong hồ sơ kiểm UI.</w:t>
       </w:r>
@@ -40879,7 +41020,7 @@
       <w:pPr>
         <w:pStyle w:val="Heading3"/>
       </w:pPr>
-      <w:bookmarkStart w:id="75" w:name="_Toc242421800"/>
+      <w:bookmarkStart w:id="75" w:name="_Toc242423242"/>
       <w:r>
         <w:t>5.2.6. Thứ hạng, độ ổn định và đánh đổi</w:t>
       </w:r>
@@ -40996,7 +41137,7 @@
       <w:pPr>
         <w:pStyle w:val="Heading2"/>
       </w:pPr>
-      <w:bookmarkStart w:id="76" w:name="_Toc242421801"/>
+      <w:bookmarkStart w:id="76" w:name="_Toc242423243"/>
       <w:r>
         <w:t>5.3. Nâng cao và hiệu quả ở nhãn hiếm</w:t>
       </w:r>
@@ -41006,7 +41147,7 @@
       <w:pPr>
         <w:pStyle w:val="TableCaption"/>
       </w:pPr>
-      <w:bookmarkStart w:id="77" w:name="_Toc242421848"/>
+      <w:bookmarkStart w:id="77" w:name="_Toc242423291"/>
       <w:r>
         <w:t>Bảng 5-3. F1 nhãn hiếm của A trên validation; năm nhãn chọn bằng train.</w:t>
       </w:r>
@@ -42072,7 +42213,7 @@
       <w:pPr>
         <w:pStyle w:val="Heading2"/>
       </w:pPr>
-      <w:bookmarkStart w:id="78" w:name="_Toc242421802"/>
+      <w:bookmarkStart w:id="78" w:name="_Toc242423244"/>
       <w:r>
         <w:t>5.4. Phân tích lỗi</w:t>
       </w:r>
@@ -42082,7 +42223,7 @@
       <w:pPr>
         <w:pStyle w:val="Heading3"/>
       </w:pPr>
-      <w:bookmarkStart w:id="79" w:name="_Toc242421803"/>
+      <w:bookmarkStart w:id="79" w:name="_Toc242423245"/>
       <w:r>
         <w:t>5.4.1. Ví dụ lỗi thật của A</w:t>
       </w:r>
@@ -42109,7 +42250,7 @@
       <w:pPr>
         <w:pStyle w:val="TableCaption"/>
       </w:pPr>
-      <w:bookmarkStart w:id="80" w:name="_Toc242421849"/>
+      <w:bookmarkStart w:id="80" w:name="_Toc242423292"/>
       <w:r>
         <w:t>Bảng 5-4. Các nhóm lỗi A có ID và điểm dự đoán.</w:t>
       </w:r>
@@ -42681,7 +42822,7 @@
       <w:pPr>
         <w:pStyle w:val="Heading3"/>
       </w:pPr>
-      <w:bookmarkStart w:id="81" w:name="_Toc242421804"/>
+      <w:bookmarkStart w:id="81" w:name="_Toc242423246"/>
       <w:r>
         <w:t>5.4.2. Cặp nhãn và đối chiếu các C</w:t>
       </w:r>
@@ -42707,7 +42848,7 @@
       <w:pPr>
         <w:pStyle w:val="Heading2"/>
       </w:pPr>
-      <w:bookmarkStart w:id="82" w:name="_Toc242421805"/>
+      <w:bookmarkStart w:id="82" w:name="_Toc242423247"/>
       <w:r>
         <w:t>5.5. Đầu ra giúp gì cho người dùng và cho quá trình cải tiến?</w:t>
       </w:r>
@@ -42736,7 +42877,7 @@
       <w:pPr>
         <w:pStyle w:val="Heading2"/>
       </w:pPr>
-      <w:bookmarkStart w:id="83" w:name="_Toc242421806"/>
+      <w:bookmarkStart w:id="83" w:name="_Toc242423248"/>
       <w:r>
         <w:lastRenderedPageBreak/>
         <w:t>5.6. Giá trị công nghiệp: liên hệ đúng Case Study 4 của Lee (2020)</w:t>
@@ -42747,7 +42888,7 @@
       <w:pPr>
         <w:pStyle w:val="Heading3"/>
       </w:pPr>
-      <w:bookmarkStart w:id="84" w:name="_Toc242421807"/>
+      <w:bookmarkStart w:id="84" w:name="_Toc242423249"/>
       <w:r>
         <w:t>5.6.1. Nội dung trong tài liệu Lee</w:t>
       </w:r>
@@ -42773,7 +42914,7 @@
       <w:pPr>
         <w:pStyle w:val="Heading3"/>
       </w:pPr>
-      <w:bookmarkStart w:id="85" w:name="_Toc242421808"/>
+      <w:bookmarkStart w:id="85" w:name="_Toc242423250"/>
       <w:r>
         <w:t>5.6.2. Liên hệ với đề tài: dữ liệu → dự đoán → quyết định → giá trị</w:t>
       </w:r>
@@ -42791,7 +42932,7 @@
       <w:pPr>
         <w:pStyle w:val="TableCaption"/>
       </w:pPr>
-      <w:bookmarkStart w:id="86" w:name="_Toc242421850"/>
+      <w:bookmarkStart w:id="86" w:name="_Toc242423293"/>
       <w:r>
         <w:t>Bảng 5-5. Quy trình phản hồi khách hàng minh họa; không phải thí nghiệm doanh nghiệp đã đo.</w:t>
       </w:r>
@@ -43303,7 +43444,7 @@
       <w:pPr>
         <w:pStyle w:val="Heading3"/>
       </w:pPr>
-      <w:bookmarkStart w:id="87" w:name="_Toc242421809"/>
+      <w:bookmarkStart w:id="87" w:name="_Toc242423251"/>
       <w:r>
         <w:t>5.6.3. Điều kiện ứng dụng</w:t>
       </w:r>
@@ -43332,7 +43473,7 @@
       <w:pPr>
         <w:pStyle w:val="Heading2"/>
       </w:pPr>
-      <w:bookmarkStart w:id="88" w:name="_Toc242421810"/>
+      <w:bookmarkStart w:id="88" w:name="_Toc242423252"/>
       <w:r>
         <w:t>5.7. Giới hạn của kết luận thực nghiệm</w:t>
       </w:r>
@@ -43358,7 +43499,7 @@
       <w:pPr>
         <w:pStyle w:val="Heading1"/>
       </w:pPr>
-      <w:bookmarkStart w:id="89" w:name="_Toc242421811"/>
+      <w:bookmarkStart w:id="89" w:name="_Toc242423253"/>
       <w:r>
         <w:lastRenderedPageBreak/>
         <w:t>CHƯƠNG 6. KẾT LUẬN VÀ HƯỚNG PHÁT TRIỂN</w:t>
@@ -43369,7 +43510,7 @@
       <w:pPr>
         <w:pStyle w:val="Heading2"/>
       </w:pPr>
-      <w:bookmarkStart w:id="90" w:name="_Toc242421812"/>
+      <w:bookmarkStart w:id="90" w:name="_Toc242423254"/>
       <w:r>
         <w:t>6.1. Kết quả đạt được</w:t>
       </w:r>
@@ -43398,7 +43539,7 @@
       <w:pPr>
         <w:pStyle w:val="Heading2"/>
       </w:pPr>
-      <w:bookmarkStart w:id="91" w:name="_Toc242421813"/>
+      <w:bookmarkStart w:id="91" w:name="_Toc242423255"/>
       <w:r>
         <w:t>6.2. Hạn chế</w:t>
       </w:r>
@@ -43416,7 +43557,7 @@
       <w:pPr>
         <w:pStyle w:val="Heading2"/>
       </w:pPr>
-      <w:bookmarkStart w:id="92" w:name="_Toc242421814"/>
+      <w:bookmarkStart w:id="92" w:name="_Toc242423256"/>
       <w:r>
         <w:t>6.3. Hướng phát triển</w:t>
       </w:r>
@@ -43434,7 +43575,7 @@
       <w:pPr>
         <w:pStyle w:val="Heading1"/>
       </w:pPr>
-      <w:bookmarkStart w:id="93" w:name="_Toc242421815"/>
+      <w:bookmarkStart w:id="93" w:name="_Toc242423257"/>
       <w:r>
         <w:lastRenderedPageBreak/>
         <w:t>TÀI LIỆU THAM KHẢO</w:t>
@@ -44939,7 +45080,7 @@
       <w:pPr>
         <w:pStyle w:val="Heading1"/>
       </w:pPr>
-      <w:bookmarkStart w:id="94" w:name="_Toc242421816"/>
+      <w:bookmarkStart w:id="94" w:name="_Toc242423258"/>
       <w:r>
         <w:lastRenderedPageBreak/>
         <w:t>PHỤ LỤC A. MÃ NGUỒN VÀ HƯỚNG DẪN TÁI HIỆN</w:t>
@@ -44950,7 +45091,7 @@
       <w:pPr>
         <w:pStyle w:val="Heading2"/>
       </w:pPr>
-      <w:bookmarkStart w:id="95" w:name="_Toc242421817"/>
+      <w:bookmarkStart w:id="95" w:name="_Toc242423259"/>
       <w:r>
         <w:t>A.1. Bản đồ mã nguồn</w:t>
       </w:r>
@@ -45909,7 +46050,7 @@
       <w:pPr>
         <w:pStyle w:val="Heading2"/>
       </w:pPr>
-      <w:bookmarkStart w:id="96" w:name="_Toc242421818"/>
+      <w:bookmarkStart w:id="96" w:name="_Toc242423260"/>
       <w:r>
         <w:t>A.2. Giả mã cài đặt LR đa nhãn từ đầu</w:t>
       </w:r>
@@ -46150,7 +46291,7 @@
       <w:pPr>
         <w:pStyle w:val="Heading2"/>
       </w:pPr>
-      <w:bookmarkStart w:id="97" w:name="_Toc242421819"/>
+      <w:bookmarkStart w:id="97" w:name="_Toc242423261"/>
       <w:r>
         <w:t>A.3. Baseline bằng thư viện</w:t>
       </w:r>
@@ -46277,7 +46418,7 @@
       <w:pPr>
         <w:pStyle w:val="Heading2"/>
       </w:pPr>
-      <w:bookmarkStart w:id="98" w:name="_Toc242421820"/>
+      <w:bookmarkStart w:id="98" w:name="_Toc242423262"/>
       <w:r>
         <w:t>A.4. Thứ tự đọc và chạy</w:t>
       </w:r>
@@ -46348,7 +46489,7 @@
       <w:pPr>
         <w:pStyle w:val="Heading2"/>
       </w:pPr>
-      <w:bookmarkStart w:id="99" w:name="_Toc242421821"/>
+      <w:bookmarkStart w:id="99" w:name="_Toc242423263"/>
       <w:r>
         <w:t>A.5. Những nội dung mỗi người cần giải thích khi bảo vệ</w:t>
       </w:r>
@@ -46442,7 +46583,7 @@
       <w:pPr>
         <w:pStyle w:val="Heading1"/>
       </w:pPr>
-      <w:bookmarkStart w:id="100" w:name="_Toc242421822"/>
+      <w:bookmarkStart w:id="100" w:name="_Toc242423264"/>
       <w:r>
         <w:lastRenderedPageBreak/>
         <w:t>PHỤ LỤC B. PHÂN CÔNG VÀ ĐÓNG GÓP</w:t>
@@ -46453,7 +46594,7 @@
       <w:pPr>
         <w:pStyle w:val="Heading2"/>
       </w:pPr>
-      <w:bookmarkStart w:id="101" w:name="_Toc242421823"/>
+      <w:bookmarkStart w:id="101" w:name="_Toc242423265"/>
       <w:r>
         <w:t>B.1. Phân công nhóm bốn người</w:t>
       </w:r>
@@ -46463,7 +46604,7 @@
       <w:pPr>
         <w:pStyle w:val="TableCaption"/>
       </w:pPr>
-      <w:bookmarkStart w:id="102" w:name="_Toc242421851"/>
+      <w:bookmarkStart w:id="102" w:name="_Toc242423294"/>
       <w:r>
         <w:t>Bảng B-1. Trách nhiệm chính và sản phẩm.</w:t>
       </w:r>
@@ -46882,7 +47023,7 @@
       <w:pPr>
         <w:pStyle w:val="Heading2"/>
       </w:pPr>
-      <w:bookmarkStart w:id="103" w:name="_Toc242421824"/>
+      <w:bookmarkStart w:id="103" w:name="_Toc242423266"/>
       <w:r>
         <w:t>B.2. Đóng góp thực tế cần nhóm xác nhận</w:t>
       </w:r>
@@ -47261,13 +47402,13 @@
               <w:rPr>
                 <w:sz w:val="21"/>
               </w:rPr>
-              <w:t xml:space="preserve">Ghi </w:t>
+              <w:t xml:space="preserve">Đã bàn giao </w:t>
             </w:r>
             <w:r>
               <w:rPr>
                 <w:sz w:val="21"/>
               </w:rPr>
-              <w:t>run/artifacts, demo và phần viết thực tế khi bàn giao</w:t>
+              <w:t>code/trainer C3, notebook/HTML, protocol và báo cáo ba seed DistilBERT, phân tích lỗi và demo Streamlit từ kho chung; phạm vi tích hợp được ghi tại B.4</w:t>
             </w:r>
           </w:p>
         </w:tc>
@@ -47306,18 +47447,19 @@
         <w:jc w:val="both"/>
       </w:pPr>
       <w:r>
-        <w:t xml:space="preserve">Bảng phân công mô tả trách nhiệm; bảng đóng góp phải phản ánh công việc đã làm. Nhóm cùng đọc, kiểm bằng artifacts và thống nhất tỷ lệ; không tự chia đều hoặc suy ra tỷ lệ chỉ </w:t>
-      </w:r>
-      <w:r>
-        <w:t>từ số commit. Tài liệu/mã được hỗ trợ bằng công cụ vẫn cần thành viên kiểm tra, học và giải thích trước khi nộp.</w:t>
+        <w:t xml:space="preserve">Bảng phân công mô tả trách nhiệm; bảng đóng góp phải phản ánh công việc đã </w:t>
+      </w:r>
+      <w:r>
+        <w:t>làm. Nhóm cùng đọc, kiểm bằng artifacts và thống nhất tỷ lệ; không tự chia đều hoặc suy ra tỷ lệ chỉ từ số commit. Tài liệu/mã được hỗ trợ bằng công cụ vẫn cần thành viên kiểm tra, học và giải thích trước khi nộp.</w:t>
       </w:r>
     </w:p>
     <w:p>
       <w:pPr>
         <w:pStyle w:val="Heading2"/>
       </w:pPr>
-      <w:bookmarkStart w:id="104" w:name="_Toc242421825"/>
-      <w:r>
+      <w:bookmarkStart w:id="104" w:name="_Toc242423267"/>
+      <w:r>
+        <w:lastRenderedPageBreak/>
         <w:t>B.3. Checklist cuối trước nộp</w:t>
       </w:r>
       <w:bookmarkEnd w:id="104"/>
@@ -47335,7 +47477,6 @@
         <w:pStyle w:val="ListBullet"/>
       </w:pPr>
       <w:r>
-        <w:lastRenderedPageBreak/>
         <w:t>[ ] Ba C mỗi mô hình đủ ≥3 seed full, có từng seed và mean ± std.</w:t>
       </w:r>
     </w:p>
@@ -47403,8 +47544,539 @@
         <w:t>[ ] Nhóm xác nhận đóng góp; mỗi người giải thích được phần phụ trách.</w:t>
       </w:r>
     </w:p>
+    <w:p>
+      <w:pPr>
+        <w:pStyle w:val="Heading2"/>
+      </w:pPr>
+      <w:bookmarkStart w:id="105" w:name="_Toc242423268"/>
+      <w:r>
+        <w:t>B.4. Ghi nhận phần C3 Nhật Huy đã bàn giao và tích hợp</w:t>
+      </w:r>
+      <w:bookmarkEnd w:id="105"/>
+    </w:p>
+    <w:p>
+      <w:pPr>
+        <w:jc w:val="both"/>
+      </w:pPr>
+      <w:r>
+        <w:t xml:space="preserve">Kho chung đã tiếp nhận công việc C3 của Nhật Huy từ snapshot origin/main </w:t>
+      </w:r>
+      <w:r>
+        <w:rPr>
+          <w:rFonts w:ascii="Consolas" w:eastAsia="Consolas" w:hAnsi="Consolas" w:cs="Consolas"/>
+        </w:rPr>
+        <w:t>3acdfc6</w:t>
+      </w:r>
+      <w:r>
+        <w:t xml:space="preserve"> vào ngày 09/10/2026. Đây là nguồn bàn giao của Huy; không ghi toàn bộ phần này thành công của Duy và không tự suy ra phần trăm đóng góp từ số tệp hoặc commit. Hồ sơ tích hợp nằm trong </w:t>
+      </w:r>
+      <w:hyperlink r:id="rId42">
+        <w:r>
+          <w:rPr>
+            <w:color w:val="154B73"/>
+          </w:rPr>
+          <w:t>TICH_HOP_C3_NHAT_HUY.md</w:t>
+        </w:r>
+      </w:hyperlink>
+      <w:r>
+        <w:t>.</w:t>
+      </w:r>
+    </w:p>
+    <w:p>
+      <w:pPr>
+        <w:jc w:val="both"/>
+      </w:pPr>
+      <w:r>
+        <w:t xml:space="preserve">Phần bàn giao gồm </w:t>
+      </w:r>
+      <w:r>
+        <w:rPr>
+          <w:rFonts w:ascii="Consolas" w:eastAsia="Consolas" w:hAnsi="Consolas" w:cs="Consolas"/>
+        </w:rPr>
+        <w:t>src/c3.py</w:t>
+      </w:r>
+      <w:r>
+        <w:t xml:space="preserve">, </w:t>
+      </w:r>
+      <w:r>
+        <w:rPr>
+          <w:rFonts w:ascii="Consolas" w:eastAsia="Consolas" w:hAnsi="Consolas" w:cs="Consolas"/>
+        </w:rPr>
+        <w:t>scripts/train_distilbert.py</w:t>
+      </w:r>
+      <w:r>
+        <w:t xml:space="preserve">, các cấu hình C3, notebook </w:t>
+      </w:r>
+      <w:r>
+        <w:rPr>
+          <w:rFonts w:ascii="Consolas" w:eastAsia="Consolas" w:hAnsi="Consolas" w:cs="Consolas"/>
+        </w:rPr>
+        <w:t>notebooks/distilbert_huy.ipynb</w:t>
+      </w:r>
+      <w:r>
+        <w:t xml:space="preserve"> cùng HTML đã xuất, </w:t>
+      </w:r>
+      <w:r>
+        <w:rPr>
+          <w:rFonts w:ascii="Consolas" w:eastAsia="Consolas" w:hAnsi="Consolas" w:cs="Consolas"/>
+        </w:rPr>
+        <w:t>reports/c3_distilbert/full/C3_RESULTS.md</w:t>
+      </w:r>
+      <w:r>
+        <w:t xml:space="preserve">, protocol/config/môi trường, bảng từng seed/mean/std, ngưỡng riêng, F1 nhãn hiếm và ví dụ lỗi. Hướng dẫn đầy đủ: </w:t>
+      </w:r>
+      <w:hyperlink r:id="rId43">
+        <w:r>
+          <w:rPr>
+            <w:color w:val="154B73"/>
+          </w:rPr>
+          <w:t>HUY_DISTILBERT.md</w:t>
+        </w:r>
+      </w:hyperlink>
+      <w:r>
+        <w:t>. Đây là những artifacts đã có từ nguồn bàn giao; tích hợp mã không có nghĩa là chạy lại các notebook/thí nghiệm lịch sử trên máy hiện tại.</w:t>
+      </w:r>
+    </w:p>
+    <w:p>
+      <w:pPr>
+        <w:pStyle w:val="TableCaption"/>
+      </w:pPr>
+      <w:bookmarkStart w:id="106" w:name="_Toc242423295"/>
+      <w:r>
+        <w:t>Bảng B-2. Hai bộ thực nghiệm DistilBERT được đọc riêng.</w:t>
+      </w:r>
+      <w:bookmarkEnd w:id="106"/>
+    </w:p>
+    <w:tbl>
+      <w:tblPr>
+        <w:tblStyle w:val="TableGrid"/>
+        <w:tblW w:w="0" w:type="auto"/>
+        <w:jc w:val="center"/>
+        <w:tblLayout w:type="fixed"/>
+        <w:tblLook w:val="04A0" w:firstRow="1" w:lastRow="0" w:firstColumn="1" w:lastColumn="0" w:noHBand="0" w:noVBand="1"/>
+      </w:tblPr>
+      <w:tblGrid>
+        <w:gridCol w:w="1861"/>
+        <w:gridCol w:w="2920"/>
+        <w:gridCol w:w="1987"/>
+        <w:gridCol w:w="2920"/>
+      </w:tblGrid>
+      <w:tr>
+        <w:trPr>
+          <w:cantSplit/>
+          <w:tblHeader/>
+          <w:jc w:val="center"/>
+        </w:trPr>
+        <w:tc>
+          <w:tcPr>
+            <w:tcW w:w="1861" w:type="dxa"/>
+            <w:shd w:val="clear" w:color="auto" w:fill="E6EDF3"/>
+            <w:tcMar>
+              <w:top w:w="65" w:type="dxa"/>
+              <w:left w:w="65" w:type="dxa"/>
+              <w:bottom w:w="65" w:type="dxa"/>
+              <w:right w:w="65" w:type="dxa"/>
+            </w:tcMar>
+            <w:vAlign w:val="center"/>
+          </w:tcPr>
+          <w:p>
+            <w:pPr>
+              <w:spacing w:before="40" w:after="40" w:line="252" w:lineRule="auto"/>
+            </w:pPr>
+            <w:r>
+              <w:rPr>
+                <w:b/>
+                <w:sz w:val="21"/>
+              </w:rPr>
+              <w:t>Hồ sơ</w:t>
+            </w:r>
+          </w:p>
+        </w:tc>
+        <w:tc>
+          <w:tcPr>
+            <w:tcW w:w="2920" w:type="dxa"/>
+            <w:shd w:val="clear" w:color="auto" w:fill="E6EDF3"/>
+            <w:tcMar>
+              <w:top w:w="65" w:type="dxa"/>
+              <w:left w:w="65" w:type="dxa"/>
+              <w:bottom w:w="65" w:type="dxa"/>
+              <w:right w:w="65" w:type="dxa"/>
+            </w:tcMar>
+            <w:vAlign w:val="center"/>
+          </w:tcPr>
+          <w:p>
+            <w:pPr>
+              <w:spacing w:before="40" w:after="40" w:line="252" w:lineRule="auto"/>
+            </w:pPr>
+            <w:r>
+              <w:rPr>
+                <w:b/>
+                <w:sz w:val="21"/>
+              </w:rPr>
+              <w:t>Phạm vi</w:t>
+            </w:r>
+          </w:p>
+        </w:tc>
+        <w:tc>
+          <w:tcPr>
+            <w:tcW w:w="1987" w:type="dxa"/>
+            <w:shd w:val="clear" w:color="auto" w:fill="E6EDF3"/>
+            <w:tcMar>
+              <w:top w:w="65" w:type="dxa"/>
+              <w:left w:w="65" w:type="dxa"/>
+              <w:bottom w:w="65" w:type="dxa"/>
+              <w:right w:w="65" w:type="dxa"/>
+            </w:tcMar>
+            <w:vAlign w:val="center"/>
+          </w:tcPr>
+          <w:p>
+            <w:pPr>
+              <w:spacing w:before="40" w:after="40" w:line="252" w:lineRule="auto"/>
+            </w:pPr>
+            <w:r>
+              <w:rPr>
+                <w:b/>
+                <w:sz w:val="21"/>
+              </w:rPr>
+              <w:t>Macro-F1 validation @0,5, mean ± sample std</w:t>
+            </w:r>
+          </w:p>
+        </w:tc>
+        <w:tc>
+          <w:tcPr>
+            <w:tcW w:w="2920" w:type="dxa"/>
+            <w:shd w:val="clear" w:color="auto" w:fill="E6EDF3"/>
+            <w:tcMar>
+              <w:top w:w="65" w:type="dxa"/>
+              <w:left w:w="65" w:type="dxa"/>
+              <w:bottom w:w="65" w:type="dxa"/>
+              <w:right w:w="65" w:type="dxa"/>
+            </w:tcMar>
+            <w:vAlign w:val="center"/>
+          </w:tcPr>
+          <w:p>
+            <w:pPr>
+              <w:spacing w:before="40" w:after="40" w:line="252" w:lineRule="auto"/>
+            </w:pPr>
+            <w:r>
+              <w:rPr>
+                <w:b/>
+                <w:sz w:val="21"/>
+              </w:rPr>
+              <w:t>Cách sử dụng</w:t>
+            </w:r>
+          </w:p>
+        </w:tc>
+      </w:tr>
+      <w:tr>
+        <w:trPr>
+          <w:cantSplit/>
+          <w:jc w:val="center"/>
+        </w:trPr>
+        <w:tc>
+          <w:tcPr>
+            <w:tcW w:w="1861" w:type="dxa"/>
+            <w:tcMar>
+              <w:top w:w="65" w:type="dxa"/>
+              <w:left w:w="65" w:type="dxa"/>
+              <w:bottom w:w="65" w:type="dxa"/>
+              <w:right w:w="65" w:type="dxa"/>
+            </w:tcMar>
+            <w:vAlign w:val="center"/>
+          </w:tcPr>
+          <w:p>
+            <w:pPr>
+              <w:spacing w:before="40" w:after="40" w:line="252" w:lineRule="auto"/>
+            </w:pPr>
+            <w:r>
+              <w:rPr>
+                <w:sz w:val="21"/>
+              </w:rPr>
+              <w:t>C3 trong bộ so sánh chính</w:t>
+            </w:r>
+          </w:p>
+        </w:tc>
+        <w:tc>
+          <w:tcPr>
+            <w:tcW w:w="2920" w:type="dxa"/>
+            <w:tcMar>
+              <w:top w:w="65" w:type="dxa"/>
+              <w:left w:w="65" w:type="dxa"/>
+              <w:bottom w:w="65" w:type="dxa"/>
+              <w:right w:w="65" w:type="dxa"/>
+            </w:tcMar>
+            <w:vAlign w:val="center"/>
+          </w:tcPr>
+          <w:p>
+            <w:pPr>
+              <w:spacing w:before="40" w:after="40" w:line="252" w:lineRule="auto"/>
+            </w:pPr>
+            <w:r>
+              <w:rPr>
+                <w:sz w:val="21"/>
+              </w:rPr>
+              <w:t>Ba seed 42, 123, 2026; cùng module A/B/C, protocol khóa trước test</w:t>
+            </w:r>
+          </w:p>
+        </w:tc>
+        <w:tc>
+          <w:tcPr>
+            <w:tcW w:w="1987" w:type="dxa"/>
+            <w:tcMar>
+              <w:top w:w="65" w:type="dxa"/>
+              <w:left w:w="65" w:type="dxa"/>
+              <w:bottom w:w="65" w:type="dxa"/>
+              <w:right w:w="65" w:type="dxa"/>
+            </w:tcMar>
+            <w:vAlign w:val="center"/>
+          </w:tcPr>
+          <w:p>
+            <w:pPr>
+              <w:spacing w:before="40" w:after="40" w:line="252" w:lineRule="auto"/>
+            </w:pPr>
+            <w:r>
+              <w:rPr>
+                <w:sz w:val="21"/>
+              </w:rPr>
+              <w:t>0.4064 ± 0.0060</w:t>
+            </w:r>
+          </w:p>
+        </w:tc>
+        <w:tc>
+          <w:tcPr>
+            <w:tcW w:w="2920" w:type="dxa"/>
+            <w:tcMar>
+              <w:top w:w="65" w:type="dxa"/>
+              <w:left w:w="65" w:type="dxa"/>
+              <w:bottom w:w="65" w:type="dxa"/>
+              <w:right w:w="65" w:type="dxa"/>
+            </w:tcMar>
+            <w:vAlign w:val="center"/>
+          </w:tcPr>
+          <w:p>
+            <w:pPr>
+              <w:spacing w:before="40" w:after="40" w:line="252" w:lineRule="auto"/>
+            </w:pPr>
+            <w:r>
+              <w:rPr>
+                <w:sz w:val="21"/>
+              </w:rPr>
+              <w:t>Đi vào các bảng so sánh chính, cùng kết quả test đã khóa</w:t>
+            </w:r>
+          </w:p>
+        </w:tc>
+      </w:tr>
+      <w:tr>
+        <w:trPr>
+          <w:cantSplit/>
+          <w:jc w:val="center"/>
+        </w:trPr>
+        <w:tc>
+          <w:tcPr>
+            <w:tcW w:w="1861" w:type="dxa"/>
+            <w:tcMar>
+              <w:top w:w="65" w:type="dxa"/>
+              <w:left w:w="65" w:type="dxa"/>
+              <w:bottom w:w="65" w:type="dxa"/>
+              <w:right w:w="65" w:type="dxa"/>
+            </w:tcMar>
+            <w:vAlign w:val="center"/>
+          </w:tcPr>
+          <w:p>
+            <w:pPr>
+              <w:spacing w:before="40" w:after="40" w:line="252" w:lineRule="auto"/>
+            </w:pPr>
+            <w:r>
+              <w:rPr>
+                <w:sz w:val="21"/>
+              </w:rPr>
+              <w:t>C3 Nhật Huy, snapshot nguồn bàn giao</w:t>
+            </w:r>
+          </w:p>
+        </w:tc>
+        <w:tc>
+          <w:tcPr>
+            <w:tcW w:w="2920" w:type="dxa"/>
+            <w:tcMar>
+              <w:top w:w="65" w:type="dxa"/>
+              <w:left w:w="65" w:type="dxa"/>
+              <w:bottom w:w="65" w:type="dxa"/>
+              <w:right w:w="65" w:type="dxa"/>
+            </w:tcMar>
+            <w:vAlign w:val="center"/>
+          </w:tcPr>
+          <w:p>
+            <w:pPr>
+              <w:spacing w:before="40" w:after="40" w:line="252" w:lineRule="auto"/>
+            </w:pPr>
+            <w:r>
+              <w:rPr>
+                <w:sz w:val="21"/>
+              </w:rPr>
+              <w:t xml:space="preserve">Ba seed 42, 123, 2026; </w:t>
+            </w:r>
+            <w:r>
+              <w:rPr>
+                <w:sz w:val="21"/>
+              </w:rPr>
+              <w:t>trainer/protocol và môi trường riêng; không dùng test</w:t>
+            </w:r>
+          </w:p>
+        </w:tc>
+        <w:tc>
+          <w:tcPr>
+            <w:tcW w:w="1987" w:type="dxa"/>
+            <w:tcMar>
+              <w:top w:w="65" w:type="dxa"/>
+              <w:left w:w="65" w:type="dxa"/>
+              <w:bottom w:w="65" w:type="dxa"/>
+              <w:right w:w="65" w:type="dxa"/>
+            </w:tcMar>
+            <w:vAlign w:val="center"/>
+          </w:tcPr>
+          <w:p>
+            <w:pPr>
+              <w:spacing w:before="40" w:after="40" w:line="252" w:lineRule="auto"/>
+            </w:pPr>
+            <w:r>
+              <w:rPr>
+                <w:sz w:val="21"/>
+              </w:rPr>
+              <w:t>0.4061 ± 0.0045</w:t>
+            </w:r>
+          </w:p>
+        </w:tc>
+        <w:tc>
+          <w:tcPr>
+            <w:tcW w:w="2920" w:type="dxa"/>
+            <w:tcMar>
+              <w:top w:w="65" w:type="dxa"/>
+              <w:left w:w="65" w:type="dxa"/>
+              <w:bottom w:w="65" w:type="dxa"/>
+              <w:right w:w="65" w:type="dxa"/>
+            </w:tcMar>
+            <w:vAlign w:val="center"/>
+          </w:tcPr>
+          <w:p>
+            <w:pPr>
+              <w:spacing w:before="40" w:after="40" w:line="252" w:lineRule="auto"/>
+            </w:pPr>
+            <w:r>
+              <w:rPr>
+                <w:sz w:val="21"/>
+              </w:rPr>
+              <w:t>Ghi nhận kết quả validation và sản phẩm riêng của Huy; không thay điểm test/chọn C thắng</w:t>
+            </w:r>
+          </w:p>
+        </w:tc>
+      </w:tr>
+    </w:tbl>
+    <w:p>
+      <w:pPr>
+        <w:spacing w:after="40"/>
+      </w:pPr>
+    </w:p>
+    <w:p>
+      <w:pPr>
+        <w:jc w:val="both"/>
+      </w:pPr>
+      <w:r>
+        <w:t xml:space="preserve">Nguồn hàng thứ hai là </w:t>
+      </w:r>
+      <w:r>
+        <w:rPr>
+          <w:rFonts w:ascii="Consolas" w:eastAsia="Consolas" w:hAnsi="Consolas" w:cs="Consolas"/>
+        </w:rPr>
+        <w:t>reports/c3_distilbert/full/C3_RESULTS.md</w:t>
+      </w:r>
+      <w:r>
+        <w:t xml:space="preserve">: số chưa làm tròn Macro-F1 0.406084 ± 0.004544. Trainer của Huy dùng gradient checkpointing trên RTX 3050 </w:t>
+      </w:r>
+      <w:r>
+        <w:lastRenderedPageBreak/>
+        <w:t xml:space="preserve">Laptop 4 GB, Python 3.12.6 và PyTorch 2.11.0+cu128; bộ so sánh chính dùng môi trường được ghi trong metadata A/B/C, trong đó C chạy trên RTX 5060 Laptop với PyTorch 2.13.0+cu130. Cùng checkpoint/revision, taxonomy và ba epoch không làm hai bộ trở thành cùng một lượt huấn luyện. Chưa tách ảnh hưởng của trainer, môi trường và gradient checkpointing bằng thí nghiệm </w:t>
+      </w:r>
+      <w:r>
+        <w:t>đối chứng; không quy chênh lệch điểm cho riêng một yếu tố.</w:t>
+      </w:r>
+    </w:p>
+    <w:p>
+      <w:pPr>
+        <w:jc w:val="both"/>
+      </w:pPr>
+      <w:r>
+        <w:t>Không cộng hai bộ thành sáu seed, không gộp mean/std và không đổi điểm validation của Huy thành test. Những kết quả tuned-validation của Huy được đọc với giới hạn calibration trên cùng tập chọn ngưỡng. Nhánh C3 này không làm thay đổi quy tắc chọn kiến trúc của bộ chính: BERT thắng theo mean Macro-F1 validation @0,5; demo D dùng checkpoint BERT seed 123.</w:t>
+      </w:r>
+    </w:p>
+    <w:p>
+      <w:pPr>
+        <w:jc w:val="both"/>
+      </w:pPr>
+      <w:r>
+        <w:rPr>
+          <w:rFonts w:ascii="Consolas" w:eastAsia="Consolas" w:hAnsi="Consolas" w:cs="Consolas"/>
+        </w:rPr>
+        <w:t>app.py</w:t>
+      </w:r>
+      <w:r>
+        <w:t xml:space="preserve"> tiếp tục là demo Gradio của C thắng trong bộ chính, với hồ sơ kiểm suy luận và UI đã nêu tại chương 5. Demo Streamlit của Huy được giữ riêng dưới tên </w:t>
+      </w:r>
+      <w:r>
+        <w:rPr>
+          <w:rFonts w:ascii="Consolas" w:eastAsia="Consolas" w:hAnsi="Consolas" w:cs="Consolas"/>
+        </w:rPr>
+        <w:t>app_distilbert_huy.py</w:t>
+      </w:r>
+      <w:r>
+        <w:t xml:space="preserve">; notebook/HTML/log lịch sử có thể còn ghi tên cũ </w:t>
+      </w:r>
+      <w:r>
+        <w:rPr>
+          <w:rFonts w:ascii="Consolas" w:eastAsia="Consolas" w:hAnsi="Consolas" w:cs="Consolas"/>
+        </w:rPr>
+        <w:t>app.py</w:t>
+      </w:r>
+      <w:r>
+        <w:t>. Trọng số bundle C3 của Huy không nằm trong Git; cần nhận đúng checkpoint/tokenizer/checksum hoặc tái lập trong môi trường riêng để suy luận. Việc tích hợp không tự xác nhận demo Streamlit đã chạy lại tại máy hiện tại.</w:t>
+      </w:r>
+    </w:p>
+    <w:p>
+      <w:pPr>
+        <w:jc w:val="both"/>
+      </w:pPr>
+      <w:r>
+        <w:t xml:space="preserve">Sau tích hợp, suite kiểm mã toàn kho đạt 77/77 tests, thời gian ghi trong log 12,936 giây; nguồn </w:t>
+      </w:r>
+      <w:r>
+        <w:rPr>
+          <w:rFonts w:ascii="Consolas" w:eastAsia="Consolas" w:hAnsi="Consolas" w:cs="Consolas"/>
+        </w:rPr>
+        <w:t>reports/verification_project.json</w:t>
+      </w:r>
+      <w:r>
+        <w:t xml:space="preserve">, mục </w:t>
+      </w:r>
+      <w:r>
+        <w:rPr>
+          <w:rFonts w:ascii="Consolas" w:eastAsia="Consolas" w:hAnsi="Consolas" w:cs="Consolas"/>
+        </w:rPr>
+        <w:t>post_merge_unit_tests</w:t>
+      </w:r>
+      <w:r>
+        <w:t xml:space="preserve">, và </w:t>
+      </w:r>
+      <w:r>
+        <w:rPr>
+          <w:rFonts w:ascii="Consolas" w:eastAsia="Consolas" w:hAnsi="Consolas" w:cs="Consolas"/>
+        </w:rPr>
+        <w:t>reports/execution/unit_tests_post_merge.log</w:t>
+      </w:r>
+      <w:r>
+        <w:t>. Snapshot 69/69 tests trước tích hợp vẫn được giữ như lịch sử; không cộng với 24 tests lịch sử của Huy thành một lượt mới. Kiểm mã không thay các thí nghiệm full hoặc chứng minh chất lượng demo trên dữ liệu mới. Thông tin hành chính và tỷ lệ đóng góp tiếp tục để nhóm xác nhận.</w:t>
+      </w:r>
+    </w:p>
     <w:sectPr>
-      <w:footerReference w:type="default" r:id="rId42"/>
+      <w:footerReference w:type="default" r:id="rId44"/>
       <w:pgSz w:w="12240" w:h="15840"/>
       <w:pgMar w:top="1134" w:right="1134" w:bottom="1134" w:left="1417" w:header="454" w:footer="454" w:gutter="0"/>
       <w:pgNumType w:start="1"/>
@@ -47722,31 +48394,31 @@
       </w:rPr>
     </w:lvl>
   </w:abstractNum>
-  <w:num w:numId="1" w16cid:durableId="541484251">
+  <w:num w:numId="1" w16cid:durableId="66653905">
     <w:abstractNumId w:val="8"/>
   </w:num>
-  <w:num w:numId="2" w16cid:durableId="2135098473">
+  <w:num w:numId="2" w16cid:durableId="512110999">
     <w:abstractNumId w:val="6"/>
   </w:num>
-  <w:num w:numId="3" w16cid:durableId="1574076379">
+  <w:num w:numId="3" w16cid:durableId="1765957323">
     <w:abstractNumId w:val="5"/>
   </w:num>
-  <w:num w:numId="4" w16cid:durableId="1288316456">
+  <w:num w:numId="4" w16cid:durableId="1566338497">
     <w:abstractNumId w:val="4"/>
   </w:num>
-  <w:num w:numId="5" w16cid:durableId="1278676398">
+  <w:num w:numId="5" w16cid:durableId="1464927767">
     <w:abstractNumId w:val="7"/>
   </w:num>
-  <w:num w:numId="6" w16cid:durableId="389959424">
+  <w:num w:numId="6" w16cid:durableId="1277442092">
     <w:abstractNumId w:val="3"/>
   </w:num>
-  <w:num w:numId="7" w16cid:durableId="699360728">
+  <w:num w:numId="7" w16cid:durableId="1808283305">
     <w:abstractNumId w:val="2"/>
   </w:num>
-  <w:num w:numId="8" w16cid:durableId="458652138">
+  <w:num w:numId="8" w16cid:durableId="902640964">
     <w:abstractNumId w:val="1"/>
   </w:num>
-  <w:num w:numId="9" w16cid:durableId="1976373943">
+  <w:num w:numId="9" w16cid:durableId="1611738075">
     <w:abstractNumId w:val="0"/>
   </w:num>
 </w:numbering>
@@ -59170,7 +59842,7 @@
     <w:autoRedefine/>
     <w:uiPriority w:val="39"/>
     <w:unhideWhenUsed/>
-    <w:rsid w:val="006547CF"/>
+    <w:rsid w:val="00A9263F"/>
     <w:pPr>
       <w:spacing w:after="100"/>
     </w:pPr>
@@ -59182,7 +59854,7 @@
     <w:autoRedefine/>
     <w:uiPriority w:val="39"/>
     <w:unhideWhenUsed/>
-    <w:rsid w:val="006547CF"/>
+    <w:rsid w:val="00A9263F"/>
     <w:pPr>
       <w:spacing w:after="100"/>
       <w:ind w:left="240"/>
@@ -59195,7 +59867,7 @@
     <w:autoRedefine/>
     <w:uiPriority w:val="39"/>
     <w:unhideWhenUsed/>
-    <w:rsid w:val="006547CF"/>
+    <w:rsid w:val="00A9263F"/>
     <w:pPr>
       <w:spacing w:after="100"/>
       <w:ind w:left="480"/>
@@ -59206,7 +59878,7 @@
     <w:basedOn w:val="DefaultParagraphFont"/>
     <w:uiPriority w:val="99"/>
     <w:unhideWhenUsed/>
-    <w:rsid w:val="006547CF"/>
+    <w:rsid w:val="00A9263F"/>
     <w:rPr>
       <w:color w:val="0000FF" w:themeColor="hyperlink"/>
       <w:u w:val="single"/>

--- a/reports/BAO_CAO_DO_AN_GOEMOTIONS_IEEE.docx
+++ b/reports/BAO_CAO_DO_AN_GOEMOTIONS_IEEE.docx
@@ -311,7 +311,7 @@
         <w:pStyle w:val="Heading1"/>
         <w:pageBreakBefore w:val="0"/>
       </w:pPr>
-      <w:bookmarkStart w:id="0" w:name="_Toc242423189"/>
+      <w:bookmarkStart w:id="0" w:name="_Toc242537969"/>
       <w:r>
         <w:lastRenderedPageBreak/>
         <w:t>LỜI CẢM ƠN</w:t>
@@ -330,7 +330,7 @@
       <w:pPr>
         <w:pStyle w:val="Heading1"/>
       </w:pPr>
-      <w:bookmarkStart w:id="1" w:name="_Toc242423190"/>
+      <w:bookmarkStart w:id="1" w:name="_Toc242537970"/>
       <w:r>
         <w:lastRenderedPageBreak/>
         <w:t>TÓM TẮT</w:t>
@@ -377,7 +377,7 @@
       <w:pPr>
         <w:pStyle w:val="Heading1"/>
       </w:pPr>
-      <w:bookmarkStart w:id="2" w:name="_Toc242423191"/>
+      <w:bookmarkStart w:id="2" w:name="_Toc242537971"/>
       <w:r>
         <w:lastRenderedPageBreak/>
         <w:t>MỤC LỤC</w:t>
@@ -407,7 +407,7 @@
       <w:r>
         <w:fldChar w:fldCharType="separate"/>
       </w:r>
-      <w:hyperlink w:anchor="_Toc242423189" w:history="1">
+      <w:hyperlink w:anchor="_Toc242537969" w:history="1">
         <w:r>
           <w:rPr>
             <w:rStyle w:val="Hyperlink"/>
@@ -435,7 +435,7 @@
             <w:noProof/>
             <w:webHidden/>
           </w:rPr>
-          <w:instrText xml:space="preserve"> PAGEREF _Toc242423189 \h </w:instrText>
+          <w:instrText xml:space="preserve"> PAGEREF _Toc242537969 \h </w:instrText>
         </w:r>
         <w:r>
           <w:rPr>
@@ -480,7 +480,7 @@
           <w14:ligatures w14:val="standardContextual"/>
         </w:rPr>
       </w:pPr>
-      <w:hyperlink w:anchor="_Toc242423190" w:history="1">
+      <w:hyperlink w:anchor="_Toc242537970" w:history="1">
         <w:r>
           <w:rPr>
             <w:rStyle w:val="Hyperlink"/>
@@ -508,7 +508,7 @@
             <w:noProof/>
             <w:webHidden/>
           </w:rPr>
-          <w:instrText xml:space="preserve"> PAGEREF _Toc242423190 \h </w:instrText>
+          <w:instrText xml:space="preserve"> PAGEREF _Toc242537970 \h </w:instrText>
         </w:r>
         <w:r>
           <w:rPr>
@@ -553,7 +553,7 @@
           <w14:ligatures w14:val="standardContextual"/>
         </w:rPr>
       </w:pPr>
-      <w:hyperlink w:anchor="_Toc242423191" w:history="1">
+      <w:hyperlink w:anchor="_Toc242537971" w:history="1">
         <w:r>
           <w:rPr>
             <w:rStyle w:val="Hyperlink"/>
@@ -581,7 +581,7 @@
             <w:noProof/>
             <w:webHidden/>
           </w:rPr>
-          <w:instrText xml:space="preserve"> PAGEREF _Toc242423191 \h </w:instrText>
+          <w:instrText xml:space="preserve"> PAGEREF _Toc242537971 \h </w:instrText>
         </w:r>
         <w:r>
           <w:rPr>
@@ -626,7 +626,7 @@
           <w14:ligatures w14:val="standardContextual"/>
         </w:rPr>
       </w:pPr>
-      <w:hyperlink w:anchor="_Toc242423192" w:history="1">
+      <w:hyperlink w:anchor="_Toc242537972" w:history="1">
         <w:r>
           <w:rPr>
             <w:rStyle w:val="Hyperlink"/>
@@ -654,7 +654,7 @@
             <w:noProof/>
             <w:webHidden/>
           </w:rPr>
-          <w:instrText xml:space="preserve"> PAGEREF _Toc242423192 \h </w:instrText>
+          <w:instrText xml:space="preserve"> PAGEREF _Toc242537972 \h </w:instrText>
         </w:r>
         <w:r>
           <w:rPr>
@@ -699,7 +699,7 @@
           <w14:ligatures w14:val="standardContextual"/>
         </w:rPr>
       </w:pPr>
-      <w:hyperlink w:anchor="_Toc242423193" w:history="1">
+      <w:hyperlink w:anchor="_Toc242537973" w:history="1">
         <w:r>
           <w:rPr>
             <w:rStyle w:val="Hyperlink"/>
@@ -727,7 +727,7 @@
             <w:noProof/>
             <w:webHidden/>
           </w:rPr>
-          <w:instrText xml:space="preserve"> PAGEREF _Toc242423193 \h </w:instrText>
+          <w:instrText xml:space="preserve"> PAGEREF _Toc242537973 \h </w:instrText>
         </w:r>
         <w:r>
           <w:rPr>
@@ -772,7 +772,7 @@
           <w14:ligatures w14:val="standardContextual"/>
         </w:rPr>
       </w:pPr>
-      <w:hyperlink w:anchor="_Toc242423194" w:history="1">
+      <w:hyperlink w:anchor="_Toc242537974" w:history="1">
         <w:r>
           <w:rPr>
             <w:rStyle w:val="Hyperlink"/>
@@ -800,7 +800,7 @@
             <w:noProof/>
             <w:webHidden/>
           </w:rPr>
-          <w:instrText xml:space="preserve"> PAGEREF _Toc242423194 \h </w:instrText>
+          <w:instrText xml:space="preserve"> PAGEREF _Toc242537974 \h </w:instrText>
         </w:r>
         <w:r>
           <w:rPr>
@@ -845,7 +845,7 @@
           <w14:ligatures w14:val="standardContextual"/>
         </w:rPr>
       </w:pPr>
-      <w:hyperlink w:anchor="_Toc242423195" w:history="1">
+      <w:hyperlink w:anchor="_Toc242537975" w:history="1">
         <w:r>
           <w:rPr>
             <w:rStyle w:val="Hyperlink"/>
@@ -873,7 +873,7 @@
             <w:noProof/>
             <w:webHidden/>
           </w:rPr>
-          <w:instrText xml:space="preserve"> PAGEREF _Toc242423195 \h </w:instrText>
+          <w:instrText xml:space="preserve"> PAGEREF _Toc242537975 \h </w:instrText>
         </w:r>
         <w:r>
           <w:rPr>
@@ -918,7 +918,7 @@
           <w14:ligatures w14:val="standardContextual"/>
         </w:rPr>
       </w:pPr>
-      <w:hyperlink w:anchor="_Toc242423196" w:history="1">
+      <w:hyperlink w:anchor="_Toc242537976" w:history="1">
         <w:r>
           <w:rPr>
             <w:rStyle w:val="Hyperlink"/>
@@ -946,7 +946,7 @@
             <w:noProof/>
             <w:webHidden/>
           </w:rPr>
-          <w:instrText xml:space="preserve"> PAGEREF _Toc242423196 \h </w:instrText>
+          <w:instrText xml:space="preserve"> PAGEREF _Toc242537976 \h </w:instrText>
         </w:r>
         <w:r>
           <w:rPr>
@@ -991,7 +991,7 @@
           <w14:ligatures w14:val="standardContextual"/>
         </w:rPr>
       </w:pPr>
-      <w:hyperlink w:anchor="_Toc242423197" w:history="1">
+      <w:hyperlink w:anchor="_Toc242537977" w:history="1">
         <w:r>
           <w:rPr>
             <w:rStyle w:val="Hyperlink"/>
@@ -1019,7 +1019,7 @@
             <w:noProof/>
             <w:webHidden/>
           </w:rPr>
-          <w:instrText xml:space="preserve"> PAGEREF _Toc242423197 \h </w:instrText>
+          <w:instrText xml:space="preserve"> PAGEREF _Toc242537977 \h </w:instrText>
         </w:r>
         <w:r>
           <w:rPr>
@@ -1064,7 +1064,7 @@
           <w14:ligatures w14:val="standardContextual"/>
         </w:rPr>
       </w:pPr>
-      <w:hyperlink w:anchor="_Toc242423198" w:history="1">
+      <w:hyperlink w:anchor="_Toc242537978" w:history="1">
         <w:r>
           <w:rPr>
             <w:rStyle w:val="Hyperlink"/>
@@ -1092,7 +1092,7 @@
             <w:noProof/>
             <w:webHidden/>
           </w:rPr>
-          <w:instrText xml:space="preserve"> PAGEREF _Toc242423198 \h </w:instrText>
+          <w:instrText xml:space="preserve"> PAGEREF _Toc242537978 \h </w:instrText>
         </w:r>
         <w:r>
           <w:rPr>
@@ -1137,7 +1137,7 @@
           <w14:ligatures w14:val="standardContextual"/>
         </w:rPr>
       </w:pPr>
-      <w:hyperlink w:anchor="_Toc242423199" w:history="1">
+      <w:hyperlink w:anchor="_Toc242537979" w:history="1">
         <w:r>
           <w:rPr>
             <w:rStyle w:val="Hyperlink"/>
@@ -1165,7 +1165,7 @@
             <w:noProof/>
             <w:webHidden/>
           </w:rPr>
-          <w:instrText xml:space="preserve"> PAGEREF _Toc242423199 \h </w:instrText>
+          <w:instrText xml:space="preserve"> PAGEREF _Toc242537979 \h </w:instrText>
         </w:r>
         <w:r>
           <w:rPr>
@@ -1210,7 +1210,7 @@
           <w14:ligatures w14:val="standardContextual"/>
         </w:rPr>
       </w:pPr>
-      <w:hyperlink w:anchor="_Toc242423200" w:history="1">
+      <w:hyperlink w:anchor="_Toc242537980" w:history="1">
         <w:r>
           <w:rPr>
             <w:rStyle w:val="Hyperlink"/>
@@ -1238,7 +1238,7 @@
             <w:noProof/>
             <w:webHidden/>
           </w:rPr>
-          <w:instrText xml:space="preserve"> PAGEREF _Toc242423200 \h </w:instrText>
+          <w:instrText xml:space="preserve"> PAGEREF _Toc242537980 \h </w:instrText>
         </w:r>
         <w:r>
           <w:rPr>
@@ -1283,7 +1283,7 @@
           <w14:ligatures w14:val="standardContextual"/>
         </w:rPr>
       </w:pPr>
-      <w:hyperlink w:anchor="_Toc242423201" w:history="1">
+      <w:hyperlink w:anchor="_Toc242537981" w:history="1">
         <w:r>
           <w:rPr>
             <w:rStyle w:val="Hyperlink"/>
@@ -1311,7 +1311,7 @@
             <w:noProof/>
             <w:webHidden/>
           </w:rPr>
-          <w:instrText xml:space="preserve"> PAGEREF _Toc242423201 \h </w:instrText>
+          <w:instrText xml:space="preserve"> PAGEREF _Toc242537981 \h </w:instrText>
         </w:r>
         <w:r>
           <w:rPr>
@@ -1356,7 +1356,7 @@
           <w14:ligatures w14:val="standardContextual"/>
         </w:rPr>
       </w:pPr>
-      <w:hyperlink w:anchor="_Toc242423202" w:history="1">
+      <w:hyperlink w:anchor="_Toc242537982" w:history="1">
         <w:r>
           <w:rPr>
             <w:rStyle w:val="Hyperlink"/>
@@ -1384,7 +1384,7 @@
             <w:noProof/>
             <w:webHidden/>
           </w:rPr>
-          <w:instrText xml:space="preserve"> PAGEREF _Toc242423202 \h </w:instrText>
+          <w:instrText xml:space="preserve"> PAGEREF _Toc242537982 \h </w:instrText>
         </w:r>
         <w:r>
           <w:rPr>
@@ -1429,7 +1429,7 @@
           <w14:ligatures w14:val="standardContextual"/>
         </w:rPr>
       </w:pPr>
-      <w:hyperlink w:anchor="_Toc242423203" w:history="1">
+      <w:hyperlink w:anchor="_Toc242537983" w:history="1">
         <w:r>
           <w:rPr>
             <w:rStyle w:val="Hyperlink"/>
@@ -1457,7 +1457,7 @@
             <w:noProof/>
             <w:webHidden/>
           </w:rPr>
-          <w:instrText xml:space="preserve"> PAGEREF _Toc242423203 \h </w:instrText>
+          <w:instrText xml:space="preserve"> PAGEREF _Toc242537983 \h </w:instrText>
         </w:r>
         <w:r>
           <w:rPr>
@@ -1502,7 +1502,7 @@
           <w14:ligatures w14:val="standardContextual"/>
         </w:rPr>
       </w:pPr>
-      <w:hyperlink w:anchor="_Toc242423204" w:history="1">
+      <w:hyperlink w:anchor="_Toc242537984" w:history="1">
         <w:r>
           <w:rPr>
             <w:rStyle w:val="Hyperlink"/>
@@ -1530,7 +1530,7 @@
             <w:noProof/>
             <w:webHidden/>
           </w:rPr>
-          <w:instrText xml:space="preserve"> PAGEREF _Toc242423204 \h </w:instrText>
+          <w:instrText xml:space="preserve"> PAGEREF _Toc242537984 \h </w:instrText>
         </w:r>
         <w:r>
           <w:rPr>
@@ -1575,7 +1575,7 @@
           <w14:ligatures w14:val="standardContextual"/>
         </w:rPr>
       </w:pPr>
-      <w:hyperlink w:anchor="_Toc242423205" w:history="1">
+      <w:hyperlink w:anchor="_Toc242537985" w:history="1">
         <w:r>
           <w:rPr>
             <w:rStyle w:val="Hyperlink"/>
@@ -1603,7 +1603,7 @@
             <w:noProof/>
             <w:webHidden/>
           </w:rPr>
-          <w:instrText xml:space="preserve"> PAGEREF _Toc242423205 \h </w:instrText>
+          <w:instrText xml:space="preserve"> PAGEREF _Toc242537985 \h </w:instrText>
         </w:r>
         <w:r>
           <w:rPr>
@@ -1648,7 +1648,7 @@
           <w14:ligatures w14:val="standardContextual"/>
         </w:rPr>
       </w:pPr>
-      <w:hyperlink w:anchor="_Toc242423206" w:history="1">
+      <w:hyperlink w:anchor="_Toc242537986" w:history="1">
         <w:r>
           <w:rPr>
             <w:rStyle w:val="Hyperlink"/>
@@ -1676,7 +1676,7 @@
             <w:noProof/>
             <w:webHidden/>
           </w:rPr>
-          <w:instrText xml:space="preserve"> PAGEREF _Toc242423206 \h </w:instrText>
+          <w:instrText xml:space="preserve"> PAGEREF _Toc242537986 \h </w:instrText>
         </w:r>
         <w:r>
           <w:rPr>
@@ -1721,7 +1721,7 @@
           <w14:ligatures w14:val="standardContextual"/>
         </w:rPr>
       </w:pPr>
-      <w:hyperlink w:anchor="_Toc242423207" w:history="1">
+      <w:hyperlink w:anchor="_Toc242537987" w:history="1">
         <w:r>
           <w:rPr>
             <w:rStyle w:val="Hyperlink"/>
@@ -1749,7 +1749,7 @@
             <w:noProof/>
             <w:webHidden/>
           </w:rPr>
-          <w:instrText xml:space="preserve"> PAGEREF _Toc242423207 \h </w:instrText>
+          <w:instrText xml:space="preserve"> PAGEREF _Toc242537987 \h </w:instrText>
         </w:r>
         <w:r>
           <w:rPr>
@@ -1794,7 +1794,7 @@
           <w14:ligatures w14:val="standardContextual"/>
         </w:rPr>
       </w:pPr>
-      <w:hyperlink w:anchor="_Toc242423208" w:history="1">
+      <w:hyperlink w:anchor="_Toc242537988" w:history="1">
         <w:r>
           <w:rPr>
             <w:rStyle w:val="Hyperlink"/>
@@ -1822,7 +1822,7 @@
             <w:noProof/>
             <w:webHidden/>
           </w:rPr>
-          <w:instrText xml:space="preserve"> PAGEREF _Toc242423208 \h </w:instrText>
+          <w:instrText xml:space="preserve"> PAGEREF _Toc242537988 \h </w:instrText>
         </w:r>
         <w:r>
           <w:rPr>
@@ -1867,7 +1867,7 @@
           <w14:ligatures w14:val="standardContextual"/>
         </w:rPr>
       </w:pPr>
-      <w:hyperlink w:anchor="_Toc242423209" w:history="1">
+      <w:hyperlink w:anchor="_Toc242537989" w:history="1">
         <w:r>
           <w:rPr>
             <w:rStyle w:val="Hyperlink"/>
@@ -1895,7 +1895,7 @@
             <w:noProof/>
             <w:webHidden/>
           </w:rPr>
-          <w:instrText xml:space="preserve"> PAGEREF _Toc242423209 \h </w:instrText>
+          <w:instrText xml:space="preserve"> PAGEREF _Toc242537989 \h </w:instrText>
         </w:r>
         <w:r>
           <w:rPr>
@@ -1940,7 +1940,7 @@
           <w14:ligatures w14:val="standardContextual"/>
         </w:rPr>
       </w:pPr>
-      <w:hyperlink w:anchor="_Toc242423210" w:history="1">
+      <w:hyperlink w:anchor="_Toc242537990" w:history="1">
         <w:r>
           <w:rPr>
             <w:rStyle w:val="Hyperlink"/>
@@ -1968,7 +1968,7 @@
             <w:noProof/>
             <w:webHidden/>
           </w:rPr>
-          <w:instrText xml:space="preserve"> PAGEREF _Toc242423210 \h </w:instrText>
+          <w:instrText xml:space="preserve"> PAGEREF _Toc242537990 \h </w:instrText>
         </w:r>
         <w:r>
           <w:rPr>
@@ -2013,7 +2013,7 @@
           <w14:ligatures w14:val="standardContextual"/>
         </w:rPr>
       </w:pPr>
-      <w:hyperlink w:anchor="_Toc242423211" w:history="1">
+      <w:hyperlink w:anchor="_Toc242537991" w:history="1">
         <w:r>
           <w:rPr>
             <w:rStyle w:val="Hyperlink"/>
@@ -2041,7 +2041,7 @@
             <w:noProof/>
             <w:webHidden/>
           </w:rPr>
-          <w:instrText xml:space="preserve"> PAGEREF _Toc242423211 \h </w:instrText>
+          <w:instrText xml:space="preserve"> PAGEREF _Toc242537991 \h </w:instrText>
         </w:r>
         <w:r>
           <w:rPr>
@@ -2086,7 +2086,7 @@
           <w14:ligatures w14:val="standardContextual"/>
         </w:rPr>
       </w:pPr>
-      <w:hyperlink w:anchor="_Toc242423212" w:history="1">
+      <w:hyperlink w:anchor="_Toc242537992" w:history="1">
         <w:r>
           <w:rPr>
             <w:rStyle w:val="Hyperlink"/>
@@ -2114,7 +2114,7 @@
             <w:noProof/>
             <w:webHidden/>
           </w:rPr>
-          <w:instrText xml:space="preserve"> PAGEREF _Toc242423212 \h </w:instrText>
+          <w:instrText xml:space="preserve"> PAGEREF _Toc242537992 \h </w:instrText>
         </w:r>
         <w:r>
           <w:rPr>
@@ -2159,7 +2159,7 @@
           <w14:ligatures w14:val="standardContextual"/>
         </w:rPr>
       </w:pPr>
-      <w:hyperlink w:anchor="_Toc242423213" w:history="1">
+      <w:hyperlink w:anchor="_Toc242537993" w:history="1">
         <w:r>
           <w:rPr>
             <w:rStyle w:val="Hyperlink"/>
@@ -2187,7 +2187,7 @@
             <w:noProof/>
             <w:webHidden/>
           </w:rPr>
-          <w:instrText xml:space="preserve"> PAGEREF _Toc242423213 \h </w:instrText>
+          <w:instrText xml:space="preserve"> PAGEREF _Toc242537993 \h </w:instrText>
         </w:r>
         <w:r>
           <w:rPr>
@@ -2232,7 +2232,7 @@
           <w14:ligatures w14:val="standardContextual"/>
         </w:rPr>
       </w:pPr>
-      <w:hyperlink w:anchor="_Toc242423214" w:history="1">
+      <w:hyperlink w:anchor="_Toc242537994" w:history="1">
         <w:r>
           <w:rPr>
             <w:rStyle w:val="Hyperlink"/>
@@ -2260,7 +2260,7 @@
             <w:noProof/>
             <w:webHidden/>
           </w:rPr>
-          <w:instrText xml:space="preserve"> PAGEREF _Toc242423214 \h </w:instrText>
+          <w:instrText xml:space="preserve"> PAGEREF _Toc242537994 \h </w:instrText>
         </w:r>
         <w:r>
           <w:rPr>
@@ -2305,7 +2305,7 @@
           <w14:ligatures w14:val="standardContextual"/>
         </w:rPr>
       </w:pPr>
-      <w:hyperlink w:anchor="_Toc242423215" w:history="1">
+      <w:hyperlink w:anchor="_Toc242537995" w:history="1">
         <w:r>
           <w:rPr>
             <w:rStyle w:val="Hyperlink"/>
@@ -2333,7 +2333,7 @@
             <w:noProof/>
             <w:webHidden/>
           </w:rPr>
-          <w:instrText xml:space="preserve"> PAGEREF _Toc242423215 \h </w:instrText>
+          <w:instrText xml:space="preserve"> PAGEREF _Toc242537995 \h </w:instrText>
         </w:r>
         <w:r>
           <w:rPr>
@@ -2378,7 +2378,7 @@
           <w14:ligatures w14:val="standardContextual"/>
         </w:rPr>
       </w:pPr>
-      <w:hyperlink w:anchor="_Toc242423216" w:history="1">
+      <w:hyperlink w:anchor="_Toc242537996" w:history="1">
         <w:r>
           <w:rPr>
             <w:rStyle w:val="Hyperlink"/>
@@ -2406,7 +2406,7 @@
             <w:noProof/>
             <w:webHidden/>
           </w:rPr>
-          <w:instrText xml:space="preserve"> PAGEREF _Toc242423216 \h </w:instrText>
+          <w:instrText xml:space="preserve"> PAGEREF _Toc242537996 \h </w:instrText>
         </w:r>
         <w:r>
           <w:rPr>
@@ -2451,7 +2451,7 @@
           <w14:ligatures w14:val="standardContextual"/>
         </w:rPr>
       </w:pPr>
-      <w:hyperlink w:anchor="_Toc242423217" w:history="1">
+      <w:hyperlink w:anchor="_Toc242537997" w:history="1">
         <w:r>
           <w:rPr>
             <w:rStyle w:val="Hyperlink"/>
@@ -2479,7 +2479,7 @@
             <w:noProof/>
             <w:webHidden/>
           </w:rPr>
-          <w:instrText xml:space="preserve"> PAGEREF _Toc242423217 \h </w:instrText>
+          <w:instrText xml:space="preserve"> PAGEREF _Toc242537997 \h </w:instrText>
         </w:r>
         <w:r>
           <w:rPr>
@@ -2524,7 +2524,7 @@
           <w14:ligatures w14:val="standardContextual"/>
         </w:rPr>
       </w:pPr>
-      <w:hyperlink w:anchor="_Toc242423218" w:history="1">
+      <w:hyperlink w:anchor="_Toc242537998" w:history="1">
         <w:r>
           <w:rPr>
             <w:rStyle w:val="Hyperlink"/>
@@ -2552,7 +2552,7 @@
             <w:noProof/>
             <w:webHidden/>
           </w:rPr>
-          <w:instrText xml:space="preserve"> PAGEREF _Toc242423218 \h </w:instrText>
+          <w:instrText xml:space="preserve"> PAGEREF _Toc242537998 \h </w:instrText>
         </w:r>
         <w:r>
           <w:rPr>
@@ -2597,7 +2597,7 @@
           <w14:ligatures w14:val="standardContextual"/>
         </w:rPr>
       </w:pPr>
-      <w:hyperlink w:anchor="_Toc242423219" w:history="1">
+      <w:hyperlink w:anchor="_Toc242537999" w:history="1">
         <w:r>
           <w:rPr>
             <w:rStyle w:val="Hyperlink"/>
@@ -2625,7 +2625,7 @@
             <w:noProof/>
             <w:webHidden/>
           </w:rPr>
-          <w:instrText xml:space="preserve"> PAGEREF _Toc242423219 \h </w:instrText>
+          <w:instrText xml:space="preserve"> PAGEREF _Toc242537999 \h </w:instrText>
         </w:r>
         <w:r>
           <w:rPr>
@@ -2670,7 +2670,7 @@
           <w14:ligatures w14:val="standardContextual"/>
         </w:rPr>
       </w:pPr>
-      <w:hyperlink w:anchor="_Toc242423220" w:history="1">
+      <w:hyperlink w:anchor="_Toc242538000" w:history="1">
         <w:r>
           <w:rPr>
             <w:rStyle w:val="Hyperlink"/>
@@ -2698,7 +2698,7 @@
             <w:noProof/>
             <w:webHidden/>
           </w:rPr>
-          <w:instrText xml:space="preserve"> PAGEREF _Toc242423220 \h </w:instrText>
+          <w:instrText xml:space="preserve"> PAGEREF _Toc242538000 \h </w:instrText>
         </w:r>
         <w:r>
           <w:rPr>
@@ -2743,7 +2743,7 @@
           <w14:ligatures w14:val="standardContextual"/>
         </w:rPr>
       </w:pPr>
-      <w:hyperlink w:anchor="_Toc242423221" w:history="1">
+      <w:hyperlink w:anchor="_Toc242538001" w:history="1">
         <w:r>
           <w:rPr>
             <w:rStyle w:val="Hyperlink"/>
@@ -2771,7 +2771,7 @@
             <w:noProof/>
             <w:webHidden/>
           </w:rPr>
-          <w:instrText xml:space="preserve"> PAGEREF _Toc242423221 \h </w:instrText>
+          <w:instrText xml:space="preserve"> PAGEREF _Toc242538001 \h </w:instrText>
         </w:r>
         <w:r>
           <w:rPr>
@@ -2816,7 +2816,7 @@
           <w14:ligatures w14:val="standardContextual"/>
         </w:rPr>
       </w:pPr>
-      <w:hyperlink w:anchor="_Toc242423222" w:history="1">
+      <w:hyperlink w:anchor="_Toc242538002" w:history="1">
         <w:r>
           <w:rPr>
             <w:rStyle w:val="Hyperlink"/>
@@ -2844,7 +2844,7 @@
             <w:noProof/>
             <w:webHidden/>
           </w:rPr>
-          <w:instrText xml:space="preserve"> PAGEREF _Toc242423222 \h </w:instrText>
+          <w:instrText xml:space="preserve"> PAGEREF _Toc242538002 \h </w:instrText>
         </w:r>
         <w:r>
           <w:rPr>
@@ -2889,7 +2889,7 @@
           <w14:ligatures w14:val="standardContextual"/>
         </w:rPr>
       </w:pPr>
-      <w:hyperlink w:anchor="_Toc242423223" w:history="1">
+      <w:hyperlink w:anchor="_Toc242538003" w:history="1">
         <w:r>
           <w:rPr>
             <w:rStyle w:val="Hyperlink"/>
@@ -2917,7 +2917,7 @@
             <w:noProof/>
             <w:webHidden/>
           </w:rPr>
-          <w:instrText xml:space="preserve"> PAGEREF _Toc242423223 \h </w:instrText>
+          <w:instrText xml:space="preserve"> PAGEREF _Toc242538003 \h </w:instrText>
         </w:r>
         <w:r>
           <w:rPr>
@@ -2962,7 +2962,7 @@
           <w14:ligatures w14:val="standardContextual"/>
         </w:rPr>
       </w:pPr>
-      <w:hyperlink w:anchor="_Toc242423224" w:history="1">
+      <w:hyperlink w:anchor="_Toc242538004" w:history="1">
         <w:r>
           <w:rPr>
             <w:rStyle w:val="Hyperlink"/>
@@ -2990,7 +2990,7 @@
             <w:noProof/>
             <w:webHidden/>
           </w:rPr>
-          <w:instrText xml:space="preserve"> PAGEREF _Toc242423224 \h </w:instrText>
+          <w:instrText xml:space="preserve"> PAGEREF _Toc242538004 \h </w:instrText>
         </w:r>
         <w:r>
           <w:rPr>
@@ -3035,7 +3035,7 @@
           <w14:ligatures w14:val="standardContextual"/>
         </w:rPr>
       </w:pPr>
-      <w:hyperlink w:anchor="_Toc242423225" w:history="1">
+      <w:hyperlink w:anchor="_Toc242538005" w:history="1">
         <w:r>
           <w:rPr>
             <w:rStyle w:val="Hyperlink"/>
@@ -3063,7 +3063,7 @@
             <w:noProof/>
             <w:webHidden/>
           </w:rPr>
-          <w:instrText xml:space="preserve"> PAGEREF _Toc242423225 \h </w:instrText>
+          <w:instrText xml:space="preserve"> PAGEREF _Toc242538005 \h </w:instrText>
         </w:r>
         <w:r>
           <w:rPr>
@@ -3108,7 +3108,7 @@
           <w14:ligatures w14:val="standardContextual"/>
         </w:rPr>
       </w:pPr>
-      <w:hyperlink w:anchor="_Toc242423226" w:history="1">
+      <w:hyperlink w:anchor="_Toc242538006" w:history="1">
         <w:r>
           <w:rPr>
             <w:rStyle w:val="Hyperlink"/>
@@ -3136,7 +3136,7 @@
             <w:noProof/>
             <w:webHidden/>
           </w:rPr>
-          <w:instrText xml:space="preserve"> PAGEREF _Toc242423226 \h </w:instrText>
+          <w:instrText xml:space="preserve"> PAGEREF _Toc242538006 \h </w:instrText>
         </w:r>
         <w:r>
           <w:rPr>
@@ -3181,7 +3181,7 @@
           <w14:ligatures w14:val="standardContextual"/>
         </w:rPr>
       </w:pPr>
-      <w:hyperlink w:anchor="_Toc242423227" w:history="1">
+      <w:hyperlink w:anchor="_Toc242538007" w:history="1">
         <w:r>
           <w:rPr>
             <w:rStyle w:val="Hyperlink"/>
@@ -3209,7 +3209,7 @@
             <w:noProof/>
             <w:webHidden/>
           </w:rPr>
-          <w:instrText xml:space="preserve"> PAGEREF _Toc242423227 \h </w:instrText>
+          <w:instrText xml:space="preserve"> PAGEREF _Toc242538007 \h </w:instrText>
         </w:r>
         <w:r>
           <w:rPr>
@@ -3254,7 +3254,7 @@
           <w14:ligatures w14:val="standardContextual"/>
         </w:rPr>
       </w:pPr>
-      <w:hyperlink w:anchor="_Toc242423228" w:history="1">
+      <w:hyperlink w:anchor="_Toc242538008" w:history="1">
         <w:r>
           <w:rPr>
             <w:rStyle w:val="Hyperlink"/>
@@ -3282,7 +3282,7 @@
             <w:noProof/>
             <w:webHidden/>
           </w:rPr>
-          <w:instrText xml:space="preserve"> PAGEREF _Toc242423228 \h </w:instrText>
+          <w:instrText xml:space="preserve"> PAGEREF _Toc242538008 \h </w:instrText>
         </w:r>
         <w:r>
           <w:rPr>
@@ -3327,7 +3327,7 @@
           <w14:ligatures w14:val="standardContextual"/>
         </w:rPr>
       </w:pPr>
-      <w:hyperlink w:anchor="_Toc242423229" w:history="1">
+      <w:hyperlink w:anchor="_Toc242538009" w:history="1">
         <w:r>
           <w:rPr>
             <w:rStyle w:val="Hyperlink"/>
@@ -3355,7 +3355,7 @@
             <w:noProof/>
             <w:webHidden/>
           </w:rPr>
-          <w:instrText xml:space="preserve"> PAGEREF _Toc242423229 \h </w:instrText>
+          <w:instrText xml:space="preserve"> PAGEREF _Toc242538009 \h </w:instrText>
         </w:r>
         <w:r>
           <w:rPr>
@@ -3400,7 +3400,7 @@
           <w14:ligatures w14:val="standardContextual"/>
         </w:rPr>
       </w:pPr>
-      <w:hyperlink w:anchor="_Toc242423230" w:history="1">
+      <w:hyperlink w:anchor="_Toc242538010" w:history="1">
         <w:r>
           <w:rPr>
             <w:rStyle w:val="Hyperlink"/>
@@ -3428,7 +3428,7 @@
             <w:noProof/>
             <w:webHidden/>
           </w:rPr>
-          <w:instrText xml:space="preserve"> PAGEREF _Toc242423230 \h </w:instrText>
+          <w:instrText xml:space="preserve"> PAGEREF _Toc242538010 \h </w:instrText>
         </w:r>
         <w:r>
           <w:rPr>
@@ -3473,7 +3473,7 @@
           <w14:ligatures w14:val="standardContextual"/>
         </w:rPr>
       </w:pPr>
-      <w:hyperlink w:anchor="_Toc242423231" w:history="1">
+      <w:hyperlink w:anchor="_Toc242538011" w:history="1">
         <w:r>
           <w:rPr>
             <w:rStyle w:val="Hyperlink"/>
@@ -3501,7 +3501,7 @@
             <w:noProof/>
             <w:webHidden/>
           </w:rPr>
-          <w:instrText xml:space="preserve"> PAGEREF _Toc242423231 \h </w:instrText>
+          <w:instrText xml:space="preserve"> PAGEREF _Toc242538011 \h </w:instrText>
         </w:r>
         <w:r>
           <w:rPr>
@@ -3546,7 +3546,7 @@
           <w14:ligatures w14:val="standardContextual"/>
         </w:rPr>
       </w:pPr>
-      <w:hyperlink w:anchor="_Toc242423232" w:history="1">
+      <w:hyperlink w:anchor="_Toc242538012" w:history="1">
         <w:r>
           <w:rPr>
             <w:rStyle w:val="Hyperlink"/>
@@ -3574,7 +3574,7 @@
             <w:noProof/>
             <w:webHidden/>
           </w:rPr>
-          <w:instrText xml:space="preserve"> PAGEREF _Toc242423232 \h </w:instrText>
+          <w:instrText xml:space="preserve"> PAGEREF _Toc242538012 \h </w:instrText>
         </w:r>
         <w:r>
           <w:rPr>
@@ -3594,7 +3594,7 @@
             <w:noProof/>
             <w:webHidden/>
           </w:rPr>
-          <w:t>19</w:t>
+          <w:t>20</w:t>
         </w:r>
         <w:r>
           <w:rPr>
@@ -3619,7 +3619,7 @@
           <w14:ligatures w14:val="standardContextual"/>
         </w:rPr>
       </w:pPr>
-      <w:hyperlink w:anchor="_Toc242423233" w:history="1">
+      <w:hyperlink w:anchor="_Toc242538013" w:history="1">
         <w:r>
           <w:rPr>
             <w:rStyle w:val="Hyperlink"/>
@@ -3647,7 +3647,7 @@
             <w:noProof/>
             <w:webHidden/>
           </w:rPr>
-          <w:instrText xml:space="preserve"> PAGEREF _Toc242423233 \h </w:instrText>
+          <w:instrText xml:space="preserve"> PAGEREF _Toc242538013 \h </w:instrText>
         </w:r>
         <w:r>
           <w:rPr>
@@ -3692,7 +3692,7 @@
           <w14:ligatures w14:val="standardContextual"/>
         </w:rPr>
       </w:pPr>
-      <w:hyperlink w:anchor="_Toc242423234" w:history="1">
+      <w:hyperlink w:anchor="_Toc242538014" w:history="1">
         <w:r>
           <w:rPr>
             <w:rStyle w:val="Hyperlink"/>
@@ -3720,7 +3720,7 @@
             <w:noProof/>
             <w:webHidden/>
           </w:rPr>
-          <w:instrText xml:space="preserve"> PAGEREF _Toc242423234 \h </w:instrText>
+          <w:instrText xml:space="preserve"> PAGEREF _Toc242538014 \h </w:instrText>
         </w:r>
         <w:r>
           <w:rPr>
@@ -3765,7 +3765,7 @@
           <w14:ligatures w14:val="standardContextual"/>
         </w:rPr>
       </w:pPr>
-      <w:hyperlink w:anchor="_Toc242423235" w:history="1">
+      <w:hyperlink w:anchor="_Toc242538015" w:history="1">
         <w:r>
           <w:rPr>
             <w:rStyle w:val="Hyperlink"/>
@@ -3793,7 +3793,7 @@
             <w:noProof/>
             <w:webHidden/>
           </w:rPr>
-          <w:instrText xml:space="preserve"> PAGEREF _Toc242423235 \h </w:instrText>
+          <w:instrText xml:space="preserve"> PAGEREF _Toc242538015 \h </w:instrText>
         </w:r>
         <w:r>
           <w:rPr>
@@ -3838,7 +3838,7 @@
           <w14:ligatures w14:val="standardContextual"/>
         </w:rPr>
       </w:pPr>
-      <w:hyperlink w:anchor="_Toc242423236" w:history="1">
+      <w:hyperlink w:anchor="_Toc242538016" w:history="1">
         <w:r>
           <w:rPr>
             <w:rStyle w:val="Hyperlink"/>
@@ -3866,7 +3866,7 @@
             <w:noProof/>
             <w:webHidden/>
           </w:rPr>
-          <w:instrText xml:space="preserve"> PAGEREF _Toc242423236 \h </w:instrText>
+          <w:instrText xml:space="preserve"> PAGEREF _Toc242538016 \h </w:instrText>
         </w:r>
         <w:r>
           <w:rPr>
@@ -3911,7 +3911,7 @@
           <w14:ligatures w14:val="standardContextual"/>
         </w:rPr>
       </w:pPr>
-      <w:hyperlink w:anchor="_Toc242423237" w:history="1">
+      <w:hyperlink w:anchor="_Toc242538017" w:history="1">
         <w:r>
           <w:rPr>
             <w:rStyle w:val="Hyperlink"/>
@@ -3939,7 +3939,7 @@
             <w:noProof/>
             <w:webHidden/>
           </w:rPr>
-          <w:instrText xml:space="preserve"> PAGEREF _Toc242423237 \h </w:instrText>
+          <w:instrText xml:space="preserve"> PAGEREF _Toc242538017 \h </w:instrText>
         </w:r>
         <w:r>
           <w:rPr>
@@ -3984,7 +3984,7 @@
           <w14:ligatures w14:val="standardContextual"/>
         </w:rPr>
       </w:pPr>
-      <w:hyperlink w:anchor="_Toc242423238" w:history="1">
+      <w:hyperlink w:anchor="_Toc242538018" w:history="1">
         <w:r>
           <w:rPr>
             <w:rStyle w:val="Hyperlink"/>
@@ -4012,7 +4012,7 @@
             <w:noProof/>
             <w:webHidden/>
           </w:rPr>
-          <w:instrText xml:space="preserve"> PAGEREF _Toc242423238 \h </w:instrText>
+          <w:instrText xml:space="preserve"> PAGEREF _Toc242538018 \h </w:instrText>
         </w:r>
         <w:r>
           <w:rPr>
@@ -4057,7 +4057,7 @@
           <w14:ligatures w14:val="standardContextual"/>
         </w:rPr>
       </w:pPr>
-      <w:hyperlink w:anchor="_Toc242423239" w:history="1">
+      <w:hyperlink w:anchor="_Toc242538019" w:history="1">
         <w:r>
           <w:rPr>
             <w:rStyle w:val="Hyperlink"/>
@@ -4085,7 +4085,7 @@
             <w:noProof/>
             <w:webHidden/>
           </w:rPr>
-          <w:instrText xml:space="preserve"> PAGEREF _Toc242423239 \h </w:instrText>
+          <w:instrText xml:space="preserve"> PAGEREF _Toc242538019 \h </w:instrText>
         </w:r>
         <w:r>
           <w:rPr>
@@ -4130,7 +4130,7 @@
           <w14:ligatures w14:val="standardContextual"/>
         </w:rPr>
       </w:pPr>
-      <w:hyperlink w:anchor="_Toc242423240" w:history="1">
+      <w:hyperlink w:anchor="_Toc242538020" w:history="1">
         <w:r>
           <w:rPr>
             <w:rStyle w:val="Hyperlink"/>
@@ -4158,7 +4158,7 @@
             <w:noProof/>
             <w:webHidden/>
           </w:rPr>
-          <w:instrText xml:space="preserve"> PAGEREF _Toc242423240 \h </w:instrText>
+          <w:instrText xml:space="preserve"> PAGEREF _Toc242538020 \h </w:instrText>
         </w:r>
         <w:r>
           <w:rPr>
@@ -4203,7 +4203,7 @@
           <w14:ligatures w14:val="standardContextual"/>
         </w:rPr>
       </w:pPr>
-      <w:hyperlink w:anchor="_Toc242423241" w:history="1">
+      <w:hyperlink w:anchor="_Toc242538021" w:history="1">
         <w:r>
           <w:rPr>
             <w:rStyle w:val="Hyperlink"/>
@@ -4231,7 +4231,7 @@
             <w:noProof/>
             <w:webHidden/>
           </w:rPr>
-          <w:instrText xml:space="preserve"> PAGEREF _Toc242423241 \h </w:instrText>
+          <w:instrText xml:space="preserve"> PAGEREF _Toc242538021 \h </w:instrText>
         </w:r>
         <w:r>
           <w:rPr>
@@ -4276,7 +4276,7 @@
           <w14:ligatures w14:val="standardContextual"/>
         </w:rPr>
       </w:pPr>
-      <w:hyperlink w:anchor="_Toc242423242" w:history="1">
+      <w:hyperlink w:anchor="_Toc242538022" w:history="1">
         <w:r>
           <w:rPr>
             <w:rStyle w:val="Hyperlink"/>
@@ -4304,7 +4304,7 @@
             <w:noProof/>
             <w:webHidden/>
           </w:rPr>
-          <w:instrText xml:space="preserve"> PAGEREF _Toc242423242 \h </w:instrText>
+          <w:instrText xml:space="preserve"> PAGEREF _Toc242538022 \h </w:instrText>
         </w:r>
         <w:r>
           <w:rPr>
@@ -4349,7 +4349,7 @@
           <w14:ligatures w14:val="standardContextual"/>
         </w:rPr>
       </w:pPr>
-      <w:hyperlink w:anchor="_Toc242423243" w:history="1">
+      <w:hyperlink w:anchor="_Toc242538023" w:history="1">
         <w:r>
           <w:rPr>
             <w:rStyle w:val="Hyperlink"/>
@@ -4377,7 +4377,7 @@
             <w:noProof/>
             <w:webHidden/>
           </w:rPr>
-          <w:instrText xml:space="preserve"> PAGEREF _Toc242423243 \h </w:instrText>
+          <w:instrText xml:space="preserve"> PAGEREF _Toc242538023 \h </w:instrText>
         </w:r>
         <w:r>
           <w:rPr>
@@ -4422,7 +4422,7 @@
           <w14:ligatures w14:val="standardContextual"/>
         </w:rPr>
       </w:pPr>
-      <w:hyperlink w:anchor="_Toc242423244" w:history="1">
+      <w:hyperlink w:anchor="_Toc242538024" w:history="1">
         <w:r>
           <w:rPr>
             <w:rStyle w:val="Hyperlink"/>
@@ -4450,7 +4450,7 @@
             <w:noProof/>
             <w:webHidden/>
           </w:rPr>
-          <w:instrText xml:space="preserve"> PAGEREF _Toc242423244 \h </w:instrText>
+          <w:instrText xml:space="preserve"> PAGEREF _Toc242538024 \h </w:instrText>
         </w:r>
         <w:r>
           <w:rPr>
@@ -4470,7 +4470,7 @@
             <w:noProof/>
             <w:webHidden/>
           </w:rPr>
-          <w:t>35</w:t>
+          <w:t>36</w:t>
         </w:r>
         <w:r>
           <w:rPr>
@@ -4495,7 +4495,7 @@
           <w14:ligatures w14:val="standardContextual"/>
         </w:rPr>
       </w:pPr>
-      <w:hyperlink w:anchor="_Toc242423245" w:history="1">
+      <w:hyperlink w:anchor="_Toc242538025" w:history="1">
         <w:r>
           <w:rPr>
             <w:rStyle w:val="Hyperlink"/>
@@ -4523,7 +4523,7 @@
             <w:noProof/>
             <w:webHidden/>
           </w:rPr>
-          <w:instrText xml:space="preserve"> PAGEREF _Toc242423245 \h </w:instrText>
+          <w:instrText xml:space="preserve"> PAGEREF _Toc242538025 \h </w:instrText>
         </w:r>
         <w:r>
           <w:rPr>
@@ -4543,7 +4543,7 @@
             <w:noProof/>
             <w:webHidden/>
           </w:rPr>
-          <w:t>35</w:t>
+          <w:t>36</w:t>
         </w:r>
         <w:r>
           <w:rPr>
@@ -4568,7 +4568,7 @@
           <w14:ligatures w14:val="standardContextual"/>
         </w:rPr>
       </w:pPr>
-      <w:hyperlink w:anchor="_Toc242423246" w:history="1">
+      <w:hyperlink w:anchor="_Toc242538026" w:history="1">
         <w:r>
           <w:rPr>
             <w:rStyle w:val="Hyperlink"/>
@@ -4596,7 +4596,7 @@
             <w:noProof/>
             <w:webHidden/>
           </w:rPr>
-          <w:instrText xml:space="preserve"> PAGEREF _Toc242423246 \h </w:instrText>
+          <w:instrText xml:space="preserve"> PAGEREF _Toc242538026 \h </w:instrText>
         </w:r>
         <w:r>
           <w:rPr>
@@ -4641,7 +4641,7 @@
           <w14:ligatures w14:val="standardContextual"/>
         </w:rPr>
       </w:pPr>
-      <w:hyperlink w:anchor="_Toc242423247" w:history="1">
+      <w:hyperlink w:anchor="_Toc242538027" w:history="1">
         <w:r>
           <w:rPr>
             <w:rStyle w:val="Hyperlink"/>
@@ -4669,7 +4669,7 @@
             <w:noProof/>
             <w:webHidden/>
           </w:rPr>
-          <w:instrText xml:space="preserve"> PAGEREF _Toc242423247 \h </w:instrText>
+          <w:instrText xml:space="preserve"> PAGEREF _Toc242538027 \h </w:instrText>
         </w:r>
         <w:r>
           <w:rPr>
@@ -4689,7 +4689,7 @@
             <w:noProof/>
             <w:webHidden/>
           </w:rPr>
-          <w:t>36</w:t>
+          <w:t>37</w:t>
         </w:r>
         <w:r>
           <w:rPr>
@@ -4714,7 +4714,7 @@
           <w14:ligatures w14:val="standardContextual"/>
         </w:rPr>
       </w:pPr>
-      <w:hyperlink w:anchor="_Toc242423248" w:history="1">
+      <w:hyperlink w:anchor="_Toc242538028" w:history="1">
         <w:r>
           <w:rPr>
             <w:rStyle w:val="Hyperlink"/>
@@ -4742,7 +4742,7 @@
             <w:noProof/>
             <w:webHidden/>
           </w:rPr>
-          <w:instrText xml:space="preserve"> PAGEREF _Toc242423248 \h </w:instrText>
+          <w:instrText xml:space="preserve"> PAGEREF _Toc242538028 \h </w:instrText>
         </w:r>
         <w:r>
           <w:rPr>
@@ -4787,7 +4787,7 @@
           <w14:ligatures w14:val="standardContextual"/>
         </w:rPr>
       </w:pPr>
-      <w:hyperlink w:anchor="_Toc242423249" w:history="1">
+      <w:hyperlink w:anchor="_Toc242538029" w:history="1">
         <w:r>
           <w:rPr>
             <w:rStyle w:val="Hyperlink"/>
@@ -4815,7 +4815,7 @@
             <w:noProof/>
             <w:webHidden/>
           </w:rPr>
-          <w:instrText xml:space="preserve"> PAGEREF _Toc242423249 \h </w:instrText>
+          <w:instrText xml:space="preserve"> PAGEREF _Toc242538029 \h </w:instrText>
         </w:r>
         <w:r>
           <w:rPr>
@@ -4860,7 +4860,7 @@
           <w14:ligatures w14:val="standardContextual"/>
         </w:rPr>
       </w:pPr>
-      <w:hyperlink w:anchor="_Toc242423250" w:history="1">
+      <w:hyperlink w:anchor="_Toc242538030" w:history="1">
         <w:r>
           <w:rPr>
             <w:rStyle w:val="Hyperlink"/>
@@ -4888,7 +4888,7 @@
             <w:noProof/>
             <w:webHidden/>
           </w:rPr>
-          <w:instrText xml:space="preserve"> PAGEREF _Toc242423250 \h </w:instrText>
+          <w:instrText xml:space="preserve"> PAGEREF _Toc242538030 \h </w:instrText>
         </w:r>
         <w:r>
           <w:rPr>
@@ -4933,7 +4933,7 @@
           <w14:ligatures w14:val="standardContextual"/>
         </w:rPr>
       </w:pPr>
-      <w:hyperlink w:anchor="_Toc242423251" w:history="1">
+      <w:hyperlink w:anchor="_Toc242538031" w:history="1">
         <w:r>
           <w:rPr>
             <w:rStyle w:val="Hyperlink"/>
@@ -4961,7 +4961,7 @@
             <w:noProof/>
             <w:webHidden/>
           </w:rPr>
-          <w:instrText xml:space="preserve"> PAGEREF _Toc242423251 \h </w:instrText>
+          <w:instrText xml:space="preserve"> PAGEREF _Toc242538031 \h </w:instrText>
         </w:r>
         <w:r>
           <w:rPr>
@@ -4981,7 +4981,7 @@
             <w:noProof/>
             <w:webHidden/>
           </w:rPr>
-          <w:t>38</w:t>
+          <w:t>39</w:t>
         </w:r>
         <w:r>
           <w:rPr>
@@ -5006,7 +5006,7 @@
           <w14:ligatures w14:val="standardContextual"/>
         </w:rPr>
       </w:pPr>
-      <w:hyperlink w:anchor="_Toc242423252" w:history="1">
+      <w:hyperlink w:anchor="_Toc242538032" w:history="1">
         <w:r>
           <w:rPr>
             <w:rStyle w:val="Hyperlink"/>
@@ -5034,7 +5034,7 @@
             <w:noProof/>
             <w:webHidden/>
           </w:rPr>
-          <w:instrText xml:space="preserve"> PAGEREF _Toc242423252 \h </w:instrText>
+          <w:instrText xml:space="preserve"> PAGEREF _Toc242538032 \h </w:instrText>
         </w:r>
         <w:r>
           <w:rPr>
@@ -5054,7 +5054,7 @@
             <w:noProof/>
             <w:webHidden/>
           </w:rPr>
-          <w:t>38</w:t>
+          <w:t>39</w:t>
         </w:r>
         <w:r>
           <w:rPr>
@@ -5079,7 +5079,7 @@
           <w14:ligatures w14:val="standardContextual"/>
         </w:rPr>
       </w:pPr>
-      <w:hyperlink w:anchor="_Toc242423253" w:history="1">
+      <w:hyperlink w:anchor="_Toc242538033" w:history="1">
         <w:r>
           <w:rPr>
             <w:rStyle w:val="Hyperlink"/>
@@ -5107,7 +5107,7 @@
             <w:noProof/>
             <w:webHidden/>
           </w:rPr>
-          <w:instrText xml:space="preserve"> PAGEREF _Toc242423253 \h </w:instrText>
+          <w:instrText xml:space="preserve"> PAGEREF _Toc242538033 \h </w:instrText>
         </w:r>
         <w:r>
           <w:rPr>
@@ -5127,7 +5127,7 @@
             <w:noProof/>
             <w:webHidden/>
           </w:rPr>
-          <w:t>39</w:t>
+          <w:t>40</w:t>
         </w:r>
         <w:r>
           <w:rPr>
@@ -5152,7 +5152,7 @@
           <w14:ligatures w14:val="standardContextual"/>
         </w:rPr>
       </w:pPr>
-      <w:hyperlink w:anchor="_Toc242423254" w:history="1">
+      <w:hyperlink w:anchor="_Toc242538034" w:history="1">
         <w:r>
           <w:rPr>
             <w:rStyle w:val="Hyperlink"/>
@@ -5180,7 +5180,7 @@
             <w:noProof/>
             <w:webHidden/>
           </w:rPr>
-          <w:instrText xml:space="preserve"> PAGEREF _Toc242423254 \h </w:instrText>
+          <w:instrText xml:space="preserve"> PAGEREF _Toc242538034 \h </w:instrText>
         </w:r>
         <w:r>
           <w:rPr>
@@ -5200,7 +5200,7 @@
             <w:noProof/>
             <w:webHidden/>
           </w:rPr>
-          <w:t>39</w:t>
+          <w:t>40</w:t>
         </w:r>
         <w:r>
           <w:rPr>
@@ -5225,7 +5225,7 @@
           <w14:ligatures w14:val="standardContextual"/>
         </w:rPr>
       </w:pPr>
-      <w:hyperlink w:anchor="_Toc242423255" w:history="1">
+      <w:hyperlink w:anchor="_Toc242538035" w:history="1">
         <w:r>
           <w:rPr>
             <w:rStyle w:val="Hyperlink"/>
@@ -5253,7 +5253,7 @@
             <w:noProof/>
             <w:webHidden/>
           </w:rPr>
-          <w:instrText xml:space="preserve"> PAGEREF _Toc242423255 \h </w:instrText>
+          <w:instrText xml:space="preserve"> PAGEREF _Toc242538035 \h </w:instrText>
         </w:r>
         <w:r>
           <w:rPr>
@@ -5273,7 +5273,7 @@
             <w:noProof/>
             <w:webHidden/>
           </w:rPr>
-          <w:t>39</w:t>
+          <w:t>40</w:t>
         </w:r>
         <w:r>
           <w:rPr>
@@ -5298,7 +5298,7 @@
           <w14:ligatures w14:val="standardContextual"/>
         </w:rPr>
       </w:pPr>
-      <w:hyperlink w:anchor="_Toc242423256" w:history="1">
+      <w:hyperlink w:anchor="_Toc242538036" w:history="1">
         <w:r>
           <w:rPr>
             <w:rStyle w:val="Hyperlink"/>
@@ -5326,7 +5326,7 @@
             <w:noProof/>
             <w:webHidden/>
           </w:rPr>
-          <w:instrText xml:space="preserve"> PAGEREF _Toc242423256 \h </w:instrText>
+          <w:instrText xml:space="preserve"> PAGEREF _Toc242538036 \h </w:instrText>
         </w:r>
         <w:r>
           <w:rPr>
@@ -5346,7 +5346,7 @@
             <w:noProof/>
             <w:webHidden/>
           </w:rPr>
-          <w:t>39</w:t>
+          <w:t>40</w:t>
         </w:r>
         <w:r>
           <w:rPr>
@@ -5371,7 +5371,7 @@
           <w14:ligatures w14:val="standardContextual"/>
         </w:rPr>
       </w:pPr>
-      <w:hyperlink w:anchor="_Toc242423257" w:history="1">
+      <w:hyperlink w:anchor="_Toc242538037" w:history="1">
         <w:r>
           <w:rPr>
             <w:rStyle w:val="Hyperlink"/>
@@ -5399,7 +5399,7 @@
             <w:noProof/>
             <w:webHidden/>
           </w:rPr>
-          <w:instrText xml:space="preserve"> PAGEREF _Toc242423257 \h </w:instrText>
+          <w:instrText xml:space="preserve"> PAGEREF _Toc242538037 \h </w:instrText>
         </w:r>
         <w:r>
           <w:rPr>
@@ -5419,7 +5419,7 @@
             <w:noProof/>
             <w:webHidden/>
           </w:rPr>
-          <w:t>40</w:t>
+          <w:t>41</w:t>
         </w:r>
         <w:r>
           <w:rPr>
@@ -5444,7 +5444,7 @@
           <w14:ligatures w14:val="standardContextual"/>
         </w:rPr>
       </w:pPr>
-      <w:hyperlink w:anchor="_Toc242423258" w:history="1">
+      <w:hyperlink w:anchor="_Toc242538038" w:history="1">
         <w:r>
           <w:rPr>
             <w:rStyle w:val="Hyperlink"/>
@@ -5472,7 +5472,7 @@
             <w:noProof/>
             <w:webHidden/>
           </w:rPr>
-          <w:instrText xml:space="preserve"> PAGEREF _Toc242423258 \h </w:instrText>
+          <w:instrText xml:space="preserve"> PAGEREF _Toc242538038 \h </w:instrText>
         </w:r>
         <w:r>
           <w:rPr>
@@ -5492,7 +5492,7 @@
             <w:noProof/>
             <w:webHidden/>
           </w:rPr>
-          <w:t>42</w:t>
+          <w:t>43</w:t>
         </w:r>
         <w:r>
           <w:rPr>
@@ -5517,7 +5517,7 @@
           <w14:ligatures w14:val="standardContextual"/>
         </w:rPr>
       </w:pPr>
-      <w:hyperlink w:anchor="_Toc242423259" w:history="1">
+      <w:hyperlink w:anchor="_Toc242538039" w:history="1">
         <w:r>
           <w:rPr>
             <w:rStyle w:val="Hyperlink"/>
@@ -5545,7 +5545,7 @@
             <w:noProof/>
             <w:webHidden/>
           </w:rPr>
-          <w:instrText xml:space="preserve"> PAGEREF _Toc242423259 \h </w:instrText>
+          <w:instrText xml:space="preserve"> PAGEREF _Toc242538039 \h </w:instrText>
         </w:r>
         <w:r>
           <w:rPr>
@@ -5565,7 +5565,7 @@
             <w:noProof/>
             <w:webHidden/>
           </w:rPr>
-          <w:t>42</w:t>
+          <w:t>43</w:t>
         </w:r>
         <w:r>
           <w:rPr>
@@ -5590,7 +5590,7 @@
           <w14:ligatures w14:val="standardContextual"/>
         </w:rPr>
       </w:pPr>
-      <w:hyperlink w:anchor="_Toc242423260" w:history="1">
+      <w:hyperlink w:anchor="_Toc242538040" w:history="1">
         <w:r>
           <w:rPr>
             <w:rStyle w:val="Hyperlink"/>
@@ -5618,7 +5618,7 @@
             <w:noProof/>
             <w:webHidden/>
           </w:rPr>
-          <w:instrText xml:space="preserve"> PAGEREF _Toc242423260 \h </w:instrText>
+          <w:instrText xml:space="preserve"> PAGEREF _Toc242538040 \h </w:instrText>
         </w:r>
         <w:r>
           <w:rPr>
@@ -5638,7 +5638,7 @@
             <w:noProof/>
             <w:webHidden/>
           </w:rPr>
-          <w:t>42</w:t>
+          <w:t>43</w:t>
         </w:r>
         <w:r>
           <w:rPr>
@@ -5663,7 +5663,7 @@
           <w14:ligatures w14:val="standardContextual"/>
         </w:rPr>
       </w:pPr>
-      <w:hyperlink w:anchor="_Toc242423261" w:history="1">
+      <w:hyperlink w:anchor="_Toc242538041" w:history="1">
         <w:r>
           <w:rPr>
             <w:rStyle w:val="Hyperlink"/>
@@ -5691,7 +5691,7 @@
             <w:noProof/>
             <w:webHidden/>
           </w:rPr>
-          <w:instrText xml:space="preserve"> PAGEREF _Toc242423261 \h </w:instrText>
+          <w:instrText xml:space="preserve"> PAGEREF _Toc242538041 \h </w:instrText>
         </w:r>
         <w:r>
           <w:rPr>
@@ -5711,7 +5711,7 @@
             <w:noProof/>
             <w:webHidden/>
           </w:rPr>
-          <w:t>43</w:t>
+          <w:t>44</w:t>
         </w:r>
         <w:r>
           <w:rPr>
@@ -5736,7 +5736,7 @@
           <w14:ligatures w14:val="standardContextual"/>
         </w:rPr>
       </w:pPr>
-      <w:hyperlink w:anchor="_Toc242423262" w:history="1">
+      <w:hyperlink w:anchor="_Toc242538042" w:history="1">
         <w:r>
           <w:rPr>
             <w:rStyle w:val="Hyperlink"/>
@@ -5764,7 +5764,7 @@
             <w:noProof/>
             <w:webHidden/>
           </w:rPr>
-          <w:instrText xml:space="preserve"> PAGEREF _Toc242423262 \h </w:instrText>
+          <w:instrText xml:space="preserve"> PAGEREF _Toc242538042 \h </w:instrText>
         </w:r>
         <w:r>
           <w:rPr>
@@ -5784,7 +5784,7 @@
             <w:noProof/>
             <w:webHidden/>
           </w:rPr>
-          <w:t>43</w:t>
+          <w:t>44</w:t>
         </w:r>
         <w:r>
           <w:rPr>
@@ -5809,7 +5809,7 @@
           <w14:ligatures w14:val="standardContextual"/>
         </w:rPr>
       </w:pPr>
-      <w:hyperlink w:anchor="_Toc242423263" w:history="1">
+      <w:hyperlink w:anchor="_Toc242538043" w:history="1">
         <w:r>
           <w:rPr>
             <w:rStyle w:val="Hyperlink"/>
@@ -5837,7 +5837,7 @@
             <w:noProof/>
             <w:webHidden/>
           </w:rPr>
-          <w:instrText xml:space="preserve"> PAGEREF _Toc242423263 \h </w:instrText>
+          <w:instrText xml:space="preserve"> PAGEREF _Toc242538043 \h </w:instrText>
         </w:r>
         <w:r>
           <w:rPr>
@@ -5857,7 +5857,7 @@
             <w:noProof/>
             <w:webHidden/>
           </w:rPr>
-          <w:t>43</w:t>
+          <w:t>44</w:t>
         </w:r>
         <w:r>
           <w:rPr>
@@ -5882,7 +5882,7 @@
           <w14:ligatures w14:val="standardContextual"/>
         </w:rPr>
       </w:pPr>
-      <w:hyperlink w:anchor="_Toc242423264" w:history="1">
+      <w:hyperlink w:anchor="_Toc242538044" w:history="1">
         <w:r>
           <w:rPr>
             <w:rStyle w:val="Hyperlink"/>
@@ -5910,7 +5910,7 @@
             <w:noProof/>
             <w:webHidden/>
           </w:rPr>
-          <w:instrText xml:space="preserve"> PAGEREF _Toc242423264 \h </w:instrText>
+          <w:instrText xml:space="preserve"> PAGEREF _Toc242538044 \h </w:instrText>
         </w:r>
         <w:r>
           <w:rPr>
@@ -5930,7 +5930,7 @@
             <w:noProof/>
             <w:webHidden/>
           </w:rPr>
-          <w:t>45</w:t>
+          <w:t>46</w:t>
         </w:r>
         <w:r>
           <w:rPr>
@@ -5955,7 +5955,7 @@
           <w14:ligatures w14:val="standardContextual"/>
         </w:rPr>
       </w:pPr>
-      <w:hyperlink w:anchor="_Toc242423265" w:history="1">
+      <w:hyperlink w:anchor="_Toc242538045" w:history="1">
         <w:r>
           <w:rPr>
             <w:rStyle w:val="Hyperlink"/>
@@ -5983,7 +5983,7 @@
             <w:noProof/>
             <w:webHidden/>
           </w:rPr>
-          <w:instrText xml:space="preserve"> PAGEREF _Toc242423265 \h </w:instrText>
+          <w:instrText xml:space="preserve"> PAGEREF _Toc242538045 \h </w:instrText>
         </w:r>
         <w:r>
           <w:rPr>
@@ -6003,7 +6003,7 @@
             <w:noProof/>
             <w:webHidden/>
           </w:rPr>
-          <w:t>45</w:t>
+          <w:t>46</w:t>
         </w:r>
         <w:r>
           <w:rPr>
@@ -6028,7 +6028,7 @@
           <w14:ligatures w14:val="standardContextual"/>
         </w:rPr>
       </w:pPr>
-      <w:hyperlink w:anchor="_Toc242423266" w:history="1">
+      <w:hyperlink w:anchor="_Toc242538046" w:history="1">
         <w:r>
           <w:rPr>
             <w:rStyle w:val="Hyperlink"/>
@@ -6056,7 +6056,7 @@
             <w:noProof/>
             <w:webHidden/>
           </w:rPr>
-          <w:instrText xml:space="preserve"> PAGEREF _Toc242423266 \h </w:instrText>
+          <w:instrText xml:space="preserve"> PAGEREF _Toc242538046 \h </w:instrText>
         </w:r>
         <w:r>
           <w:rPr>
@@ -6076,7 +6076,7 @@
             <w:noProof/>
             <w:webHidden/>
           </w:rPr>
-          <w:t>45</w:t>
+          <w:t>46</w:t>
         </w:r>
         <w:r>
           <w:rPr>
@@ -6101,7 +6101,7 @@
           <w14:ligatures w14:val="standardContextual"/>
         </w:rPr>
       </w:pPr>
-      <w:hyperlink w:anchor="_Toc242423267" w:history="1">
+      <w:hyperlink w:anchor="_Toc242538047" w:history="1">
         <w:r>
           <w:rPr>
             <w:rStyle w:val="Hyperlink"/>
@@ -6129,7 +6129,7 @@
             <w:noProof/>
             <w:webHidden/>
           </w:rPr>
-          <w:instrText xml:space="preserve"> PAGEREF _Toc242423267 \h </w:instrText>
+          <w:instrText xml:space="preserve"> PAGEREF _Toc242538047 \h </w:instrText>
         </w:r>
         <w:r>
           <w:rPr>
@@ -6149,7 +6149,7 @@
             <w:noProof/>
             <w:webHidden/>
           </w:rPr>
-          <w:t>46</w:t>
+          <w:t>47</w:t>
         </w:r>
         <w:r>
           <w:rPr>
@@ -6174,7 +6174,7 @@
           <w14:ligatures w14:val="standardContextual"/>
         </w:rPr>
       </w:pPr>
-      <w:hyperlink w:anchor="_Toc242423268" w:history="1">
+      <w:hyperlink w:anchor="_Toc242538048" w:history="1">
         <w:r>
           <w:rPr>
             <w:rStyle w:val="Hyperlink"/>
@@ -6202,7 +6202,7 @@
             <w:noProof/>
             <w:webHidden/>
           </w:rPr>
-          <w:instrText xml:space="preserve"> PAGEREF _Toc242423268 \h </w:instrText>
+          <w:instrText xml:space="preserve"> PAGEREF _Toc242538048 \h </w:instrText>
         </w:r>
         <w:r>
           <w:rPr>
@@ -6222,7 +6222,7 @@
             <w:noProof/>
             <w:webHidden/>
           </w:rPr>
-          <w:t>46</w:t>
+          <w:t>47</w:t>
         </w:r>
         <w:r>
           <w:rPr>
@@ -6242,7 +6242,7 @@
       <w:pPr>
         <w:pStyle w:val="Heading1"/>
       </w:pPr>
-      <w:bookmarkStart w:id="3" w:name="_Toc242423192"/>
+      <w:bookmarkStart w:id="3" w:name="_Toc242537972"/>
       <w:r>
         <w:lastRenderedPageBreak/>
         <w:t>DANH MỤC HÌNH</w:t>
@@ -6272,7 +6272,7 @@
       <w:r>
         <w:fldChar w:fldCharType="separate"/>
       </w:r>
-      <w:hyperlink w:anchor="_Toc242423269" w:history="1">
+      <w:hyperlink w:anchor="_Toc242538049" w:history="1">
         <w:r>
           <w:rPr>
             <w:rStyle w:val="Hyperlink"/>
@@ -6300,7 +6300,7 @@
             <w:noProof/>
             <w:webHidden/>
           </w:rPr>
-          <w:instrText xml:space="preserve"> PAGEREF _Toc242423269 \h </w:instrText>
+          <w:instrText xml:space="preserve"> PAGEREF _Toc242538049 \h </w:instrText>
         </w:r>
         <w:r>
           <w:rPr>
@@ -6345,7 +6345,7 @@
           <w14:ligatures w14:val="standardContextual"/>
         </w:rPr>
       </w:pPr>
-      <w:hyperlink w:anchor="_Toc242423270" w:history="1">
+      <w:hyperlink w:anchor="_Toc242538050" w:history="1">
         <w:r>
           <w:rPr>
             <w:rStyle w:val="Hyperlink"/>
@@ -6373,7 +6373,7 @@
             <w:noProof/>
             <w:webHidden/>
           </w:rPr>
-          <w:instrText xml:space="preserve"> PAGEREF _Toc242423270 \h </w:instrText>
+          <w:instrText xml:space="preserve"> PAGEREF _Toc242538050 \h </w:instrText>
         </w:r>
         <w:r>
           <w:rPr>
@@ -6418,7 +6418,7 @@
           <w14:ligatures w14:val="standardContextual"/>
         </w:rPr>
       </w:pPr>
-      <w:hyperlink w:anchor="_Toc242423271" w:history="1">
+      <w:hyperlink w:anchor="_Toc242538051" w:history="1">
         <w:r>
           <w:rPr>
             <w:rStyle w:val="Hyperlink"/>
@@ -6446,7 +6446,7 @@
             <w:noProof/>
             <w:webHidden/>
           </w:rPr>
-          <w:instrText xml:space="preserve"> PAGEREF _Toc242423271 \h </w:instrText>
+          <w:instrText xml:space="preserve"> PAGEREF _Toc242538051 \h </w:instrText>
         </w:r>
         <w:r>
           <w:rPr>
@@ -6491,7 +6491,7 @@
           <w14:ligatures w14:val="standardContextual"/>
         </w:rPr>
       </w:pPr>
-      <w:hyperlink w:anchor="_Toc242423272" w:history="1">
+      <w:hyperlink w:anchor="_Toc242538052" w:history="1">
         <w:r>
           <w:rPr>
             <w:rStyle w:val="Hyperlink"/>
@@ -6519,7 +6519,7 @@
             <w:noProof/>
             <w:webHidden/>
           </w:rPr>
-          <w:instrText xml:space="preserve"> PAGEREF _Toc242423272 \h </w:instrText>
+          <w:instrText xml:space="preserve"> PAGEREF _Toc242538052 \h </w:instrText>
         </w:r>
         <w:r>
           <w:rPr>
@@ -6564,7 +6564,7 @@
           <w14:ligatures w14:val="standardContextual"/>
         </w:rPr>
       </w:pPr>
-      <w:hyperlink w:anchor="_Toc242423273" w:history="1">
+      <w:hyperlink w:anchor="_Toc242538053" w:history="1">
         <w:r>
           <w:rPr>
             <w:rStyle w:val="Hyperlink"/>
@@ -6592,7 +6592,7 @@
             <w:noProof/>
             <w:webHidden/>
           </w:rPr>
-          <w:instrText xml:space="preserve"> PAGEREF _Toc242423273 \h </w:instrText>
+          <w:instrText xml:space="preserve"> PAGEREF _Toc242538053 \h </w:instrText>
         </w:r>
         <w:r>
           <w:rPr>
@@ -6637,7 +6637,7 @@
           <w14:ligatures w14:val="standardContextual"/>
         </w:rPr>
       </w:pPr>
-      <w:hyperlink w:anchor="_Toc242423274" w:history="1">
+      <w:hyperlink w:anchor="_Toc242538054" w:history="1">
         <w:r>
           <w:rPr>
             <w:rStyle w:val="Hyperlink"/>
@@ -6665,7 +6665,7 @@
             <w:noProof/>
             <w:webHidden/>
           </w:rPr>
-          <w:instrText xml:space="preserve"> PAGEREF _Toc242423274 \h </w:instrText>
+          <w:instrText xml:space="preserve"> PAGEREF _Toc242538054 \h </w:instrText>
         </w:r>
         <w:r>
           <w:rPr>
@@ -6710,7 +6710,7 @@
           <w14:ligatures w14:val="standardContextual"/>
         </w:rPr>
       </w:pPr>
-      <w:hyperlink w:anchor="_Toc242423275" w:history="1">
+      <w:hyperlink w:anchor="_Toc242538055" w:history="1">
         <w:r>
           <w:rPr>
             <w:rStyle w:val="Hyperlink"/>
@@ -6738,7 +6738,7 @@
             <w:noProof/>
             <w:webHidden/>
           </w:rPr>
-          <w:instrText xml:space="preserve"> PAGEREF _Toc242423275 \h </w:instrText>
+          <w:instrText xml:space="preserve"> PAGEREF _Toc242538055 \h </w:instrText>
         </w:r>
         <w:r>
           <w:rPr>
@@ -6778,7 +6778,7 @@
       <w:pPr>
         <w:pStyle w:val="Heading1"/>
       </w:pPr>
-      <w:bookmarkStart w:id="4" w:name="_Toc242423193"/>
+      <w:bookmarkStart w:id="4" w:name="_Toc242537973"/>
       <w:r>
         <w:lastRenderedPageBreak/>
         <w:t>DANH MỤC BẢNG</w:t>
@@ -6808,7 +6808,7 @@
       <w:r>
         <w:fldChar w:fldCharType="separate"/>
       </w:r>
-      <w:hyperlink w:anchor="_Toc242423276" w:history="1">
+      <w:hyperlink w:anchor="_Toc242538056" w:history="1">
         <w:r>
           <w:rPr>
             <w:rStyle w:val="Hyperlink"/>
@@ -6836,7 +6836,7 @@
             <w:noProof/>
             <w:webHidden/>
           </w:rPr>
-          <w:instrText xml:space="preserve"> PAGEREF _Toc242423276 \h </w:instrText>
+          <w:instrText xml:space="preserve"> PAGEREF _Toc242538056 \h </w:instrText>
         </w:r>
         <w:r>
           <w:rPr>
@@ -6881,7 +6881,7 @@
           <w14:ligatures w14:val="standardContextual"/>
         </w:rPr>
       </w:pPr>
-      <w:hyperlink w:anchor="_Toc242423277" w:history="1">
+      <w:hyperlink w:anchor="_Toc242538057" w:history="1">
         <w:r>
           <w:rPr>
             <w:rStyle w:val="Hyperlink"/>
@@ -6909,7 +6909,7 @@
             <w:noProof/>
             <w:webHidden/>
           </w:rPr>
-          <w:instrText xml:space="preserve"> PAGEREF _Toc242423277 \h </w:instrText>
+          <w:instrText xml:space="preserve"> PAGEREF _Toc242538057 \h </w:instrText>
         </w:r>
         <w:r>
           <w:rPr>
@@ -6954,7 +6954,7 @@
           <w14:ligatures w14:val="standardContextual"/>
         </w:rPr>
       </w:pPr>
-      <w:hyperlink w:anchor="_Toc242423278" w:history="1">
+      <w:hyperlink w:anchor="_Toc242538058" w:history="1">
         <w:r>
           <w:rPr>
             <w:rStyle w:val="Hyperlink"/>
@@ -6982,7 +6982,7 @@
             <w:noProof/>
             <w:webHidden/>
           </w:rPr>
-          <w:instrText xml:space="preserve"> PAGEREF _Toc242423278 \h </w:instrText>
+          <w:instrText xml:space="preserve"> PAGEREF _Toc242538058 \h </w:instrText>
         </w:r>
         <w:r>
           <w:rPr>
@@ -7027,7 +7027,7 @@
           <w14:ligatures w14:val="standardContextual"/>
         </w:rPr>
       </w:pPr>
-      <w:hyperlink w:anchor="_Toc242423279" w:history="1">
+      <w:hyperlink w:anchor="_Toc242538059" w:history="1">
         <w:r>
           <w:rPr>
             <w:rStyle w:val="Hyperlink"/>
@@ -7055,7 +7055,7 @@
             <w:noProof/>
             <w:webHidden/>
           </w:rPr>
-          <w:instrText xml:space="preserve"> PAGEREF _Toc242423279 \h </w:instrText>
+          <w:instrText xml:space="preserve"> PAGEREF _Toc242538059 \h </w:instrText>
         </w:r>
         <w:r>
           <w:rPr>
@@ -7100,7 +7100,7 @@
           <w14:ligatures w14:val="standardContextual"/>
         </w:rPr>
       </w:pPr>
-      <w:hyperlink w:anchor="_Toc242423280" w:history="1">
+      <w:hyperlink w:anchor="_Toc242538060" w:history="1">
         <w:r>
           <w:rPr>
             <w:rStyle w:val="Hyperlink"/>
@@ -7128,7 +7128,7 @@
             <w:noProof/>
             <w:webHidden/>
           </w:rPr>
-          <w:instrText xml:space="preserve"> PAGEREF _Toc242423280 \h </w:instrText>
+          <w:instrText xml:space="preserve"> PAGEREF _Toc242538060 \h </w:instrText>
         </w:r>
         <w:r>
           <w:rPr>
@@ -7148,7 +7148,7 @@
             <w:noProof/>
             <w:webHidden/>
           </w:rPr>
-          <w:t>18</w:t>
+          <w:t>19</w:t>
         </w:r>
         <w:r>
           <w:rPr>
@@ -7173,7 +7173,7 @@
           <w14:ligatures w14:val="standardContextual"/>
         </w:rPr>
       </w:pPr>
-      <w:hyperlink w:anchor="_Toc242423281" w:history="1">
+      <w:hyperlink w:anchor="_Toc242538061" w:history="1">
         <w:r>
           <w:rPr>
             <w:rStyle w:val="Hyperlink"/>
@@ -7201,7 +7201,7 @@
             <w:noProof/>
             <w:webHidden/>
           </w:rPr>
-          <w:instrText xml:space="preserve"> PAGEREF _Toc242423281 \h </w:instrText>
+          <w:instrText xml:space="preserve"> PAGEREF _Toc242538061 \h </w:instrText>
         </w:r>
         <w:r>
           <w:rPr>
@@ -7246,7 +7246,7 @@
           <w14:ligatures w14:val="standardContextual"/>
         </w:rPr>
       </w:pPr>
-      <w:hyperlink w:anchor="_Toc242423282" w:history="1">
+      <w:hyperlink w:anchor="_Toc242538062" w:history="1">
         <w:r>
           <w:rPr>
             <w:rStyle w:val="Hyperlink"/>
@@ -7274,7 +7274,7 @@
             <w:noProof/>
             <w:webHidden/>
           </w:rPr>
-          <w:instrText xml:space="preserve"> PAGEREF _Toc242423282 \h </w:instrText>
+          <w:instrText xml:space="preserve"> PAGEREF _Toc242538062 \h </w:instrText>
         </w:r>
         <w:r>
           <w:rPr>
@@ -7319,7 +7319,7 @@
           <w14:ligatures w14:val="standardContextual"/>
         </w:rPr>
       </w:pPr>
-      <w:hyperlink w:anchor="_Toc242423283" w:history="1">
+      <w:hyperlink w:anchor="_Toc242538063" w:history="1">
         <w:r>
           <w:rPr>
             <w:rStyle w:val="Hyperlink"/>
@@ -7347,7 +7347,7 @@
             <w:noProof/>
             <w:webHidden/>
           </w:rPr>
-          <w:instrText xml:space="preserve"> PAGEREF _Toc242423283 \h </w:instrText>
+          <w:instrText xml:space="preserve"> PAGEREF _Toc242538063 \h </w:instrText>
         </w:r>
         <w:r>
           <w:rPr>
@@ -7392,7 +7392,7 @@
           <w14:ligatures w14:val="standardContextual"/>
         </w:rPr>
       </w:pPr>
-      <w:hyperlink w:anchor="_Toc242423284" w:history="1">
+      <w:hyperlink w:anchor="_Toc242538064" w:history="1">
         <w:r>
           <w:rPr>
             <w:rStyle w:val="Hyperlink"/>
@@ -7420,7 +7420,7 @@
             <w:noProof/>
             <w:webHidden/>
           </w:rPr>
-          <w:instrText xml:space="preserve"> PAGEREF _Toc242423284 \h </w:instrText>
+          <w:instrText xml:space="preserve"> PAGEREF _Toc242538064 \h </w:instrText>
         </w:r>
         <w:r>
           <w:rPr>
@@ -7465,7 +7465,7 @@
           <w14:ligatures w14:val="standardContextual"/>
         </w:rPr>
       </w:pPr>
-      <w:hyperlink w:anchor="_Toc242423285" w:history="1">
+      <w:hyperlink w:anchor="_Toc242538065" w:history="1">
         <w:r>
           <w:rPr>
             <w:rStyle w:val="Hyperlink"/>
@@ -7493,7 +7493,7 @@
             <w:noProof/>
             <w:webHidden/>
           </w:rPr>
-          <w:instrText xml:space="preserve"> PAGEREF _Toc242423285 \h </w:instrText>
+          <w:instrText xml:space="preserve"> PAGEREF _Toc242538065 \h </w:instrText>
         </w:r>
         <w:r>
           <w:rPr>
@@ -7538,7 +7538,7 @@
           <w14:ligatures w14:val="standardContextual"/>
         </w:rPr>
       </w:pPr>
-      <w:hyperlink w:anchor="_Toc242423286" w:history="1">
+      <w:hyperlink w:anchor="_Toc242538066" w:history="1">
         <w:r>
           <w:rPr>
             <w:rStyle w:val="Hyperlink"/>
@@ -7566,7 +7566,7 @@
             <w:noProof/>
             <w:webHidden/>
           </w:rPr>
-          <w:instrText xml:space="preserve"> PAGEREF _Toc242423286 \h </w:instrText>
+          <w:instrText xml:space="preserve"> PAGEREF _Toc242538066 \h </w:instrText>
         </w:r>
         <w:r>
           <w:rPr>
@@ -7611,7 +7611,7 @@
           <w14:ligatures w14:val="standardContextual"/>
         </w:rPr>
       </w:pPr>
-      <w:hyperlink w:anchor="_Toc242423287" w:history="1">
+      <w:hyperlink w:anchor="_Toc242538067" w:history="1">
         <w:r>
           <w:rPr>
             <w:rStyle w:val="Hyperlink"/>
@@ -7639,7 +7639,7 @@
             <w:noProof/>
             <w:webHidden/>
           </w:rPr>
-          <w:instrText xml:space="preserve"> PAGEREF _Toc242423287 \h </w:instrText>
+          <w:instrText xml:space="preserve"> PAGEREF _Toc242538067 \h </w:instrText>
         </w:r>
         <w:r>
           <w:rPr>
@@ -7684,7 +7684,7 @@
           <w14:ligatures w14:val="standardContextual"/>
         </w:rPr>
       </w:pPr>
-      <w:hyperlink w:anchor="_Toc242423288" w:history="1">
+      <w:hyperlink w:anchor="_Toc242538068" w:history="1">
         <w:r>
           <w:rPr>
             <w:rStyle w:val="Hyperlink"/>
@@ -7712,7 +7712,7 @@
             <w:noProof/>
             <w:webHidden/>
           </w:rPr>
-          <w:instrText xml:space="preserve"> PAGEREF _Toc242423288 \h </w:instrText>
+          <w:instrText xml:space="preserve"> PAGEREF _Toc242538068 \h </w:instrText>
         </w:r>
         <w:r>
           <w:rPr>
@@ -7757,7 +7757,7 @@
           <w14:ligatures w14:val="standardContextual"/>
         </w:rPr>
       </w:pPr>
-      <w:hyperlink w:anchor="_Toc242423289" w:history="1">
+      <w:hyperlink w:anchor="_Toc242538069" w:history="1">
         <w:r>
           <w:rPr>
             <w:rStyle w:val="Hyperlink"/>
@@ -7785,7 +7785,7 @@
             <w:noProof/>
             <w:webHidden/>
           </w:rPr>
-          <w:instrText xml:space="preserve"> PAGEREF _Toc242423289 \h </w:instrText>
+          <w:instrText xml:space="preserve"> PAGEREF _Toc242538069 \h </w:instrText>
         </w:r>
         <w:r>
           <w:rPr>
@@ -7830,7 +7830,7 @@
           <w14:ligatures w14:val="standardContextual"/>
         </w:rPr>
       </w:pPr>
-      <w:hyperlink w:anchor="_Toc242423290" w:history="1">
+      <w:hyperlink w:anchor="_Toc242538070" w:history="1">
         <w:r>
           <w:rPr>
             <w:rStyle w:val="Hyperlink"/>
@@ -7858,7 +7858,7 @@
             <w:noProof/>
             <w:webHidden/>
           </w:rPr>
-          <w:instrText xml:space="preserve"> PAGEREF _Toc242423290 \h </w:instrText>
+          <w:instrText xml:space="preserve"> PAGEREF _Toc242538070 \h </w:instrText>
         </w:r>
         <w:r>
           <w:rPr>
@@ -7903,7 +7903,7 @@
           <w14:ligatures w14:val="standardContextual"/>
         </w:rPr>
       </w:pPr>
-      <w:hyperlink w:anchor="_Toc242423291" w:history="1">
+      <w:hyperlink w:anchor="_Toc242538071" w:history="1">
         <w:r>
           <w:rPr>
             <w:rStyle w:val="Hyperlink"/>
@@ -7931,7 +7931,7 @@
             <w:noProof/>
             <w:webHidden/>
           </w:rPr>
-          <w:instrText xml:space="preserve"> PAGEREF _Toc242423291 \h </w:instrText>
+          <w:instrText xml:space="preserve"> PAGEREF _Toc242538071 \h </w:instrText>
         </w:r>
         <w:r>
           <w:rPr>
@@ -7976,7 +7976,7 @@
           <w14:ligatures w14:val="standardContextual"/>
         </w:rPr>
       </w:pPr>
-      <w:hyperlink w:anchor="_Toc242423292" w:history="1">
+      <w:hyperlink w:anchor="_Toc242538072" w:history="1">
         <w:r>
           <w:rPr>
             <w:rStyle w:val="Hyperlink"/>
@@ -8004,7 +8004,7 @@
             <w:noProof/>
             <w:webHidden/>
           </w:rPr>
-          <w:instrText xml:space="preserve"> PAGEREF _Toc242423292 \h </w:instrText>
+          <w:instrText xml:space="preserve"> PAGEREF _Toc242538072 \h </w:instrText>
         </w:r>
         <w:r>
           <w:rPr>
@@ -8024,7 +8024,7 @@
             <w:noProof/>
             <w:webHidden/>
           </w:rPr>
-          <w:t>35</w:t>
+          <w:t>36</w:t>
         </w:r>
         <w:r>
           <w:rPr>
@@ -8049,7 +8049,7 @@
           <w14:ligatures w14:val="standardContextual"/>
         </w:rPr>
       </w:pPr>
-      <w:hyperlink w:anchor="_Toc242423293" w:history="1">
+      <w:hyperlink w:anchor="_Toc242538073" w:history="1">
         <w:r>
           <w:rPr>
             <w:rStyle w:val="Hyperlink"/>
@@ -8077,7 +8077,7 @@
             <w:noProof/>
             <w:webHidden/>
           </w:rPr>
-          <w:instrText xml:space="preserve"> PAGEREF _Toc242423293 \h </w:instrText>
+          <w:instrText xml:space="preserve"> PAGEREF _Toc242538073 \h </w:instrText>
         </w:r>
         <w:r>
           <w:rPr>
@@ -8122,14 +8122,14 @@
           <w14:ligatures w14:val="standardContextual"/>
         </w:rPr>
       </w:pPr>
-      <w:hyperlink w:anchor="_Toc242423294" w:history="1">
+      <w:hyperlink w:anchor="_Toc242538074" w:history="1">
         <w:r>
           <w:rPr>
             <w:rStyle w:val="Hyperlink"/>
             <w:rFonts w:eastAsiaTheme="majorEastAsia"/>
             <w:noProof/>
           </w:rPr>
-          <w:t>Bảng B-1. Trách nhiệm chính và sản phẩm.</w:t>
+          <w:t>Bảng 5-6. Hướng ứng dụng NLP và chỉ số nghiệp vụ cần kiểm chứng.</w:t>
         </w:r>
         <w:r>
           <w:rPr>
@@ -8150,7 +8150,7 @@
             <w:noProof/>
             <w:webHidden/>
           </w:rPr>
-          <w:instrText xml:space="preserve"> PAGEREF _Toc242423294 \h </w:instrText>
+          <w:instrText xml:space="preserve"> PAGEREF _Toc242538074 \h </w:instrText>
         </w:r>
         <w:r>
           <w:rPr>
@@ -8170,7 +8170,7 @@
             <w:noProof/>
             <w:webHidden/>
           </w:rPr>
-          <w:t>45</w:t>
+          <w:t>38</w:t>
         </w:r>
         <w:r>
           <w:rPr>
@@ -8195,13 +8195,86 @@
           <w14:ligatures w14:val="standardContextual"/>
         </w:rPr>
       </w:pPr>
-      <w:hyperlink w:anchor="_Toc242423295" w:history="1">
+      <w:hyperlink w:anchor="_Toc242538075" w:history="1">
         <w:r>
           <w:rPr>
             <w:rStyle w:val="Hyperlink"/>
             <w:rFonts w:eastAsiaTheme="majorEastAsia"/>
             <w:noProof/>
           </w:rPr>
+          <w:t>Bảng B-1. Trách nhiệm chính và sản phẩm.</w:t>
+        </w:r>
+        <w:r>
+          <w:rPr>
+            <w:noProof/>
+            <w:webHidden/>
+          </w:rPr>
+          <w:tab/>
+        </w:r>
+        <w:r>
+          <w:rPr>
+            <w:noProof/>
+            <w:webHidden/>
+          </w:rPr>
+          <w:fldChar w:fldCharType="begin"/>
+        </w:r>
+        <w:r>
+          <w:rPr>
+            <w:noProof/>
+            <w:webHidden/>
+          </w:rPr>
+          <w:instrText xml:space="preserve"> PAGEREF _Toc242538075 \h </w:instrText>
+        </w:r>
+        <w:r>
+          <w:rPr>
+            <w:noProof/>
+            <w:webHidden/>
+          </w:rPr>
+        </w:r>
+        <w:r>
+          <w:rPr>
+            <w:noProof/>
+            <w:webHidden/>
+          </w:rPr>
+          <w:fldChar w:fldCharType="separate"/>
+        </w:r>
+        <w:r>
+          <w:rPr>
+            <w:noProof/>
+            <w:webHidden/>
+          </w:rPr>
+          <w:t>46</w:t>
+        </w:r>
+        <w:r>
+          <w:rPr>
+            <w:noProof/>
+            <w:webHidden/>
+          </w:rPr>
+          <w:fldChar w:fldCharType="end"/>
+        </w:r>
+      </w:hyperlink>
+    </w:p>
+    <w:p>
+      <w:pPr>
+        <w:pStyle w:val="TOC1"/>
+        <w:tabs>
+          <w:tab w:val="right" w:leader="dot" w:pos="9679"/>
+        </w:tabs>
+        <w:rPr>
+          <w:rFonts w:asciiTheme="minorHAnsi" w:eastAsiaTheme="minorEastAsia" w:hAnsiTheme="minorHAnsi" w:cstheme="minorBidi"/>
+          <w:noProof/>
+          <w:kern w:val="2"/>
+          <w:szCs w:val="24"/>
+          <w14:ligatures w14:val="standardContextual"/>
+        </w:rPr>
+      </w:pPr>
+      <w:hyperlink w:anchor="_Toc242538076" w:history="1">
+        <w:r>
+          <w:rPr>
+            <w:rStyle w:val="Hyperlink"/>
+            <w:rFonts w:eastAsiaTheme="majorEastAsia"/>
+            <w:noProof/>
+          </w:rPr>
           <w:t>Bảng B-2. Hai bộ thực nghiệm DistilBERT được đọc riêng.</w:t>
         </w:r>
         <w:r>
@@ -8223,7 +8296,7 @@
             <w:noProof/>
             <w:webHidden/>
           </w:rPr>
-          <w:instrText xml:space="preserve"> PAGEREF _Toc242423295 \h </w:instrText>
+          <w:instrText xml:space="preserve"> PAGEREF _Toc242538076 \h </w:instrText>
         </w:r>
         <w:r>
           <w:rPr>
@@ -8243,7 +8316,7 @@
             <w:noProof/>
             <w:webHidden/>
           </w:rPr>
-          <w:t>46</w:t>
+          <w:t>47</w:t>
         </w:r>
         <w:r>
           <w:rPr>
@@ -8276,7 +8349,7 @@
         <w:pStyle w:val="Heading1"/>
         <w:pageBreakBefore w:val="0"/>
       </w:pPr>
-      <w:bookmarkStart w:id="5" w:name="_Toc242423194"/>
+      <w:bookmarkStart w:id="5" w:name="_Toc242537974"/>
       <w:r>
         <w:lastRenderedPageBreak/>
         <w:t>CHƯƠNG 1. GIỚI THIỆU</w:t>
@@ -8287,7 +8360,7 @@
       <w:pPr>
         <w:pStyle w:val="Heading2"/>
       </w:pPr>
-      <w:bookmarkStart w:id="6" w:name="_Toc242423195"/>
+      <w:bookmarkStart w:id="6" w:name="_Toc242537975"/>
       <w:r>
         <w:t>1.1. Đặt vấn đề</w:t>
       </w:r>
@@ -8324,7 +8397,7 @@
       <w:pPr>
         <w:pStyle w:val="Heading2"/>
       </w:pPr>
-      <w:bookmarkStart w:id="7" w:name="_Toc242423196"/>
+      <w:bookmarkStart w:id="7" w:name="_Toc242537976"/>
       <w:r>
         <w:t>1.2. Mục tiêu của đề tài</w:t>
       </w:r>
@@ -8425,7 +8498,7 @@
       <w:pPr>
         <w:pStyle w:val="Heading2"/>
       </w:pPr>
-      <w:bookmarkStart w:id="8" w:name="_Toc242423197"/>
+      <w:bookmarkStart w:id="8" w:name="_Toc242537977"/>
       <w:r>
         <w:lastRenderedPageBreak/>
         <w:t>1.3. Phạm vi nghiên cứu</w:t>
@@ -8460,7 +8533,7 @@
       <w:pPr>
         <w:pStyle w:val="Heading2"/>
       </w:pPr>
-      <w:bookmarkStart w:id="9" w:name="_Toc242423198"/>
+      <w:bookmarkStart w:id="9" w:name="_Toc242537978"/>
       <w:r>
         <w:t>1.4. Cấu trúc báo cáo</w:t>
       </w:r>
@@ -8478,7 +8551,7 @@
       <w:pPr>
         <w:pStyle w:val="Heading2"/>
       </w:pPr>
-      <w:bookmarkStart w:id="10" w:name="_Toc242423199"/>
+      <w:bookmarkStart w:id="10" w:name="_Toc242537979"/>
       <w:r>
         <w:t>1.5. Căn cứ yêu cầu và cách trích dẫn</w:t>
       </w:r>
@@ -8504,7 +8577,7 @@
       <w:pPr>
         <w:pStyle w:val="TableCaption"/>
       </w:pPr>
-      <w:bookmarkStart w:id="11" w:name="_Toc242423276"/>
+      <w:bookmarkStart w:id="11" w:name="_Toc242538056"/>
       <w:r>
         <w:t>Bảng 1-1. Đối chiếu yêu cầu môn học và bằng chứng cần có.</w:t>
       </w:r>
@@ -9310,7 +9383,7 @@
       <w:pPr>
         <w:pStyle w:val="Heading1"/>
       </w:pPr>
-      <w:bookmarkStart w:id="12" w:name="_Toc242423200"/>
+      <w:bookmarkStart w:id="12" w:name="_Toc242537980"/>
       <w:r>
         <w:lastRenderedPageBreak/>
         <w:t>CHƯƠNG 2. CƠ SỞ LÝ THUYẾT</w:t>
@@ -9321,7 +9394,7 @@
       <w:pPr>
         <w:pStyle w:val="Heading2"/>
       </w:pPr>
-      <w:bookmarkStart w:id="13" w:name="_Toc242423201"/>
+      <w:bookmarkStart w:id="13" w:name="_Toc242537981"/>
       <w:r>
         <w:t>2.1. Học máy và xử lý ngôn ngữ trong đề tài</w:t>
       </w:r>
@@ -9355,7 +9428,7 @@
       <w:pPr>
         <w:pStyle w:val="Heading2"/>
       </w:pPr>
-      <w:bookmarkStart w:id="14" w:name="_Toc242423202"/>
+      <w:bookmarkStart w:id="14" w:name="_Toc242537982"/>
       <w:r>
         <w:t>2.2. Định nghĩa bài toán đa nhãn</w:t>
       </w:r>
@@ -9400,7 +9473,7 @@
       <w:pPr>
         <w:pStyle w:val="Heading2"/>
       </w:pPr>
-      <w:bookmarkStart w:id="15" w:name="_Toc242423203"/>
+      <w:bookmarkStart w:id="15" w:name="_Toc242537983"/>
       <w:r>
         <w:t>2.3. TF-IDF và Logistic Regression</w:t>
       </w:r>
@@ -9410,7 +9483,7 @@
       <w:pPr>
         <w:pStyle w:val="Heading3"/>
       </w:pPr>
-      <w:bookmarkStart w:id="16" w:name="_Toc242423204"/>
+      <w:bookmarkStart w:id="16" w:name="_Toc242537984"/>
       <w:r>
         <w:t>2.3.1. TF-IDF</w:t>
       </w:r>
@@ -9486,7 +9559,7 @@
       <w:pPr>
         <w:pStyle w:val="Heading3"/>
       </w:pPr>
-      <w:bookmarkStart w:id="17" w:name="_Toc242423205"/>
+      <w:bookmarkStart w:id="17" w:name="_Toc242537985"/>
       <w:r>
         <w:t>2.3.2. Logistic Regression</w:t>
       </w:r>
@@ -9521,7 +9594,7 @@
       <w:pPr>
         <w:pStyle w:val="Heading3"/>
       </w:pPr>
-      <w:bookmarkStart w:id="18" w:name="_Toc242423206"/>
+      <w:bookmarkStart w:id="18" w:name="_Toc242537986"/>
       <w:r>
         <w:t>2.3.3. One-vs-Rest</w:t>
       </w:r>
@@ -9556,7 +9629,7 @@
       <w:pPr>
         <w:pStyle w:val="Heading2"/>
       </w:pPr>
-      <w:bookmarkStart w:id="19" w:name="_Toc242423207"/>
+      <w:bookmarkStart w:id="19" w:name="_Toc242537987"/>
       <w:r>
         <w:t>2.4. Transformer và ba kiến trúc C</w:t>
       </w:r>
@@ -9602,7 +9675,7 @@
       <w:pPr>
         <w:pStyle w:val="Heading2"/>
       </w:pPr>
-      <w:bookmarkStart w:id="20" w:name="_Toc242423208"/>
+      <w:bookmarkStart w:id="20" w:name="_Toc242537988"/>
       <w:r>
         <w:t>2.5. Zero-shot B và suy luận ngôn ngữ tự nhiên</w:t>
       </w:r>
@@ -9663,7 +9736,7 @@
       <w:pPr>
         <w:pStyle w:val="Heading2"/>
       </w:pPr>
-      <w:bookmarkStart w:id="21" w:name="_Toc242423209"/>
+      <w:bookmarkStart w:id="21" w:name="_Toc242537989"/>
       <w:r>
         <w:t>2.6. Loss nhị phân và mất cân bằng</w:t>
       </w:r>
@@ -9710,7 +9783,7 @@
       <w:pPr>
         <w:pStyle w:val="Heading2"/>
       </w:pPr>
-      <w:bookmarkStart w:id="22" w:name="_Toc242423210"/>
+      <w:bookmarkStart w:id="22" w:name="_Toc242537990"/>
       <w:r>
         <w:t>2.7. Các thước đo đánh giá</w:t>
       </w:r>
@@ -9791,7 +9864,7 @@
       <w:pPr>
         <w:pStyle w:val="Heading2"/>
       </w:pPr>
-      <w:bookmarkStart w:id="23" w:name="_Toc242423211"/>
+      <w:bookmarkStart w:id="23" w:name="_Toc242537991"/>
       <w:r>
         <w:t>2.8. Threshold tuning và nghiên cứu liên quan</w:t>
       </w:r>
@@ -9832,7 +9905,7 @@
       <w:pPr>
         <w:pStyle w:val="Heading1"/>
       </w:pPr>
-      <w:bookmarkStart w:id="24" w:name="_Toc242423212"/>
+      <w:bookmarkStart w:id="24" w:name="_Toc242537992"/>
       <w:r>
         <w:lastRenderedPageBreak/>
         <w:t>CHƯƠNG 3. CHUẨN BỊ DỮ LIỆU</w:t>
@@ -9843,7 +9916,7 @@
       <w:pPr>
         <w:pStyle w:val="Heading2"/>
       </w:pPr>
-      <w:bookmarkStart w:id="25" w:name="_Toc242423213"/>
+      <w:bookmarkStart w:id="25" w:name="_Toc242537993"/>
       <w:r>
         <w:t>3.1. Giới thiệu dữ liệu và khả năng truy xuất</w:t>
       </w:r>
@@ -9897,7 +9970,7 @@
       <w:pPr>
         <w:pStyle w:val="TableCaption"/>
       </w:pPr>
-      <w:bookmarkStart w:id="26" w:name="_Toc242423277"/>
+      <w:bookmarkStart w:id="26" w:name="_Toc242538057"/>
       <w:r>
         <w:t>Bảng 3-1. Số mẫu các split.</w:t>
       </w:r>
@@ -10314,7 +10387,7 @@
           <w:noProof/>
         </w:rPr>
         <w:drawing>
-          <wp:inline distT="0" distB="0" distL="0" distR="0" wp14:anchorId="1E879AD0" wp14:editId="534AE797">
+          <wp:inline distT="0" distB="0" distL="0" distR="0" wp14:anchorId="377BA998" wp14:editId="1E260A7B">
             <wp:extent cx="5760000" cy="2814731"/>
             <wp:effectExtent l="0" t="0" r="0" b="0"/>
             <wp:docPr id="1" name="Picture 1"/>
@@ -10355,7 +10428,7 @@
         <w:pStyle w:val="FigureCaption"/>
         <w:jc w:val="center"/>
       </w:pPr>
-      <w:bookmarkStart w:id="27" w:name="_Toc242423269"/>
+      <w:bookmarkStart w:id="27" w:name="_Toc242538049"/>
       <w:r>
         <w:t>Hình 3.1. Kích thước bộ chia chính thức; số liệu từ EDA của nhóm.</w:t>
       </w:r>
@@ -10373,7 +10446,7 @@
       <w:pPr>
         <w:pStyle w:val="TableCaption"/>
       </w:pPr>
-      <w:bookmarkStart w:id="28" w:name="_Toc242423278"/>
+      <w:bookmarkStart w:id="28" w:name="_Toc242538058"/>
       <w:r>
         <w:t>Bảng 3-2. Thứ tự nhãn và support train.</w:t>
       </w:r>
@@ -13256,7 +13329,7 @@
       <w:pPr>
         <w:pStyle w:val="Heading2"/>
       </w:pPr>
-      <w:bookmarkStart w:id="29" w:name="_Toc242423214"/>
+      <w:bookmarkStart w:id="29" w:name="_Toc242537994"/>
       <w:r>
         <w:t>3.2. Khám phá dữ liệu</w:t>
       </w:r>
@@ -13266,7 +13339,7 @@
       <w:pPr>
         <w:pStyle w:val="Heading3"/>
       </w:pPr>
-      <w:bookmarkStart w:id="30" w:name="_Toc242423215"/>
+      <w:bookmarkStart w:id="30" w:name="_Toc242537995"/>
       <w:r>
         <w:t>3.2.1. Mất cân bằng và nhãn hiếm</w:t>
       </w:r>
@@ -13302,7 +13375,7 @@
         </w:rPr>
         <w:lastRenderedPageBreak/>
         <w:drawing>
-          <wp:inline distT="0" distB="0" distL="0" distR="0" wp14:anchorId="7BA37760" wp14:editId="492790D1">
+          <wp:inline distT="0" distB="0" distL="0" distR="0" wp14:anchorId="346CD77E" wp14:editId="4E93C933">
             <wp:extent cx="5760000" cy="5225902"/>
             <wp:effectExtent l="0" t="0" r="0" b="0"/>
             <wp:docPr id="2" name="Picture 2"/>
@@ -13343,7 +13416,7 @@
         <w:pStyle w:val="FigureCaption"/>
         <w:jc w:val="center"/>
       </w:pPr>
-      <w:bookmarkStart w:id="31" w:name="_Toc242423270"/>
+      <w:bookmarkStart w:id="31" w:name="_Toc242538050"/>
       <w:r>
         <w:t>Hình 3.2. Phân bố nhãn train; cùng một câu có thể đóng góp nhiều nhãn.</w:t>
       </w:r>
@@ -13353,7 +13426,7 @@
       <w:pPr>
         <w:pStyle w:val="Heading3"/>
       </w:pPr>
-      <w:bookmarkStart w:id="32" w:name="_Toc242423216"/>
+      <w:bookmarkStart w:id="32" w:name="_Toc242537996"/>
       <w:r>
         <w:t>3.2.2. Số nhãn và đồng xuất hiện</w:t>
       </w:r>
@@ -13394,7 +13467,7 @@
         </w:rPr>
         <w:lastRenderedPageBreak/>
         <w:drawing>
-          <wp:inline distT="0" distB="0" distL="0" distR="0" wp14:anchorId="0DEB6DFB" wp14:editId="1BE6F7AC">
+          <wp:inline distT="0" distB="0" distL="0" distR="0" wp14:anchorId="169A8DDC" wp14:editId="4240ECB7">
             <wp:extent cx="5760000" cy="5176843"/>
             <wp:effectExtent l="0" t="0" r="0" b="0"/>
             <wp:docPr id="3" name="Picture 3"/>
@@ -13435,7 +13508,7 @@
         <w:pStyle w:val="FigureCaption"/>
         <w:jc w:val="center"/>
       </w:pPr>
-      <w:bookmarkStart w:id="33" w:name="_Toc242423271"/>
+      <w:bookmarkStart w:id="33" w:name="_Toc242538051"/>
       <w:r>
         <w:t>Hình 3.3. Đồng xuất hiện annotation train, khác bảng cặp FN/FP ở phần lỗi.</w:t>
       </w:r>
@@ -13445,7 +13518,7 @@
       <w:pPr>
         <w:pStyle w:val="Heading3"/>
       </w:pPr>
-      <w:bookmarkStart w:id="34" w:name="_Toc242423217"/>
+      <w:bookmarkStart w:id="34" w:name="_Toc242537997"/>
       <w:r>
         <w:t>3.2.3. Chất lượng, văn bản trùng và độ dài</w:t>
       </w:r>
@@ -13483,7 +13556,7 @@
       <w:pPr>
         <w:pStyle w:val="Heading2"/>
       </w:pPr>
-      <w:bookmarkStart w:id="35" w:name="_Toc242423218"/>
+      <w:bookmarkStart w:id="35" w:name="_Toc242537998"/>
       <w:r>
         <w:t>3.3. Tiền xử lý và tránh rò rỉ</w:t>
       </w:r>
@@ -13577,7 +13650,7 @@
       <w:pPr>
         <w:pStyle w:val="Heading2"/>
       </w:pPr>
-      <w:bookmarkStart w:id="36" w:name="_Toc242423219"/>
+      <w:bookmarkStart w:id="36" w:name="_Toc242537999"/>
       <w:r>
         <w:t>3.4. Xây dựng đặc trưng và cấu trúc artifacts</w:t>
       </w:r>
@@ -13633,7 +13706,7 @@
       <w:pPr>
         <w:pStyle w:val="Heading2"/>
       </w:pPr>
-      <w:bookmarkStart w:id="37" w:name="_Toc242423220"/>
+      <w:bookmarkStart w:id="37" w:name="_Toc242538000"/>
       <w:r>
         <w:t>3.5. Checklist dữ liệu dùng trước huấn luyện</w:t>
       </w:r>
@@ -14148,7 +14221,7 @@
       <w:pPr>
         <w:pStyle w:val="Heading1"/>
       </w:pPr>
-      <w:bookmarkStart w:id="38" w:name="_Toc242423221"/>
+      <w:bookmarkStart w:id="38" w:name="_Toc242538001"/>
       <w:r>
         <w:lastRenderedPageBreak/>
         <w:t>CHƯƠNG 4. XÂY DỰNG MÔ HÌNH</w:t>
@@ -14159,7 +14232,7 @@
       <w:pPr>
         <w:pStyle w:val="Heading2"/>
       </w:pPr>
-      <w:bookmarkStart w:id="39" w:name="_Toc242423222"/>
+      <w:bookmarkStart w:id="39" w:name="_Toc242538002"/>
       <w:r>
         <w:t>4.1. Kiến trúc hệ thống</w:t>
       </w:r>
@@ -14177,7 +14250,7 @@
       <w:pPr>
         <w:pStyle w:val="TableCaption"/>
       </w:pPr>
-      <w:bookmarkStart w:id="40" w:name="_Toc242423279"/>
+      <w:bookmarkStart w:id="40" w:name="_Toc242538059"/>
       <w:r>
         <w:t>Bảng 4-1. Các hệ thống so sánh.</w:t>
       </w:r>
@@ -14916,7 +14989,7 @@
       <w:pPr>
         <w:pStyle w:val="Heading2"/>
       </w:pPr>
-      <w:bookmarkStart w:id="41" w:name="_Toc242423223"/>
+      <w:bookmarkStart w:id="41" w:name="_Toc242538003"/>
       <w:r>
         <w:t>4.2. Quy trình huấn luyện và suy luận</w:t>
       </w:r>
@@ -14926,7 +14999,7 @@
       <w:pPr>
         <w:pStyle w:val="Heading3"/>
       </w:pPr>
-      <w:bookmarkStart w:id="42" w:name="_Toc242423224"/>
+      <w:bookmarkStart w:id="42" w:name="_Toc242538004"/>
       <w:r>
         <w:t>4.2.1. Baseline A</w:t>
       </w:r>
@@ -14992,7 +15065,7 @@
       <w:pPr>
         <w:pStyle w:val="Heading3"/>
       </w:pPr>
-      <w:bookmarkStart w:id="43" w:name="_Toc242423225"/>
+      <w:bookmarkStart w:id="43" w:name="_Toc242538005"/>
       <w:r>
         <w:t>4.2.2. Zero-shot B</w:t>
       </w:r>
@@ -15018,7 +15091,7 @@
       <w:pPr>
         <w:pStyle w:val="Heading3"/>
       </w:pPr>
-      <w:bookmarkStart w:id="44" w:name="_Toc242423226"/>
+      <w:bookmarkStart w:id="44" w:name="_Toc242538006"/>
       <w:r>
         <w:t>4.2.3. Ba mô hình C và seed</w:t>
       </w:r>
@@ -15048,10 +15121,22 @@
         <w:jc w:val="both"/>
       </w:pPr>
       <w:r>
-        <w:t xml:space="preserve">Lần </w:t>
-      </w:r>
-      <w:r>
-        <w:t>chạy fixed padding đầu tiên được dừng trước khi hoàn thành epoch1 để đổi cách gom batch; không có kết quả benchmark từ lần đó. Hồ sơ này được lưu riêng trong log. Các run full dùng cùng cấu hình đệm theo batch và batch hiệu dụng16. Seed đã được thiết lập nhưng CUDA attention có cảnh báo thuật toán không bảo đảm xác định tuyệt đối; nhóm ghi giới hạn này và đo mean±std từ ba lần chạy thực tế, không cam kết tái tạo giống từng bit.</w:t>
+        <w:rPr>
+          <w:b/>
+        </w:rPr>
+        <w:t xml:space="preserve">Căn cứ </w:t>
+      </w:r>
+      <w:r>
+        <w:rPr>
+          <w:b/>
+        </w:rPr>
+        <w:t>siêu tham số và phạm vi tìm kiếm.</w:t>
+      </w:r>
+      <w:r>
+        <w:t xml:space="preserve"> C1 tham khảo mục 5.3 của bài GoEmotions [1]: BERT với batch 16, learning rate 5×10⁻⁵ và ít nhất bốn epoch. C2/C3 dùng learning rate 2×10⁻⁵ và tối đa ba epoch theo cấu hình triển khai của nhóm. Hồ sơ chín run chính lưu một cấu hình learning rate/số epoch cho mỗi kiến trúc, lặp với ba seed; nhóm chưa thực hiện tìm kiếm siêu tham số có hệ thống trên nhiều learning rate và ngân sách epoch. Việc chọn checkpoint tốt nhất trong các epoch bằng validation khác với việc tìm cấu hình </w:t>
+      </w:r>
+      <w:r>
+        <w:t>tối ưu giữa nhiều lượt huấn luyện.</w:t>
       </w:r>
     </w:p>
     <w:p>
@@ -15059,14 +15144,11 @@
         <w:jc w:val="both"/>
       </w:pPr>
       <w:r>
-        <w:t>Hệ thống Windows ghi nhận trở lại từ chế độ ngủ lúc 09:38:56, 10:36:02 và 12:47:55 ngày 08/10/2026 trong lần chạy BERT seed 42. BERT seed 2026 cũng có khoảng ngủ từ 14:47:27 đến 15:27:54 (giờ UTC+7), nằm trong epoch 4. Vì vậy elapsed_seconds/epoch_seconds của hai lần chạy này bao gồm gián đoạn, không dùng riêng các số đó để kết luận BERT chậm hơn kiến trúc khác. Bảng chi phí mô tả thời gian hoàn thành run trên máy tại lần đo, chịu ảnh hưởng của cache và trạng thái máy; chưa phải benchmark tốc độ được kiểm s</w:t>
-      </w:r>
-      <w:r>
-        <w:t xml:space="preserve">oát. Các tiến trình có yêu cầu giữ máy thức tạm </w:t>
+        <w:t xml:space="preserve">Không suy từ ba seed rằng learning rate đã được tối ưu riêng cho từng kiến trúc. Chưa có thí nghiệm đối chứng hoặc hồ sơ gradient để khẳng định C2 cần learning rate thấp hơn do gradient explosion, hay C3 cần ít epoch vì hội tụ nhanh hơn. Bảng so sánh đánh giá ba hệ thống theo cấu hình đã khai báo; learning rate, số epoch, tokenizer và kiến trúc cùng thay đổi nên chưa cô lập tác động của riêng kiến trúc. Muốn nghiên cứu nguyên nhân, cần đặt trước lưới siêu tham số và ngân sách so sánh, </w:t>
       </w:r>
       <w:r>
         <w:lastRenderedPageBreak/>
-        <w:t>thời theo vòng đời; thao tác ngủ máy thủ công vẫn có thể làm gián đoạn phép đo. Hồ sơ reports/verification_project.json ghi thời điểm ngủ/thức đã quan sát.</w:t>
+        <w:t>chọn cấu hình trên validation và đánh giá theo một protocol mới; không chọn lại cấu hình bằng điểm test đã công bố.</w:t>
       </w:r>
     </w:p>
     <w:p>
@@ -15074,6 +15156,28 @@
         <w:jc w:val="both"/>
       </w:pPr>
       <w:r>
+        <w:t xml:space="preserve">Lần chạy fixed padding đầu tiên được dừng trước khi hoàn thành epoch1 để đổi cách gom batch; không có kết quả </w:t>
+      </w:r>
+      <w:r>
+        <w:t>benchmark từ lần đó. Hồ sơ này được lưu riêng trong log. Các run full dùng cùng cấu hình đệm theo batch và batch hiệu dụng16. Seed đã được thiết lập nhưng CUDA attention có cảnh báo thuật toán không bảo đảm xác định tuyệt đối; nhóm ghi giới hạn này và đo mean±std từ ba lần chạy thực tế, không cam kết tái tạo giống từng bit.</w:t>
+      </w:r>
+    </w:p>
+    <w:p>
+      <w:pPr>
+        <w:jc w:val="both"/>
+      </w:pPr>
+      <w:r>
+        <w:t>Hệ thống Windows ghi nhận trở lại từ chế độ ngủ lúc 09:38:56, 10:36:02 và 12:47:55 ngày 08/10/2026 trong lần chạy BERT seed 42. BERT seed 2026 cũng có khoảng ngủ từ 14:47:27 đến 15:27:54 (giờ UTC+7), nằm trong epoch 4. Vì vậy elapsed_seconds/epoch_seconds của hai lần chạy này bao gồm gián đoạn, không dùng riêng các số đó để kết luận BERT chậm hơn kiến trúc khác. Bảng chi phí mô tả thời gian hoàn thành run trên máy tại lần đo, chịu ảnh hưởng của cache và trạng thái máy; chưa phải benchmark tốc độ được kiểm s</w:t>
+      </w:r>
+      <w:r>
+        <w:t>oát. Các tiến trình có yêu cầu giữ máy thức tạm thời theo vòng đời; thao tác ngủ máy thủ công vẫn có thể làm gián đoạn phép đo. Hồ sơ reports/verification_project.json ghi thời điểm ngủ/thức đã quan sát.</w:t>
+      </w:r>
+    </w:p>
+    <w:p>
+      <w:pPr>
+        <w:jc w:val="both"/>
+      </w:pPr>
+      <w:r>
         <w:t>Ba seed đề xuất là 42, 123 và 2026; mỗi kiến trúc giữ cùng cấu hình giữa các seed. Trước khi đánh giá test, nhóm chọn kiến trúc theo mean Macro-F1 validation @0,5. Khi hòa, ưu tiên std thấp hơn, rồi số tham số ít hơn, cuối cùng thứ tự tên kiến trúc để lựa chọn xác định. Checkpoint demo được chọn trong kiến trúc thắng bằng validation; điểm của checkpoint demo khác điểm trung bình kiến trúc. Những run smoke hoặc thử ít bước không được tính vào yêu cầu ba run full.</w:t>
       </w:r>
     </w:p>
@@ -15081,7 +15185,7 @@
       <w:pPr>
         <w:pStyle w:val="Heading3"/>
       </w:pPr>
-      <w:bookmarkStart w:id="45" w:name="_Toc242423227"/>
+      <w:bookmarkStart w:id="45" w:name="_Toc242538007"/>
       <w:r>
         <w:t>4.2.4. Ngưỡng và nâng cao</w:t>
       </w:r>
@@ -15100,17 +15204,14 @@
         <w:jc w:val="both"/>
       </w:pPr>
       <w:r>
-        <w:t xml:space="preserve">Threshold riêng tạo 28 tham số quyết định và lưu chúng với hash model/scores, revision và label mapping. A/B/C không dùng chung ngưỡng nếu </w:t>
-      </w:r>
-      <w:r>
-        <w:t>scores đến từ model khác nhau. Khi train model weighted mới, phải tìm lại threshold cho đúng run. Kết quả nâng cao được trình bày như ablation: cùng model/split, chỉ thay đúng yếu tố đã khai báo, đồng thời giữ hàng gốc.</w:t>
+        <w:t>Threshold riêng tạo 28 tham số quyết định và lưu chúng với hash model/scores, revision và label mapping. A/B/C không dùng chung ngưỡng nếu scores đến từ model khác nhau. Khi train model weighted mới, phải tìm lại threshold cho đúng run. Kết quả nâng cao được trình bày như ablation: cùng model/split, chỉ thay đúng yếu tố đã khai báo, đồng thời giữ hàng gốc.</w:t>
       </w:r>
     </w:p>
     <w:p>
       <w:pPr>
         <w:pStyle w:val="Heading2"/>
       </w:pPr>
-      <w:bookmarkStart w:id="46" w:name="_Toc242423228"/>
+      <w:bookmarkStart w:id="46" w:name="_Toc242538008"/>
       <w:r>
         <w:t>4.3. Ví dụ minh họa từng bước</w:t>
       </w:r>
@@ -15120,7 +15221,7 @@
       <w:pPr>
         <w:pStyle w:val="Heading3"/>
       </w:pPr>
-      <w:bookmarkStart w:id="47" w:name="_Toc242423229"/>
+      <w:bookmarkStart w:id="47" w:name="_Toc242538009"/>
       <w:r>
         <w:t>4.3.1. Tạo TF-IDF bằng một tập nhỏ</w:t>
       </w:r>
@@ -15148,6 +15249,7 @@
         <w:jc w:val="both"/>
       </w:pPr>
       <w:r>
+        <w:lastRenderedPageBreak/>
         <w:t>N = 4. Các từ thank, you, happy có df = 2 nên idf = ln(5/3)+1 ≈ 1,5108. Các từ proud, sad, lonely có df = 1 nên idf = ln(5/2)+1 ≈ 1,9163. d1 có ba từ, mỗi từ xuất hiện một lần. Vector chưa chuẩn hóa có các giá trị 1,5108 ở thank/you/happy và 0 ở các cột khác. Sau L2, ba giá trị khác 0 đều bằng 1/√3 ≈ 0,5774.</w:t>
       </w:r>
     </w:p>
@@ -15163,7 +15265,7 @@
       <w:pPr>
         <w:pStyle w:val="TableCaption"/>
       </w:pPr>
-      <w:bookmarkStart w:id="48" w:name="_Toc242423280"/>
+      <w:bookmarkStart w:id="48" w:name="_Toc242538060"/>
       <w:r>
         <w:t>Bảng 4-2. Tính LR trên vector minh họa.</w:t>
       </w:r>
@@ -15690,14 +15792,17 @@
         <w:jc w:val="both"/>
       </w:pPr>
       <w:r>
-        <w:t>Với ngưỡng 0,5, hai nhãn gratitude và joy được chọn, pride không được chọn. Với ngưỡng chung 0,6, cả ba nhãn bị loại, dù điểm của model không thay đổi. Nếu ngưỡng riêng là [0,55; 0,65; 0,30], chỉ gratitude được chọn. Ví dụ cho thấy threshold là luật quyết định sau score; không có một ngưỡng đúng cho mọi nhãn chỉ từ ví dụ này.</w:t>
+        <w:t xml:space="preserve">Với ngưỡng 0,5, hai nhãn gratitude và joy được chọn, pride không được chọn. Với ngưỡng chung 0,6, cả ba nhãn bị </w:t>
+      </w:r>
+      <w:r>
+        <w:t>loại, dù điểm của model không thay đổi. Nếu ngưỡng riêng là [0,55; 0,65; 0,30], chỉ gratitude được chọn. Ví dụ cho thấy threshold là luật quyết định sau score; không có một ngưỡng đúng cho mọi nhãn chỉ từ ví dụ này.</w:t>
       </w:r>
     </w:p>
     <w:p>
       <w:pPr>
         <w:pStyle w:val="Heading3"/>
       </w:pPr>
-      <w:bookmarkStart w:id="49" w:name="_Toc242423230"/>
+      <w:bookmarkStart w:id="49" w:name="_Toc242538010"/>
       <w:r>
         <w:t>4.3.2. Một bước cập nhật để hiểu việc học</w:t>
       </w:r>
@@ -15723,7 +15828,7 @@
       <w:pPr>
         <w:pStyle w:val="Heading3"/>
       </w:pPr>
-      <w:bookmarkStart w:id="50" w:name="_Toc242423231"/>
+      <w:bookmarkStart w:id="50" w:name="_Toc242538011"/>
       <w:r>
         <w:t>4.3.3. Ví dụ tính metric đa nhãn</w:t>
       </w:r>
@@ -15742,15 +15847,19 @@
         <w:jc w:val="both"/>
       </w:pPr>
       <w:r>
-        <w:t>Không câu nào có toàn bộ tập nhãn đúng, do đó exact match của ví dụ bằng 0. Điều này giải thích vì sao F1 khoảng 0,67 không đồng nghĩa 67% câu hoàn toàn đúng. Ví dụ chỉ minh họa công thức; những số đó không được đưa vào bảng GoEmotions.</w:t>
+        <w:t xml:space="preserve">Không câu nào có toàn bộ tập nhãn đúng, do đó exact match của ví dụ bằng 0. Điều này giải </w:t>
+      </w:r>
+      <w:r>
+        <w:t>thích vì sao F1 khoảng 0,67 không đồng nghĩa 67% câu hoàn toàn đúng. Ví dụ chỉ minh họa công thức; những số đó không được đưa vào bảng GoEmotions.</w:t>
       </w:r>
     </w:p>
     <w:p>
       <w:pPr>
         <w:pStyle w:val="Heading2"/>
       </w:pPr>
-      <w:bookmarkStart w:id="51" w:name="_Toc242423232"/>
-      <w:r>
+      <w:bookmarkStart w:id="51" w:name="_Toc242538012"/>
+      <w:r>
+        <w:lastRenderedPageBreak/>
         <w:t>4.4. Mô hình tự cài đặt</w:t>
       </w:r>
       <w:bookmarkEnd w:id="51"/>
@@ -15776,18 +15885,17 @@
         <w:jc w:val="both"/>
       </w:pPr>
       <w:r>
-        <w:lastRenderedPageBreak/>
-        <w:t xml:space="preserve">Phụ </w:t>
-      </w:r>
-      <w:r>
-        <w:t>lục A trình bày giả mã và vị trí file tự cài đặt. Nếu muốn benchmark phiên bản NumPy trên GoEmotions, cần bổ sung protocol, xử lý sparse, regularization, convergence, tài nguyên và số liệu riêng. Báo cáo hiện không tuyên bố mã minh họa là một thí nghiệm mới vượt baseline.</w:t>
+        <w:t xml:space="preserve">Phụ lục A trình bày giả mã và vị trí file tự cài đặt. Nếu muốn benchmark phiên bản NumPy trên GoEmotions, cần bổ sung </w:t>
+      </w:r>
+      <w:r>
+        <w:t>protocol, xử lý sparse, regularization, convergence, tài nguyên và số liệu riêng. Báo cáo hiện không tuyên bố mã minh họa là một thí nghiệm mới vượt baseline.</w:t>
       </w:r>
     </w:p>
     <w:p>
       <w:pPr>
         <w:pStyle w:val="Heading2"/>
       </w:pPr>
-      <w:bookmarkStart w:id="52" w:name="_Toc242423233"/>
+      <w:bookmarkStart w:id="52" w:name="_Toc242538013"/>
       <w:r>
         <w:t>4.5. Mô hình cài đặt bằng thư viện và demo D</w:t>
       </w:r>
@@ -15821,7 +15929,7 @@
       <w:pPr>
         <w:pStyle w:val="Heading1"/>
       </w:pPr>
-      <w:bookmarkStart w:id="53" w:name="_Toc242423234"/>
+      <w:bookmarkStart w:id="53" w:name="_Toc242538014"/>
       <w:r>
         <w:lastRenderedPageBreak/>
         <w:t>CHƯƠNG 5. THỰC NGHIỆM VÀ ĐÁNH GIÁ</w:t>
@@ -15832,7 +15940,7 @@
       <w:pPr>
         <w:pStyle w:val="Heading2"/>
       </w:pPr>
-      <w:bookmarkStart w:id="54" w:name="_Toc242423235"/>
+      <w:bookmarkStart w:id="54" w:name="_Toc242538015"/>
       <w:r>
         <w:t>5.1. Thiết kế thực nghiệm và kết quả A</w:t>
       </w:r>
@@ -15850,7 +15958,7 @@
       <w:pPr>
         <w:pStyle w:val="TableCaption"/>
       </w:pPr>
-      <w:bookmarkStart w:id="55" w:name="_Toc242423281"/>
+      <w:bookmarkStart w:id="55" w:name="_Toc242538061"/>
       <w:r>
         <w:t>Bảng 5-1. Kết quả A trên 5.426 mẫu validation, đủ 28 nhãn.</w:t>
       </w:r>
@@ -17068,7 +17176,10 @@
         <w:jc w:val="both"/>
       </w:pPr>
       <w:r>
-        <w:t>Standard @0,5 có precision cao nhưng recall thấp. Có 3.271 câu không được dự đoán nhãn nào; số nhãn dự đoán trung bình là 0,411/câu. Balanced @0,5 chỉ còn 123 câu không nhãn, trung bình 1,864 nhãn/câu. Weighting giúp tìm thêm nhãn dương nhưng cũng tạo nhãn thừa, thể hiện qua precision giảm và Hamming tăng.</w:t>
+        <w:t xml:space="preserve">Standard @0,5 có precision cao nhưng recall </w:t>
+      </w:r>
+      <w:r>
+        <w:t>thấp. Có 3.271 câu không được dự đoán nhãn nào; số nhãn dự đoán trung bình là 0,411/câu. Balanced @0,5 chỉ còn 123 câu không nhãn, trung bình 1,864 nhãn/câu. Weighting giúp tìm thêm nhãn dương nhưng cũng tạo nhãn thừa, thể hiện qua precision giảm và Hamming tăng.</w:t>
       </w:r>
     </w:p>
     <w:p>
@@ -17076,10 +17187,10 @@
         <w:jc w:val="both"/>
       </w:pPr>
       <w:r>
-        <w:t xml:space="preserve">So standard và balanced cùng ngưỡng 0,5 cho thấy Macro-F1 tăng khoảng 0,2537. So balanced @0,5 với balanced ngưỡng riêng cho thấy </w:t>
-      </w:r>
-      <w:r>
-        <w:t>tăng thêm khoảng 0,0339 trên validation. So standard @0,5 với balanced ngưỡng riêng là tác động kết hợp của hai thay đổi; không được quy toàn bộ mức tăng cho riêng threshold. Các hàng tuned dùng chính validation để tối ưu; kết quả test sau khóa protocol và các trường hợp giảm điểm được đối chiếu tại mục 5.2.</w:t>
+        <w:t xml:space="preserve">So standard và balanced cùng ngưỡng 0,5 cho thấy Macro-F1 tăng khoảng 0,2537. So balanced @0,5 với balanced ngưỡng riêng cho thấy tăng thêm khoảng 0,0339 trên validation. So standard @0,5 với balanced ngưỡng riêng là tác động kết hợp của hai </w:t>
+      </w:r>
+      <w:r>
+        <w:t>thay đổi; không được quy toàn bộ mức tăng cho riêng threshold. Các hàng tuned dùng chính validation để tối ưu; kết quả test sau khóa protocol và các trường hợp giảm điểm được đối chiếu tại mục 5.2.</w:t>
       </w:r>
     </w:p>
     <w:p>
@@ -17112,7 +17223,7 @@
       <w:pPr>
         <w:pStyle w:val="Heading2"/>
       </w:pPr>
-      <w:bookmarkStart w:id="56" w:name="_Toc242423236"/>
+      <w:bookmarkStart w:id="56" w:name="_Toc242538016"/>
       <w:r>
         <w:lastRenderedPageBreak/>
         <w:t>5.2. Kết quả B, ba C và demo</w:t>
@@ -17123,7 +17234,7 @@
       <w:pPr>
         <w:pStyle w:val="TableCaption"/>
       </w:pPr>
-      <w:bookmarkStart w:id="57" w:name="_Toc242423282"/>
+      <w:bookmarkStart w:id="57" w:name="_Toc242538062"/>
       <w:r>
         <w:t>Bảng 5-2a. Kết quả A/B/C thực tế.</w:t>
       </w:r>
@@ -20815,13 +20926,7 @@
               <w:rPr>
                 <w:sz w:val="18"/>
               </w:rPr>
-              <w:t xml:space="preserve">0.5993 ± </w:t>
-            </w:r>
-            <w:r>
-              <w:rPr>
-                <w:sz w:val="18"/>
-              </w:rPr>
-              <w:t>0.0016</w:t>
+              <w:t>0.5993 ± 0.0016</w:t>
             </w:r>
           </w:p>
         </w:tc>
@@ -21679,7 +21784,13 @@
               <w:rPr>
                 <w:sz w:val="18"/>
               </w:rPr>
-              <w:t>0.0396 ± 0.0046</w:t>
+              <w:t xml:space="preserve">0.0396 ± </w:t>
+            </w:r>
+            <w:r>
+              <w:rPr>
+                <w:sz w:val="18"/>
+              </w:rPr>
+              <w:t>0.0046</w:t>
             </w:r>
           </w:p>
         </w:tc>
@@ -22492,13 +22603,7 @@
               <w:rPr>
                 <w:sz w:val="18"/>
               </w:rPr>
-              <w:t xml:space="preserve">0.5712 ± </w:t>
-            </w:r>
-            <w:r>
-              <w:rPr>
-                <w:sz w:val="18"/>
-              </w:rPr>
-              <w:t>0.0038</w:t>
+              <w:t>0.5712 ± 0.0038</w:t>
             </w:r>
           </w:p>
         </w:tc>
@@ -22809,7 +22914,13 @@
               <w:rPr>
                 <w:sz w:val="18"/>
               </w:rPr>
-              <w:t>0.5077 ± 0.0071</w:t>
+              <w:t xml:space="preserve">0.5077 ± </w:t>
+            </w:r>
+            <w:r>
+              <w:rPr>
+                <w:sz w:val="18"/>
+              </w:rPr>
+              <w:t>0.0071</w:t>
             </w:r>
           </w:p>
         </w:tc>
@@ -23371,7 +23482,7 @@
       <w:pPr>
         <w:pStyle w:val="TableCaption"/>
       </w:pPr>
-      <w:bookmarkStart w:id="58" w:name="_Toc242423283"/>
+      <w:bookmarkStart w:id="58" w:name="_Toc242538063"/>
       <w:r>
         <w:t>Bảng 5-2b. Precision/Recall theo cùng split và cấu hình.</w:t>
       </w:r>
@@ -27344,7 +27455,13 @@
               <w:rPr>
                 <w:sz w:val="18"/>
               </w:rPr>
-              <w:t>0.4884 ± 0.0117</w:t>
+              <w:t xml:space="preserve">0.4884 ± </w:t>
+            </w:r>
+            <w:r>
+              <w:rPr>
+                <w:sz w:val="18"/>
+              </w:rPr>
+              <w:t>0.0117</w:t>
             </w:r>
           </w:p>
         </w:tc>
@@ -28248,7 +28365,13 @@
               <w:rPr>
                 <w:sz w:val="18"/>
               </w:rPr>
-              <w:t>0.4901 ± 0.0041</w:t>
+              <w:t xml:space="preserve">0.4901 ± </w:t>
+            </w:r>
+            <w:r>
+              <w:rPr>
+                <w:sz w:val="18"/>
+              </w:rPr>
+              <w:t>0.0041</w:t>
             </w:r>
           </w:p>
         </w:tc>
@@ -28415,13 +28538,7 @@
               <w:rPr>
                 <w:sz w:val="18"/>
               </w:rPr>
-              <w:t xml:space="preserve">0.7041 ± </w:t>
-            </w:r>
-            <w:r>
-              <w:rPr>
-                <w:sz w:val="18"/>
-              </w:rPr>
-              <w:t>0.0373</w:t>
+              <w:t>0.7041 ± 0.0373</w:t>
             </w:r>
           </w:p>
         </w:tc>
@@ -28732,7 +28849,13 @@
               <w:rPr>
                 <w:sz w:val="18"/>
               </w:rPr>
-              <w:t>0.7088 ± 0.0043</w:t>
+              <w:t xml:space="preserve">0.7088 ± </w:t>
+            </w:r>
+            <w:r>
+              <w:rPr>
+                <w:sz w:val="18"/>
+              </w:rPr>
+              <w:t>0.0043</w:t>
             </w:r>
           </w:p>
         </w:tc>
@@ -28876,13 +28999,7 @@
               <w:rPr>
                 <w:sz w:val="18"/>
               </w:rPr>
-              <w:t xml:space="preserve">0.5517 ± </w:t>
-            </w:r>
-            <w:r>
-              <w:rPr>
-                <w:sz w:val="18"/>
-              </w:rPr>
-              <w:t>0.0273</w:t>
+              <w:t>0.5517 ± 0.0273</w:t>
             </w:r>
           </w:p>
         </w:tc>
@@ -29193,7 +29310,13 @@
               <w:rPr>
                 <w:sz w:val="18"/>
               </w:rPr>
-              <w:t>0.5912 ± 0.0050</w:t>
+              <w:t xml:space="preserve">0.5912 ± </w:t>
+            </w:r>
+            <w:r>
+              <w:rPr>
+                <w:sz w:val="18"/>
+              </w:rPr>
+              <w:t>0.0050</w:t>
             </w:r>
           </w:p>
         </w:tc>
@@ -29611,9 +29734,12 @@
       <w:pPr>
         <w:pStyle w:val="Heading3"/>
       </w:pPr>
-      <w:bookmarkStart w:id="59" w:name="_Toc242423237"/>
-      <w:r>
-        <w:t>5.2.1. Kiểm tra mức hoàn thành</w:t>
+      <w:bookmarkStart w:id="59" w:name="_Toc242538017"/>
+      <w:r>
+        <w:t xml:space="preserve">5.2.1. Kiểm tra </w:t>
+      </w:r>
+      <w:r>
+        <w:t>mức hoàn thành</w:t>
       </w:r>
       <w:bookmarkEnd w:id="59"/>
     </w:p>
@@ -29622,17 +29748,14 @@
         <w:jc w:val="both"/>
       </w:pPr>
       <w:r>
-        <w:t xml:space="preserve">Đủ A/B/C, ba seed mỗi kiến trúc, test sau khóa protocol và lựa </w:t>
-      </w:r>
-      <w:r>
-        <w:t>chọn mô hình C.</w:t>
+        <w:t>Đủ A/B/C, ba seed mỗi kiến trúc, test sau khóa protocol và lựa chọn mô hình C.</w:t>
       </w:r>
     </w:p>
     <w:p>
       <w:pPr>
         <w:pStyle w:val="Heading3"/>
       </w:pPr>
-      <w:bookmarkStart w:id="60" w:name="_Toc242423238"/>
+      <w:bookmarkStart w:id="60" w:name="_Toc242538018"/>
       <w:r>
         <w:t>5.2.2. Cấu hình, seed và lựa chọn demo</w:t>
       </w:r>
@@ -29726,7 +29849,7 @@
       <w:pPr>
         <w:pStyle w:val="TableCaption"/>
       </w:pPr>
-      <w:bookmarkStart w:id="61" w:name="_Toc242423284"/>
+      <w:bookmarkStart w:id="61" w:name="_Toc242538064"/>
       <w:r>
         <w:t>Bảng 5-2f. Kết quả từng seed C đã hoàn tất; Macro-F1.</w:t>
       </w:r>
@@ -31212,17 +31335,17 @@
         <w:jc w:val="both"/>
       </w:pPr>
       <w:r>
-        <w:t xml:space="preserve">Epoch chọn theo </w:t>
-      </w:r>
-      <w:r>
-        <w:t>validation @0,5 của đúng seed. File all_runs.csv giữ đủ bảy metrics cho từng seed, split và luật ngưỡng; mean_std.csv giữ sample std. Những run chưa hoàn tất không được tính vào bảng. Cấu hình/revision/hash nhỏ lưu trong reports/reproducibility; trọng số lớn nằm trong data/processed để chạy demo hoặc chia sẻ riêng.</w:t>
+        <w:t xml:space="preserve">Epoch chọn theo validation @0,5 của đúng seed. File all_runs.csv giữ đủ bảy metrics cho từng seed, split và luật ngưỡng; mean_std.csv giữ sample std. Những run chưa hoàn tất không được tính </w:t>
+      </w:r>
+      <w:r>
+        <w:t>vào bảng. Cấu hình/revision/hash nhỏ lưu trong reports/reproducibility; trọng số lớn nằm trong data/processed để chạy demo hoặc chia sẻ riêng.</w:t>
       </w:r>
     </w:p>
     <w:p>
       <w:pPr>
         <w:pStyle w:val="Heading3"/>
       </w:pPr>
-      <w:bookmarkStart w:id="62" w:name="_Toc242423239"/>
+      <w:bookmarkStart w:id="62" w:name="_Toc242538019"/>
       <w:r>
         <w:t>5.2.3. Ba nhóm lỗi C1/C2/C3 trên test</w:t>
       </w:r>
@@ -31240,7 +31363,7 @@
       <w:pPr>
         <w:pStyle w:val="TableCaption"/>
       </w:pPr>
-      <w:bookmarkStart w:id="63" w:name="_Toc242423285"/>
+      <w:bookmarkStart w:id="63" w:name="_Toc242538065"/>
       <w:r>
         <w:t>Bảng 5-2c. So sánh ba nhóm lỗi trên test.</w:t>
       </w:r>
@@ -32785,10 +32908,7 @@
         <w:t>docs/ERROR_ANALYSIS.md</w:t>
       </w:r>
       <w:r>
-        <w:t xml:space="preserve">. Manifest lưu </w:t>
-      </w:r>
-      <w:r>
-        <w:t>nguồn/hashes.</w:t>
+        <w:t>. Manifest lưu nguồn/hashes.</w:t>
       </w:r>
     </w:p>
     <w:p>
@@ -32854,14 +32974,17 @@
         <w:jc w:val="both"/>
       </w:pPr>
       <w:r>
-        <w:t>Nhãn thật: admiration, excitement, neutral.</w:t>
+        <w:t xml:space="preserve">Nhãn thật: </w:t>
+      </w:r>
+      <w:r>
+        <w:t>admiration, excitement, neutral.</w:t>
       </w:r>
     </w:p>
     <w:p>
       <w:pPr>
         <w:pStyle w:val="TableCaption"/>
       </w:pPr>
-      <w:bookmarkStart w:id="64" w:name="_Toc242423286"/>
+      <w:bookmarkStart w:id="64" w:name="_Toc242538066"/>
       <w:r>
         <w:t>Bảng 5-2g. Ba C trên cùng ID eczj48j.</w:t>
       </w:r>
@@ -33205,7 +33328,13 @@
               <w:rPr>
                 <w:sz w:val="18"/>
               </w:rPr>
-              <w:t>admiration=0.3333; excitement=0.0121; neutral=0.0666; caring=0.5696</w:t>
+              <w:t xml:space="preserve">admiration=0.3333; excitement=0.0121; </w:t>
+            </w:r>
+            <w:r>
+              <w:rPr>
+                <w:sz w:val="18"/>
+              </w:rPr>
+              <w:t>neutral=0.0666; caring=0.5696</w:t>
             </w:r>
           </w:p>
         </w:tc>
@@ -33424,13 +33553,7 @@
               <w:rPr>
                 <w:sz w:val="18"/>
               </w:rPr>
-              <w:t xml:space="preserve">C3 </w:t>
-            </w:r>
-            <w:r>
-              <w:rPr>
-                <w:sz w:val="18"/>
-              </w:rPr>
-              <w:t>DistilBERT</w:t>
+              <w:t>C3 DistilBERT</w:t>
             </w:r>
           </w:p>
         </w:tc>
@@ -33545,7 +33668,13 @@
               <w:rPr>
                 <w:sz w:val="18"/>
               </w:rPr>
-              <w:t>admiration=0.6251; excitement=0.0158; neutral=0.0455</w:t>
+              <w:t xml:space="preserve">admiration=0.6251; </w:t>
+            </w:r>
+            <w:r>
+              <w:rPr>
+                <w:sz w:val="18"/>
+              </w:rPr>
+              <w:t>excitement=0.0158; neutral=0.0455</w:t>
             </w:r>
           </w:p>
         </w:tc>
@@ -33584,10 +33713,7 @@
         <w:jc w:val="both"/>
       </w:pPr>
       <w:r>
-        <w:t xml:space="preserve">Nhận xét: Văn bản rất ngắn, có dấu chấm than, emoji và cụm 'hard work'. Đây là các dấu hiệu có thể khiến việc suy ra đủ bộ nhãn khó hơn, </w:t>
-      </w:r>
-      <w:r>
-        <w:t>nhưng không chứng minh nguyên nhân trong mô hình. C1 dự đoán caring và bỏ cả ba nhãn thật; cờ partial=False ở C1 chỉ vì không có TP, không có nghĩa là dự đoán đúng. C2/C3 nhận ra admiration nhưng bỏ excitement và neutral. Giữ nguyên ground truth kể cả neutral đồng xuất hiện.</w:t>
+        <w:t>Nhận xét: Văn bản rất ngắn, có dấu chấm than, emoji và cụm 'hard work'. Đây là các dấu hiệu có thể khiến việc suy ra đủ bộ nhãn khó hơn, nhưng không chứng minh nguyên nhân trong mô hình. C1 dự đoán caring và bỏ cả ba nhãn thật; cờ partial=False ở C1 chỉ vì không có TP, không có nghĩa là dự đoán đúng. C2/C3 nhận ra admiration nhưng bỏ excitement và neutral. Giữ nguyên ground truth kể cả neutral đồng xuất hiện.</w:t>
       </w:r>
     </w:p>
     <w:p>
@@ -33611,17 +33737,14 @@
         <w:jc w:val="both"/>
       </w:pPr>
       <w:r>
-        <w:t xml:space="preserve">Nhãn thật: </w:t>
-      </w:r>
-      <w:r>
-        <w:t>embarrassment.</w:t>
+        <w:t>Nhãn thật: embarrassment.</w:t>
       </w:r>
     </w:p>
     <w:p>
       <w:pPr>
         <w:pStyle w:val="TableCaption"/>
       </w:pPr>
-      <w:bookmarkStart w:id="65" w:name="_Toc242423287"/>
+      <w:bookmarkStart w:id="65" w:name="_Toc242538067"/>
       <w:r>
         <w:t>Bảng 5-2h. Ba C trên cùng ID ed0jr9i.</w:t>
       </w:r>
@@ -34338,10 +34461,10 @@
         <w:jc w:val="both"/>
       </w:pPr>
       <w:r>
-        <w:t xml:space="preserve">Nhận xét: Các từ 'shy', 'awkward' và tình huống đưa danh thiếp là dấu hiệu ngôn ngữ về sự ngượng ngùng. C1 nhận ra embarrassment; C2/C3 có score </w:t>
-      </w:r>
-      <w:r>
-        <w:t>nhãn này dưới 0.5 nên bỏ sót. Embarrassment có 303 mẫu train và thuộc nhóm năm nhãn hiếm đã xác định từ train. Không suy diễn cơ chế attention, nguyên nhân do độ dài hoặc tác dụng của weighting từ riêng một ví dụ.</w:t>
+        <w:t xml:space="preserve">Nhận xét: Các từ </w:t>
+      </w:r>
+      <w:r>
+        <w:t>'shy', 'awkward' và tình huống đưa danh thiếp là dấu hiệu ngôn ngữ về sự ngượng ngùng. C1 nhận ra embarrassment; C2/C3 có score nhãn này dưới 0.5 nên bỏ sót. Embarrassment có 303 mẫu train và thuộc nhóm năm nhãn hiếm đã xác định từ train. Không suy diễn cơ chế attention, nguyên nhân do độ dài hoặc tác dụng của weighting từ riêng một ví dụ.</w:t>
       </w:r>
     </w:p>
     <w:p>
@@ -34372,7 +34495,7 @@
       <w:pPr>
         <w:pStyle w:val="TableCaption"/>
       </w:pPr>
-      <w:bookmarkStart w:id="66" w:name="_Toc242423288"/>
+      <w:bookmarkStart w:id="66" w:name="_Toc242538068"/>
       <w:r>
         <w:t>Bảng 5-2i. Ba C trên cùng ID eczcvgx.</w:t>
       </w:r>
@@ -35090,10 +35213,10 @@
       </w:pPr>
       <w:r>
         <w:lastRenderedPageBreak/>
-        <w:t xml:space="preserve">Nhận xét: Câu kể về dự định và ý kiến khác của vợ; không có từ thể hiện sự tán thành rõ </w:t>
-      </w:r>
-      <w:r>
-        <w:t>ràng. Ground truth là neutral. C1/C2 trả đúng neutral; C3 chọn approval và bỏ neutral vì hai score nằm ở hai phía ngưỡng 0.5. Đây là cặp FN neutral / FP approval ở C3, không phải bằng chứng chắc chắn về mỉa mai hay cảm xúc thật của người viết.</w:t>
+        <w:t xml:space="preserve">Nhận xét: Câu kể về dự định và ý kiến khác của vợ; không có từ thể hiện sự tán thành rõ ràng. Ground truth là neutral. C1/C2 trả đúng neutral; C3 chọn approval và bỏ neutral vì hai score nằm ở hai phía ngưỡng 0.5. </w:t>
+      </w:r>
+      <w:r>
+        <w:t>Đây là cặp FN neutral / FP approval ở C3, không phải bằng chứng chắc chắn về mỉa mai hay cảm xúc thật của người viết.</w:t>
       </w:r>
     </w:p>
     <w:p>
@@ -35132,7 +35255,7 @@
       <w:pPr>
         <w:pStyle w:val="Heading3"/>
       </w:pPr>
-      <w:bookmarkStart w:id="67" w:name="_Toc242423240"/>
+      <w:bookmarkStart w:id="67" w:name="_Toc242538020"/>
       <w:r>
         <w:t>5.2.4. Nhãn hiếm và chi phí huấn luyện</w:t>
       </w:r>
@@ -35181,7 +35304,7 @@
       <w:pPr>
         <w:pStyle w:val="TableCaption"/>
       </w:pPr>
-      <w:bookmarkStart w:id="68" w:name="_Toc242423289"/>
+      <w:bookmarkStart w:id="68" w:name="_Toc242538069"/>
       <w:r>
         <w:t>Bảng 5-2d. F1 năm nhãn hiếm trước/sau cải tiến.</w:t>
       </w:r>
@@ -35382,14 +35505,7 @@
                 <w:b/>
                 <w:sz w:val="18"/>
               </w:rPr>
-              <w:t xml:space="preserve">F1 </w:t>
-            </w:r>
-            <w:r>
-              <w:rPr>
-                <w:b/>
-                <w:sz w:val="18"/>
-              </w:rPr>
-              <w:t>sau</w:t>
+              <w:t>F1 sau</w:t>
             </w:r>
           </w:p>
         </w:tc>
@@ -36128,13 +36244,7 @@
               <w:rPr>
                 <w:sz w:val="18"/>
               </w:rPr>
-              <w:t xml:space="preserve">0.0000 ± </w:t>
-            </w:r>
-            <w:r>
-              <w:rPr>
-                <w:sz w:val="18"/>
-              </w:rPr>
-              <w:t>0.0000</w:t>
+              <w:t>0.0000 ± 0.0000</w:t>
             </w:r>
           </w:p>
         </w:tc>
@@ -37465,13 +37575,7 @@
               <w:rPr>
                 <w:sz w:val="18"/>
               </w:rPr>
-              <w:t xml:space="preserve">0.0000 ± </w:t>
-            </w:r>
-            <w:r>
-              <w:rPr>
-                <w:sz w:val="18"/>
-              </w:rPr>
-              <w:t>0.0000</w:t>
+              <w:t>0.0000 ± 0.0000</w:t>
             </w:r>
           </w:p>
         </w:tc>
@@ -37707,7 +37811,13 @@
               <w:rPr>
                 <w:sz w:val="18"/>
               </w:rPr>
-              <w:t>+0.0417 ± 0.0722</w:t>
+              <w:t xml:space="preserve">+0.0417 ± </w:t>
+            </w:r>
+            <w:r>
+              <w:rPr>
+                <w:sz w:val="18"/>
+              </w:rPr>
+              <w:t>0.0722</w:t>
             </w:r>
           </w:p>
         </w:tc>
@@ -38329,7 +38439,13 @@
               <w:rPr>
                 <w:sz w:val="18"/>
               </w:rPr>
-              <w:t>C3: DistilBERT</w:t>
+              <w:t xml:space="preserve">C3: </w:t>
+            </w:r>
+            <w:r>
+              <w:rPr>
+                <w:sz w:val="18"/>
+              </w:rPr>
+              <w:t>DistilBERT</w:t>
             </w:r>
           </w:p>
         </w:tc>
@@ -39227,13 +39343,7 @@
               <w:rPr>
                 <w:sz w:val="18"/>
               </w:rPr>
-              <w:t xml:space="preserve">+0.2432 ± </w:t>
-            </w:r>
-            <w:r>
-              <w:rPr>
-                <w:sz w:val="18"/>
-              </w:rPr>
-              <w:t>0.0795</w:t>
+              <w:t>+0.2432 ± 0.0795</w:t>
             </w:r>
           </w:p>
         </w:tc>
@@ -39290,7 +39400,7 @@
       <w:pPr>
         <w:pStyle w:val="TableCaption"/>
       </w:pPr>
-      <w:bookmarkStart w:id="69" w:name="_Toc242423290"/>
+      <w:bookmarkStart w:id="69" w:name="_Toc242538070"/>
       <w:r>
         <w:lastRenderedPageBreak/>
         <w:t>Bảng 5-2e. Thời gian hoàn thành run C và số tham số.</w:t>
@@ -39951,7 +40061,7 @@
           <w:noProof/>
         </w:rPr>
         <w:drawing>
-          <wp:inline distT="0" distB="0" distL="0" distR="0" wp14:anchorId="06B851E3" wp14:editId="682A211E">
+          <wp:inline distT="0" distB="0" distL="0" distR="0" wp14:anchorId="4FC6005F" wp14:editId="7A0918D2">
             <wp:extent cx="5760000" cy="1683692"/>
             <wp:effectExtent l="0" t="0" r="0" b="0"/>
             <wp:docPr id="4" name="Picture 4"/>
@@ -39992,12 +40102,9 @@
         <w:pStyle w:val="FigureCaption"/>
         <w:jc w:val="center"/>
       </w:pPr>
-      <w:bookmarkStart w:id="70" w:name="_Toc242423272"/>
-      <w:r>
-        <w:t xml:space="preserve">Hình 5.1. Đường học validation: mean và sample std theo </w:t>
-      </w:r>
-      <w:r>
-        <w:t>epoch.</w:t>
+      <w:bookmarkStart w:id="70" w:name="_Toc242538052"/>
+      <w:r>
+        <w:t>Hình 5.1. Đường học validation: mean và sample std theo epoch.</w:t>
       </w:r>
       <w:bookmarkEnd w:id="70"/>
     </w:p>
@@ -40006,7 +40113,10 @@
         <w:pStyle w:val="Heading4"/>
       </w:pPr>
       <w:r>
-        <w:t>4. Hồ sơ đối chiếu</w:t>
+        <w:t xml:space="preserve">4. Hồ </w:t>
+      </w:r>
+      <w:r>
+        <w:t>sơ đối chiếu</w:t>
       </w:r>
     </w:p>
     <w:p>
@@ -40102,7 +40212,10 @@
         <w:jc w:val="both"/>
       </w:pPr>
       <w:r>
-        <w:t>Script chỉ đọc artifact và kết quả đã lưu; không huấn luyện, chọn lại ngưỡng hoặc mở nhãn test.</w:t>
+        <w:t xml:space="preserve">Script chỉ đọc artifact và kết quả đã lưu; không huấn luyện, chọn lại ngưỡng hoặc mở </w:t>
+      </w:r>
+      <w:r>
+        <w:t>nhãn test.</w:t>
       </w:r>
     </w:p>
     <w:p>
@@ -40116,7 +40229,7 @@
         </w:rPr>
         <w:lastRenderedPageBreak/>
         <w:drawing>
-          <wp:inline distT="0" distB="0" distL="0" distR="0" wp14:anchorId="334569D2" wp14:editId="08F962AD">
+          <wp:inline distT="0" distB="0" distL="0" distR="0" wp14:anchorId="4A0A2819" wp14:editId="02B13202">
             <wp:extent cx="5760000" cy="2304000"/>
             <wp:effectExtent l="0" t="0" r="0" b="0"/>
             <wp:docPr id="5" name="Picture 5"/>
@@ -40157,7 +40270,7 @@
         <w:pStyle w:val="FigureCaption"/>
         <w:jc w:val="center"/>
       </w:pPr>
-      <w:bookmarkStart w:id="71" w:name="_Toc242423273"/>
+      <w:bookmarkStart w:id="71" w:name="_Toc242538053"/>
       <w:r>
         <w:t>Hình 5.2. Macro-F1 ba C: ngưỡng 0,5 và ngưỡng riêng trên validation.</w:t>
       </w:r>
@@ -40168,10 +40281,7 @@
         <w:jc w:val="both"/>
       </w:pPr>
       <w:r>
-        <w:t xml:space="preserve">Cột là mean và thanh sai số là sample std qua ba seed. Ngưỡng riêng được chọn trên validation của từng seed; điểm tuned-validation có thể lạc quan. Test sử dụng </w:t>
-      </w:r>
-      <w:r>
-        <w:t>các ngưỡng đã khóa.</w:t>
+        <w:t>Cột là mean và thanh sai số là sample std qua ba seed. Ngưỡng riêng được chọn trên validation của từng seed; điểm tuned-validation có thể lạc quan. Test sử dụng các ngưỡng đã khóa.</w:t>
       </w:r>
     </w:p>
     <w:p>
@@ -40184,7 +40294,7 @@
           <w:noProof/>
         </w:rPr>
         <w:drawing>
-          <wp:inline distT="0" distB="0" distL="0" distR="0" wp14:anchorId="624B41F7" wp14:editId="7C2E86A1">
+          <wp:inline distT="0" distB="0" distL="0" distR="0" wp14:anchorId="62D831EB" wp14:editId="1AFFF13F">
             <wp:extent cx="5760000" cy="2304000"/>
             <wp:effectExtent l="0" t="0" r="0" b="0"/>
             <wp:docPr id="6" name="Picture 6"/>
@@ -40225,7 +40335,7 @@
         <w:pStyle w:val="FigureCaption"/>
         <w:jc w:val="center"/>
       </w:pPr>
-      <w:bookmarkStart w:id="72" w:name="_Toc242423274"/>
+      <w:bookmarkStart w:id="72" w:name="_Toc242538054"/>
       <w:r>
         <w:t>Hình 5.3. Macro-F1 ba C: ngưỡng 0,5 và ngưỡng riêng trên test.</w:t>
       </w:r>
@@ -40243,7 +40353,7 @@
       <w:pPr>
         <w:pStyle w:val="Heading3"/>
       </w:pPr>
-      <w:bookmarkStart w:id="73" w:name="_Toc242423241"/>
+      <w:bookmarkStart w:id="73" w:name="_Toc242538021"/>
       <w:r>
         <w:t>5.2.5. Kiểm suy luận và giao diện demo</w:t>
       </w:r>
@@ -40961,7 +41071,7 @@
         </w:rPr>
         <w:lastRenderedPageBreak/>
         <w:drawing>
-          <wp:inline distT="0" distB="0" distL="0" distR="0" wp14:anchorId="1FEFCFE4" wp14:editId="4E072BFA">
+          <wp:inline distT="0" distB="0" distL="0" distR="0" wp14:anchorId="67D6C571" wp14:editId="35616BCC">
             <wp:extent cx="5760000" cy="4400000"/>
             <wp:effectExtent l="0" t="0" r="0" b="0"/>
             <wp:docPr id="7" name="Picture 7"/>
@@ -41002,7 +41112,7 @@
         <w:pStyle w:val="FigureCaption"/>
         <w:jc w:val="center"/>
       </w:pPr>
-      <w:bookmarkStart w:id="74" w:name="_Toc242423275"/>
+      <w:bookmarkStart w:id="74" w:name="_Toc242538055"/>
       <w:r>
         <w:t>Hình 5.4. Giao diện demo trên app thật; ảnh khớp SHA-256 trong hồ sơ kiểm UI.</w:t>
       </w:r>
@@ -41020,7 +41130,7 @@
       <w:pPr>
         <w:pStyle w:val="Heading3"/>
       </w:pPr>
-      <w:bookmarkStart w:id="75" w:name="_Toc242423242"/>
+      <w:bookmarkStart w:id="75" w:name="_Toc242538022"/>
       <w:r>
         <w:t>5.2.6. Thứ hạng, độ ổn định và đánh đổi</w:t>
       </w:r>
@@ -41039,10 +41149,10 @@
         <w:jc w:val="both"/>
       </w:pPr>
       <w:r>
-        <w:t xml:space="preserve">C_distilbert có sample std Macro-F1 nhỏ nhất trên validation (0.0060). Std được tính giữa ba seed, khác biến </w:t>
-      </w:r>
-      <w:r>
-        <w:t>động giữa các nhãn. Ba seed giúp mô tả độ ổn định trong lần đo nhưng chưa đủ để suy ra ý nghĩa thống kê hoặc bảo đảm tái hiện trên mọi máy.</w:t>
+        <w:t xml:space="preserve">C_distilbert có sample std Macro-F1 nhỏ nhất trên validation (0.0060). Std được tính giữa ba seed, khác biến động giữa các </w:t>
+      </w:r>
+      <w:r>
+        <w:t>nhãn. Ba seed giúp mô tả độ ổn định trong lần đo nhưng chưa đủ để suy ra ý nghĩa thống kê hoặc bảo đảm tái hiện trên mọi máy.</w:t>
       </w:r>
     </w:p>
     <w:p>
@@ -41091,7 +41201,7 @@
         <w:jc w:val="both"/>
       </w:pPr>
       <w:r>
-        <w:t>Đối chiếu riêng threshold ở A balanced trên test: 4/5 nhãn hiếm giảm F1 khi chuyển fixed→tuned; grief 0.4286→0.4615 (+0.0330); pride 0.4615→0.4167 (-0.0449); relief 0.1333→0.1176 (-0.0157); nervousness 0.2979→0.1714 (-0.1264); embarrassment 0.3333→0.2778 (-0.0556). Bảng standard fixed→balanced tuned là thay đổi kết hợp weighting/ngưỡng, khác ablation này. Ngưỡng tốt trên validation có thể không giữ lợi thế trên test; không quy mọi mức tăng của bảng kết hợp cho threshold.</w:t>
+        <w:t>Phân biệt mức chứng cứ: validation tuned F1 đo trên chính validation đã quét ngưỡng; test locked F1 đo trên test với checkpoint và ngưỡng đã khóa. Điểm tuned-validation có thể lạc quan, không dùng thay điểm test hoặc so trực tiếp với test của paper. Việc đánh giá test không cho phép điều chỉnh lại ngưỡng để chọn hàng đẹp hơn.</w:t>
       </w:r>
     </w:p>
     <w:p>
@@ -41099,7 +41209,7 @@
         <w:jc w:val="both"/>
       </w:pPr>
       <w:r>
-        <w:t>B zero-shot trên test đạt Macro-F1 0.1035 ở ngưỡng 0,5 và 0.1609 với ngưỡng riêng. Ở ngưỡng 0,5, Micro-Precision 0.0542 thấp trong khi Micro-Recall 0.7148, cho thấy nhiều nhãn dự đoán thừa. Đây là kết quả của checkpoint, taxonomy và template đang dùng; chưa khảo sát prompt/model B khác. Điểm yếu không tự chứng minh lỗi cài đặt hoặc mọi hệ zero-shot đều kém.</w:t>
+        <w:t>Ở C1 BERT trên test, mean Micro-Recall tăng từ 0.5322 lên 0.6437, mean Micro-Precision giảm từ 0.6421 xuống 0.5446, mean Hamming Loss tăng từ 0.0318 lên 0.0373 khi chuyển ngưỡng 0,5 sang ngưỡng riêng. Đây là đánh đổi quan sát trên toàn bộ 28 nhãn, không quy toàn bộ thay đổi cho riêng năm nhãn hiếm.</w:t>
       </w:r>
     </w:p>
     <w:p>
@@ -41107,10 +41217,7 @@
         <w:jc w:val="both"/>
       </w:pPr>
       <w:r>
-        <w:t>Audit B ghi trung bình 15.3818 nhãn dự đoán/câu ở ngưỡng 0,5, so với 1.1662 nhãn thật/câu trên test. Lượt audit đã kiểm code, cấu hình/head MNLI ba lớp, remap nhãn, scores/checksum và metrics đã lưu; chưa phát hiện lỗi triển khai cụ thể trong phạm vi đó. Lượt này không chạy inference mới, không đối chiếu raw logits và không kiểm lại toàn byte trọng số. NLI-neutral khác candidate neutral của GoEmotions; score hai lớp entailment/contradiction không mặc nhiên là xác suất cảm xúc đã được hiệu chuẩn. Hồ sơ: ZERO</w:t>
-      </w:r>
-      <w:r>
-        <w:t>_SHOT_DIAGNOSTICS.md và execution/zero_shot_audit.json; chưa chứng minh nguyên nhân của mọi FP.</w:t>
+        <w:t>Chiều thay đổi không áp dụng cho mọi hệ thống: A balanced trên test sau tuning có Micro-Precision 0.4561, cao hơn fixed 0.4043, và Hamming Loss 0.0467, thấp hơn fixed 0.0547. Vì vậy không viết rằng tuning luôn tăng Recall hoặc luôn làm Precision/Hamming xấu đi. Báo từng cấu hình và từng nhãn bằng TP/FP/FN, support và P/R/F1; không kết luận cả năm nhãn hiếm đều cải thiện.</w:t>
       </w:r>
     </w:p>
     <w:p>
@@ -41118,11 +41225,7 @@
         <w:jc w:val="both"/>
       </w:pPr>
       <w:r>
-        <w:t xml:space="preserve">Tiêu chí chọn C là mean Macro-F1 validation @0,5; C_bert thắng tiêu chí này. Trên test với ngưỡng riêng, C_roberta đạt Micro-F1 cao nhất 0.6048 ± 0.0057, còn C_bert đạt 0.5900 ± 0.0029. Không </w:t>
-      </w:r>
-      <w:r>
-        <w:lastRenderedPageBreak/>
-        <w:t>gọi mô hình chọn cho demo là tốt nhất trên mọi metric; không thay đổi rule lựa chọn sau khi đọc test.</w:t>
+        <w:t>Đối chiếu riêng threshold ở A balanced trên test: 4/5 nhãn hiếm giảm F1 khi chuyển fixed→tuned; grief 0.4286→0.4615 (+0.0330); pride 0.4615→0.4167 (-0.0449); relief 0.1333→0.1176 (-0.0157); nervousness 0.2979→0.1714 (-0.1264); embarrassment 0.3333→0.2778 (-0.0556). Bảng standard fixed→balanced tuned là thay đổi kết hợp weighting/ngưỡng, khác ablation này. Ngưỡng tốt trên validation có thể không giữ lợi thế trên test; không quy mọi mức tăng của bảng kết hợp cho threshold.</w:t>
       </w:r>
     </w:p>
     <w:p>
@@ -41130,6 +41233,34 @@
         <w:jc w:val="both"/>
       </w:pPr>
       <w:r>
+        <w:lastRenderedPageBreak/>
+        <w:t>B zero-shot trên test đạt Macro-F1 0.1035 ở ngưỡng 0,5 và 0.1609 với ngưỡng riêng. Ở ngưỡng 0,5, Micro-Precision 0.0542 thấp trong khi Micro-Recall 0.7148, cho thấy nhiều nhãn dự đoán thừa. Đây là kết quả của checkpoint, taxonomy và template đang dùng; chưa khảo sát prompt/model B khác. Điểm yếu không tự chứng minh lỗi cài đặt hoặc mọi hệ zero-shot đều kém.</w:t>
+      </w:r>
+    </w:p>
+    <w:p>
+      <w:pPr>
+        <w:jc w:val="both"/>
+      </w:pPr>
+      <w:r>
+        <w:t>Audit B ghi trung bình 15.3818 nhãn dự đoán/câu ở ngưỡng 0,5, so với 1.1662 nhãn thật/câu trên test. Lượt audit đã kiểm code, cấu hình/head MNLI ba lớp, remap nhãn, scores/checksum và metrics đã lưu; chưa phát hiện lỗi triển khai cụ thể trong phạm vi đó. Lượt này không chạy inference mới, không đối chiếu raw logits và không kiểm lại toàn byte trọng số. NLI-neutral khác candidate neutral của GoEmotions; score hai lớp entailment/contradiction không mặc nhiên là xác suất cảm xúc đã được hiệu chuẩn. Hồ sơ: ZERO</w:t>
+      </w:r>
+      <w:r>
+        <w:t>_SHOT_DIAGNOSTICS.md và execution/zero_shot_audit.json; chưa chứng minh nguyên nhân của mọi FP.</w:t>
+      </w:r>
+    </w:p>
+    <w:p>
+      <w:pPr>
+        <w:jc w:val="both"/>
+      </w:pPr>
+      <w:r>
+        <w:t>Tiêu chí chọn C là mean Macro-F1 validation @0,5; C_bert thắng tiêu chí này. Trên test với ngưỡng riêng, C_roberta đạt Micro-F1 cao nhất 0.6048 ± 0.0057, còn C_bert đạt 0.5900 ± 0.0029. Không gọi mô hình chọn cho demo là tốt nhất trên mọi metric; không thay đổi rule lựa chọn sau khi đọc test.</w:t>
+      </w:r>
+    </w:p>
+    <w:p>
+      <w:pPr>
+        <w:jc w:val="both"/>
+      </w:pPr>
+      <w:r>
         <w:t>Chín run C đều là standard, chưa huấn luyện C với class weighting/pos_weight. Nâng cao đã đo gồm class weighting ở A và ngưỡng riêng ở A/B/C. Threshold tuning không cập nhật encoder; chưa có bằng chứng thực nghiệm về lợi ích weighting ở C. Nhãn hiếm cần đọc cả mức tăng, giảm và không đổi, không chọn riêng những hàng có lợi.</w:t>
       </w:r>
     </w:p>
@@ -41137,7 +41268,7 @@
       <w:pPr>
         <w:pStyle w:val="Heading2"/>
       </w:pPr>
-      <w:bookmarkStart w:id="76" w:name="_Toc242423243"/>
+      <w:bookmarkStart w:id="76" w:name="_Toc242538023"/>
       <w:r>
         <w:t>5.3. Nâng cao và hiệu quả ở nhãn hiếm</w:t>
       </w:r>
@@ -41147,7 +41278,7 @@
       <w:pPr>
         <w:pStyle w:val="TableCaption"/>
       </w:pPr>
-      <w:bookmarkStart w:id="77" w:name="_Toc242423291"/>
+      <w:bookmarkStart w:id="77" w:name="_Toc242538071"/>
       <w:r>
         <w:t>Bảng 5-3. F1 nhãn hiếm của A trên validation; năm nhãn chọn bằng train.</w:t>
       </w:r>
@@ -42198,7 +42329,10 @@
         <w:jc w:val="both"/>
       </w:pPr>
       <w:r>
-        <w:t>Ngưỡng riêng trên standard không giúp grief trong kết quả này, còn weighting tạo ra F1 dương. Relief vẫn thấp dù có cải tiến. Các kết quả cho thấy cần báo cả nhãn cải thiện ít; không chỉ chọn pride để minh họa. Với support nhỏ, chỉ một vài TP/FP/FN khác nhau cũng làm F1 thay đổi đáng kể. Sau khóa cấu hình, bảng test phải dùng cùng danh sách năm nhãn đã xác định bằng train.</w:t>
+        <w:t xml:space="preserve">Ngưỡng </w:t>
+      </w:r>
+      <w:r>
+        <w:t>riêng trên standard không giúp grief trong kết quả này, còn weighting tạo ra F1 dương. Relief vẫn thấp dù có cải tiến. Các kết quả cho thấy cần báo cả nhãn cải thiện ít; không chỉ chọn pride để minh họa. Với support nhỏ, chỉ một vài TP/FP/FN khác nhau cũng làm F1 thay đổi đáng kể. Sau khóa cấu hình, bảng test phải dùng cùng danh sách năm nhãn đã xác định bằng train.</w:t>
       </w:r>
     </w:p>
     <w:p>
@@ -42206,14 +42340,18 @@
         <w:jc w:val="both"/>
       </w:pPr>
       <w:r>
-        <w:t>Nếu nâng cao C dùng threshold riêng, phải giữ số từng seed @0,5 và tuned của chính run đó. Nếu C dùng pos_weight, phải có model được train lại và so với cấu hình không weighted trong cùng điều kiện. Bảng A hiện có đáp ứng một hướng nâng cao đã thực hiện; nó chưa phải bằng chứng weighting có lợi với mọi encoder.</w:t>
+        <w:t xml:space="preserve">Nếu nâng cao C dùng threshold riêng, phải giữ số từng seed @0,5 và tuned của chính run đó. Nếu C dùng pos_weight, phải có model được train lại và so với cấu hình không weighted trong cùng điều </w:t>
+      </w:r>
+      <w:r>
+        <w:lastRenderedPageBreak/>
+        <w:t>kiện. Bảng A hiện có đáp ứng một hướng nâng cao đã thực hiện; nó chưa phải bằng chứng weighting có lợi với mọi encoder.</w:t>
       </w:r>
     </w:p>
     <w:p>
       <w:pPr>
         <w:pStyle w:val="Heading2"/>
       </w:pPr>
-      <w:bookmarkStart w:id="78" w:name="_Toc242423244"/>
+      <w:bookmarkStart w:id="78" w:name="_Toc242538024"/>
       <w:r>
         <w:t>5.4. Phân tích lỗi</w:t>
       </w:r>
@@ -42223,7 +42361,7 @@
       <w:pPr>
         <w:pStyle w:val="Heading3"/>
       </w:pPr>
-      <w:bookmarkStart w:id="79" w:name="_Toc242423245"/>
+      <w:bookmarkStart w:id="79" w:name="_Toc242538025"/>
       <w:r>
         <w:t>5.4.1. Ví dụ lỗi thật của A</w:t>
       </w:r>
@@ -42250,7 +42388,7 @@
       <w:pPr>
         <w:pStyle w:val="TableCaption"/>
       </w:pPr>
-      <w:bookmarkStart w:id="80" w:name="_Toc242423292"/>
+      <w:bookmarkStart w:id="80" w:name="_Toc242538072"/>
       <w:r>
         <w:t>Bảng 5-4. Các nhóm lỗi A có ID và điểm dự đoán.</w:t>
       </w:r>
@@ -42401,7 +42539,6 @@
               <w:rPr>
                 <w:sz w:val="21"/>
               </w:rPr>
-              <w:lastRenderedPageBreak/>
               <w:t>Bỏ sót nhãn hiếm</w:t>
             </w:r>
           </w:p>
@@ -42478,7 +42615,13 @@
               <w:rPr>
                 <w:sz w:val="21"/>
               </w:rPr>
-              <w:t>Nhãn có dấu hiệu từ vựng rõ nhưng score dưới 0,5</w:t>
+              <w:t xml:space="preserve">Nhãn có dấu hiệu từ vựng rõ nhưng score </w:t>
+            </w:r>
+            <w:r>
+              <w:rPr>
+                <w:sz w:val="21"/>
+              </w:rPr>
+              <w:t>dưới 0,5</w:t>
             </w:r>
           </w:p>
         </w:tc>
@@ -42665,13 +42808,13 @@
               <w:rPr>
                 <w:sz w:val="21"/>
               </w:rPr>
-              <w:t xml:space="preserve">admiration, gratitude / gratitude; </w:t>
+              <w:t xml:space="preserve">admiration, gratitude / </w:t>
             </w:r>
             <w:r>
               <w:rPr>
                 <w:sz w:val="21"/>
               </w:rPr>
-              <w:t>admiration = 0,4989</w:t>
+              <w:t>gratitude; admiration = 0,4989</w:t>
             </w:r>
           </w:p>
         </w:tc>
@@ -42822,7 +42965,7 @@
       <w:pPr>
         <w:pStyle w:val="Heading3"/>
       </w:pPr>
-      <w:bookmarkStart w:id="81" w:name="_Toc242423246"/>
+      <w:bookmarkStart w:id="81" w:name="_Toc242538026"/>
       <w:r>
         <w:t>5.4.2. Cặp nhãn và đối chiếu các C</w:t>
       </w:r>
@@ -42848,8 +42991,9 @@
       <w:pPr>
         <w:pStyle w:val="Heading2"/>
       </w:pPr>
-      <w:bookmarkStart w:id="82" w:name="_Toc242423247"/>
-      <w:r>
+      <w:bookmarkStart w:id="82" w:name="_Toc242538027"/>
+      <w:r>
+        <w:lastRenderedPageBreak/>
         <w:t>5.5. Đầu ra giúp gì cho người dùng và cho quá trình cải tiến?</w:t>
       </w:r>
       <w:bookmarkEnd w:id="82"/>
@@ -42867,19 +43011,18 @@
         <w:jc w:val="both"/>
       </w:pPr>
       <w:r>
-        <w:t xml:space="preserve">Đối với kỹ thuật, scores cùng nhãn thật giúp phát hiện FP/FN, tính metric, chọn </w:t>
-      </w:r>
-      <w:r>
-        <w:t>ngưỡng và phân tích nhãn hiếm. Sau triển khai, phản hồi đã được con người xác minh có thể trở thành dữ liệu gán nhãn mới, nếu có quy trình thu thập và huấn luyện lại. Một nhãn tự dự đoán không tự trở thành ground truth, và hệ thống không tự học thêm chỉ vì có nhiều người nhập câu vào demo.</w:t>
+        <w:t xml:space="preserve">Đối với kỹ thuật, scores cùng nhãn thật giúp phát hiện FP/FN, tính </w:t>
+      </w:r>
+      <w:r>
+        <w:t>metric, chọn ngưỡng và phân tích nhãn hiếm. Sau triển khai, phản hồi đã được con người xác minh có thể trở thành dữ liệu gán nhãn mới, nếu có quy trình thu thập và huấn luyện lại. Một nhãn tự dự đoán không tự trở thành ground truth, và hệ thống không tự học thêm chỉ vì có nhiều người nhập câu vào demo.</w:t>
       </w:r>
     </w:p>
     <w:p>
       <w:pPr>
         <w:pStyle w:val="Heading2"/>
       </w:pPr>
-      <w:bookmarkStart w:id="83" w:name="_Toc242423248"/>
-      <w:r>
-        <w:lastRenderedPageBreak/>
+      <w:bookmarkStart w:id="83" w:name="_Toc242538028"/>
+      <w:r>
         <w:t>5.6. Giá trị công nghiệp: liên hệ đúng Case Study 4 của Lee (2020)</w:t>
       </w:r>
       <w:bookmarkEnd w:id="83"/>
@@ -42888,7 +43031,7 @@
       <w:pPr>
         <w:pStyle w:val="Heading3"/>
       </w:pPr>
-      <w:bookmarkStart w:id="84" w:name="_Toc242423249"/>
+      <w:bookmarkStart w:id="84" w:name="_Toc242538029"/>
       <w:r>
         <w:t>5.6.1. Nội dung trong tài liệu Lee</w:t>
       </w:r>
@@ -42907,14 +43050,17 @@
         <w:jc w:val="both"/>
       </w:pPr>
       <w:r>
-        <w:t>Theo tính toán bằng dữ liệu lịch sử năm 2018 được sách trình bày, tối ưu 10 máy nén khí giúp tiết kiệm hơn 300.000 USD/năm và 12 chiller hơn 70.000 USD/năm [26, pp. 82–88]. Đây là lợi ích của hệ thống năng lượng trong case; nhóm chưa tự kiểm toán và chưa đo lợi nhuận GoEmotions. Case không dùng NLP để phân loại cảm xúc.</w:t>
+        <w:t xml:space="preserve">Theo tính toán bằng dữ </w:t>
+      </w:r>
+      <w:r>
+        <w:t>liệu lịch sử năm 2018 được sách trình bày, tối ưu 10 máy nén khí giúp tiết kiệm hơn 300.000 USD/năm và 12 chiller hơn 70.000 USD/năm [26, pp. 82–88]. Đây là lợi ích của hệ thống năng lượng trong case; nhóm chưa tự kiểm toán và chưa đo lợi nhuận GoEmotions. Case không dùng NLP để phân loại cảm xúc.</w:t>
       </w:r>
     </w:p>
     <w:p>
       <w:pPr>
         <w:pStyle w:val="Heading3"/>
       </w:pPr>
-      <w:bookmarkStart w:id="85" w:name="_Toc242423250"/>
+      <w:bookmarkStart w:id="85" w:name="_Toc242538030"/>
       <w:r>
         <w:t>5.6.2. Liên hệ với đề tài: dữ liệu → dự đoán → quyết định → giá trị</w:t>
       </w:r>
@@ -42932,7 +43078,7 @@
       <w:pPr>
         <w:pStyle w:val="TableCaption"/>
       </w:pPr>
-      <w:bookmarkStart w:id="86" w:name="_Toc242423293"/>
+      <w:bookmarkStart w:id="86" w:name="_Toc242538073"/>
       <w:r>
         <w:t>Bảng 5-5. Quy trình phản hồi khách hàng minh họa; không phải thí nghiệm doanh nghiệp đã đo.</w:t>
       </w:r>
@@ -43155,13 +43301,13 @@
               <w:rPr>
                 <w:sz w:val="21"/>
               </w:rPr>
-              <w:t xml:space="preserve">Gán nhãn bằng kinh nghiệm; chất lượng phụ thuộc </w:t>
+              <w:t xml:space="preserve">Gán nhãn bằng kinh nghiệm; chất </w:t>
             </w:r>
             <w:r>
               <w:rPr>
                 <w:sz w:val="21"/>
               </w:rPr>
-              <w:t>lượt đọc</w:t>
+              <w:t>lượng phụ thuộc lượt đọc</w:t>
             </w:r>
           </w:p>
         </w:tc>
@@ -43288,6 +43434,7 @@
               <w:rPr>
                 <w:sz w:val="21"/>
               </w:rPr>
+              <w:lastRenderedPageBreak/>
               <w:t>Xử lý</w:t>
             </w:r>
           </w:p>
@@ -43433,49 +43580,395 @@
         <w:jc w:val="both"/>
       </w:pPr>
       <w:r>
-        <w:t xml:space="preserve">Giá trị tiềm năng gồm giảm công đọc sơ bộ, giữ nhiều sắc thái khi phân nhóm và tìm phản hồi cần chú ý. Đánh giá thực tế cần đo thời gian đọc/xử lý, số phản hồi bỏ sót quan trọng, tỷ lệ gợi ý sai, </w:t>
-      </w:r>
+        <w:t>Giá trị tiềm năng gồm giảm công đọc sơ bộ, giữ nhiều sắc thái khi phân nhóm và tìm phản hồi cần chú ý. Đánh giá thực tế cần đo thời gian đọc/xử lý, số phản hồi bỏ sót quan trọng, tỷ lệ gợi ý sai, khối lượng người phải kiểm và kết quả giải quyết. F1 cao hơn chưa tự chứng minh chi phí thấp hơn hoặc khách hàng hài lòng hơn. Nhóm chưa có dữ liệu nghiệp vụ để báo ROI.</w:t>
+      </w:r>
+    </w:p>
+    <w:p>
+      <w:pPr>
+        <w:jc w:val="both"/>
+      </w:pPr>
+      <w:r>
+        <w:rPr>
+          <w:b/>
+        </w:rPr>
+        <w:t>Ba hướng ứng dụng và cách đo giá trị.</w:t>
+      </w:r>
+      <w:r>
+        <w:t xml:space="preserve"> Các kịch bản dưới đây là đề xuất phát triển từ đầu ra cảm xúc; đồ án chưa cài hệ thống ticket, giám sát thương hiệu hoặc đo ROI tại doanh nghiệp.</w:t>
+      </w:r>
+    </w:p>
+    <w:p>
+      <w:pPr>
+        <w:pStyle w:val="TableCaption"/>
+      </w:pPr>
+      <w:bookmarkStart w:id="87" w:name="_Toc242538074"/>
+      <w:r>
+        <w:t>Bảng 5-6. Hướng ứng dụng NLP và chỉ số nghiệp vụ cần kiểm chứng.</w:t>
+      </w:r>
+      <w:bookmarkEnd w:id="87"/>
+    </w:p>
+    <w:tbl>
+      <w:tblPr>
+        <w:tblStyle w:val="TableGrid"/>
+        <w:tblW w:w="0" w:type="auto"/>
+        <w:jc w:val="center"/>
+        <w:tblLayout w:type="fixed"/>
+        <w:tblLook w:val="04A0" w:firstRow="1" w:lastRow="0" w:firstColumn="1" w:lastColumn="0" w:noHBand="0" w:noVBand="1"/>
+      </w:tblPr>
+      <w:tblGrid>
+        <w:gridCol w:w="2728"/>
+        <w:gridCol w:w="3480"/>
+        <w:gridCol w:w="3480"/>
+      </w:tblGrid>
+      <w:tr>
+        <w:trPr>
+          <w:cantSplit/>
+          <w:tblHeader/>
+          <w:jc w:val="center"/>
+        </w:trPr>
+        <w:tc>
+          <w:tcPr>
+            <w:tcW w:w="2728" w:type="dxa"/>
+            <w:shd w:val="clear" w:color="auto" w:fill="E6EDF3"/>
+            <w:tcMar>
+              <w:top w:w="65" w:type="dxa"/>
+              <w:left w:w="65" w:type="dxa"/>
+              <w:bottom w:w="65" w:type="dxa"/>
+              <w:right w:w="65" w:type="dxa"/>
+            </w:tcMar>
+            <w:vAlign w:val="center"/>
+          </w:tcPr>
+          <w:p>
+            <w:pPr>
+              <w:spacing w:before="40" w:after="40" w:line="252" w:lineRule="auto"/>
+            </w:pPr>
+            <w:r>
+              <w:rPr>
+                <w:b/>
+                <w:sz w:val="21"/>
+              </w:rPr>
+              <w:t>Hướng ứng dụng</w:t>
+            </w:r>
+          </w:p>
+        </w:tc>
+        <w:tc>
+          <w:tcPr>
+            <w:tcW w:w="3480" w:type="dxa"/>
+            <w:shd w:val="clear" w:color="auto" w:fill="E6EDF3"/>
+            <w:tcMar>
+              <w:top w:w="65" w:type="dxa"/>
+              <w:left w:w="65" w:type="dxa"/>
+              <w:bottom w:w="65" w:type="dxa"/>
+              <w:right w:w="65" w:type="dxa"/>
+            </w:tcMar>
+            <w:vAlign w:val="center"/>
+          </w:tcPr>
+          <w:p>
+            <w:pPr>
+              <w:spacing w:before="40" w:after="40" w:line="252" w:lineRule="auto"/>
+            </w:pPr>
+            <w:r>
+              <w:rPr>
+                <w:b/>
+                <w:sz w:val="21"/>
+              </w:rPr>
+              <w:t>Vai trò của đầu ra GoEmotions</w:t>
+            </w:r>
+          </w:p>
+        </w:tc>
+        <w:tc>
+          <w:tcPr>
+            <w:tcW w:w="3480" w:type="dxa"/>
+            <w:shd w:val="clear" w:color="auto" w:fill="E6EDF3"/>
+            <w:tcMar>
+              <w:top w:w="65" w:type="dxa"/>
+              <w:left w:w="65" w:type="dxa"/>
+              <w:bottom w:w="65" w:type="dxa"/>
+              <w:right w:w="65" w:type="dxa"/>
+            </w:tcMar>
+            <w:vAlign w:val="center"/>
+          </w:tcPr>
+          <w:p>
+            <w:pPr>
+              <w:spacing w:before="40" w:after="40" w:line="252" w:lineRule="auto"/>
+            </w:pPr>
+            <w:r>
+              <w:rPr>
+                <w:b/>
+                <w:sz w:val="21"/>
+              </w:rPr>
+              <w:t>Cách đo và điều kiện</w:t>
+            </w:r>
+          </w:p>
+        </w:tc>
+      </w:tr>
+      <w:tr>
+        <w:trPr>
+          <w:cantSplit/>
+          <w:jc w:val="center"/>
+        </w:trPr>
+        <w:tc>
+          <w:tcPr>
+            <w:tcW w:w="2728" w:type="dxa"/>
+            <w:tcMar>
+              <w:top w:w="65" w:type="dxa"/>
+              <w:left w:w="65" w:type="dxa"/>
+              <w:bottom w:w="65" w:type="dxa"/>
+              <w:right w:w="65" w:type="dxa"/>
+            </w:tcMar>
+            <w:vAlign w:val="center"/>
+          </w:tcPr>
+          <w:p>
+            <w:pPr>
+              <w:spacing w:before="40" w:after="40" w:line="252" w:lineRule="auto"/>
+            </w:pPr>
+            <w:r>
+              <w:rPr>
+                <w:sz w:val="21"/>
+              </w:rPr>
+              <w:t>Hỗ trợ định tuyến và ưu tiên khách hàng</w:t>
+            </w:r>
+          </w:p>
+        </w:tc>
+        <w:tc>
+          <w:tcPr>
+            <w:tcW w:w="3480" w:type="dxa"/>
+            <w:tcMar>
+              <w:top w:w="65" w:type="dxa"/>
+              <w:left w:w="65" w:type="dxa"/>
+              <w:bottom w:w="65" w:type="dxa"/>
+              <w:right w:w="65" w:type="dxa"/>
+            </w:tcMar>
+            <w:vAlign w:val="center"/>
+          </w:tcPr>
+          <w:p>
+            <w:pPr>
+              <w:spacing w:before="40" w:after="40" w:line="252" w:lineRule="auto"/>
+            </w:pPr>
+            <w:r>
+              <w:rPr>
+                <w:sz w:val="21"/>
+              </w:rPr>
+              <w:t>Gợi ý disappointment/annoyance hoặc cảm xúc khác để nhân viên chọn phản hồi cần đọc; kết hợp nội dung yêu cầu và luật nghiệp vụ trước khi chuyển bộ phận.</w:t>
+            </w:r>
+          </w:p>
+        </w:tc>
+        <w:tc>
+          <w:tcPr>
+            <w:tcW w:w="3480" w:type="dxa"/>
+            <w:tcMar>
+              <w:top w:w="65" w:type="dxa"/>
+              <w:left w:w="65" w:type="dxa"/>
+              <w:bottom w:w="65" w:type="dxa"/>
+              <w:right w:w="65" w:type="dxa"/>
+            </w:tcMar>
+            <w:vAlign w:val="center"/>
+          </w:tcPr>
+          <w:p>
+            <w:pPr>
+              <w:spacing w:before="40" w:after="40" w:line="252" w:lineRule="auto"/>
+            </w:pPr>
+            <w:r>
+              <w:rPr>
+                <w:sz w:val="21"/>
+              </w:rPr>
+              <w:t>Đo tỷ lệ chuyển đúng/sai, thời gian phản hồi đầu tiên và thời gian giải quyết trung bình; không mặc định nhãn cảm xúc xác định được loại yêu cầu.</w:t>
+            </w:r>
+          </w:p>
+        </w:tc>
+      </w:tr>
+      <w:tr>
+        <w:trPr>
+          <w:cantSplit/>
+          <w:jc w:val="center"/>
+        </w:trPr>
+        <w:tc>
+          <w:tcPr>
+            <w:tcW w:w="2728" w:type="dxa"/>
+            <w:tcMar>
+              <w:top w:w="65" w:type="dxa"/>
+              <w:left w:w="65" w:type="dxa"/>
+              <w:bottom w:w="65" w:type="dxa"/>
+              <w:right w:w="65" w:type="dxa"/>
+            </w:tcMar>
+            <w:vAlign w:val="center"/>
+          </w:tcPr>
+          <w:p>
+            <w:pPr>
+              <w:spacing w:before="40" w:after="40" w:line="252" w:lineRule="auto"/>
+            </w:pPr>
+            <w:r>
+              <w:rPr>
+                <w:sz w:val="21"/>
+              </w:rPr>
+              <w:t>Theo dõi tín hiệu khủng hoảng thương hiệu</w:t>
+            </w:r>
+          </w:p>
+        </w:tc>
+        <w:tc>
+          <w:tcPr>
+            <w:tcW w:w="3480" w:type="dxa"/>
+            <w:tcMar>
+              <w:top w:w="65" w:type="dxa"/>
+              <w:left w:w="65" w:type="dxa"/>
+              <w:bottom w:w="65" w:type="dxa"/>
+              <w:right w:w="65" w:type="dxa"/>
+            </w:tcMar>
+            <w:vAlign w:val="center"/>
+          </w:tcPr>
+          <w:p>
+            <w:pPr>
+              <w:spacing w:before="40" w:after="40" w:line="252" w:lineRule="auto"/>
+            </w:pPr>
+            <w:r>
+              <w:rPr>
+                <w:sz w:val="21"/>
+              </w:rPr>
+              <w:t>Tổng hợp tỷ lệ và số lượng phản hồi mang cảm xúc tiêu cực theo thương hiệu và thời gian; người phụ trách xác minh tín hiệu bất thường.</w:t>
+            </w:r>
+          </w:p>
+        </w:tc>
+        <w:tc>
+          <w:tcPr>
+            <w:tcW w:w="3480" w:type="dxa"/>
+            <w:tcMar>
+              <w:top w:w="65" w:type="dxa"/>
+              <w:left w:w="65" w:type="dxa"/>
+              <w:bottom w:w="65" w:type="dxa"/>
+              <w:right w:w="65" w:type="dxa"/>
+            </w:tcMar>
+            <w:vAlign w:val="center"/>
+          </w:tcPr>
+          <w:p>
+            <w:pPr>
+              <w:spacing w:before="40" w:after="40" w:line="252" w:lineRule="auto"/>
+            </w:pPr>
+            <w:r>
+              <w:rPr>
+                <w:sz w:val="21"/>
+              </w:rPr>
+              <w:t>Cần nhận diện thương hiệu, dữ liệu theo thời gian và sự kiện đối chứng; đo cảnh báo đúng/sai, sự kiện bỏ sót và thời gian phát hiện. Một câu anger không đủ kết luận có khủng hoảng.</w:t>
+            </w:r>
+          </w:p>
+        </w:tc>
+      </w:tr>
+      <w:tr>
+        <w:trPr>
+          <w:cantSplit/>
+          <w:jc w:val="center"/>
+        </w:trPr>
+        <w:tc>
+          <w:tcPr>
+            <w:tcW w:w="2728" w:type="dxa"/>
+            <w:tcMar>
+              <w:top w:w="65" w:type="dxa"/>
+              <w:left w:w="65" w:type="dxa"/>
+              <w:bottom w:w="65" w:type="dxa"/>
+              <w:right w:w="65" w:type="dxa"/>
+            </w:tcMar>
+            <w:vAlign w:val="center"/>
+          </w:tcPr>
+          <w:p>
+            <w:pPr>
+              <w:spacing w:before="40" w:after="40" w:line="252" w:lineRule="auto"/>
+            </w:pPr>
+            <w:r>
+              <w:rPr>
+                <w:sz w:val="21"/>
+              </w:rPr>
+              <w:t>Giảm công rà soát bình luận</w:t>
+            </w:r>
+          </w:p>
+        </w:tc>
+        <w:tc>
+          <w:tcPr>
+            <w:tcW w:w="3480" w:type="dxa"/>
+            <w:tcMar>
+              <w:top w:w="65" w:type="dxa"/>
+              <w:left w:w="65" w:type="dxa"/>
+              <w:bottom w:w="65" w:type="dxa"/>
+              <w:right w:w="65" w:type="dxa"/>
+            </w:tcMar>
+            <w:vAlign w:val="center"/>
+          </w:tcPr>
+          <w:p>
+            <w:pPr>
+              <w:spacing w:before="40" w:after="40" w:line="252" w:lineRule="auto"/>
+            </w:pPr>
+            <w:r>
+              <w:rPr>
+                <w:sz w:val="21"/>
+              </w:rPr>
+              <w:t xml:space="preserve">Gợi ý nhãn và </w:t>
+            </w:r>
+            <w:r>
+              <w:rPr>
+                <w:sz w:val="21"/>
+              </w:rPr>
+              <w:t>nhóm phản hồi, giữ nguyên văn bản để người đọc kiểm; đo phần công việc có thể giảm nhờ hỗ trợ.</w:t>
+            </w:r>
+          </w:p>
+        </w:tc>
+        <w:tc>
+          <w:tcPr>
+            <w:tcW w:w="3480" w:type="dxa"/>
+            <w:tcMar>
+              <w:top w:w="65" w:type="dxa"/>
+              <w:left w:w="65" w:type="dxa"/>
+              <w:bottom w:w="65" w:type="dxa"/>
+              <w:right w:w="65" w:type="dxa"/>
+            </w:tcMar>
+            <w:vAlign w:val="center"/>
+          </w:tcPr>
+          <w:p>
+            <w:pPr>
+              <w:spacing w:before="40" w:after="40" w:line="252" w:lineRule="auto"/>
+            </w:pPr>
+            <w:r>
+              <w:rPr>
+                <w:sz w:val="21"/>
+              </w:rPr>
+              <w:t>Đo thời gian đọc, khối lượng rà soát và chất lượng trước/sau; tính thêm công sửa nhãn sai, chi phí chạy mô hình, tích hợp và vận hành.</w:t>
+            </w:r>
+          </w:p>
+        </w:tc>
+      </w:tr>
+    </w:tbl>
+    <w:p>
+      <w:pPr>
+        <w:spacing w:after="40"/>
+      </w:pPr>
+    </w:p>
+    <w:p>
+      <w:pPr>
+        <w:jc w:val="both"/>
+      </w:pPr>
+      <w:r>
+        <w:t xml:space="preserve">Trong kịch bản hỗ trợ </w:t>
+      </w:r>
+      <w:r>
+        <w:t>khách hàng, nếu dùng MTTR thì báo cáo phải định nghĩa là mean time to resolution, tức thời gian giải quyết trung bình, cùng mốc bắt đầu/kết thúc. Nhóm chưa đo chỉ số này. Tín hiệu khủng hoảng cũng cần bước tổng hợp và quyết định nghiệp vụ ngoài bộ phân loại hiện có; demo GoEmotions chỉ nhận văn bản và trả nhãn/điểm.</w:t>
+      </w:r>
+    </w:p>
+    <w:p>
+      <w:pPr>
+        <w:jc w:val="both"/>
+      </w:pPr>
       <w:r>
         <w:lastRenderedPageBreak/>
-        <w:t>khối lượng người phải kiểm và kết quả giải quyết. F1 cao hơn chưa tự chứng minh chi phí thấp hơn hoặc khách hàng hài lòng hơn. Nhóm chưa có dữ liệu nghiệp vụ để báo ROI.</w:t>
+        <w:t>Để ước lượng ROI, cần quy giá trị phần công việc giảm được thành chi phí thực tế rồi trừ chi phí model, tích hợp, vận hành và sửa cảnh báo sai; thống nhất cùng kỳ đo. Nhóm chưa có dữ liệu để điền tỷ lệ ROI hoặc số tiền tiết kiệm. Thử nghiệm nghiệp vụ nên so quy trình hiện tại với quy trình có gợi ý trên các tập công việc tương đương, giữ tiêu chí chất lượng và ghi nhận cả lỗi mới. Cải thiện F1 trên Reddit là bằng chứng kỹ thuật để cân nhắc thử nghiệm, chưa chứng minh quan hệ nhân quả với giảm thời gian xử l</w:t>
+      </w:r>
+      <w:r>
+        <w:t>ý hoặc tăng doanh thu.</w:t>
       </w:r>
     </w:p>
     <w:p>
       <w:pPr>
         <w:pStyle w:val="Heading3"/>
       </w:pPr>
-      <w:bookmarkStart w:id="87" w:name="_Toc242423251"/>
+      <w:bookmarkStart w:id="88" w:name="_Toc242538031"/>
       <w:r>
         <w:t>5.6.3. Điều kiện ứng dụng</w:t>
-      </w:r>
-      <w:bookmarkEnd w:id="87"/>
-    </w:p>
-    <w:p>
-      <w:pPr>
-        <w:jc w:val="both"/>
-      </w:pPr>
-      <w:r>
-        <w:t xml:space="preserve">GoEmotions là tiếng Anh Reddit. Muốn áp dụng cho phản hồi tiếng Việt, công ty hoặc lĩnh vực cụ thể, cần dữ liệu đúng ngôn ngữ/miền, hướng dẫn annotation và benchmark tại miền đó. Một câu có </w:t>
-      </w:r>
-      <w:r>
-        <w:t>anger chưa chắc cần cùng mức ưu tiên với mọi câu anger khác. Quy tắc nghiệp vụ phải xét loại yêu cầu, mức khẩn cấp và năng lực đội hỗ trợ; các trường hợp quan trọng cần người kiểm.</w:t>
-      </w:r>
-    </w:p>
-    <w:p>
-      <w:pPr>
-        <w:jc w:val="both"/>
-      </w:pPr>
-      <w:r>
-        <w:t>Quy trình thử nghiệm ứng dụng hợp lý là tạo tập gán nhãn đúng miền, đánh giá cùng metrics, chạy mô hình như gợi ý bên cạnh quy trình hiện tại, đo các chỉ số nghiệp vụ và quyết định có triển khai hay không. Theo dõi distribution, nhãn hiếm và lỗi sau triển khai giúp phát hiện model xuống chất lượng. Hướng này là đề xuất phát triển, chưa được tính là hoàn thành trong đồ án.</w:t>
-      </w:r>
-    </w:p>
-    <w:p>
-      <w:pPr>
-        <w:pStyle w:val="Heading2"/>
-      </w:pPr>
-      <w:bookmarkStart w:id="88" w:name="_Toc242423252"/>
-      <w:r>
-        <w:t>5.7. Giới hạn của kết luận thực nghiệm</w:t>
       </w:r>
       <w:bookmarkEnd w:id="88"/>
     </w:p>
@@ -43484,7 +43977,7 @@
         <w:jc w:val="both"/>
       </w:pPr>
       <w:r>
-        <w:t>Bài GoEmotions báo F1 trung bình theo taxonomy khoảng 0,46 trên test; số đó không được đem so trực tiếp với balanced tuned-val 0,4901 của nhóm để kết luận vượt paper. Chênh split, tokenizer, threshold, config và cách chọn có thể ảnh hưởng. Độ phân tán F1 các nhãn trong bài cũng không được đổi thành std giữa seed của nhóm.</w:t>
+        <w:t>GoEmotions là tiếng Anh Reddit. Muốn áp dụng cho phản hồi tiếng Việt, công ty hoặc lĩnh vực cụ thể, cần dữ liệu đúng ngôn ngữ/miền, hướng dẫn annotation và benchmark tại miền đó. Một câu có anger chưa chắc cần cùng mức ưu tiên với mọi câu anger khác. Quy tắc nghiệp vụ phải xét loại yêu cầu, mức khẩn cấp và năng lực đội hỗ trợ; các trường hợp quan trọng cần người kiểm.</w:t>
       </w:r>
     </w:p>
     <w:p>
@@ -43492,6 +43985,32 @@
         <w:jc w:val="both"/>
       </w:pPr>
       <w:r>
+        <w:t>Quy trình thử nghiệm ứng dụng hợp lý là tạo tập gán nhãn đúng miền, đánh giá cùng metrics, chạy mô hình như gợi ý bên cạnh quy trình hiện tại, đo các chỉ số nghiệp vụ và quyết định có triển khai hay không. Theo dõi distribution, nhãn hiếm và lỗi sau triển khai giúp phát hiện model xuống chất lượng. Hướng này là đề xuất phát triển, chưa được tính là hoàn thành trong đồ án.</w:t>
+      </w:r>
+    </w:p>
+    <w:p>
+      <w:pPr>
+        <w:pStyle w:val="Heading2"/>
+      </w:pPr>
+      <w:bookmarkStart w:id="89" w:name="_Toc242538032"/>
+      <w:r>
+        <w:t>5.7. Giới hạn của kết luận thực nghiệm</w:t>
+      </w:r>
+      <w:bookmarkEnd w:id="89"/>
+    </w:p>
+    <w:p>
+      <w:pPr>
+        <w:jc w:val="both"/>
+      </w:pPr>
+      <w:r>
+        <w:t>Bài GoEmotions báo F1 trung bình theo taxonomy khoảng 0,46 trên test; số đó không được đem so trực tiếp với balanced tuned-val 0,4901 của nhóm để kết luận vượt paper. Chênh split, tokenizer, threshold, config và cách chọn có thể ảnh hưởng. Độ phân tán F1 các nhãn trong bài cũng không được đổi thành std giữa seed của nhóm.</w:t>
+      </w:r>
+    </w:p>
+    <w:p>
+      <w:pPr>
+        <w:jc w:val="both"/>
+      </w:pPr>
+      <w:r>
         <w:t>Một bảng so sánh hoàn chỉnh cần: A/B/C cùng split và mapping, C đủ seed, test sau khóa, nâng cao trước/sau, chi phí thực tế, phân tích lỗi và demo có checkpoint. Nếu còn thiếu, kết luận đúng là phần đã đo hỗ trợ một nhận xét cụ thể, cùng danh sách phần chưa có bằng chứng. Báo cáo không dùng số kỳ vọng để lấp các ô còn thiếu.</w:t>
       </w:r>
     </w:p>
@@ -43499,49 +44018,20 @@
       <w:pPr>
         <w:pStyle w:val="Heading1"/>
       </w:pPr>
-      <w:bookmarkStart w:id="89" w:name="_Toc242423253"/>
+      <w:bookmarkStart w:id="90" w:name="_Toc242538033"/>
       <w:r>
         <w:lastRenderedPageBreak/>
         <w:t>CHƯƠNG 6. KẾT LUẬN VÀ HƯỚNG PHÁT TRIỂN</w:t>
       </w:r>
-      <w:bookmarkEnd w:id="89"/>
+      <w:bookmarkEnd w:id="90"/>
     </w:p>
     <w:p>
       <w:pPr>
         <w:pStyle w:val="Heading2"/>
       </w:pPr>
-      <w:bookmarkStart w:id="90" w:name="_Toc242423254"/>
+      <w:bookmarkStart w:id="91" w:name="_Toc242538034"/>
       <w:r>
         <w:t>6.1. Kết quả đạt được</w:t>
-      </w:r>
-      <w:bookmarkEnd w:id="90"/>
-    </w:p>
-    <w:p>
-      <w:pPr>
-        <w:jc w:val="both"/>
-      </w:pPr>
-      <w:r>
-        <w:t xml:space="preserve">Nhóm đã tổ chức dữ liệu/mapping, EDA và các mô hình A/B/C với module đánh giá dùng chung. Phần A đã được đo trên toàn bộ 5.427 mẫu test sau khi khóa cấu hình trên validation. Bản standard với ngưỡng 0,5 đạt Macro-F1 0.1963; bản balanced với ngưỡng riêng đạt 0.4493. Kiến trúc C được chọn bằng mean Macro-F1 validation @0,5 là bert (0.4713 ± 0.0066); trên test, kiến trúc này đạt Macro-F1 0.4720 ± 0.0045 và Micro-F1 0.5820 ± 0.0040. Ngưỡng riêng chọn trên validation đưa Macro-F1 test tới 0.5038 ± 0.0097 (chênh </w:t>
-      </w:r>
-      <w:r>
-        <w:t>lệch mean +0.0318). Mean và sample std tính giữa ba seed 42, 123, 2026; seed 123 của demo là một checkpoint đại diện, không phải ensemble hay điểm trung bình. Báo cáo giữ cả các thay đổi F1 âm của nhãn hiếm, đối chiếu lỗi giữa ba C và thảo luận giá trị ứng dụng dự kiến. Kết quả này chưa xác nhận hiệu quả trên dữ liệu tiếng Việt hoặc ROI công nghiệp.</w:t>
-      </w:r>
-    </w:p>
-    <w:p>
-      <w:pPr>
-        <w:jc w:val="both"/>
-      </w:pPr>
-      <w:r>
-        <w:t>Các thí nghiệm A/B/C đã chạy full và khóa protocol trước test. Ba kiến trúc C được huấn luyện bằng cùng split và ba seed; bảng5-2 lưu từng cấu hình cùng mean±std. Phân tích lỗi đối chiếu checkpoint đại diện chọn trên validation. Kết quả demo cần được kiểm trực tiếp bằng hồ sơ đi kèm; bảng phân công và tỷ lệ đóng góp vẫn cần nhóm xác nhận.</w:t>
-      </w:r>
-    </w:p>
-    <w:p>
-      <w:pPr>
-        <w:pStyle w:val="Heading2"/>
-      </w:pPr>
-      <w:bookmarkStart w:id="91" w:name="_Toc242423255"/>
-      <w:r>
-        <w:t>6.2. Hạn chế</w:t>
       </w:r>
       <w:bookmarkEnd w:id="91"/>
     </w:p>
@@ -43550,16 +44040,27 @@
         <w:jc w:val="both"/>
       </w:pPr>
       <w:r>
-        <w:t>Bảng test đã chạy sau khóa protocol; bảng tuned-validation dùng lại dữ liệu chọn ngưỡng nên có thể lạc quan. Annotation cảm xúc có tính chủ quan, bình luận ngắn có thể thiếu ngữ cảnh, nhãn hiếm ít dữ liệu và văn bản có trùng giữa split. TF-IDF không biểu diễn ngữ cảnh đầy đủ; mô hình pretrained cũng không bảo đảm xử lý đúng mỉa mai hoặc mọi miền/ngôn ngữ. Mean/std cần đủ run đã khai báo, và hiệu quả doanh nghiệp cần thước đo nghiệp vụ riêng.</w:t>
+        <w:t xml:space="preserve">Nhóm đã tổ chức dữ liệu/mapping, EDA và các mô hình A/B/C với module đánh giá dùng chung. Phần A đã được đo trên toàn bộ 5.427 mẫu test sau khi khóa cấu hình trên validation. Bản standard với ngưỡng 0,5 đạt Macro-F1 0.1963; bản balanced với ngưỡng riêng đạt 0.4493. Kiến trúc C được chọn bằng mean Macro-F1 validation @0,5 là bert (0.4713 ± 0.0066); trên test, kiến trúc này đạt Macro-F1 0.4720 ± 0.0045 và Micro-F1 0.5820 ± 0.0040. Ngưỡng riêng chọn trên validation đưa Macro-F1 test tới 0.5038 ± 0.0097 (chênh </w:t>
+      </w:r>
+      <w:r>
+        <w:t>lệch mean +0.0318). Mean và sample std tính giữa ba seed 42, 123, 2026; seed 123 của demo là một checkpoint đại diện, không phải ensemble hay điểm trung bình. Báo cáo giữ cả các thay đổi F1 âm của nhãn hiếm, đối chiếu lỗi giữa ba C và thảo luận giá trị ứng dụng dự kiến. Kết quả này chưa xác nhận hiệu quả trên dữ liệu tiếng Việt hoặc ROI công nghiệp.</w:t>
+      </w:r>
+    </w:p>
+    <w:p>
+      <w:pPr>
+        <w:jc w:val="both"/>
+      </w:pPr>
+      <w:r>
+        <w:t>Các thí nghiệm A/B/C đã chạy full và khóa protocol trước test. Ba kiến trúc C được huấn luyện bằng cùng split và ba seed; bảng5-2 lưu từng cấu hình cùng mean±std. Phân tích lỗi đối chiếu checkpoint đại diện chọn trên validation. Kết quả demo cần được kiểm trực tiếp bằng hồ sơ đi kèm; bảng phân công và tỷ lệ đóng góp vẫn cần nhóm xác nhận.</w:t>
       </w:r>
     </w:p>
     <w:p>
       <w:pPr>
         <w:pStyle w:val="Heading2"/>
       </w:pPr>
-      <w:bookmarkStart w:id="92" w:name="_Toc242423256"/>
-      <w:r>
-        <w:t>6.3. Hướng phát triển</w:t>
+      <w:bookmarkStart w:id="92" w:name="_Toc242538035"/>
+      <w:r>
+        <w:t>6.2. Hạn chế</w:t>
       </w:r>
       <w:bookmarkEnd w:id="92"/>
     </w:p>
@@ -43568,19 +44069,40 @@
         <w:jc w:val="both"/>
       </w:pPr>
       <w:r>
-        <w:t>Duy trì hồ sơ A/B/C đủ seed, kiểm demo khi chuyển máy và đọc thủ công ví dụ lỗi; không chọn lại model/ngưỡng bằng test. Sau đó có thể khảo sát độ ổn định ngưỡng nhãn hiếm, calibration, dữ liệu bổ sung hoặc biểu diễn contrastive nếu có tài nguyên. Hướng ứng dụng mở rộng gồm dữ liệu tiếng Việt/đúng miền và đo giá trị hỗ trợ quyết định. Mỗi hướng phải có thí nghiệm riêng trước khi phát biểu hiệu quả.</w:t>
+        <w:t>Bảng test đã chạy sau khóa protocol; bảng tuned-validation dùng lại dữ liệu chọn ngưỡng nên có thể lạc quan. Annotation cảm xúc có tính chủ quan, bình luận ngắn có thể thiếu ngữ cảnh, nhãn hiếm ít dữ liệu và văn bản có trùng giữa split. TF-IDF không biểu diễn ngữ cảnh đầy đủ; mô hình pretrained cũng không bảo đảm xử lý đúng mỉa mai hoặc mọi miền/ngôn ngữ. Mean/std cần đủ run đã khai báo, và hiệu quả doanh nghiệp cần thước đo nghiệp vụ riêng.</w:t>
+      </w:r>
+    </w:p>
+    <w:p>
+      <w:pPr>
+        <w:pStyle w:val="Heading2"/>
+      </w:pPr>
+      <w:bookmarkStart w:id="93" w:name="_Toc242538036"/>
+      <w:r>
+        <w:t>6.3. Hướng phát triển</w:t>
+      </w:r>
+      <w:bookmarkEnd w:id="93"/>
+    </w:p>
+    <w:p>
+      <w:pPr>
+        <w:jc w:val="both"/>
+      </w:pPr>
+      <w:r>
+        <w:t xml:space="preserve">Duy trì hồ sơ A/B/C đủ seed, </w:t>
+      </w:r>
+      <w:r>
+        <w:t>kiểm demo khi chuyển máy và đọc thủ công ví dụ lỗi; không chọn lại model/ngưỡng bằng test. Sau đó có thể khảo sát độ ổn định ngưỡng nhãn hiếm, calibration, dữ liệu bổ sung hoặc biểu diễn contrastive nếu có tài nguyên. Hướng ứng dụng mở rộng gồm dữ liệu tiếng Việt/đúng miền và đo giá trị hỗ trợ quyết định. Mỗi hướng phải có thí nghiệm riêng trước khi phát biểu hiệu quả.</w:t>
       </w:r>
     </w:p>
     <w:p>
       <w:pPr>
         <w:pStyle w:val="Heading1"/>
       </w:pPr>
-      <w:bookmarkStart w:id="93" w:name="_Toc242423257"/>
+      <w:bookmarkStart w:id="94" w:name="_Toc242538037"/>
       <w:r>
         <w:lastRenderedPageBreak/>
         <w:t>TÀI LIỆU THAM KHẢO</w:t>
       </w:r>
-      <w:bookmarkEnd w:id="93"/>
+      <w:bookmarkEnd w:id="94"/>
     </w:p>
     <w:tbl>
       <w:tblPr>
@@ -45080,22 +45602,25 @@
       <w:pPr>
         <w:pStyle w:val="Heading1"/>
       </w:pPr>
-      <w:bookmarkStart w:id="94" w:name="_Toc242423258"/>
+      <w:bookmarkStart w:id="95" w:name="_Toc242538038"/>
       <w:r>
         <w:lastRenderedPageBreak/>
-        <w:t>PHỤ LỤC A. MÃ NGUỒN VÀ HƯỚNG DẪN TÁI HIỆN</w:t>
-      </w:r>
-      <w:bookmarkEnd w:id="94"/>
+        <w:t xml:space="preserve">PHỤ LỤC A. MÃ NGUỒN VÀ </w:t>
+      </w:r>
+      <w:r>
+        <w:t>HƯỚNG DẪN TÁI HIỆN</w:t>
+      </w:r>
+      <w:bookmarkEnd w:id="95"/>
     </w:p>
     <w:p>
       <w:pPr>
         <w:pStyle w:val="Heading2"/>
       </w:pPr>
-      <w:bookmarkStart w:id="95" w:name="_Toc242423259"/>
+      <w:bookmarkStart w:id="96" w:name="_Toc242538039"/>
       <w:r>
         <w:t>A.1. Bản đồ mã nguồn</w:t>
       </w:r>
-      <w:bookmarkEnd w:id="95"/>
+      <w:bookmarkEnd w:id="96"/>
     </w:p>
     <w:tbl>
       <w:tblPr>
@@ -45622,13 +46147,7 @@
               <w:rPr>
                 <w:sz w:val="21"/>
               </w:rPr>
-              <w:t xml:space="preserve">A </w:t>
-            </w:r>
-            <w:r>
-              <w:rPr>
-                <w:sz w:val="21"/>
-              </w:rPr>
-              <w:t>test</w:t>
+              <w:t>A test</w:t>
             </w:r>
           </w:p>
         </w:tc>
@@ -45859,7 +46378,13 @@
               <w:rPr>
                 <w:sz w:val="21"/>
               </w:rPr>
-              <w:t>Tokenizer, BCE, seed, checkpoint và scores</w:t>
+              <w:t xml:space="preserve">Tokenizer, BCE, seed, checkpoint và </w:t>
+            </w:r>
+            <w:r>
+              <w:rPr>
+                <w:sz w:val="21"/>
+              </w:rPr>
+              <w:t>scores</w:t>
             </w:r>
           </w:p>
         </w:tc>
@@ -46050,250 +46575,9 @@
       <w:pPr>
         <w:pStyle w:val="Heading2"/>
       </w:pPr>
-      <w:bookmarkStart w:id="96" w:name="_Toc242423260"/>
+      <w:bookmarkStart w:id="97" w:name="_Toc242538040"/>
       <w:r>
         <w:t>A.2. Giả mã cài đặt LR đa nhãn từ đầu</w:t>
-      </w:r>
-      <w:bookmarkEnd w:id="96"/>
-    </w:p>
-    <w:p>
-      <w:pPr>
-        <w:shd w:val="clear" w:color="auto" w:fill="F2F3F4"/>
-        <w:spacing w:before="80" w:after="160" w:line="240" w:lineRule="auto"/>
-      </w:pPr>
-      <w:r>
-        <w:rPr>
-          <w:rFonts w:ascii="Consolas" w:eastAsia="Consolas" w:hAnsi="Consolas" w:cs="Consolas"/>
-          <w:sz w:val="18"/>
-        </w:rPr>
-        <w:t># Ví d</w:t>
-      </w:r>
-      <w:r>
-        <w:rPr>
-          <w:rFonts w:ascii="Consolas" w:eastAsia="Consolas" w:hAnsi="Consolas" w:cs="Consolas"/>
-          <w:sz w:val="18"/>
-        </w:rPr>
-        <w:t>ụ</w:t>
-      </w:r>
-      <w:r>
-        <w:rPr>
-          <w:rFonts w:ascii="Consolas" w:eastAsia="Consolas" w:hAnsi="Consolas" w:cs="Consolas"/>
-          <w:sz w:val="18"/>
-        </w:rPr>
-        <w:t xml:space="preserve"> h</w:t>
-      </w:r>
-      <w:r>
-        <w:rPr>
-          <w:rFonts w:ascii="Consolas" w:eastAsia="Consolas" w:hAnsi="Consolas" w:cs="Consolas"/>
-          <w:sz w:val="18"/>
-        </w:rPr>
-        <w:t>ọ</w:t>
-      </w:r>
-      <w:r>
-        <w:rPr>
-          <w:rFonts w:ascii="Consolas" w:eastAsia="Consolas" w:hAnsi="Consolas" w:cs="Consolas"/>
-          <w:sz w:val="18"/>
-        </w:rPr>
-        <w:t>c nguyên lý trên ma tr</w:t>
-      </w:r>
-      <w:r>
-        <w:rPr>
-          <w:rFonts w:ascii="Consolas" w:eastAsia="Consolas" w:hAnsi="Consolas" w:cs="Consolas"/>
-          <w:sz w:val="18"/>
-        </w:rPr>
-        <w:t>ậ</w:t>
-      </w:r>
-      <w:r>
-        <w:rPr>
-          <w:rFonts w:ascii="Consolas" w:eastAsia="Consolas" w:hAnsi="Consolas" w:cs="Consolas"/>
-          <w:sz w:val="18"/>
-        </w:rPr>
-        <w:t>n nh</w:t>
-      </w:r>
-      <w:r>
-        <w:rPr>
-          <w:rFonts w:ascii="Consolas" w:eastAsia="Consolas" w:hAnsi="Consolas" w:cs="Consolas"/>
-          <w:sz w:val="18"/>
-        </w:rPr>
-        <w:t>ỏ</w:t>
-      </w:r>
-      <w:r>
-        <w:rPr>
-          <w:rFonts w:ascii="Consolas" w:eastAsia="Consolas" w:hAnsi="Consolas" w:cs="Consolas"/>
-          <w:sz w:val="18"/>
-        </w:rPr>
-        <w:t>; không ph</w:t>
-      </w:r>
-      <w:r>
-        <w:rPr>
-          <w:rFonts w:ascii="Consolas" w:eastAsia="Consolas" w:hAnsi="Consolas" w:cs="Consolas"/>
-          <w:sz w:val="18"/>
-        </w:rPr>
-        <w:t>ả</w:t>
-      </w:r>
-      <w:r>
-        <w:rPr>
-          <w:rFonts w:ascii="Consolas" w:eastAsia="Consolas" w:hAnsi="Consolas" w:cs="Consolas"/>
-          <w:sz w:val="18"/>
-        </w:rPr>
-        <w:t>i solver benchmark.</w:t>
-      </w:r>
-      <w:r>
-        <w:rPr>
-          <w:rFonts w:ascii="Consolas" w:eastAsia="Consolas" w:hAnsi="Consolas" w:cs="Consolas"/>
-          <w:sz w:val="18"/>
-        </w:rPr>
-        <w:br/>
-        <w:t>weights = zeros((n_features, n_labels))</w:t>
-      </w:r>
-      <w:r>
-        <w:rPr>
-          <w:rFonts w:ascii="Consolas" w:eastAsia="Consolas" w:hAnsi="Consolas" w:cs="Consolas"/>
-          <w:sz w:val="18"/>
-        </w:rPr>
-        <w:br/>
-        <w:t>bias = zeros(n_labels)</w:t>
-      </w:r>
-      <w:r>
-        <w:rPr>
-          <w:rFonts w:ascii="Consolas" w:eastAsia="Consolas" w:hAnsi="Consolas" w:cs="Consolas"/>
-          <w:sz w:val="18"/>
-        </w:rPr>
-        <w:br/>
-        <w:t>for step in range(n_steps):</w:t>
-      </w:r>
-      <w:r>
-        <w:rPr>
-          <w:rFonts w:ascii="Consolas" w:eastAsia="Consolas" w:hAnsi="Consolas" w:cs="Consolas"/>
-          <w:sz w:val="18"/>
-        </w:rPr>
-        <w:br/>
-        <w:t xml:space="preserve">    logits = X @ weights + bias</w:t>
-      </w:r>
-      <w:r>
-        <w:rPr>
-          <w:rFonts w:ascii="Consolas" w:eastAsia="Consolas" w:hAnsi="Consolas" w:cs="Consolas"/>
-          <w:sz w:val="18"/>
-        </w:rPr>
-        <w:br/>
-        <w:t xml:space="preserve">    scores = sigmoid_stable(logits)</w:t>
-      </w:r>
-      <w:r>
-        <w:rPr>
-          <w:rFonts w:ascii="Consolas" w:eastAsia="Consolas" w:hAnsi="Consolas" w:cs="Consolas"/>
-          <w:sz w:val="18"/>
-        </w:rPr>
-        <w:br/>
-        <w:t xml:space="preserve">    # BCE trung bình theo m</w:t>
-      </w:r>
-      <w:r>
-        <w:rPr>
-          <w:rFonts w:ascii="Consolas" w:eastAsia="Consolas" w:hAnsi="Consolas" w:cs="Consolas"/>
-          <w:sz w:val="18"/>
-        </w:rPr>
-        <w:t>ẫ</w:t>
-      </w:r>
-      <w:r>
-        <w:rPr>
-          <w:rFonts w:ascii="Consolas" w:eastAsia="Consolas" w:hAnsi="Consolas" w:cs="Consolas"/>
-          <w:sz w:val="18"/>
-        </w:rPr>
-        <w:t>u, c</w:t>
-      </w:r>
-      <w:r>
-        <w:rPr>
-          <w:rFonts w:ascii="Consolas" w:eastAsia="Consolas" w:hAnsi="Consolas" w:cs="Consolas"/>
-          <w:sz w:val="18"/>
-        </w:rPr>
-        <w:t>ộ</w:t>
-      </w:r>
-      <w:r>
-        <w:rPr>
-          <w:rFonts w:ascii="Consolas" w:eastAsia="Consolas" w:hAnsi="Consolas" w:cs="Consolas"/>
-          <w:sz w:val="18"/>
-        </w:rPr>
-        <w:t>ng theo các nhãn.</w:t>
-      </w:r>
-      <w:r>
-        <w:rPr>
-          <w:rFonts w:ascii="Consolas" w:eastAsia="Consolas" w:hAnsi="Consolas" w:cs="Consolas"/>
-          <w:sz w:val="18"/>
-        </w:rPr>
-        <w:br/>
-        <w:t xml:space="preserve">    loss = binary_cross_entropy(Y, scores)</w:t>
-      </w:r>
-      <w:r>
-        <w:rPr>
-          <w:rFonts w:ascii="Consolas" w:eastAsia="Consolas" w:hAnsi="Consolas" w:cs="Consolas"/>
-          <w:sz w:val="18"/>
-        </w:rPr>
-        <w:br/>
-        <w:t xml:space="preserve">    error = scores - Y</w:t>
-      </w:r>
-      <w:r>
-        <w:rPr>
-          <w:rFonts w:ascii="Consolas" w:eastAsia="Consolas" w:hAnsi="Consolas" w:cs="Consolas"/>
-          <w:sz w:val="18"/>
-        </w:rPr>
-        <w:br/>
-        <w:t xml:space="preserve">    grad_weights = X.T @ error / len(X)</w:t>
-      </w:r>
-      <w:r>
-        <w:rPr>
-          <w:rFonts w:ascii="Consolas" w:eastAsia="Consolas" w:hAnsi="Consolas" w:cs="Consolas"/>
-          <w:sz w:val="18"/>
-        </w:rPr>
-        <w:br/>
-        <w:t xml:space="preserve">    grad_bias = error.mean(axis=0)</w:t>
-      </w:r>
-      <w:r>
-        <w:rPr>
-          <w:rFonts w:ascii="Consolas" w:eastAsia="Consolas" w:hAnsi="Consolas" w:cs="Consolas"/>
-          <w:sz w:val="18"/>
-        </w:rPr>
-        <w:br/>
-        <w:t xml:space="preserve">    weights -= learning_rate * grad_weights</w:t>
-      </w:r>
-      <w:r>
-        <w:rPr>
-          <w:rFonts w:ascii="Consolas" w:eastAsia="Consolas" w:hAnsi="Consolas" w:cs="Consolas"/>
-          <w:sz w:val="18"/>
-        </w:rPr>
-        <w:br/>
-        <w:t xml:space="preserve">    bias -= learning_rate * grad_bias</w:t>
-      </w:r>
-      <w:r>
-        <w:rPr>
-          <w:rFonts w:ascii="Consolas" w:eastAsia="Consolas" w:hAnsi="Consolas" w:cs="Consolas"/>
-          <w:sz w:val="18"/>
-        </w:rPr>
-        <w:br/>
-        <w:t>predictions = sc</w:t>
-      </w:r>
-      <w:r>
-        <w:rPr>
-          <w:rFonts w:ascii="Consolas" w:eastAsia="Consolas" w:hAnsi="Consolas" w:cs="Consolas"/>
-          <w:sz w:val="18"/>
-        </w:rPr>
-        <w:t>ores &gt;= thresholds</w:t>
-      </w:r>
-    </w:p>
-    <w:p>
-      <w:pPr>
-        <w:jc w:val="both"/>
-      </w:pPr>
-      <w:r>
-        <w:lastRenderedPageBreak/>
-        <w:t>Trong đoạn minh họa này, Y có shape N×L, X là ma trận số và sigmoid_stable cần tránh overflow. Cách lấy trung bình loss phải khớp hệ số gradient; nếu mean cả N×L, gradient cần thêm hệ số 1/L. Code tự cài cần kiểm điều này. Mẫu scikit-learn không dùng giả mã này để fit 43.410 câu.</w:t>
-      </w:r>
-    </w:p>
-    <w:p>
-      <w:pPr>
-        <w:pStyle w:val="Heading2"/>
-      </w:pPr>
-      <w:bookmarkStart w:id="97" w:name="_Toc242423261"/>
-      <w:r>
-        <w:t>A.3. Baseline bằng thư viện</w:t>
       </w:r>
       <w:bookmarkEnd w:id="97"/>
     </w:p>
@@ -46307,7 +46591,77 @@
           <w:rFonts w:ascii="Consolas" w:eastAsia="Consolas" w:hAnsi="Consolas" w:cs="Consolas"/>
           <w:sz w:val="18"/>
         </w:rPr>
-        <w:t>vectorizer = TfidfVectorizer(</w:t>
+        <w:t># Ví d</w:t>
+      </w:r>
+      <w:r>
+        <w:rPr>
+          <w:rFonts w:ascii="Consolas" w:eastAsia="Consolas" w:hAnsi="Consolas" w:cs="Consolas"/>
+          <w:sz w:val="18"/>
+        </w:rPr>
+        <w:t>ụ</w:t>
+      </w:r>
+      <w:r>
+        <w:rPr>
+          <w:rFonts w:ascii="Consolas" w:eastAsia="Consolas" w:hAnsi="Consolas" w:cs="Consolas"/>
+          <w:sz w:val="18"/>
+        </w:rPr>
+        <w:t xml:space="preserve"> h</w:t>
+      </w:r>
+      <w:r>
+        <w:rPr>
+          <w:rFonts w:ascii="Consolas" w:eastAsia="Consolas" w:hAnsi="Consolas" w:cs="Consolas"/>
+          <w:sz w:val="18"/>
+        </w:rPr>
+        <w:t>ọ</w:t>
+      </w:r>
+      <w:r>
+        <w:rPr>
+          <w:rFonts w:ascii="Consolas" w:eastAsia="Consolas" w:hAnsi="Consolas" w:cs="Consolas"/>
+          <w:sz w:val="18"/>
+        </w:rPr>
+        <w:t>c nguyên lý trên ma tr</w:t>
+      </w:r>
+      <w:r>
+        <w:rPr>
+          <w:rFonts w:ascii="Consolas" w:eastAsia="Consolas" w:hAnsi="Consolas" w:cs="Consolas"/>
+          <w:sz w:val="18"/>
+        </w:rPr>
+        <w:t>ậ</w:t>
+      </w:r>
+      <w:r>
+        <w:rPr>
+          <w:rFonts w:ascii="Consolas" w:eastAsia="Consolas" w:hAnsi="Consolas" w:cs="Consolas"/>
+          <w:sz w:val="18"/>
+        </w:rPr>
+        <w:t>n nh</w:t>
+      </w:r>
+      <w:r>
+        <w:rPr>
+          <w:rFonts w:ascii="Consolas" w:eastAsia="Consolas" w:hAnsi="Consolas" w:cs="Consolas"/>
+          <w:sz w:val="18"/>
+        </w:rPr>
+        <w:t>ỏ</w:t>
+      </w:r>
+      <w:r>
+        <w:rPr>
+          <w:rFonts w:ascii="Consolas" w:eastAsia="Consolas" w:hAnsi="Consolas" w:cs="Consolas"/>
+          <w:sz w:val="18"/>
+        </w:rPr>
+        <w:t>; không ph</w:t>
+      </w:r>
+      <w:r>
+        <w:rPr>
+          <w:rFonts w:ascii="Consolas" w:eastAsia="Consolas" w:hAnsi="Consolas" w:cs="Consolas"/>
+          <w:sz w:val="18"/>
+        </w:rPr>
+        <w:t>ả</w:t>
+      </w:r>
+      <w:r>
+        <w:rPr>
+          <w:rFonts w:ascii="Consolas" w:eastAsia="Consolas" w:hAnsi="Consolas" w:cs="Consolas"/>
+          <w:sz w:val="18"/>
+        </w:rPr>
+        <w:t>i solver benchmark.</w:t>
       </w:r>
       <w:r>
         <w:rPr>
@@ -46315,6 +46669,183 @@
           <w:sz w:val="18"/>
         </w:rPr>
         <w:br/>
+        <w:t>weights = zeros((n_features, n_labels))</w:t>
+      </w:r>
+      <w:r>
+        <w:rPr>
+          <w:rFonts w:ascii="Consolas" w:eastAsia="Consolas" w:hAnsi="Consolas" w:cs="Consolas"/>
+          <w:sz w:val="18"/>
+        </w:rPr>
+        <w:br/>
+        <w:t>bias = zeros(n_labels)</w:t>
+      </w:r>
+      <w:r>
+        <w:rPr>
+          <w:rFonts w:ascii="Consolas" w:eastAsia="Consolas" w:hAnsi="Consolas" w:cs="Consolas"/>
+          <w:sz w:val="18"/>
+        </w:rPr>
+        <w:br/>
+        <w:t>for step in range(n_steps):</w:t>
+      </w:r>
+      <w:r>
+        <w:rPr>
+          <w:rFonts w:ascii="Consolas" w:eastAsia="Consolas" w:hAnsi="Consolas" w:cs="Consolas"/>
+          <w:sz w:val="18"/>
+        </w:rPr>
+        <w:br/>
+        <w:t xml:space="preserve">    logits = X @ weights + bias</w:t>
+      </w:r>
+      <w:r>
+        <w:rPr>
+          <w:rFonts w:ascii="Consolas" w:eastAsia="Consolas" w:hAnsi="Consolas" w:cs="Consolas"/>
+          <w:sz w:val="18"/>
+        </w:rPr>
+        <w:br/>
+        <w:t xml:space="preserve">    scores = sigmoid_stable(logits)</w:t>
+      </w:r>
+      <w:r>
+        <w:rPr>
+          <w:rFonts w:ascii="Consolas" w:eastAsia="Consolas" w:hAnsi="Consolas" w:cs="Consolas"/>
+          <w:sz w:val="18"/>
+        </w:rPr>
+        <w:br/>
+        <w:t xml:space="preserve">    # BCE trung bình theo m</w:t>
+      </w:r>
+      <w:r>
+        <w:rPr>
+          <w:rFonts w:ascii="Consolas" w:eastAsia="Consolas" w:hAnsi="Consolas" w:cs="Consolas"/>
+          <w:sz w:val="18"/>
+        </w:rPr>
+        <w:t>ẫ</w:t>
+      </w:r>
+      <w:r>
+        <w:rPr>
+          <w:rFonts w:ascii="Consolas" w:eastAsia="Consolas" w:hAnsi="Consolas" w:cs="Consolas"/>
+          <w:sz w:val="18"/>
+        </w:rPr>
+        <w:t>u, c</w:t>
+      </w:r>
+      <w:r>
+        <w:rPr>
+          <w:rFonts w:ascii="Consolas" w:eastAsia="Consolas" w:hAnsi="Consolas" w:cs="Consolas"/>
+          <w:sz w:val="18"/>
+        </w:rPr>
+        <w:t>ộ</w:t>
+      </w:r>
+      <w:r>
+        <w:rPr>
+          <w:rFonts w:ascii="Consolas" w:eastAsia="Consolas" w:hAnsi="Consolas" w:cs="Consolas"/>
+          <w:sz w:val="18"/>
+        </w:rPr>
+        <w:t>ng theo các nhãn.</w:t>
+      </w:r>
+      <w:r>
+        <w:rPr>
+          <w:rFonts w:ascii="Consolas" w:eastAsia="Consolas" w:hAnsi="Consolas" w:cs="Consolas"/>
+          <w:sz w:val="18"/>
+        </w:rPr>
+        <w:br/>
+        <w:t xml:space="preserve">    loss = binary_cross_entropy(Y, scores)</w:t>
+      </w:r>
+      <w:r>
+        <w:rPr>
+          <w:rFonts w:ascii="Consolas" w:eastAsia="Consolas" w:hAnsi="Consolas" w:cs="Consolas"/>
+          <w:sz w:val="18"/>
+        </w:rPr>
+        <w:br/>
+        <w:t xml:space="preserve">    error = scores - Y</w:t>
+      </w:r>
+      <w:r>
+        <w:rPr>
+          <w:rFonts w:ascii="Consolas" w:eastAsia="Consolas" w:hAnsi="Consolas" w:cs="Consolas"/>
+          <w:sz w:val="18"/>
+        </w:rPr>
+        <w:br/>
+        <w:t xml:space="preserve">    grad_weights = X.T @ error / len(X)</w:t>
+      </w:r>
+      <w:r>
+        <w:rPr>
+          <w:rFonts w:ascii="Consolas" w:eastAsia="Consolas" w:hAnsi="Consolas" w:cs="Consolas"/>
+          <w:sz w:val="18"/>
+        </w:rPr>
+        <w:br/>
+        <w:t xml:space="preserve">    grad_bias = error.mean(axis=0)</w:t>
+      </w:r>
+      <w:r>
+        <w:rPr>
+          <w:rFonts w:ascii="Consolas" w:eastAsia="Consolas" w:hAnsi="Consolas" w:cs="Consolas"/>
+          <w:sz w:val="18"/>
+        </w:rPr>
+        <w:br/>
+        <w:t xml:space="preserve">    weights -= learning_rate * grad_weights</w:t>
+      </w:r>
+      <w:r>
+        <w:rPr>
+          <w:rFonts w:ascii="Consolas" w:eastAsia="Consolas" w:hAnsi="Consolas" w:cs="Consolas"/>
+          <w:sz w:val="18"/>
+        </w:rPr>
+        <w:br/>
+        <w:t xml:space="preserve">    bias -= learning_rate * grad_bias</w:t>
+      </w:r>
+      <w:r>
+        <w:rPr>
+          <w:rFonts w:ascii="Consolas" w:eastAsia="Consolas" w:hAnsi="Consolas" w:cs="Consolas"/>
+          <w:sz w:val="18"/>
+        </w:rPr>
+        <w:br/>
+        <w:t>predictions = sc</w:t>
+      </w:r>
+      <w:r>
+        <w:rPr>
+          <w:rFonts w:ascii="Consolas" w:eastAsia="Consolas" w:hAnsi="Consolas" w:cs="Consolas"/>
+          <w:sz w:val="18"/>
+        </w:rPr>
+        <w:t>ores &gt;= thresholds</w:t>
+      </w:r>
+    </w:p>
+    <w:p>
+      <w:pPr>
+        <w:jc w:val="both"/>
+      </w:pPr>
+      <w:r>
+        <w:lastRenderedPageBreak/>
+        <w:t>Trong đoạn minh họa này, Y có shape N×L, X là ma trận số và sigmoid_stable cần tránh overflow. Cách lấy trung bình loss phải khớp hệ số gradient; nếu mean cả N×L, gradient cần thêm hệ số 1/L. Code tự cài cần kiểm điều này. Mẫu scikit-learn không dùng giả mã này để fit 43.410 câu.</w:t>
+      </w:r>
+    </w:p>
+    <w:p>
+      <w:pPr>
+        <w:pStyle w:val="Heading2"/>
+      </w:pPr>
+      <w:bookmarkStart w:id="98" w:name="_Toc242538041"/>
+      <w:r>
+        <w:t>A.3. Baseline bằng thư viện</w:t>
+      </w:r>
+      <w:bookmarkEnd w:id="98"/>
+    </w:p>
+    <w:p>
+      <w:pPr>
+        <w:shd w:val="clear" w:color="auto" w:fill="F2F3F4"/>
+        <w:spacing w:before="80" w:after="160" w:line="240" w:lineRule="auto"/>
+      </w:pPr>
+      <w:r>
+        <w:rPr>
+          <w:rFonts w:ascii="Consolas" w:eastAsia="Consolas" w:hAnsi="Consolas" w:cs="Consolas"/>
+          <w:sz w:val="18"/>
+        </w:rPr>
+        <w:t>vectorizer = TfidfVectorizer(</w:t>
+      </w:r>
+      <w:r>
+        <w:rPr>
+          <w:rFonts w:ascii="Consolas" w:eastAsia="Consolas" w:hAnsi="Consolas" w:cs="Consolas"/>
+          <w:sz w:val="18"/>
+        </w:rPr>
+        <w:br/>
+      </w:r>
+      <w:r>
+        <w:rPr>
+          <w:rFonts w:ascii="Consolas" w:eastAsia="Consolas" w:hAnsi="Consolas" w:cs="Consolas"/>
+          <w:sz w:val="18"/>
+        </w:rPr>
         <w:t xml:space="preserve">    ngram_range=(1, 2), min_df=2, max_features=100_000</w:t>
       </w:r>
       <w:r>
@@ -46418,11 +46949,11 @@
       <w:pPr>
         <w:pStyle w:val="Heading2"/>
       </w:pPr>
-      <w:bookmarkStart w:id="98" w:name="_Toc242423262"/>
+      <w:bookmarkStart w:id="99" w:name="_Toc242538042"/>
       <w:r>
         <w:t>A.4. Thứ tự đọc và chạy</w:t>
       </w:r>
-      <w:bookmarkEnd w:id="98"/>
+      <w:bookmarkEnd w:id="99"/>
     </w:p>
     <w:p>
       <w:pPr>
@@ -46489,11 +47020,11 @@
       <w:pPr>
         <w:pStyle w:val="Heading2"/>
       </w:pPr>
-      <w:bookmarkStart w:id="99" w:name="_Toc242423263"/>
+      <w:bookmarkStart w:id="100" w:name="_Toc242538043"/>
       <w:r>
         <w:t>A.5. Những nội dung mỗi người cần giải thích khi bảo vệ</w:t>
       </w:r>
-      <w:bookmarkEnd w:id="99"/>
+      <w:bookmarkEnd w:id="100"/>
     </w:p>
     <w:p>
       <w:pPr>
@@ -46540,10 +47071,7 @@
         <w:pStyle w:val="ListNumber"/>
       </w:pPr>
       <w:r>
-        <w:t xml:space="preserve">C </w:t>
-      </w:r>
-      <w:r>
-        <w:t>có logits, BCE và sigmoid ở vị trí nào; nhãn phải có kiểu/shape gì?</w:t>
+        <w:t>C có logits, BCE và sigmoid ở vị trí nào; nhãn phải có kiểu/shape gì?</w:t>
       </w:r>
     </w:p>
     <w:p>
@@ -46583,32 +47111,32 @@
       <w:pPr>
         <w:pStyle w:val="Heading1"/>
       </w:pPr>
-      <w:bookmarkStart w:id="100" w:name="_Toc242423264"/>
+      <w:bookmarkStart w:id="101" w:name="_Toc242538044"/>
       <w:r>
         <w:lastRenderedPageBreak/>
         <w:t>PHỤ LỤC B. PHÂN CÔNG VÀ ĐÓNG GÓP</w:t>
       </w:r>
-      <w:bookmarkEnd w:id="100"/>
+      <w:bookmarkEnd w:id="101"/>
     </w:p>
     <w:p>
       <w:pPr>
         <w:pStyle w:val="Heading2"/>
       </w:pPr>
-      <w:bookmarkStart w:id="101" w:name="_Toc242423265"/>
+      <w:bookmarkStart w:id="102" w:name="_Toc242538045"/>
       <w:r>
         <w:t>B.1. Phân công nhóm bốn người</w:t>
       </w:r>
-      <w:bookmarkEnd w:id="101"/>
+      <w:bookmarkEnd w:id="102"/>
     </w:p>
     <w:p>
       <w:pPr>
         <w:pStyle w:val="TableCaption"/>
       </w:pPr>
-      <w:bookmarkStart w:id="102" w:name="_Toc242423294"/>
+      <w:bookmarkStart w:id="103" w:name="_Toc242538075"/>
       <w:r>
         <w:t>Bảng B-1. Trách nhiệm chính và sản phẩm.</w:t>
       </w:r>
-      <w:bookmarkEnd w:id="102"/>
+      <w:bookmarkEnd w:id="103"/>
     </w:p>
     <w:tbl>
       <w:tblPr>
@@ -47023,11 +47551,11 @@
       <w:pPr>
         <w:pStyle w:val="Heading2"/>
       </w:pPr>
-      <w:bookmarkStart w:id="103" w:name="_Toc242423266"/>
+      <w:bookmarkStart w:id="104" w:name="_Toc242538046"/>
       <w:r>
         <w:t>B.2. Đóng góp thực tế cần nhóm xác nhận</w:t>
       </w:r>
-      <w:bookmarkEnd w:id="103"/>
+      <w:bookmarkEnd w:id="104"/>
     </w:p>
     <w:tbl>
       <w:tblPr>
@@ -47447,22 +47975,19 @@
         <w:jc w:val="both"/>
       </w:pPr>
       <w:r>
-        <w:t xml:space="preserve">Bảng phân công mô tả trách nhiệm; bảng đóng góp phải phản ánh công việc đã </w:t>
-      </w:r>
-      <w:r>
-        <w:t>làm. Nhóm cùng đọc, kiểm bằng artifacts và thống nhất tỷ lệ; không tự chia đều hoặc suy ra tỷ lệ chỉ từ số commit. Tài liệu/mã được hỗ trợ bằng công cụ vẫn cần thành viên kiểm tra, học và giải thích trước khi nộp.</w:t>
+        <w:t>Bảng phân công mô tả trách nhiệm; bảng đóng góp phải phản ánh công việc đã làm. Nhóm cùng đọc, kiểm bằng artifacts và thống nhất tỷ lệ; không tự chia đều hoặc suy ra tỷ lệ chỉ từ số commit. Tài liệu/mã được hỗ trợ bằng công cụ vẫn cần thành viên kiểm tra, học và giải thích trước khi nộp.</w:t>
       </w:r>
     </w:p>
     <w:p>
       <w:pPr>
         <w:pStyle w:val="Heading2"/>
       </w:pPr>
-      <w:bookmarkStart w:id="104" w:name="_Toc242423267"/>
+      <w:bookmarkStart w:id="105" w:name="_Toc242538047"/>
       <w:r>
         <w:lastRenderedPageBreak/>
         <w:t>B.3. Checklist cuối trước nộp</w:t>
       </w:r>
-      <w:bookmarkEnd w:id="104"/>
+      <w:bookmarkEnd w:id="105"/>
     </w:p>
     <w:p>
       <w:pPr>
@@ -47548,11 +48073,11 @@
       <w:pPr>
         <w:pStyle w:val="Heading2"/>
       </w:pPr>
-      <w:bookmarkStart w:id="105" w:name="_Toc242423268"/>
+      <w:bookmarkStart w:id="106" w:name="_Toc242538048"/>
       <w:r>
         <w:t>B.4. Ghi nhận phần C3 Nhật Huy đã bàn giao và tích hợp</w:t>
       </w:r>
-      <w:bookmarkEnd w:id="105"/>
+      <w:bookmarkEnd w:id="106"/>
     </w:p>
     <w:p>
       <w:pPr>
@@ -47641,11 +48166,11 @@
       <w:pPr>
         <w:pStyle w:val="TableCaption"/>
       </w:pPr>
-      <w:bookmarkStart w:id="106" w:name="_Toc242423295"/>
+      <w:bookmarkStart w:id="107" w:name="_Toc242538076"/>
       <w:r>
         <w:t>Bảng B-2. Hai bộ thực nghiệm DistilBERT được đọc riêng.</w:t>
       </w:r>
-      <w:bookmarkEnd w:id="106"/>
+      <w:bookmarkEnd w:id="107"/>
     </w:p>
     <w:tbl>
       <w:tblPr>
@@ -47913,19 +48438,36 @@
               <w:rPr>
                 <w:sz w:val="21"/>
               </w:rPr>
-              <w:t xml:space="preserve">Ba seed 42, 123, 2026; </w:t>
-            </w:r>
+              <w:t>Ba seed 42, 123, 2026; trainer/protocol và môi trường riêng; không dùng test</w:t>
+            </w:r>
+          </w:p>
+        </w:tc>
+        <w:tc>
+          <w:tcPr>
+            <w:tcW w:w="1987" w:type="dxa"/>
+            <w:tcMar>
+              <w:top w:w="65" w:type="dxa"/>
+              <w:left w:w="65" w:type="dxa"/>
+              <w:bottom w:w="65" w:type="dxa"/>
+              <w:right w:w="65" w:type="dxa"/>
+            </w:tcMar>
+            <w:vAlign w:val="center"/>
+          </w:tcPr>
+          <w:p>
+            <w:pPr>
+              <w:spacing w:before="40" w:after="40" w:line="252" w:lineRule="auto"/>
+            </w:pPr>
             <w:r>
               <w:rPr>
                 <w:sz w:val="21"/>
               </w:rPr>
-              <w:t>trainer/protocol và môi trường riêng; không dùng test</w:t>
-            </w:r>
-          </w:p>
-        </w:tc>
-        <w:tc>
-          <w:tcPr>
-            <w:tcW w:w="1987" w:type="dxa"/>
+              <w:t>0.4061 ± 0.0045</w:t>
+            </w:r>
+          </w:p>
+        </w:tc>
+        <w:tc>
+          <w:tcPr>
+            <w:tcW w:w="2920" w:type="dxa"/>
             <w:tcMar>
               <w:top w:w="65" w:type="dxa"/>
               <w:left w:w="65" w:type="dxa"/>
@@ -47942,30 +48484,13 @@
               <w:rPr>
                 <w:sz w:val="21"/>
               </w:rPr>
-              <w:t>0.4061 ± 0.0045</w:t>
-            </w:r>
-          </w:p>
-        </w:tc>
-        <w:tc>
-          <w:tcPr>
-            <w:tcW w:w="2920" w:type="dxa"/>
-            <w:tcMar>
-              <w:top w:w="65" w:type="dxa"/>
-              <w:left w:w="65" w:type="dxa"/>
-              <w:bottom w:w="65" w:type="dxa"/>
-              <w:right w:w="65" w:type="dxa"/>
-            </w:tcMar>
-            <w:vAlign w:val="center"/>
-          </w:tcPr>
-          <w:p>
-            <w:pPr>
-              <w:spacing w:before="40" w:after="40" w:line="252" w:lineRule="auto"/>
-            </w:pPr>
+              <w:t xml:space="preserve">Ghi nhận kết quả validation và sản </w:t>
+            </w:r>
             <w:r>
               <w:rPr>
                 <w:sz w:val="21"/>
               </w:rPr>
-              <w:t>Ghi nhận kết quả validation và sản phẩm riêng của Huy; không thay điểm test/chọn C thắng</w:t>
+              <w:t>phẩm riêng của Huy; không thay điểm test/chọn C thắng</w:t>
             </w:r>
           </w:p>
         </w:tc>
@@ -48072,7 +48597,10 @@
         <w:t>reports/execution/unit_tests_post_merge.log</w:t>
       </w:r>
       <w:r>
-        <w:t>. Snapshot 69/69 tests trước tích hợp vẫn được giữ như lịch sử; không cộng với 24 tests lịch sử của Huy thành một lượt mới. Kiểm mã không thay các thí nghiệm full hoặc chứng minh chất lượng demo trên dữ liệu mới. Thông tin hành chính và tỷ lệ đóng góp tiếp tục để nhóm xác nhận.</w:t>
+        <w:t xml:space="preserve">. Snapshot 69/69 tests trước tích hợp vẫn được giữ như lịch sử; không cộng với 24 tests lịch sử của Huy thành một lượt mới. </w:t>
+      </w:r>
+      <w:r>
+        <w:t>Kiểm mã không thay các thí nghiệm full hoặc chứng minh chất lượng demo trên dữ liệu mới. Thông tin hành chính và tỷ lệ đóng góp tiếp tục để nhóm xác nhận.</w:t>
       </w:r>
     </w:p>
     <w:sectPr>
@@ -48394,31 +48922,31 @@
       </w:rPr>
     </w:lvl>
   </w:abstractNum>
-  <w:num w:numId="1" w16cid:durableId="66653905">
+  <w:num w:numId="1" w16cid:durableId="1529679557">
     <w:abstractNumId w:val="8"/>
   </w:num>
-  <w:num w:numId="2" w16cid:durableId="512110999">
+  <w:num w:numId="2" w16cid:durableId="1687319341">
     <w:abstractNumId w:val="6"/>
   </w:num>
-  <w:num w:numId="3" w16cid:durableId="1765957323">
+  <w:num w:numId="3" w16cid:durableId="1597708295">
     <w:abstractNumId w:val="5"/>
   </w:num>
-  <w:num w:numId="4" w16cid:durableId="1566338497">
+  <w:num w:numId="4" w16cid:durableId="863442862">
     <w:abstractNumId w:val="4"/>
   </w:num>
-  <w:num w:numId="5" w16cid:durableId="1464927767">
+  <w:num w:numId="5" w16cid:durableId="1288122908">
     <w:abstractNumId w:val="7"/>
   </w:num>
-  <w:num w:numId="6" w16cid:durableId="1277442092">
+  <w:num w:numId="6" w16cid:durableId="608468984">
     <w:abstractNumId w:val="3"/>
   </w:num>
-  <w:num w:numId="7" w16cid:durableId="1808283305">
+  <w:num w:numId="7" w16cid:durableId="2144541684">
     <w:abstractNumId w:val="2"/>
   </w:num>
-  <w:num w:numId="8" w16cid:durableId="902640964">
+  <w:num w:numId="8" w16cid:durableId="1836190393">
     <w:abstractNumId w:val="1"/>
   </w:num>
-  <w:num w:numId="9" w16cid:durableId="1611738075">
+  <w:num w:numId="9" w16cid:durableId="247036748">
     <w:abstractNumId w:val="0"/>
   </w:num>
 </w:numbering>
@@ -59842,7 +60370,7 @@
     <w:autoRedefine/>
     <w:uiPriority w:val="39"/>
     <w:unhideWhenUsed/>
-    <w:rsid w:val="00A9263F"/>
+    <w:rsid w:val="000A4C0E"/>
     <w:pPr>
       <w:spacing w:after="100"/>
     </w:pPr>
@@ -59854,7 +60382,7 @@
     <w:autoRedefine/>
     <w:uiPriority w:val="39"/>
     <w:unhideWhenUsed/>
-    <w:rsid w:val="00A9263F"/>
+    <w:rsid w:val="000A4C0E"/>
     <w:pPr>
       <w:spacing w:after="100"/>
       <w:ind w:left="240"/>
@@ -59867,7 +60395,7 @@
     <w:autoRedefine/>
     <w:uiPriority w:val="39"/>
     <w:unhideWhenUsed/>
-    <w:rsid w:val="00A9263F"/>
+    <w:rsid w:val="000A4C0E"/>
     <w:pPr>
       <w:spacing w:after="100"/>
       <w:ind w:left="480"/>
@@ -59878,7 +60406,7 @@
     <w:basedOn w:val="DefaultParagraphFont"/>
     <w:uiPriority w:val="99"/>
     <w:unhideWhenUsed/>
-    <w:rsid w:val="00A9263F"/>
+    <w:rsid w:val="000A4C0E"/>
     <w:rPr>
       <w:color w:val="0000FF" w:themeColor="hyperlink"/>
       <w:u w:val="single"/>
